--- a/flow/20230905_templates/Літургія - Мінея/12-Літургія-шаблони.docx
+++ b/flow/20230905_templates/Літургія - Мінея/12-Літургія-шаблони.docx
@@ -7407,16 +7407,6 @@
         </w:rPr>
         <w:t xml:space="preserve"> Як світи́льник яви́вся ти світлі́ший у те́мряві неві́дання си́дячим, страстоте́рпче,* ві́рою бо, як копіє́м, захисти́вшись, роз’я́рення ворогі́в ти не побоя́вся, Євстра́тію,* бу́вши з ри́торів найкрасномо́вніший.</w:t>
       </w:r>
-      <w:r>
-        <w:rPr>
-          <w:rFonts w:ascii="Times New Roman" w:eastAsia="Times New Roman" w:hAnsi="Times New Roman" w:cs="Times New Roman"/>
-          <w:i/>
-          <w:color w:val="FF4400"/>
-          <w:sz w:val="24"/>
-          <w:szCs w:val="24"/>
-        </w:rPr>
-        <w:t xml:space="preserve"> </w:t>
-      </w:r>
     </w:p>
     <w:p>
       <w:pPr>
@@ -9098,20 +9088,23 @@
         <w:spacing w:after="120" w:line="240" w:lineRule="auto"/>
         <w:rPr>
           <w:rFonts w:ascii="Times New Roman" w:eastAsia="Times New Roman" w:hAnsi="Times New Roman" w:cs="Times New Roman"/>
-          <w:sz w:val="24"/>
-          <w:szCs w:val="24"/>
-        </w:rPr>
-      </w:pPr>
-      <w:r>
-        <w:rPr>
-          <w:rFonts w:ascii="Times New Roman" w:eastAsia="Times New Roman" w:hAnsi="Times New Roman" w:cs="Times New Roman"/>
           <w:b/>
           <w:i/>
           <w:color w:val="FF4400"/>
           <w:sz w:val="24"/>
           <w:szCs w:val="24"/>
         </w:rPr>
-        <w:t xml:space="preserve">Перший антифон </w:t>
+      </w:pPr>
+      <w:r>
+        <w:rPr>
+          <w:rFonts w:ascii="Times New Roman" w:eastAsia="Times New Roman" w:hAnsi="Times New Roman" w:cs="Times New Roman"/>
+          <w:b/>
+          <w:i/>
+          <w:color w:val="FF4400"/>
+          <w:sz w:val="24"/>
+          <w:szCs w:val="24"/>
+        </w:rPr>
+        <w:t>Перший антифон</w:t>
       </w:r>
     </w:p>
     <w:p>
@@ -9564,7 +9557,7 @@
           <w:szCs w:val="24"/>
         </w:rPr>
         <w:lastRenderedPageBreak/>
-        <w:t xml:space="preserve">Другий антифон </w:t>
+        <w:t>Другий антифон</w:t>
       </w:r>
     </w:p>
     <w:p>
@@ -10007,7 +10000,7 @@
           <w:sz w:val="24"/>
           <w:szCs w:val="24"/>
         </w:rPr>
-        <w:t xml:space="preserve">Третій антифон </w:t>
+        <w:t>Третій антифон</w:t>
       </w:r>
     </w:p>
     <w:p>
@@ -10499,10 +10492,9 @@
         <w:spacing w:after="120" w:line="240" w:lineRule="auto"/>
         <w:rPr>
           <w:rFonts w:ascii="Times New Roman" w:eastAsia="Times New Roman" w:hAnsi="Times New Roman" w:cs="Times New Roman"/>
-          <w:i/>
-          <w:color w:val="FF4400"/>
-          <w:sz w:val="24"/>
-          <w:szCs w:val="24"/>
+          <w:sz w:val="24"/>
+          <w:szCs w:val="24"/>
+          <w:highlight w:val="darkGray"/>
         </w:rPr>
       </w:pPr>
       <w:r>
@@ -10532,78 +10524,676 @@
         </w:rPr>
         <w:t xml:space="preserve"> Ді́ва днесь преісто́тного ро́дить* і земля́ верте́п непристу́пному прино́сить.* А́нгели з па́стирями славосло́влять,* а волхви́ зо звіздо́ю подорожу́ють,* бо ра́ди нас роди́лося дитя́ мале́ – предві́чний Бог.</w:t>
       </w:r>
-      <w:r>
-        <w:rPr>
-          <w:rFonts w:ascii="Times New Roman" w:eastAsia="Times New Roman" w:hAnsi="Times New Roman" w:cs="Times New Roman"/>
-          <w:sz w:val="24"/>
-          <w:szCs w:val="24"/>
-          <w:highlight w:val="darkGray"/>
+    </w:p>
+    <w:p>
+      <w:pPr>
+        <w:spacing w:after="120" w:line="240" w:lineRule="auto"/>
+        <w:rPr>
+          <w:rFonts w:ascii="Times New Roman" w:eastAsia="Times New Roman" w:hAnsi="Times New Roman" w:cs="Times New Roman"/>
+          <w:sz w:val="24"/>
+          <w:szCs w:val="24"/>
+          <w:highlight w:val="darkGray"/>
+        </w:rPr>
+      </w:pPr>
+      <w:r>
+        <w:rPr>
+          <w:rFonts w:ascii="Times New Roman" w:eastAsia="Times New Roman" w:hAnsi="Times New Roman" w:cs="Times New Roman"/>
+          <w:sz w:val="24"/>
+          <w:szCs w:val="24"/>
+          <w:highlight w:val="darkGray"/>
+        </w:rPr>
+        <w:t>&lt;/tropari&gt;</w:t>
+      </w:r>
+    </w:p>
+    <w:p>
+      <w:pPr>
+        <w:spacing w:after="120" w:line="240" w:lineRule="auto"/>
+        <w:rPr>
+          <w:rFonts w:ascii="Times New Roman" w:eastAsia="Times New Roman" w:hAnsi="Times New Roman" w:cs="Times New Roman"/>
+          <w:sz w:val="24"/>
+          <w:szCs w:val="24"/>
+        </w:rPr>
+      </w:pPr>
+      <w:r>
+        <w:rPr>
+          <w:rFonts w:ascii="Times New Roman" w:eastAsia="Times New Roman" w:hAnsi="Times New Roman" w:cs="Times New Roman"/>
+          <w:sz w:val="24"/>
+          <w:szCs w:val="24"/>
+          <w:highlight w:val="darkGray"/>
+        </w:rPr>
+        <w:t>&lt;trysviate&gt;</w:t>
+      </w:r>
+    </w:p>
+    <w:p>
+      <w:pPr>
+        <w:spacing w:after="120" w:line="240" w:lineRule="auto"/>
+        <w:rPr>
+          <w:rFonts w:ascii="Times New Roman" w:eastAsia="Times New Roman" w:hAnsi="Times New Roman" w:cs="Times New Roman"/>
+          <w:sz w:val="24"/>
+          <w:szCs w:val="24"/>
+        </w:rPr>
+      </w:pPr>
+      <w:r>
+        <w:rPr>
+          <w:rFonts w:ascii="Times New Roman" w:eastAsia="Times New Roman" w:hAnsi="Times New Roman" w:cs="Times New Roman"/>
+          <w:i/>
+          <w:color w:val="FF4400"/>
+          <w:sz w:val="24"/>
+          <w:szCs w:val="24"/>
+        </w:rPr>
+        <w:t>Замість Трисвятого:</w:t>
+      </w:r>
+      <w:r>
+        <w:rPr>
+          <w:rFonts w:ascii="Times New Roman" w:eastAsia="Times New Roman" w:hAnsi="Times New Roman" w:cs="Times New Roman"/>
+          <w:b/>
+          <w:sz w:val="24"/>
+          <w:szCs w:val="24"/>
         </w:rPr>
         <w:t xml:space="preserve"> </w:t>
       </w:r>
-    </w:p>
-    <w:p>
-      <w:pPr>
-        <w:spacing w:after="120" w:line="240" w:lineRule="auto"/>
-        <w:rPr>
-          <w:rFonts w:ascii="Times New Roman" w:eastAsia="Times New Roman" w:hAnsi="Times New Roman" w:cs="Times New Roman"/>
-          <w:sz w:val="24"/>
-          <w:szCs w:val="24"/>
-          <w:highlight w:val="darkGray"/>
-        </w:rPr>
-      </w:pPr>
-      <w:r>
-        <w:rPr>
-          <w:rFonts w:ascii="Times New Roman" w:eastAsia="Times New Roman" w:hAnsi="Times New Roman" w:cs="Times New Roman"/>
-          <w:sz w:val="24"/>
-          <w:szCs w:val="24"/>
-          <w:highlight w:val="darkGray"/>
-        </w:rPr>
-        <w:t>&lt;/tropari&gt;</w:t>
-      </w:r>
-    </w:p>
-    <w:p>
-      <w:pPr>
-        <w:spacing w:after="120" w:line="240" w:lineRule="auto"/>
-        <w:rPr>
-          <w:rFonts w:ascii="Times New Roman" w:eastAsia="Times New Roman" w:hAnsi="Times New Roman" w:cs="Times New Roman"/>
-          <w:sz w:val="24"/>
-          <w:szCs w:val="24"/>
-        </w:rPr>
-      </w:pPr>
-      <w:r>
-        <w:rPr>
-          <w:rFonts w:ascii="Times New Roman" w:eastAsia="Times New Roman" w:hAnsi="Times New Roman" w:cs="Times New Roman"/>
-          <w:sz w:val="24"/>
-          <w:szCs w:val="24"/>
-          <w:highlight w:val="darkGray"/>
-        </w:rPr>
-        <w:t>&lt;trysviate&gt;</w:t>
-      </w:r>
-    </w:p>
-    <w:p>
-      <w:pPr>
-        <w:spacing w:after="120" w:line="240" w:lineRule="auto"/>
-        <w:rPr>
-          <w:rFonts w:ascii="Times New Roman" w:eastAsia="Times New Roman" w:hAnsi="Times New Roman" w:cs="Times New Roman"/>
-          <w:sz w:val="24"/>
-          <w:szCs w:val="24"/>
-        </w:rPr>
-      </w:pPr>
-      <w:r>
-        <w:rPr>
-          <w:rFonts w:ascii="Times New Roman" w:eastAsia="Times New Roman" w:hAnsi="Times New Roman" w:cs="Times New Roman"/>
-          <w:i/>
-          <w:color w:val="FF4400"/>
-          <w:sz w:val="24"/>
-          <w:szCs w:val="24"/>
-        </w:rPr>
-        <w:t>Замість Трисвятого:</w:t>
-      </w:r>
-      <w:r>
-        <w:rPr>
-          <w:rFonts w:ascii="Times New Roman" w:eastAsia="Times New Roman" w:hAnsi="Times New Roman" w:cs="Times New Roman"/>
-          <w:b/>
+      <w:r>
+        <w:rPr>
+          <w:rFonts w:ascii="Times New Roman" w:eastAsia="Times New Roman" w:hAnsi="Times New Roman" w:cs="Times New Roman"/>
+          <w:sz w:val="24"/>
+          <w:szCs w:val="24"/>
+        </w:rPr>
+        <w:t xml:space="preserve">Ви, що в Христа́ хрести́лися, у Христа́ зодягну́лися. Алилу́я. </w:t>
+      </w:r>
+      <w:r>
+        <w:rPr>
+          <w:rFonts w:ascii="Times New Roman" w:eastAsia="Times New Roman" w:hAnsi="Times New Roman" w:cs="Times New Roman"/>
+          <w:i/>
+          <w:color w:val="FF4400"/>
+          <w:sz w:val="24"/>
+          <w:szCs w:val="24"/>
+        </w:rPr>
+        <w:t>(3)</w:t>
+      </w:r>
+    </w:p>
+    <w:p>
+      <w:pPr>
+        <w:spacing w:after="120" w:line="240" w:lineRule="auto"/>
+        <w:rPr>
+          <w:rFonts w:ascii="Times New Roman" w:eastAsia="Times New Roman" w:hAnsi="Times New Roman" w:cs="Times New Roman"/>
+          <w:sz w:val="24"/>
+          <w:szCs w:val="24"/>
+        </w:rPr>
+      </w:pPr>
+      <w:r>
+        <w:rPr>
+          <w:rFonts w:ascii="Times New Roman" w:eastAsia="Times New Roman" w:hAnsi="Times New Roman" w:cs="Times New Roman"/>
+          <w:sz w:val="24"/>
+          <w:szCs w:val="24"/>
+        </w:rPr>
+        <w:t>Сла́ва Отцю́, і Си́ну, і Свято́му Ду́хові, і ни́ні, і повсякча́с, і на ві́ки вікі́в. Амі́нь.</w:t>
+      </w:r>
+    </w:p>
+    <w:p>
+      <w:pPr>
+        <w:spacing w:after="120" w:line="240" w:lineRule="auto"/>
+        <w:rPr>
+          <w:rFonts w:ascii="Times New Roman" w:eastAsia="Times New Roman" w:hAnsi="Times New Roman" w:cs="Times New Roman"/>
+          <w:sz w:val="24"/>
+          <w:szCs w:val="24"/>
+        </w:rPr>
+      </w:pPr>
+      <w:r>
+        <w:rPr>
+          <w:rFonts w:ascii="Times New Roman" w:eastAsia="Times New Roman" w:hAnsi="Times New Roman" w:cs="Times New Roman"/>
+          <w:sz w:val="24"/>
+          <w:szCs w:val="24"/>
+        </w:rPr>
+        <w:t>У Христа́ зодягну́лися. Алилу́я.</w:t>
+      </w:r>
+    </w:p>
+    <w:p>
+      <w:pPr>
+        <w:spacing w:after="120" w:line="240" w:lineRule="auto"/>
+        <w:rPr>
+          <w:rFonts w:ascii="Times New Roman" w:eastAsia="Times New Roman" w:hAnsi="Times New Roman" w:cs="Times New Roman"/>
+          <w:i/>
+          <w:color w:val="FF4400"/>
+          <w:sz w:val="24"/>
+          <w:szCs w:val="24"/>
+        </w:rPr>
+      </w:pPr>
+      <w:r>
+        <w:rPr>
+          <w:rFonts w:ascii="Times New Roman" w:eastAsia="Times New Roman" w:hAnsi="Times New Roman" w:cs="Times New Roman"/>
+          <w:sz w:val="24"/>
+          <w:szCs w:val="24"/>
+        </w:rPr>
+        <w:t>Ви, що в Христа́ хрести́лися, у Христа́ зодягну́лися. Алилу́я.</w:t>
+      </w:r>
+    </w:p>
+    <w:p>
+      <w:pPr>
+        <w:spacing w:after="120" w:line="240" w:lineRule="auto"/>
+        <w:rPr>
+          <w:rFonts w:ascii="Times New Roman" w:eastAsia="Times New Roman" w:hAnsi="Times New Roman" w:cs="Times New Roman"/>
+          <w:sz w:val="24"/>
+          <w:szCs w:val="24"/>
+          <w:highlight w:val="darkGray"/>
+        </w:rPr>
+      </w:pPr>
+      <w:r>
+        <w:rPr>
+          <w:rFonts w:ascii="Times New Roman" w:eastAsia="Times New Roman" w:hAnsi="Times New Roman" w:cs="Times New Roman"/>
+          <w:sz w:val="24"/>
+          <w:szCs w:val="24"/>
+          <w:highlight w:val="darkGray"/>
+        </w:rPr>
+        <w:t>&lt;/trysviate&gt;</w:t>
+      </w:r>
+    </w:p>
+    <w:p>
+      <w:pPr>
+        <w:spacing w:after="120" w:line="240" w:lineRule="auto"/>
+        <w:rPr>
+          <w:rFonts w:ascii="Times New Roman" w:eastAsia="Times New Roman" w:hAnsi="Times New Roman" w:cs="Times New Roman"/>
+          <w:sz w:val="24"/>
+          <w:szCs w:val="24"/>
+        </w:rPr>
+      </w:pPr>
+      <w:r>
+        <w:rPr>
+          <w:rFonts w:ascii="Times New Roman" w:eastAsia="Times New Roman" w:hAnsi="Times New Roman" w:cs="Times New Roman"/>
+          <w:sz w:val="24"/>
+          <w:szCs w:val="24"/>
+          <w:highlight w:val="darkGray"/>
+        </w:rPr>
+        <w:t>&lt;prokimen&gt;</w:t>
+      </w:r>
+    </w:p>
+    <w:p>
+      <w:pPr>
+        <w:spacing w:after="120" w:line="240" w:lineRule="auto"/>
+        <w:rPr>
+          <w:rFonts w:ascii="Times New Roman" w:eastAsia="Times New Roman" w:hAnsi="Times New Roman" w:cs="Times New Roman"/>
+          <w:sz w:val="24"/>
+          <w:szCs w:val="24"/>
+        </w:rPr>
+      </w:pPr>
+      <w:r>
+        <w:rPr>
+          <w:rFonts w:ascii="Times New Roman" w:eastAsia="Times New Roman" w:hAnsi="Times New Roman" w:cs="Times New Roman"/>
+          <w:i/>
+          <w:color w:val="FF4400"/>
+          <w:sz w:val="24"/>
+          <w:szCs w:val="24"/>
+        </w:rPr>
+        <w:t>Прокімен (г. 8):</w:t>
+      </w:r>
+      <w:r>
+        <w:rPr>
+          <w:rFonts w:ascii="Times New Roman" w:eastAsia="Times New Roman" w:hAnsi="Times New Roman" w:cs="Times New Roman"/>
+          <w:sz w:val="24"/>
+          <w:szCs w:val="24"/>
+        </w:rPr>
+        <w:t xml:space="preserve"> Вся земля́ неха́й покло́ниться Тобі́ і співа́є Тобі́, неха́й же співа́є і́мені Твоє́му, Всеви́шній! </w:t>
+      </w:r>
+      <w:r>
+        <w:rPr>
+          <w:rFonts w:ascii="Times New Roman" w:eastAsia="Times New Roman" w:hAnsi="Times New Roman" w:cs="Times New Roman"/>
+          <w:i/>
+          <w:color w:val="FF4400"/>
+          <w:sz w:val="24"/>
+          <w:szCs w:val="24"/>
+        </w:rPr>
+        <w:t>(Пс. 65,4)</w:t>
+      </w:r>
+    </w:p>
+    <w:p>
+      <w:pPr>
+        <w:spacing w:after="120" w:line="240" w:lineRule="auto"/>
+        <w:rPr>
+          <w:rFonts w:ascii="Times New Roman" w:eastAsia="Times New Roman" w:hAnsi="Times New Roman" w:cs="Times New Roman"/>
+          <w:i/>
+          <w:color w:val="FF4400"/>
+          <w:sz w:val="24"/>
+          <w:szCs w:val="24"/>
+        </w:rPr>
+      </w:pPr>
+      <w:r>
+        <w:rPr>
+          <w:rFonts w:ascii="Times New Roman" w:eastAsia="Times New Roman" w:hAnsi="Times New Roman" w:cs="Times New Roman"/>
+          <w:i/>
+          <w:color w:val="FF4400"/>
+          <w:sz w:val="24"/>
+          <w:szCs w:val="24"/>
+        </w:rPr>
+        <w:t>Стих:</w:t>
+      </w:r>
+      <w:r>
+        <w:rPr>
+          <w:rFonts w:ascii="Times New Roman" w:eastAsia="Times New Roman" w:hAnsi="Times New Roman" w:cs="Times New Roman"/>
+          <w:sz w:val="24"/>
+          <w:szCs w:val="24"/>
+        </w:rPr>
+        <w:t xml:space="preserve"> Воскли́кніте Господе́ві, вся зе́мле, співа́йте ж і́мені Його́, відда́йте сла́ву в хва́лі Йому! </w:t>
+      </w:r>
+      <w:r>
+        <w:rPr>
+          <w:rFonts w:ascii="Times New Roman" w:eastAsia="Times New Roman" w:hAnsi="Times New Roman" w:cs="Times New Roman"/>
+          <w:i/>
+          <w:color w:val="FF4400"/>
+          <w:sz w:val="24"/>
+          <w:szCs w:val="24"/>
+        </w:rPr>
+        <w:t>(Пс. 65,2)</w:t>
+      </w:r>
+    </w:p>
+    <w:p>
+      <w:pPr>
+        <w:spacing w:after="120" w:line="240" w:lineRule="auto"/>
+        <w:rPr>
+          <w:rFonts w:ascii="Times New Roman" w:eastAsia="Times New Roman" w:hAnsi="Times New Roman" w:cs="Times New Roman"/>
+          <w:sz w:val="24"/>
+          <w:szCs w:val="24"/>
+          <w:highlight w:val="darkGray"/>
+        </w:rPr>
+      </w:pPr>
+      <w:r>
+        <w:rPr>
+          <w:rFonts w:ascii="Times New Roman" w:eastAsia="Times New Roman" w:hAnsi="Times New Roman" w:cs="Times New Roman"/>
+          <w:sz w:val="24"/>
+          <w:szCs w:val="24"/>
+          <w:highlight w:val="darkGray"/>
+        </w:rPr>
+        <w:t>&lt;/prokimen&gt;</w:t>
+      </w:r>
+    </w:p>
+    <w:p>
+      <w:pPr>
+        <w:spacing w:after="120" w:line="240" w:lineRule="auto"/>
+        <w:rPr>
+          <w:rFonts w:ascii="Times New Roman" w:eastAsia="Times New Roman" w:hAnsi="Times New Roman" w:cs="Times New Roman"/>
+          <w:sz w:val="24"/>
+          <w:szCs w:val="24"/>
+          <w:highlight w:val="darkGray"/>
+        </w:rPr>
+      </w:pPr>
+      <w:r>
+        <w:rPr>
+          <w:rFonts w:ascii="Times New Roman" w:eastAsia="Times New Roman" w:hAnsi="Times New Roman" w:cs="Times New Roman"/>
+          <w:sz w:val="24"/>
+          <w:szCs w:val="24"/>
+          <w:highlight w:val="darkGray"/>
+        </w:rPr>
+        <w:t>&lt;apostol&gt;</w:t>
+      </w:r>
+    </w:p>
+    <w:p>
+      <w:pPr>
+        <w:rPr>
+          <w:rFonts w:ascii="Times New Roman" w:eastAsia="Times New Roman" w:hAnsi="Times New Roman" w:cs="Times New Roman"/>
+          <w:sz w:val="24"/>
+          <w:szCs w:val="24"/>
+        </w:rPr>
+      </w:pPr>
+      <w:r>
+        <w:rPr>
+          <w:rFonts w:ascii="Times New Roman" w:eastAsia="Times New Roman" w:hAnsi="Times New Roman" w:cs="Times New Roman"/>
+          <w:sz w:val="24"/>
+          <w:szCs w:val="24"/>
+        </w:rPr>
+        <w:t>#ap303</w:t>
+      </w:r>
+    </w:p>
+    <w:p>
+      <w:pPr>
+        <w:spacing w:after="120" w:line="240" w:lineRule="auto"/>
+        <w:rPr>
+          <w:rFonts w:ascii="Times New Roman" w:eastAsia="Times New Roman" w:hAnsi="Times New Roman" w:cs="Times New Roman"/>
+          <w:sz w:val="24"/>
+          <w:szCs w:val="24"/>
+          <w:highlight w:val="darkGray"/>
+        </w:rPr>
+      </w:pPr>
+      <w:r>
+        <w:rPr>
+          <w:rFonts w:ascii="Times New Roman" w:eastAsia="Times New Roman" w:hAnsi="Times New Roman" w:cs="Times New Roman"/>
+          <w:sz w:val="24"/>
+          <w:szCs w:val="24"/>
+          <w:highlight w:val="darkGray"/>
+        </w:rPr>
+        <w:t>&lt;/apostol&gt;</w:t>
+      </w:r>
+    </w:p>
+    <w:p>
+      <w:pPr>
+        <w:spacing w:after="120" w:line="240" w:lineRule="auto"/>
+        <w:rPr>
+          <w:rFonts w:ascii="Times New Roman" w:eastAsia="Times New Roman" w:hAnsi="Times New Roman" w:cs="Times New Roman"/>
+          <w:sz w:val="24"/>
+          <w:szCs w:val="24"/>
+        </w:rPr>
+      </w:pPr>
+      <w:r>
+        <w:rPr>
+          <w:rFonts w:ascii="Times New Roman" w:eastAsia="Times New Roman" w:hAnsi="Times New Roman" w:cs="Times New Roman"/>
+          <w:sz w:val="24"/>
+          <w:szCs w:val="24"/>
+          <w:highlight w:val="darkGray"/>
+        </w:rPr>
+        <w:t>&lt;aleluia&gt;</w:t>
+      </w:r>
+    </w:p>
+    <w:p>
+      <w:pPr>
+        <w:spacing w:after="120" w:line="240" w:lineRule="auto"/>
+        <w:rPr>
+          <w:rFonts w:ascii="Times New Roman" w:eastAsia="Times New Roman" w:hAnsi="Times New Roman" w:cs="Times New Roman"/>
+          <w:i/>
+          <w:color w:val="FF4400"/>
+          <w:sz w:val="24"/>
+          <w:szCs w:val="24"/>
+        </w:rPr>
+      </w:pPr>
+      <w:r>
+        <w:rPr>
+          <w:rFonts w:ascii="Times New Roman" w:eastAsia="Times New Roman" w:hAnsi="Times New Roman" w:cs="Times New Roman"/>
+          <w:i/>
+          <w:color w:val="FF4400"/>
+          <w:sz w:val="24"/>
+          <w:szCs w:val="24"/>
+        </w:rPr>
+        <w:t>Алилуя (г. 1):</w:t>
+      </w:r>
+      <w:r>
+        <w:rPr>
+          <w:rFonts w:ascii="Times New Roman" w:eastAsia="Times New Roman" w:hAnsi="Times New Roman" w:cs="Times New Roman"/>
+          <w:sz w:val="24"/>
+          <w:szCs w:val="24"/>
+        </w:rPr>
+        <w:t xml:space="preserve"> Небеса́ оповіда́ють сла́ву Бо́жу, творíння ж рук Його́ сповіща́є твердь.</w:t>
+      </w:r>
+      <w:r>
+        <w:rPr>
+          <w:rFonts w:ascii="Times New Roman" w:eastAsia="Times New Roman" w:hAnsi="Times New Roman" w:cs="Times New Roman"/>
+          <w:i/>
+          <w:color w:val="FF4400"/>
+          <w:sz w:val="24"/>
+          <w:szCs w:val="24"/>
+        </w:rPr>
+        <w:t xml:space="preserve"> (Пс. 18,2)</w:t>
+      </w:r>
+    </w:p>
+    <w:p>
+      <w:pPr>
+        <w:spacing w:after="120" w:line="240" w:lineRule="auto"/>
+        <w:rPr>
+          <w:rFonts w:ascii="Times New Roman" w:eastAsia="Times New Roman" w:hAnsi="Times New Roman" w:cs="Times New Roman"/>
+          <w:i/>
+          <w:color w:val="FF4400"/>
+          <w:sz w:val="24"/>
+          <w:szCs w:val="24"/>
+        </w:rPr>
+      </w:pPr>
+      <w:r>
+        <w:rPr>
+          <w:rFonts w:ascii="Times New Roman" w:eastAsia="Times New Roman" w:hAnsi="Times New Roman" w:cs="Times New Roman"/>
+          <w:i/>
+          <w:color w:val="FF4400"/>
+          <w:sz w:val="24"/>
+          <w:szCs w:val="24"/>
+        </w:rPr>
+        <w:t>Стих:</w:t>
+      </w:r>
+      <w:r>
+        <w:rPr>
+          <w:rFonts w:ascii="Times New Roman" w:eastAsia="Times New Roman" w:hAnsi="Times New Roman" w:cs="Times New Roman"/>
+          <w:sz w:val="24"/>
+          <w:szCs w:val="24"/>
+        </w:rPr>
+        <w:t xml:space="preserve"> Де́нь дне́ві передає́ сло́во, і ні́ч но́чі об’явля́є розумі́ння. </w:t>
+      </w:r>
+      <w:r>
+        <w:rPr>
+          <w:rFonts w:ascii="Times New Roman" w:eastAsia="Times New Roman" w:hAnsi="Times New Roman" w:cs="Times New Roman"/>
+          <w:i/>
+          <w:color w:val="FF4400"/>
+          <w:sz w:val="24"/>
+          <w:szCs w:val="24"/>
+        </w:rPr>
+        <w:t>(Пс. 18,3)</w:t>
+      </w:r>
+    </w:p>
+    <w:p>
+      <w:pPr>
+        <w:spacing w:after="120" w:line="240" w:lineRule="auto"/>
+        <w:rPr>
+          <w:rFonts w:ascii="Times New Roman" w:eastAsia="Times New Roman" w:hAnsi="Times New Roman" w:cs="Times New Roman"/>
+          <w:sz w:val="24"/>
+          <w:szCs w:val="24"/>
+          <w:highlight w:val="darkGray"/>
+        </w:rPr>
+      </w:pPr>
+      <w:r>
+        <w:rPr>
+          <w:rFonts w:ascii="Times New Roman" w:eastAsia="Times New Roman" w:hAnsi="Times New Roman" w:cs="Times New Roman"/>
+          <w:sz w:val="24"/>
+          <w:szCs w:val="24"/>
+          <w:highlight w:val="darkGray"/>
+        </w:rPr>
+        <w:t>&lt;/aleluia&gt;</w:t>
+      </w:r>
+    </w:p>
+    <w:p>
+      <w:pPr>
+        <w:spacing w:after="120" w:line="240" w:lineRule="auto"/>
+        <w:rPr>
+          <w:rFonts w:ascii="Times New Roman" w:eastAsia="Times New Roman" w:hAnsi="Times New Roman" w:cs="Times New Roman"/>
+          <w:sz w:val="24"/>
+          <w:szCs w:val="24"/>
+          <w:highlight w:val="darkGray"/>
+        </w:rPr>
+      </w:pPr>
+      <w:r>
+        <w:rPr>
+          <w:rFonts w:ascii="Times New Roman" w:eastAsia="Times New Roman" w:hAnsi="Times New Roman" w:cs="Times New Roman"/>
+          <w:sz w:val="24"/>
+          <w:szCs w:val="24"/>
+          <w:highlight w:val="darkGray"/>
+        </w:rPr>
+        <w:t>&lt;evanhelie&gt;</w:t>
+      </w:r>
+    </w:p>
+    <w:p>
+      <w:pPr>
+        <w:rPr>
+          <w:rFonts w:ascii="Times New Roman" w:eastAsia="Times New Roman" w:hAnsi="Times New Roman" w:cs="Times New Roman"/>
+          <w:sz w:val="24"/>
+          <w:szCs w:val="24"/>
+        </w:rPr>
+      </w:pPr>
+      <w:r>
+        <w:rPr>
+          <w:rFonts w:ascii="Times New Roman" w:eastAsia="Times New Roman" w:hAnsi="Times New Roman" w:cs="Times New Roman"/>
+          <w:sz w:val="24"/>
+          <w:szCs w:val="24"/>
+        </w:rPr>
+        <w:t>#lk005</w:t>
+      </w:r>
+    </w:p>
+    <w:p>
+      <w:pPr>
+        <w:spacing w:after="120" w:line="240" w:lineRule="auto"/>
+        <w:rPr>
+          <w:rFonts w:ascii="Times New Roman" w:eastAsia="Times New Roman" w:hAnsi="Times New Roman" w:cs="Times New Roman"/>
+          <w:sz w:val="24"/>
+          <w:szCs w:val="24"/>
+          <w:highlight w:val="darkGray"/>
+        </w:rPr>
+      </w:pPr>
+      <w:r>
+        <w:rPr>
+          <w:rFonts w:ascii="Times New Roman" w:eastAsia="Times New Roman" w:hAnsi="Times New Roman" w:cs="Times New Roman"/>
+          <w:sz w:val="24"/>
+          <w:szCs w:val="24"/>
+          <w:highlight w:val="darkGray"/>
+        </w:rPr>
+        <w:t>&lt;/evanhelie&gt;</w:t>
+      </w:r>
+    </w:p>
+    <w:p>
+      <w:pPr>
+        <w:spacing w:after="120" w:line="240" w:lineRule="auto"/>
+        <w:rPr>
+          <w:rFonts w:ascii="Times New Roman" w:eastAsia="Times New Roman" w:hAnsi="Times New Roman" w:cs="Times New Roman"/>
+          <w:sz w:val="24"/>
+          <w:szCs w:val="24"/>
+          <w:highlight w:val="darkGray"/>
+        </w:rPr>
+      </w:pPr>
+      <w:r>
+        <w:rPr>
+          <w:rFonts w:ascii="Times New Roman" w:eastAsia="Times New Roman" w:hAnsi="Times New Roman" w:cs="Times New Roman"/>
+          <w:sz w:val="24"/>
+          <w:szCs w:val="24"/>
+          <w:highlight w:val="darkGray"/>
+        </w:rPr>
+        <w:t>&lt;dostoino&gt;</w:t>
+      </w:r>
+    </w:p>
+    <w:p>
+      <w:pPr>
+        <w:spacing w:line="240" w:lineRule="auto"/>
+        <w:rPr>
+          <w:rFonts w:ascii="Times New Roman" w:eastAsia="Times New Roman" w:hAnsi="Times New Roman" w:cs="Times New Roman"/>
+          <w:sz w:val="24"/>
+          <w:szCs w:val="24"/>
+        </w:rPr>
+      </w:pPr>
+      <w:r>
+        <w:rPr>
+          <w:rFonts w:ascii="Times New Roman" w:eastAsia="Times New Roman" w:hAnsi="Times New Roman" w:cs="Times New Roman"/>
+          <w:i/>
+          <w:color w:val="FF4400"/>
+          <w:sz w:val="24"/>
+          <w:szCs w:val="24"/>
+        </w:rPr>
+        <w:t xml:space="preserve">Замість </w:t>
+      </w:r>
+      <w:r>
+        <w:rPr>
+          <w:rFonts w:ascii="Times New Roman" w:eastAsia="Times New Roman" w:hAnsi="Times New Roman" w:cs="Times New Roman"/>
+          <w:sz w:val="24"/>
+          <w:szCs w:val="24"/>
+        </w:rPr>
+        <w:t xml:space="preserve">Досто́йно, </w:t>
+      </w:r>
+      <w:r>
+        <w:rPr>
+          <w:rFonts w:ascii="Times New Roman" w:eastAsia="Times New Roman" w:hAnsi="Times New Roman" w:cs="Times New Roman"/>
+          <w:i/>
+          <w:color w:val="FF4400"/>
+          <w:sz w:val="24"/>
+          <w:szCs w:val="24"/>
+        </w:rPr>
+        <w:t>приспів:</w:t>
+      </w:r>
+      <w:r>
+        <w:rPr>
+          <w:rFonts w:ascii="Times New Roman" w:eastAsia="Times New Roman" w:hAnsi="Times New Roman" w:cs="Times New Roman"/>
+          <w:sz w:val="24"/>
+          <w:szCs w:val="24"/>
+        </w:rPr>
+        <w:t xml:space="preserve"> Велича́й, душе́ моя́, у верте́пі наро́дженого Царя́ – Христа́.</w:t>
+      </w:r>
+    </w:p>
+    <w:p>
+      <w:pPr>
+        <w:spacing w:line="240" w:lineRule="auto"/>
+        <w:rPr>
+          <w:rFonts w:ascii="Times New Roman" w:eastAsia="Times New Roman" w:hAnsi="Times New Roman" w:cs="Times New Roman"/>
+          <w:sz w:val="24"/>
+          <w:szCs w:val="24"/>
+        </w:rPr>
+      </w:pPr>
+      <w:r>
+        <w:rPr>
+          <w:rFonts w:ascii="Times New Roman" w:eastAsia="Times New Roman" w:hAnsi="Times New Roman" w:cs="Times New Roman"/>
+          <w:i/>
+          <w:color w:val="FF4400"/>
+          <w:sz w:val="24"/>
+          <w:szCs w:val="24"/>
+        </w:rPr>
+        <w:t>І ірмос (г. 1):</w:t>
+      </w:r>
+      <w:r>
+        <w:rPr>
+          <w:rFonts w:ascii="Times New Roman" w:eastAsia="Times New Roman" w:hAnsi="Times New Roman" w:cs="Times New Roman"/>
+          <w:sz w:val="24"/>
+          <w:szCs w:val="24"/>
+        </w:rPr>
+        <w:t xml:space="preserve"> Та́їнство чудне́ ба́чу і пресла́вне:* не́бо — верте́п, престо́л херуви́мський — Ді́ву,* я́сла — вмісти́лище,* в яки́х возлі́г невмісти́мий Христо́с Бог.* Його́, оспі́вуючи, велича́ємо.</w:t>
+      </w:r>
+    </w:p>
+    <w:p>
+      <w:pPr>
+        <w:spacing w:after="280" w:line="240" w:lineRule="auto"/>
+        <w:rPr>
+          <w:rFonts w:ascii="Times New Roman" w:eastAsia="Times New Roman" w:hAnsi="Times New Roman" w:cs="Times New Roman"/>
+          <w:sz w:val="24"/>
+          <w:szCs w:val="24"/>
+          <w:highlight w:val="darkGray"/>
+        </w:rPr>
+      </w:pPr>
+      <w:r>
+        <w:rPr>
+          <w:rFonts w:ascii="Times New Roman" w:eastAsia="Times New Roman" w:hAnsi="Times New Roman" w:cs="Times New Roman"/>
+          <w:sz w:val="24"/>
+          <w:szCs w:val="24"/>
+          <w:highlight w:val="darkGray"/>
+        </w:rPr>
+        <w:t>&lt;/dostoino&gt;</w:t>
+      </w:r>
+    </w:p>
+    <w:p>
+      <w:pPr>
+        <w:spacing w:after="120" w:line="240" w:lineRule="auto"/>
+        <w:rPr>
+          <w:rFonts w:ascii="Times New Roman" w:eastAsia="Times New Roman" w:hAnsi="Times New Roman" w:cs="Times New Roman"/>
+          <w:sz w:val="24"/>
+          <w:szCs w:val="24"/>
+        </w:rPr>
+      </w:pPr>
+      <w:r>
+        <w:rPr>
+          <w:rFonts w:ascii="Times New Roman" w:eastAsia="Times New Roman" w:hAnsi="Times New Roman" w:cs="Times New Roman"/>
+          <w:sz w:val="24"/>
+          <w:szCs w:val="24"/>
+          <w:highlight w:val="darkGray"/>
+        </w:rPr>
+        <w:t>&lt;prychasnii&gt;</w:t>
+      </w:r>
+    </w:p>
+    <w:p>
+      <w:pPr>
+        <w:spacing w:after="120" w:line="240" w:lineRule="auto"/>
+        <w:rPr>
+          <w:rFonts w:ascii="Times New Roman" w:eastAsia="Times New Roman" w:hAnsi="Times New Roman" w:cs="Times New Roman"/>
+          <w:i/>
+          <w:color w:val="FF4400"/>
+          <w:sz w:val="24"/>
+          <w:szCs w:val="24"/>
+        </w:rPr>
+      </w:pPr>
+      <w:r>
+        <w:rPr>
+          <w:rFonts w:ascii="Times New Roman" w:eastAsia="Times New Roman" w:hAnsi="Times New Roman" w:cs="Times New Roman"/>
+          <w:i/>
+          <w:color w:val="FF4400"/>
+          <w:sz w:val="24"/>
+          <w:szCs w:val="24"/>
+        </w:rPr>
+        <w:t>Причасний:</w:t>
+      </w:r>
+      <w:r>
+        <w:rPr>
+          <w:rFonts w:ascii="Times New Roman" w:eastAsia="Times New Roman" w:hAnsi="Times New Roman" w:cs="Times New Roman"/>
           <w:sz w:val="24"/>
           <w:szCs w:val="24"/>
         </w:rPr>
@@ -10615,613 +11205,6 @@
           <w:sz w:val="24"/>
           <w:szCs w:val="24"/>
         </w:rPr>
-        <w:t xml:space="preserve">Ви, що в Христа́ хрести́лися, у Христа́ зодягну́лися. Алилу́я. </w:t>
-      </w:r>
-      <w:r>
-        <w:rPr>
-          <w:rFonts w:ascii="Times New Roman" w:eastAsia="Times New Roman" w:hAnsi="Times New Roman" w:cs="Times New Roman"/>
-          <w:i/>
-          <w:color w:val="FF4400"/>
-          <w:sz w:val="24"/>
-          <w:szCs w:val="24"/>
-        </w:rPr>
-        <w:t>(3)</w:t>
-      </w:r>
-    </w:p>
-    <w:p>
-      <w:pPr>
-        <w:spacing w:after="120" w:line="240" w:lineRule="auto"/>
-        <w:rPr>
-          <w:rFonts w:ascii="Times New Roman" w:eastAsia="Times New Roman" w:hAnsi="Times New Roman" w:cs="Times New Roman"/>
-          <w:sz w:val="24"/>
-          <w:szCs w:val="24"/>
-        </w:rPr>
-      </w:pPr>
-      <w:r>
-        <w:rPr>
-          <w:rFonts w:ascii="Times New Roman" w:eastAsia="Times New Roman" w:hAnsi="Times New Roman" w:cs="Times New Roman"/>
-          <w:sz w:val="24"/>
-          <w:szCs w:val="24"/>
-        </w:rPr>
-        <w:t>Сла́ва Отцю́, і Си́ну, і Свято́му Ду́хові, і ни́ні, і повсякча́с, і на ві́ки вікі́в. Амі́нь.</w:t>
-      </w:r>
-    </w:p>
-    <w:p>
-      <w:pPr>
-        <w:spacing w:after="120" w:line="240" w:lineRule="auto"/>
-        <w:rPr>
-          <w:rFonts w:ascii="Times New Roman" w:eastAsia="Times New Roman" w:hAnsi="Times New Roman" w:cs="Times New Roman"/>
-          <w:sz w:val="24"/>
-          <w:szCs w:val="24"/>
-        </w:rPr>
-      </w:pPr>
-      <w:r>
-        <w:rPr>
-          <w:rFonts w:ascii="Times New Roman" w:eastAsia="Times New Roman" w:hAnsi="Times New Roman" w:cs="Times New Roman"/>
-          <w:sz w:val="24"/>
-          <w:szCs w:val="24"/>
-        </w:rPr>
-        <w:t>У Христа́ зодягну́лися. Алилу́я.</w:t>
-      </w:r>
-    </w:p>
-    <w:p>
-      <w:pPr>
-        <w:spacing w:after="120" w:line="240" w:lineRule="auto"/>
-        <w:rPr>
-          <w:rFonts w:ascii="Times New Roman" w:eastAsia="Times New Roman" w:hAnsi="Times New Roman" w:cs="Times New Roman"/>
-          <w:i/>
-          <w:color w:val="FF4400"/>
-          <w:sz w:val="24"/>
-          <w:szCs w:val="24"/>
-        </w:rPr>
-      </w:pPr>
-      <w:r>
-        <w:rPr>
-          <w:rFonts w:ascii="Times New Roman" w:eastAsia="Times New Roman" w:hAnsi="Times New Roman" w:cs="Times New Roman"/>
-          <w:sz w:val="24"/>
-          <w:szCs w:val="24"/>
-        </w:rPr>
-        <w:t>Ви, що в Христа́ хрести́лися, у Христа́ зодягну́лися. Алилу́я.</w:t>
-      </w:r>
-    </w:p>
-    <w:p>
-      <w:pPr>
-        <w:spacing w:after="120" w:line="240" w:lineRule="auto"/>
-        <w:rPr>
-          <w:rFonts w:ascii="Times New Roman" w:eastAsia="Times New Roman" w:hAnsi="Times New Roman" w:cs="Times New Roman"/>
-          <w:sz w:val="24"/>
-          <w:szCs w:val="24"/>
-          <w:highlight w:val="darkGray"/>
-        </w:rPr>
-      </w:pPr>
-      <w:r>
-        <w:rPr>
-          <w:rFonts w:ascii="Times New Roman" w:eastAsia="Times New Roman" w:hAnsi="Times New Roman" w:cs="Times New Roman"/>
-          <w:sz w:val="24"/>
-          <w:szCs w:val="24"/>
-          <w:highlight w:val="darkGray"/>
-        </w:rPr>
-        <w:t>&lt;/trysviate&gt;</w:t>
-      </w:r>
-    </w:p>
-    <w:p>
-      <w:pPr>
-        <w:spacing w:after="120" w:line="240" w:lineRule="auto"/>
-        <w:rPr>
-          <w:rFonts w:ascii="Times New Roman" w:eastAsia="Times New Roman" w:hAnsi="Times New Roman" w:cs="Times New Roman"/>
-          <w:sz w:val="24"/>
-          <w:szCs w:val="24"/>
-        </w:rPr>
-      </w:pPr>
-      <w:r>
-        <w:rPr>
-          <w:rFonts w:ascii="Times New Roman" w:eastAsia="Times New Roman" w:hAnsi="Times New Roman" w:cs="Times New Roman"/>
-          <w:sz w:val="24"/>
-          <w:szCs w:val="24"/>
-          <w:highlight w:val="darkGray"/>
-        </w:rPr>
-        <w:t>&lt;prokimen&gt;</w:t>
-      </w:r>
-    </w:p>
-    <w:p>
-      <w:pPr>
-        <w:spacing w:after="120" w:line="240" w:lineRule="auto"/>
-        <w:rPr>
-          <w:rFonts w:ascii="Times New Roman" w:eastAsia="Times New Roman" w:hAnsi="Times New Roman" w:cs="Times New Roman"/>
-          <w:sz w:val="24"/>
-          <w:szCs w:val="24"/>
-        </w:rPr>
-      </w:pPr>
-      <w:r>
-        <w:rPr>
-          <w:rFonts w:ascii="Times New Roman" w:eastAsia="Times New Roman" w:hAnsi="Times New Roman" w:cs="Times New Roman"/>
-          <w:i/>
-          <w:color w:val="FF4400"/>
-          <w:sz w:val="24"/>
-          <w:szCs w:val="24"/>
-        </w:rPr>
-        <w:t>Прокімен (г. 8):</w:t>
-      </w:r>
-      <w:r>
-        <w:rPr>
-          <w:rFonts w:ascii="Times New Roman" w:eastAsia="Times New Roman" w:hAnsi="Times New Roman" w:cs="Times New Roman"/>
-          <w:sz w:val="24"/>
-          <w:szCs w:val="24"/>
-        </w:rPr>
-        <w:t xml:space="preserve"> Вся земля́ неха́й покло́ниться Тобі́ і співа́є Тобі́, неха́й же співа́є і́мені Твоє́му, Всеви́шній! </w:t>
-      </w:r>
-      <w:r>
-        <w:rPr>
-          <w:rFonts w:ascii="Times New Roman" w:eastAsia="Times New Roman" w:hAnsi="Times New Roman" w:cs="Times New Roman"/>
-          <w:i/>
-          <w:color w:val="FF4400"/>
-          <w:sz w:val="24"/>
-          <w:szCs w:val="24"/>
-        </w:rPr>
-        <w:t>(Пс. 65,4)</w:t>
-      </w:r>
-    </w:p>
-    <w:p>
-      <w:pPr>
-        <w:spacing w:after="120" w:line="240" w:lineRule="auto"/>
-        <w:rPr>
-          <w:rFonts w:ascii="Times New Roman" w:eastAsia="Times New Roman" w:hAnsi="Times New Roman" w:cs="Times New Roman"/>
-          <w:i/>
-          <w:color w:val="FF4400"/>
-          <w:sz w:val="24"/>
-          <w:szCs w:val="24"/>
-        </w:rPr>
-      </w:pPr>
-      <w:r>
-        <w:rPr>
-          <w:rFonts w:ascii="Times New Roman" w:eastAsia="Times New Roman" w:hAnsi="Times New Roman" w:cs="Times New Roman"/>
-          <w:i/>
-          <w:color w:val="FF4400"/>
-          <w:sz w:val="24"/>
-          <w:szCs w:val="24"/>
-        </w:rPr>
-        <w:t>Стих:</w:t>
-      </w:r>
-      <w:r>
-        <w:rPr>
-          <w:rFonts w:ascii="Times New Roman" w:eastAsia="Times New Roman" w:hAnsi="Times New Roman" w:cs="Times New Roman"/>
-          <w:sz w:val="24"/>
-          <w:szCs w:val="24"/>
-        </w:rPr>
-        <w:t xml:space="preserve"> Воскли́кніте Господе́ві, вся зе́мле, співа́йте ж і́мені Його́, відда́йте сла́ву в хва́лі Йому! </w:t>
-      </w:r>
-      <w:r>
-        <w:rPr>
-          <w:rFonts w:ascii="Times New Roman" w:eastAsia="Times New Roman" w:hAnsi="Times New Roman" w:cs="Times New Roman"/>
-          <w:i/>
-          <w:color w:val="FF4400"/>
-          <w:sz w:val="24"/>
-          <w:szCs w:val="24"/>
-        </w:rPr>
-        <w:t>(Пс. 65,2)</w:t>
-      </w:r>
-    </w:p>
-    <w:p>
-      <w:pPr>
-        <w:spacing w:after="120" w:line="240" w:lineRule="auto"/>
-        <w:rPr>
-          <w:rFonts w:ascii="Times New Roman" w:eastAsia="Times New Roman" w:hAnsi="Times New Roman" w:cs="Times New Roman"/>
-          <w:sz w:val="24"/>
-          <w:szCs w:val="24"/>
-          <w:highlight w:val="darkGray"/>
-        </w:rPr>
-      </w:pPr>
-      <w:r>
-        <w:rPr>
-          <w:rFonts w:ascii="Times New Roman" w:eastAsia="Times New Roman" w:hAnsi="Times New Roman" w:cs="Times New Roman"/>
-          <w:sz w:val="24"/>
-          <w:szCs w:val="24"/>
-          <w:highlight w:val="darkGray"/>
-        </w:rPr>
-        <w:t>&lt;/prokimen&gt;</w:t>
-      </w:r>
-    </w:p>
-    <w:p>
-      <w:pPr>
-        <w:spacing w:after="120" w:line="240" w:lineRule="auto"/>
-        <w:rPr>
-          <w:rFonts w:ascii="Times New Roman" w:eastAsia="Times New Roman" w:hAnsi="Times New Roman" w:cs="Times New Roman"/>
-          <w:sz w:val="24"/>
-          <w:szCs w:val="24"/>
-          <w:highlight w:val="darkGray"/>
-        </w:rPr>
-      </w:pPr>
-      <w:r>
-        <w:rPr>
-          <w:rFonts w:ascii="Times New Roman" w:eastAsia="Times New Roman" w:hAnsi="Times New Roman" w:cs="Times New Roman"/>
-          <w:sz w:val="24"/>
-          <w:szCs w:val="24"/>
-          <w:highlight w:val="darkGray"/>
-        </w:rPr>
-        <w:t>&lt;apostol&gt;</w:t>
-      </w:r>
-    </w:p>
-    <w:p>
-      <w:pPr>
-        <w:rPr>
-          <w:rFonts w:ascii="Times New Roman" w:eastAsia="Times New Roman" w:hAnsi="Times New Roman" w:cs="Times New Roman"/>
-          <w:sz w:val="24"/>
-          <w:szCs w:val="24"/>
-        </w:rPr>
-      </w:pPr>
-      <w:r>
-        <w:rPr>
-          <w:rFonts w:ascii="Times New Roman" w:eastAsia="Times New Roman" w:hAnsi="Times New Roman" w:cs="Times New Roman"/>
-          <w:sz w:val="24"/>
-          <w:szCs w:val="24"/>
-        </w:rPr>
-        <w:t>#ap303</w:t>
-      </w:r>
-    </w:p>
-    <w:p>
-      <w:pPr>
-        <w:spacing w:after="120" w:line="240" w:lineRule="auto"/>
-        <w:rPr>
-          <w:rFonts w:ascii="Times New Roman" w:eastAsia="Times New Roman" w:hAnsi="Times New Roman" w:cs="Times New Roman"/>
-          <w:sz w:val="24"/>
-          <w:szCs w:val="24"/>
-          <w:highlight w:val="darkGray"/>
-        </w:rPr>
-      </w:pPr>
-      <w:r>
-        <w:rPr>
-          <w:rFonts w:ascii="Times New Roman" w:eastAsia="Times New Roman" w:hAnsi="Times New Roman" w:cs="Times New Roman"/>
-          <w:sz w:val="24"/>
-          <w:szCs w:val="24"/>
-          <w:highlight w:val="darkGray"/>
-        </w:rPr>
-        <w:t>&lt;/apostol&gt;</w:t>
-      </w:r>
-    </w:p>
-    <w:p>
-      <w:pPr>
-        <w:spacing w:after="120" w:line="240" w:lineRule="auto"/>
-        <w:rPr>
-          <w:rFonts w:ascii="Times New Roman" w:eastAsia="Times New Roman" w:hAnsi="Times New Roman" w:cs="Times New Roman"/>
-          <w:sz w:val="24"/>
-          <w:szCs w:val="24"/>
-        </w:rPr>
-      </w:pPr>
-      <w:r>
-        <w:rPr>
-          <w:rFonts w:ascii="Times New Roman" w:eastAsia="Times New Roman" w:hAnsi="Times New Roman" w:cs="Times New Roman"/>
-          <w:sz w:val="24"/>
-          <w:szCs w:val="24"/>
-          <w:highlight w:val="darkGray"/>
-        </w:rPr>
-        <w:t>&lt;aleluia&gt;</w:t>
-      </w:r>
-    </w:p>
-    <w:p>
-      <w:pPr>
-        <w:spacing w:after="120" w:line="240" w:lineRule="auto"/>
-        <w:rPr>
-          <w:rFonts w:ascii="Times New Roman" w:eastAsia="Times New Roman" w:hAnsi="Times New Roman" w:cs="Times New Roman"/>
-          <w:i/>
-          <w:color w:val="FF4400"/>
-          <w:sz w:val="24"/>
-          <w:szCs w:val="24"/>
-        </w:rPr>
-      </w:pPr>
-      <w:r>
-        <w:rPr>
-          <w:rFonts w:ascii="Times New Roman" w:eastAsia="Times New Roman" w:hAnsi="Times New Roman" w:cs="Times New Roman"/>
-          <w:i/>
-          <w:color w:val="FF4400"/>
-          <w:sz w:val="24"/>
-          <w:szCs w:val="24"/>
-        </w:rPr>
-        <w:t>Алилуя (г. 1):</w:t>
-      </w:r>
-      <w:r>
-        <w:rPr>
-          <w:rFonts w:ascii="Times New Roman" w:eastAsia="Times New Roman" w:hAnsi="Times New Roman" w:cs="Times New Roman"/>
-          <w:sz w:val="24"/>
-          <w:szCs w:val="24"/>
-        </w:rPr>
-        <w:t xml:space="preserve"> Небеса́ оповіда́ють сла́ву Бо́жу, творíння ж рук Його́ сповіща́є твердь.</w:t>
-      </w:r>
-      <w:r>
-        <w:rPr>
-          <w:rFonts w:ascii="Times New Roman" w:eastAsia="Times New Roman" w:hAnsi="Times New Roman" w:cs="Times New Roman"/>
-          <w:i/>
-          <w:color w:val="FF4400"/>
-          <w:sz w:val="24"/>
-          <w:szCs w:val="24"/>
-        </w:rPr>
-        <w:t xml:space="preserve"> (Пс. 18,2)</w:t>
-      </w:r>
-    </w:p>
-    <w:p>
-      <w:pPr>
-        <w:spacing w:after="120" w:line="240" w:lineRule="auto"/>
-        <w:rPr>
-          <w:rFonts w:ascii="Times New Roman" w:eastAsia="Times New Roman" w:hAnsi="Times New Roman" w:cs="Times New Roman"/>
-          <w:i/>
-          <w:color w:val="FF4400"/>
-          <w:sz w:val="24"/>
-          <w:szCs w:val="24"/>
-        </w:rPr>
-      </w:pPr>
-      <w:r>
-        <w:rPr>
-          <w:rFonts w:ascii="Times New Roman" w:eastAsia="Times New Roman" w:hAnsi="Times New Roman" w:cs="Times New Roman"/>
-          <w:i/>
-          <w:color w:val="FF4400"/>
-          <w:sz w:val="24"/>
-          <w:szCs w:val="24"/>
-        </w:rPr>
-        <w:t>Стих:</w:t>
-      </w:r>
-      <w:r>
-        <w:rPr>
-          <w:rFonts w:ascii="Times New Roman" w:eastAsia="Times New Roman" w:hAnsi="Times New Roman" w:cs="Times New Roman"/>
-          <w:sz w:val="24"/>
-          <w:szCs w:val="24"/>
-        </w:rPr>
-        <w:t xml:space="preserve"> Де́нь дне́ві передає́ сло́во, і ні́ч но́чі об’явля́є розумі́ння. </w:t>
-      </w:r>
-      <w:r>
-        <w:rPr>
-          <w:rFonts w:ascii="Times New Roman" w:eastAsia="Times New Roman" w:hAnsi="Times New Roman" w:cs="Times New Roman"/>
-          <w:i/>
-          <w:color w:val="FF4400"/>
-          <w:sz w:val="24"/>
-          <w:szCs w:val="24"/>
-        </w:rPr>
-        <w:t>(Пс. 18,3)</w:t>
-      </w:r>
-    </w:p>
-    <w:p>
-      <w:pPr>
-        <w:spacing w:after="120" w:line="240" w:lineRule="auto"/>
-        <w:rPr>
-          <w:rFonts w:ascii="Times New Roman" w:eastAsia="Times New Roman" w:hAnsi="Times New Roman" w:cs="Times New Roman"/>
-          <w:sz w:val="24"/>
-          <w:szCs w:val="24"/>
-          <w:highlight w:val="darkGray"/>
-        </w:rPr>
-      </w:pPr>
-      <w:r>
-        <w:rPr>
-          <w:rFonts w:ascii="Times New Roman" w:eastAsia="Times New Roman" w:hAnsi="Times New Roman" w:cs="Times New Roman"/>
-          <w:sz w:val="24"/>
-          <w:szCs w:val="24"/>
-          <w:highlight w:val="darkGray"/>
-        </w:rPr>
-        <w:t>&lt;/aleluia&gt;</w:t>
-      </w:r>
-    </w:p>
-    <w:p>
-      <w:pPr>
-        <w:spacing w:after="120" w:line="240" w:lineRule="auto"/>
-        <w:rPr>
-          <w:rFonts w:ascii="Times New Roman" w:eastAsia="Times New Roman" w:hAnsi="Times New Roman" w:cs="Times New Roman"/>
-          <w:sz w:val="24"/>
-          <w:szCs w:val="24"/>
-          <w:highlight w:val="darkGray"/>
-        </w:rPr>
-      </w:pPr>
-      <w:r>
-        <w:rPr>
-          <w:rFonts w:ascii="Times New Roman" w:eastAsia="Times New Roman" w:hAnsi="Times New Roman" w:cs="Times New Roman"/>
-          <w:sz w:val="24"/>
-          <w:szCs w:val="24"/>
-          <w:highlight w:val="darkGray"/>
-        </w:rPr>
-        <w:t>&lt;evanhelie&gt;</w:t>
-      </w:r>
-    </w:p>
-    <w:p>
-      <w:pPr>
-        <w:rPr>
-          <w:rFonts w:ascii="Times New Roman" w:eastAsia="Times New Roman" w:hAnsi="Times New Roman" w:cs="Times New Roman"/>
-          <w:sz w:val="24"/>
-          <w:szCs w:val="24"/>
-        </w:rPr>
-      </w:pPr>
-      <w:r>
-        <w:rPr>
-          <w:rFonts w:ascii="Times New Roman" w:eastAsia="Times New Roman" w:hAnsi="Times New Roman" w:cs="Times New Roman"/>
-          <w:sz w:val="24"/>
-          <w:szCs w:val="24"/>
-        </w:rPr>
-        <w:t>#lk005</w:t>
-      </w:r>
-    </w:p>
-    <w:p>
-      <w:pPr>
-        <w:spacing w:after="120" w:line="240" w:lineRule="auto"/>
-        <w:rPr>
-          <w:rFonts w:ascii="Times New Roman" w:eastAsia="Times New Roman" w:hAnsi="Times New Roman" w:cs="Times New Roman"/>
-          <w:sz w:val="24"/>
-          <w:szCs w:val="24"/>
-          <w:highlight w:val="darkGray"/>
-        </w:rPr>
-      </w:pPr>
-      <w:r>
-        <w:rPr>
-          <w:rFonts w:ascii="Times New Roman" w:eastAsia="Times New Roman" w:hAnsi="Times New Roman" w:cs="Times New Roman"/>
-          <w:sz w:val="24"/>
-          <w:szCs w:val="24"/>
-          <w:highlight w:val="darkGray"/>
-        </w:rPr>
-        <w:t>&lt;/evanhelie&gt;</w:t>
-      </w:r>
-    </w:p>
-    <w:p>
-      <w:pPr>
-        <w:spacing w:after="120" w:line="240" w:lineRule="auto"/>
-        <w:rPr>
-          <w:rFonts w:ascii="Times New Roman" w:eastAsia="Times New Roman" w:hAnsi="Times New Roman" w:cs="Times New Roman"/>
-          <w:sz w:val="24"/>
-          <w:szCs w:val="24"/>
-          <w:highlight w:val="darkGray"/>
-        </w:rPr>
-      </w:pPr>
-      <w:r>
-        <w:rPr>
-          <w:rFonts w:ascii="Times New Roman" w:eastAsia="Times New Roman" w:hAnsi="Times New Roman" w:cs="Times New Roman"/>
-          <w:sz w:val="24"/>
-          <w:szCs w:val="24"/>
-          <w:highlight w:val="darkGray"/>
-        </w:rPr>
-        <w:t>&lt;dostoino&gt;</w:t>
-      </w:r>
-    </w:p>
-    <w:p>
-      <w:pPr>
-        <w:spacing w:line="240" w:lineRule="auto"/>
-        <w:rPr>
-          <w:rFonts w:ascii="Times New Roman" w:eastAsia="Times New Roman" w:hAnsi="Times New Roman" w:cs="Times New Roman"/>
-          <w:sz w:val="24"/>
-          <w:szCs w:val="24"/>
-        </w:rPr>
-      </w:pPr>
-      <w:r>
-        <w:rPr>
-          <w:rFonts w:ascii="Times New Roman" w:eastAsia="Times New Roman" w:hAnsi="Times New Roman" w:cs="Times New Roman"/>
-          <w:i/>
-          <w:color w:val="FF4400"/>
-          <w:sz w:val="24"/>
-          <w:szCs w:val="24"/>
-        </w:rPr>
-        <w:t xml:space="preserve">Замість </w:t>
-      </w:r>
-      <w:r>
-        <w:rPr>
-          <w:rFonts w:ascii="Times New Roman" w:eastAsia="Times New Roman" w:hAnsi="Times New Roman" w:cs="Times New Roman"/>
-          <w:sz w:val="24"/>
-          <w:szCs w:val="24"/>
-        </w:rPr>
-        <w:t xml:space="preserve">Досто́йно, </w:t>
-      </w:r>
-      <w:r>
-        <w:rPr>
-          <w:rFonts w:ascii="Times New Roman" w:eastAsia="Times New Roman" w:hAnsi="Times New Roman" w:cs="Times New Roman"/>
-          <w:i/>
-          <w:color w:val="FF4400"/>
-          <w:sz w:val="24"/>
-          <w:szCs w:val="24"/>
-        </w:rPr>
-        <w:t>приспів:</w:t>
-      </w:r>
-      <w:r>
-        <w:rPr>
-          <w:rFonts w:ascii="Times New Roman" w:eastAsia="Times New Roman" w:hAnsi="Times New Roman" w:cs="Times New Roman"/>
-          <w:sz w:val="24"/>
-          <w:szCs w:val="24"/>
-        </w:rPr>
-        <w:t xml:space="preserve"> Велича́й, душе́ моя́, у верте́пі наро́дженого Царя́ – Христа́.</w:t>
-      </w:r>
-    </w:p>
-    <w:p>
-      <w:pPr>
-        <w:spacing w:line="240" w:lineRule="auto"/>
-        <w:rPr>
-          <w:rFonts w:ascii="Times New Roman" w:eastAsia="Times New Roman" w:hAnsi="Times New Roman" w:cs="Times New Roman"/>
-          <w:sz w:val="24"/>
-          <w:szCs w:val="24"/>
-        </w:rPr>
-      </w:pPr>
-      <w:r>
-        <w:rPr>
-          <w:rFonts w:ascii="Times New Roman" w:eastAsia="Times New Roman" w:hAnsi="Times New Roman" w:cs="Times New Roman"/>
-          <w:i/>
-          <w:color w:val="FF4400"/>
-          <w:sz w:val="24"/>
-          <w:szCs w:val="24"/>
-        </w:rPr>
-        <w:t>І ірмос (г. 1):</w:t>
-      </w:r>
-      <w:r>
-        <w:rPr>
-          <w:rFonts w:ascii="Times New Roman" w:eastAsia="Times New Roman" w:hAnsi="Times New Roman" w:cs="Times New Roman"/>
-          <w:sz w:val="24"/>
-          <w:szCs w:val="24"/>
-        </w:rPr>
-        <w:t xml:space="preserve"> Та́їнство чудне́ ба́чу і пресла́вне:* не́бо — верте́п, престо́л херуви́мський — Ді́ву,* я́сла — вмісти́лище,* в яки́х возлі́г невмісти́мий Христо́с Бог.* Його́, оспі́вуючи, велича́ємо.</w:t>
-      </w:r>
-    </w:p>
-    <w:p>
-      <w:pPr>
-        <w:spacing w:after="280" w:line="240" w:lineRule="auto"/>
-        <w:rPr>
-          <w:rFonts w:ascii="Times New Roman" w:eastAsia="Times New Roman" w:hAnsi="Times New Roman" w:cs="Times New Roman"/>
-          <w:sz w:val="24"/>
-          <w:szCs w:val="24"/>
-          <w:highlight w:val="darkGray"/>
-        </w:rPr>
-      </w:pPr>
-      <w:r>
-        <w:rPr>
-          <w:rFonts w:ascii="Times New Roman" w:eastAsia="Times New Roman" w:hAnsi="Times New Roman" w:cs="Times New Roman"/>
-          <w:sz w:val="24"/>
-          <w:szCs w:val="24"/>
-          <w:highlight w:val="darkGray"/>
-        </w:rPr>
-        <w:t>&lt;/dostoino&gt;</w:t>
-      </w:r>
-    </w:p>
-    <w:p>
-      <w:pPr>
-        <w:spacing w:after="120" w:line="240" w:lineRule="auto"/>
-        <w:rPr>
-          <w:rFonts w:ascii="Times New Roman" w:eastAsia="Times New Roman" w:hAnsi="Times New Roman" w:cs="Times New Roman"/>
-          <w:sz w:val="24"/>
-          <w:szCs w:val="24"/>
-        </w:rPr>
-      </w:pPr>
-      <w:r>
-        <w:rPr>
-          <w:rFonts w:ascii="Times New Roman" w:eastAsia="Times New Roman" w:hAnsi="Times New Roman" w:cs="Times New Roman"/>
-          <w:sz w:val="24"/>
-          <w:szCs w:val="24"/>
-          <w:highlight w:val="darkGray"/>
-        </w:rPr>
-        <w:t>&lt;prychasnii&gt;</w:t>
-      </w:r>
-    </w:p>
-    <w:p>
-      <w:pPr>
-        <w:spacing w:after="120" w:line="240" w:lineRule="auto"/>
-        <w:rPr>
-          <w:rFonts w:ascii="Times New Roman" w:eastAsia="Times New Roman" w:hAnsi="Times New Roman" w:cs="Times New Roman"/>
-          <w:i/>
-          <w:color w:val="FF4400"/>
-          <w:sz w:val="24"/>
-          <w:szCs w:val="24"/>
-        </w:rPr>
-      </w:pPr>
-      <w:r>
-        <w:rPr>
-          <w:rFonts w:ascii="Times New Roman" w:eastAsia="Times New Roman" w:hAnsi="Times New Roman" w:cs="Times New Roman"/>
-          <w:i/>
-          <w:color w:val="FF4400"/>
-          <w:sz w:val="24"/>
-          <w:szCs w:val="24"/>
-        </w:rPr>
-        <w:t>Причасний:</w:t>
-      </w:r>
-      <w:r>
-        <w:rPr>
-          <w:rFonts w:ascii="Times New Roman" w:eastAsia="Times New Roman" w:hAnsi="Times New Roman" w:cs="Times New Roman"/>
-          <w:sz w:val="24"/>
-          <w:szCs w:val="24"/>
-        </w:rPr>
-        <w:t xml:space="preserve"> </w:t>
-      </w:r>
-      <w:r>
-        <w:rPr>
-          <w:rFonts w:ascii="Times New Roman" w:eastAsia="Times New Roman" w:hAnsi="Times New Roman" w:cs="Times New Roman"/>
-          <w:sz w:val="24"/>
-          <w:szCs w:val="24"/>
-        </w:rPr>
         <w:t xml:space="preserve">Ізбавлі́ння посла́в Госпо́дь* лю́дям свої́м. </w:t>
       </w:r>
       <w:r>
@@ -11280,14 +11263,6 @@
           <w:highlight w:val="darkGray"/>
         </w:rPr>
         <w:t>&lt;vidpust&gt;</w:t>
-      </w:r>
-      <w:r>
-        <w:rPr>
-          <w:rFonts w:ascii="Times New Roman" w:eastAsia="Times New Roman" w:hAnsi="Times New Roman" w:cs="Times New Roman"/>
-          <w:sz w:val="24"/>
-          <w:szCs w:val="24"/>
-        </w:rPr>
-        <w:t xml:space="preserve"> </w:t>
       </w:r>
     </w:p>
     <w:p>
@@ -11438,6 +11413,172 @@
         </w:rPr>
         <w:t>&lt;antifon1&gt;</w:t>
       </w:r>
+    </w:p>
+    <w:p>
+      <w:pPr>
+        <w:spacing w:after="120" w:line="240" w:lineRule="auto"/>
+        <w:rPr>
+          <w:rFonts w:ascii="Times New Roman" w:eastAsia="Times New Roman" w:hAnsi="Times New Roman" w:cs="Times New Roman"/>
+          <w:b/>
+          <w:i/>
+          <w:color w:val="FF4400"/>
+          <w:sz w:val="24"/>
+          <w:szCs w:val="24"/>
+        </w:rPr>
+      </w:pPr>
+      <w:r>
+        <w:rPr>
+          <w:rFonts w:ascii="Times New Roman" w:eastAsia="Times New Roman" w:hAnsi="Times New Roman" w:cs="Times New Roman"/>
+          <w:b/>
+          <w:i/>
+          <w:color w:val="FF4400"/>
+          <w:sz w:val="24"/>
+          <w:szCs w:val="24"/>
+        </w:rPr>
+        <w:t>Перший антифон</w:t>
+      </w:r>
+    </w:p>
+    <w:p>
+      <w:pPr>
+        <w:spacing w:after="120" w:line="240" w:lineRule="auto"/>
+        <w:rPr>
+          <w:rFonts w:ascii="Times New Roman" w:eastAsia="Times New Roman" w:hAnsi="Times New Roman" w:cs="Times New Roman"/>
+          <w:sz w:val="24"/>
+          <w:szCs w:val="24"/>
+        </w:rPr>
+      </w:pPr>
+      <w:r>
+        <w:rPr>
+          <w:rFonts w:ascii="Times New Roman" w:eastAsia="Times New Roman" w:hAnsi="Times New Roman" w:cs="Times New Roman"/>
+          <w:i/>
+          <w:color w:val="FF4400"/>
+          <w:sz w:val="24"/>
+          <w:szCs w:val="24"/>
+        </w:rPr>
+        <w:t>Стих 1:</w:t>
+      </w:r>
+      <w:r>
+        <w:rPr>
+          <w:rFonts w:ascii="Times New Roman" w:eastAsia="Times New Roman" w:hAnsi="Times New Roman" w:cs="Times New Roman"/>
+          <w:sz w:val="24"/>
+          <w:szCs w:val="24"/>
+        </w:rPr>
+        <w:t xml:space="preserve"> Іспові́мся Тобі́, Го́споди, всім се́рцем мої́м,</w:t>
+      </w:r>
+      <w:r>
+        <w:rPr>
+          <w:rFonts w:ascii="Times New Roman" w:eastAsia="Times New Roman" w:hAnsi="Times New Roman" w:cs="Times New Roman"/>
+          <w:sz w:val="24"/>
+          <w:szCs w:val="24"/>
+        </w:rPr>
+        <w:t>*</w:t>
+      </w:r>
+      <w:r>
+        <w:rPr>
+          <w:rFonts w:ascii="Times New Roman" w:eastAsia="Times New Roman" w:hAnsi="Times New Roman" w:cs="Times New Roman"/>
+          <w:sz w:val="24"/>
+          <w:szCs w:val="24"/>
+        </w:rPr>
+        <w:t xml:space="preserve"> розпові́м про всі чуда́ Твої́. </w:t>
+      </w:r>
+      <w:r>
+        <w:rPr>
+          <w:rFonts w:ascii="Times New Roman" w:eastAsia="Times New Roman" w:hAnsi="Times New Roman" w:cs="Times New Roman"/>
+          <w:i/>
+          <w:color w:val="FF4400"/>
+          <w:sz w:val="24"/>
+          <w:szCs w:val="24"/>
+        </w:rPr>
+        <w:t>(Пс. 9,2)</w:t>
+      </w:r>
+    </w:p>
+    <w:p>
+      <w:pPr>
+        <w:spacing w:after="280" w:line="240" w:lineRule="auto"/>
+        <w:rPr>
+          <w:rFonts w:ascii="Times New Roman" w:eastAsia="Times New Roman" w:hAnsi="Times New Roman" w:cs="Times New Roman"/>
+          <w:sz w:val="24"/>
+          <w:szCs w:val="24"/>
+        </w:rPr>
+      </w:pPr>
+      <w:r>
+        <w:rPr>
+          <w:rFonts w:ascii="Times New Roman" w:eastAsia="Times New Roman" w:hAnsi="Times New Roman" w:cs="Times New Roman"/>
+          <w:i/>
+          <w:color w:val="FF4400"/>
+          <w:sz w:val="24"/>
+          <w:szCs w:val="24"/>
+        </w:rPr>
+        <w:t>Приспів:</w:t>
+      </w:r>
+      <w:r>
+        <w:rPr>
+          <w:rFonts w:ascii="Times New Roman" w:eastAsia="Times New Roman" w:hAnsi="Times New Roman" w:cs="Times New Roman"/>
+          <w:sz w:val="24"/>
+          <w:szCs w:val="24"/>
+        </w:rPr>
+        <w:t xml:space="preserve"> Молитва́ми Богоро́диці,</w:t>
+      </w:r>
+      <w:r>
+        <w:rPr>
+          <w:rFonts w:ascii="Times New Roman" w:eastAsia="Times New Roman" w:hAnsi="Times New Roman" w:cs="Times New Roman"/>
+          <w:sz w:val="24"/>
+          <w:szCs w:val="24"/>
+        </w:rPr>
+        <w:t>*</w:t>
+      </w:r>
+      <w:r>
+        <w:rPr>
+          <w:rFonts w:ascii="Times New Roman" w:eastAsia="Times New Roman" w:hAnsi="Times New Roman" w:cs="Times New Roman"/>
+          <w:sz w:val="24"/>
+          <w:szCs w:val="24"/>
+        </w:rPr>
+        <w:t xml:space="preserve"> Спа́се, спаси́ нас.</w:t>
+      </w:r>
+    </w:p>
+    <w:p>
+      <w:pPr>
+        <w:spacing w:after="280" w:line="240" w:lineRule="auto"/>
+        <w:rPr>
+          <w:rFonts w:ascii="Times New Roman" w:eastAsia="Times New Roman" w:hAnsi="Times New Roman" w:cs="Times New Roman"/>
+          <w:sz w:val="24"/>
+          <w:szCs w:val="24"/>
+        </w:rPr>
+      </w:pPr>
+      <w:r>
+        <w:rPr>
+          <w:rFonts w:ascii="Times New Roman" w:eastAsia="Times New Roman" w:hAnsi="Times New Roman" w:cs="Times New Roman"/>
+          <w:i/>
+          <w:color w:val="FF4400"/>
+          <w:sz w:val="24"/>
+          <w:szCs w:val="24"/>
+        </w:rPr>
+        <w:t>Стих 2:</w:t>
+      </w:r>
+      <w:r>
+        <w:rPr>
+          <w:rFonts w:ascii="Times New Roman" w:eastAsia="Times New Roman" w:hAnsi="Times New Roman" w:cs="Times New Roman"/>
+          <w:sz w:val="24"/>
+          <w:szCs w:val="24"/>
+        </w:rPr>
+        <w:t xml:space="preserve"> На ра́ді пра́ведних і со́ньмі —</w:t>
+      </w:r>
+      <w:r>
+        <w:rPr>
+          <w:rFonts w:ascii="Times New Roman" w:eastAsia="Times New Roman" w:hAnsi="Times New Roman" w:cs="Times New Roman"/>
+          <w:sz w:val="24"/>
+          <w:szCs w:val="24"/>
+        </w:rPr>
+        <w:t>*</w:t>
+      </w:r>
+      <w:r>
+        <w:rPr>
+          <w:rFonts w:ascii="Times New Roman" w:eastAsia="Times New Roman" w:hAnsi="Times New Roman" w:cs="Times New Roman"/>
+          <w:sz w:val="24"/>
+          <w:szCs w:val="24"/>
+        </w:rPr>
+        <w:t xml:space="preserve"> вели́кі діла́ Госпо́дні, я́влені в усі́х во́лях Його́.</w:t>
+      </w:r>
       <w:r>
         <w:rPr>
           <w:rFonts w:ascii="Times New Roman" w:eastAsia="Times New Roman" w:hAnsi="Times New Roman" w:cs="Times New Roman"/>
@@ -11446,17 +11587,204 @@
         </w:rPr>
         <w:t xml:space="preserve"> </w:t>
       </w:r>
-    </w:p>
-    <w:p>
-      <w:pPr>
-        <w:spacing w:after="120" w:line="240" w:lineRule="auto"/>
-        <w:rPr>
-          <w:rFonts w:ascii="Times New Roman" w:eastAsia="Times New Roman" w:hAnsi="Times New Roman" w:cs="Times New Roman"/>
-          <w:sz w:val="24"/>
-          <w:szCs w:val="24"/>
-        </w:rPr>
-      </w:pPr>
-      <w:r>
+      <w:r>
+        <w:rPr>
+          <w:rFonts w:ascii="Times New Roman" w:eastAsia="Times New Roman" w:hAnsi="Times New Roman" w:cs="Times New Roman"/>
+          <w:i/>
+          <w:color w:val="FF4400"/>
+          <w:sz w:val="24"/>
+          <w:szCs w:val="24"/>
+        </w:rPr>
+        <w:t>(Пс. 110,1-2)</w:t>
+      </w:r>
+    </w:p>
+    <w:p>
+      <w:pPr>
+        <w:spacing w:after="280" w:line="240" w:lineRule="auto"/>
+        <w:rPr>
+          <w:rFonts w:ascii="Times New Roman" w:eastAsia="Times New Roman" w:hAnsi="Times New Roman" w:cs="Times New Roman"/>
+          <w:sz w:val="24"/>
+          <w:szCs w:val="24"/>
+        </w:rPr>
+      </w:pPr>
+      <w:r>
+        <w:rPr>
+          <w:rFonts w:ascii="Times New Roman" w:eastAsia="Times New Roman" w:hAnsi="Times New Roman" w:cs="Times New Roman"/>
+          <w:i/>
+          <w:color w:val="FF4400"/>
+          <w:sz w:val="24"/>
+          <w:szCs w:val="24"/>
+        </w:rPr>
+        <w:t>Приспів:</w:t>
+      </w:r>
+      <w:r>
+        <w:rPr>
+          <w:rFonts w:ascii="Times New Roman" w:eastAsia="Times New Roman" w:hAnsi="Times New Roman" w:cs="Times New Roman"/>
+          <w:sz w:val="24"/>
+          <w:szCs w:val="24"/>
+        </w:rPr>
+        <w:t xml:space="preserve"> Молитва́ми Богоро́диці,</w:t>
+      </w:r>
+      <w:r>
+        <w:rPr>
+          <w:rFonts w:ascii="Times New Roman" w:eastAsia="Times New Roman" w:hAnsi="Times New Roman" w:cs="Times New Roman"/>
+          <w:sz w:val="24"/>
+          <w:szCs w:val="24"/>
+        </w:rPr>
+        <w:t>*</w:t>
+      </w:r>
+      <w:r>
+        <w:rPr>
+          <w:rFonts w:ascii="Times New Roman" w:eastAsia="Times New Roman" w:hAnsi="Times New Roman" w:cs="Times New Roman"/>
+          <w:sz w:val="24"/>
+          <w:szCs w:val="24"/>
+        </w:rPr>
+        <w:t xml:space="preserve"> Спа́се, спаси́ нас.</w:t>
+      </w:r>
+    </w:p>
+    <w:p>
+      <w:pPr>
+        <w:spacing w:after="280" w:line="240" w:lineRule="auto"/>
+        <w:rPr>
+          <w:rFonts w:ascii="Times New Roman" w:eastAsia="Times New Roman" w:hAnsi="Times New Roman" w:cs="Times New Roman"/>
+          <w:sz w:val="24"/>
+          <w:szCs w:val="24"/>
+        </w:rPr>
+      </w:pPr>
+      <w:r>
+        <w:rPr>
+          <w:rFonts w:ascii="Times New Roman" w:eastAsia="Times New Roman" w:hAnsi="Times New Roman" w:cs="Times New Roman"/>
+          <w:i/>
+          <w:color w:val="FF4400"/>
+          <w:sz w:val="24"/>
+          <w:szCs w:val="24"/>
+        </w:rPr>
+        <w:t>Стих 3:</w:t>
+      </w:r>
+      <w:r>
+        <w:rPr>
+          <w:rFonts w:ascii="Times New Roman" w:eastAsia="Times New Roman" w:hAnsi="Times New Roman" w:cs="Times New Roman"/>
+          <w:sz w:val="24"/>
+          <w:szCs w:val="24"/>
+        </w:rPr>
+        <w:t xml:space="preserve"> Іспові́дування і ве́лич — ді́ло Його́</w:t>
+      </w:r>
+      <w:r>
+        <w:rPr>
+          <w:rFonts w:ascii="Times New Roman" w:eastAsia="Times New Roman" w:hAnsi="Times New Roman" w:cs="Times New Roman"/>
+          <w:sz w:val="24"/>
+          <w:szCs w:val="24"/>
+        </w:rPr>
+        <w:t>*</w:t>
+      </w:r>
+      <w:r>
+        <w:rPr>
+          <w:rFonts w:ascii="Times New Roman" w:eastAsia="Times New Roman" w:hAnsi="Times New Roman" w:cs="Times New Roman"/>
+          <w:sz w:val="24"/>
+          <w:szCs w:val="24"/>
+        </w:rPr>
+        <w:t xml:space="preserve"> і пра́вда Його́ перебува́є пові́к ві́ку.</w:t>
+      </w:r>
+      <w:r>
+        <w:rPr>
+          <w:rFonts w:ascii="Times New Roman" w:eastAsia="Times New Roman" w:hAnsi="Times New Roman" w:cs="Times New Roman"/>
+          <w:sz w:val="24"/>
+          <w:szCs w:val="24"/>
+        </w:rPr>
+        <w:t xml:space="preserve"> </w:t>
+      </w:r>
+      <w:r>
+        <w:rPr>
+          <w:rFonts w:ascii="Times New Roman" w:eastAsia="Times New Roman" w:hAnsi="Times New Roman" w:cs="Times New Roman"/>
+          <w:i/>
+          <w:color w:val="FF4400"/>
+          <w:sz w:val="24"/>
+          <w:szCs w:val="24"/>
+        </w:rPr>
+        <w:t>(Пс. 110,3)</w:t>
+      </w:r>
+    </w:p>
+    <w:p>
+      <w:pPr>
+        <w:spacing w:after="280" w:line="240" w:lineRule="auto"/>
+        <w:rPr>
+          <w:rFonts w:ascii="Times New Roman" w:eastAsia="Times New Roman" w:hAnsi="Times New Roman" w:cs="Times New Roman"/>
+          <w:sz w:val="24"/>
+          <w:szCs w:val="24"/>
+        </w:rPr>
+      </w:pPr>
+      <w:r>
+        <w:rPr>
+          <w:rFonts w:ascii="Times New Roman" w:eastAsia="Times New Roman" w:hAnsi="Times New Roman" w:cs="Times New Roman"/>
+          <w:i/>
+          <w:color w:val="FF4400"/>
+          <w:sz w:val="24"/>
+          <w:szCs w:val="24"/>
+        </w:rPr>
+        <w:t>Приспів:</w:t>
+      </w:r>
+      <w:r>
+        <w:rPr>
+          <w:rFonts w:ascii="Times New Roman" w:eastAsia="Times New Roman" w:hAnsi="Times New Roman" w:cs="Times New Roman"/>
+          <w:sz w:val="24"/>
+          <w:szCs w:val="24"/>
+        </w:rPr>
+        <w:t xml:space="preserve"> Молитва́ми Богоро́диці,</w:t>
+      </w:r>
+      <w:r>
+        <w:rPr>
+          <w:rFonts w:ascii="Times New Roman" w:eastAsia="Times New Roman" w:hAnsi="Times New Roman" w:cs="Times New Roman"/>
+          <w:sz w:val="24"/>
+          <w:szCs w:val="24"/>
+        </w:rPr>
+        <w:t>*</w:t>
+      </w:r>
+      <w:r>
+        <w:rPr>
+          <w:rFonts w:ascii="Times New Roman" w:eastAsia="Times New Roman" w:hAnsi="Times New Roman" w:cs="Times New Roman"/>
+          <w:sz w:val="24"/>
+          <w:szCs w:val="24"/>
+        </w:rPr>
+        <w:t xml:space="preserve"> Спа́се, спаси́ нас.</w:t>
+      </w:r>
+    </w:p>
+    <w:p>
+      <w:pPr>
+        <w:spacing w:after="280" w:line="240" w:lineRule="auto"/>
+        <w:rPr>
+          <w:rFonts w:ascii="Times New Roman" w:eastAsia="Times New Roman" w:hAnsi="Times New Roman" w:cs="Times New Roman"/>
+          <w:sz w:val="24"/>
+          <w:szCs w:val="24"/>
+        </w:rPr>
+      </w:pPr>
+      <w:r>
+        <w:rPr>
+          <w:rFonts w:ascii="Times New Roman" w:eastAsia="Times New Roman" w:hAnsi="Times New Roman" w:cs="Times New Roman"/>
+          <w:sz w:val="24"/>
+          <w:szCs w:val="24"/>
+        </w:rPr>
+        <w:t>Сла́ва Отцю́, і Си́ну, і Свято́му Ду́хові,</w:t>
+      </w:r>
+      <w:r>
+        <w:rPr>
+          <w:rFonts w:ascii="Times New Roman" w:eastAsia="Times New Roman" w:hAnsi="Times New Roman" w:cs="Times New Roman"/>
+          <w:sz w:val="24"/>
+          <w:szCs w:val="24"/>
+        </w:rPr>
+        <w:t>*</w:t>
+      </w:r>
+      <w:r>
+        <w:rPr>
+          <w:rFonts w:ascii="Times New Roman" w:eastAsia="Times New Roman" w:hAnsi="Times New Roman" w:cs="Times New Roman"/>
+          <w:sz w:val="24"/>
+          <w:szCs w:val="24"/>
+        </w:rPr>
+        <w:t xml:space="preserve"> і ни́ні, і повсякча́с, і на ві́ки вікі́в. Амі́нь.</w:t>
+      </w:r>
+    </w:p>
+    <w:p>
+      <w:pPr>
+        <w:spacing w:after="280" w:line="240" w:lineRule="auto"/>
         <w:rPr>
           <w:rFonts w:ascii="Times New Roman" w:eastAsia="Times New Roman" w:hAnsi="Times New Roman" w:cs="Times New Roman"/>
           <w:b/>
@@ -11465,35 +11793,24 @@
           <w:sz w:val="24"/>
           <w:szCs w:val="24"/>
         </w:rPr>
-        <w:t xml:space="preserve">Перший антифон </w:t>
-      </w:r>
-    </w:p>
-    <w:p>
-      <w:pPr>
-        <w:spacing w:after="120" w:line="240" w:lineRule="auto"/>
-        <w:rPr>
-          <w:rFonts w:ascii="Times New Roman" w:eastAsia="Times New Roman" w:hAnsi="Times New Roman" w:cs="Times New Roman"/>
-          <w:sz w:val="24"/>
-          <w:szCs w:val="24"/>
-        </w:rPr>
-      </w:pPr>
-      <w:r>
-        <w:rPr>
-          <w:rFonts w:ascii="Times New Roman" w:eastAsia="Times New Roman" w:hAnsi="Times New Roman" w:cs="Times New Roman"/>
-          <w:i/>
-          <w:color w:val="FF4400"/>
-          <w:sz w:val="24"/>
-          <w:szCs w:val="24"/>
-        </w:rPr>
-        <w:t>Стих 1:</w:t>
-      </w:r>
-      <w:r>
-        <w:rPr>
-          <w:rFonts w:ascii="Times New Roman" w:eastAsia="Times New Roman" w:hAnsi="Times New Roman" w:cs="Times New Roman"/>
-          <w:sz w:val="24"/>
-          <w:szCs w:val="24"/>
-        </w:rPr>
-        <w:t xml:space="preserve"> Іспові́мся Тобі́, Го́споди, всім се́рцем мої́м,</w:t>
+      </w:pPr>
+      <w:r>
+        <w:rPr>
+          <w:rFonts w:ascii="Times New Roman" w:eastAsia="Times New Roman" w:hAnsi="Times New Roman" w:cs="Times New Roman"/>
+          <w:i/>
+          <w:color w:val="FF4400"/>
+          <w:sz w:val="24"/>
+          <w:szCs w:val="24"/>
+        </w:rPr>
+        <w:t>Приспів:</w:t>
+      </w:r>
+      <w:r>
+        <w:rPr>
+          <w:rFonts w:ascii="Times New Roman" w:eastAsia="Times New Roman" w:hAnsi="Times New Roman" w:cs="Times New Roman"/>
+          <w:sz w:val="24"/>
+          <w:szCs w:val="24"/>
+        </w:rPr>
+        <w:t xml:space="preserve"> Молитва́ми Богоро́диці,</w:t>
       </w:r>
       <w:r>
         <w:rPr>
@@ -11509,312 +11826,52 @@
           <w:sz w:val="24"/>
           <w:szCs w:val="24"/>
         </w:rPr>
-        <w:t xml:space="preserve"> розпові́м про всі чуда́ Твої́. </w:t>
-      </w:r>
-      <w:r>
-        <w:rPr>
-          <w:rFonts w:ascii="Times New Roman" w:eastAsia="Times New Roman" w:hAnsi="Times New Roman" w:cs="Times New Roman"/>
-          <w:i/>
-          <w:color w:val="FF4400"/>
-          <w:sz w:val="24"/>
-          <w:szCs w:val="24"/>
-        </w:rPr>
-        <w:t>(Пс. 9,2)</w:t>
-      </w:r>
-    </w:p>
-    <w:p>
-      <w:pPr>
-        <w:spacing w:after="280" w:line="240" w:lineRule="auto"/>
-        <w:rPr>
-          <w:rFonts w:ascii="Times New Roman" w:eastAsia="Times New Roman" w:hAnsi="Times New Roman" w:cs="Times New Roman"/>
-          <w:sz w:val="24"/>
-          <w:szCs w:val="24"/>
-        </w:rPr>
-      </w:pPr>
-      <w:r>
-        <w:rPr>
-          <w:rFonts w:ascii="Times New Roman" w:eastAsia="Times New Roman" w:hAnsi="Times New Roman" w:cs="Times New Roman"/>
-          <w:i/>
-          <w:color w:val="FF4400"/>
-          <w:sz w:val="24"/>
-          <w:szCs w:val="24"/>
-        </w:rPr>
-        <w:t>Приспів:</w:t>
-      </w:r>
-      <w:r>
-        <w:rPr>
-          <w:rFonts w:ascii="Times New Roman" w:eastAsia="Times New Roman" w:hAnsi="Times New Roman" w:cs="Times New Roman"/>
-          <w:sz w:val="24"/>
-          <w:szCs w:val="24"/>
-        </w:rPr>
-        <w:t xml:space="preserve"> Молитва́ми Богоро́диці,</w:t>
-      </w:r>
-      <w:r>
-        <w:rPr>
-          <w:rFonts w:ascii="Times New Roman" w:eastAsia="Times New Roman" w:hAnsi="Times New Roman" w:cs="Times New Roman"/>
-          <w:sz w:val="24"/>
-          <w:szCs w:val="24"/>
-        </w:rPr>
-        <w:t>*</w:t>
-      </w:r>
-      <w:r>
-        <w:rPr>
-          <w:rFonts w:ascii="Times New Roman" w:eastAsia="Times New Roman" w:hAnsi="Times New Roman" w:cs="Times New Roman"/>
-          <w:sz w:val="24"/>
-          <w:szCs w:val="24"/>
-        </w:rPr>
         <w:t xml:space="preserve"> Спа́се, спаси́ нас.</w:t>
       </w:r>
     </w:p>
     <w:p>
       <w:pPr>
-        <w:spacing w:after="280" w:line="240" w:lineRule="auto"/>
-        <w:rPr>
-          <w:rFonts w:ascii="Times New Roman" w:eastAsia="Times New Roman" w:hAnsi="Times New Roman" w:cs="Times New Roman"/>
-          <w:sz w:val="24"/>
-          <w:szCs w:val="24"/>
-        </w:rPr>
-      </w:pPr>
-      <w:r>
-        <w:rPr>
-          <w:rFonts w:ascii="Times New Roman" w:eastAsia="Times New Roman" w:hAnsi="Times New Roman" w:cs="Times New Roman"/>
-          <w:i/>
-          <w:color w:val="FF4400"/>
-          <w:sz w:val="24"/>
-          <w:szCs w:val="24"/>
-        </w:rPr>
-        <w:t>Стих 2:</w:t>
-      </w:r>
-      <w:r>
-        <w:rPr>
-          <w:rFonts w:ascii="Times New Roman" w:eastAsia="Times New Roman" w:hAnsi="Times New Roman" w:cs="Times New Roman"/>
-          <w:sz w:val="24"/>
-          <w:szCs w:val="24"/>
-        </w:rPr>
-        <w:t xml:space="preserve"> На ра́ді пра́ведних і со́ньмі —</w:t>
-      </w:r>
-      <w:r>
-        <w:rPr>
-          <w:rFonts w:ascii="Times New Roman" w:eastAsia="Times New Roman" w:hAnsi="Times New Roman" w:cs="Times New Roman"/>
-          <w:sz w:val="24"/>
-          <w:szCs w:val="24"/>
-        </w:rPr>
-        <w:t>*</w:t>
-      </w:r>
-      <w:r>
-        <w:rPr>
-          <w:rFonts w:ascii="Times New Roman" w:eastAsia="Times New Roman" w:hAnsi="Times New Roman" w:cs="Times New Roman"/>
-          <w:sz w:val="24"/>
-          <w:szCs w:val="24"/>
-        </w:rPr>
-        <w:t xml:space="preserve"> вели́кі діла́ Госпо́дні, я́влені в усі́х во́лях Його́.</w:t>
-      </w:r>
-      <w:r>
-        <w:rPr>
-          <w:rFonts w:ascii="Times New Roman" w:eastAsia="Times New Roman" w:hAnsi="Times New Roman" w:cs="Times New Roman"/>
-          <w:sz w:val="24"/>
-          <w:szCs w:val="24"/>
-        </w:rPr>
-        <w:t xml:space="preserve"> </w:t>
-      </w:r>
-      <w:r>
-        <w:rPr>
-          <w:rFonts w:ascii="Times New Roman" w:eastAsia="Times New Roman" w:hAnsi="Times New Roman" w:cs="Times New Roman"/>
-          <w:i/>
-          <w:color w:val="FF4400"/>
-          <w:sz w:val="24"/>
-          <w:szCs w:val="24"/>
-        </w:rPr>
-        <w:t>(Пс. 110,1-2)</w:t>
-      </w:r>
-    </w:p>
-    <w:p>
-      <w:pPr>
-        <w:spacing w:after="280" w:line="240" w:lineRule="auto"/>
-        <w:rPr>
-          <w:rFonts w:ascii="Times New Roman" w:eastAsia="Times New Roman" w:hAnsi="Times New Roman" w:cs="Times New Roman"/>
-          <w:sz w:val="24"/>
-          <w:szCs w:val="24"/>
-        </w:rPr>
-      </w:pPr>
-      <w:r>
-        <w:rPr>
-          <w:rFonts w:ascii="Times New Roman" w:eastAsia="Times New Roman" w:hAnsi="Times New Roman" w:cs="Times New Roman"/>
-          <w:i/>
-          <w:color w:val="FF4400"/>
-          <w:sz w:val="24"/>
-          <w:szCs w:val="24"/>
-        </w:rPr>
-        <w:t>Приспів:</w:t>
-      </w:r>
-      <w:r>
-        <w:rPr>
-          <w:rFonts w:ascii="Times New Roman" w:eastAsia="Times New Roman" w:hAnsi="Times New Roman" w:cs="Times New Roman"/>
-          <w:sz w:val="24"/>
-          <w:szCs w:val="24"/>
-        </w:rPr>
-        <w:t xml:space="preserve"> Молитва́ми Богоро́диці,</w:t>
-      </w:r>
-      <w:r>
-        <w:rPr>
-          <w:rFonts w:ascii="Times New Roman" w:eastAsia="Times New Roman" w:hAnsi="Times New Roman" w:cs="Times New Roman"/>
-          <w:sz w:val="24"/>
-          <w:szCs w:val="24"/>
-        </w:rPr>
-        <w:t>*</w:t>
-      </w:r>
-      <w:r>
-        <w:rPr>
-          <w:rFonts w:ascii="Times New Roman" w:eastAsia="Times New Roman" w:hAnsi="Times New Roman" w:cs="Times New Roman"/>
-          <w:sz w:val="24"/>
-          <w:szCs w:val="24"/>
-        </w:rPr>
-        <w:t xml:space="preserve"> Спа́се, спаси́ нас.</w:t>
-      </w:r>
-    </w:p>
-    <w:p>
-      <w:pPr>
-        <w:spacing w:after="280" w:line="240" w:lineRule="auto"/>
-        <w:rPr>
-          <w:rFonts w:ascii="Times New Roman" w:eastAsia="Times New Roman" w:hAnsi="Times New Roman" w:cs="Times New Roman"/>
-          <w:sz w:val="24"/>
-          <w:szCs w:val="24"/>
-        </w:rPr>
-      </w:pPr>
-      <w:r>
-        <w:rPr>
-          <w:rFonts w:ascii="Times New Roman" w:eastAsia="Times New Roman" w:hAnsi="Times New Roman" w:cs="Times New Roman"/>
-          <w:i/>
-          <w:color w:val="FF4400"/>
-          <w:sz w:val="24"/>
-          <w:szCs w:val="24"/>
-        </w:rPr>
-        <w:t>Стих 3:</w:t>
-      </w:r>
-      <w:r>
-        <w:rPr>
-          <w:rFonts w:ascii="Times New Roman" w:eastAsia="Times New Roman" w:hAnsi="Times New Roman" w:cs="Times New Roman"/>
-          <w:sz w:val="24"/>
-          <w:szCs w:val="24"/>
-        </w:rPr>
-        <w:t xml:space="preserve"> Іспові́дування і ве́лич — ді́ло Його́</w:t>
-      </w:r>
-      <w:r>
-        <w:rPr>
-          <w:rFonts w:ascii="Times New Roman" w:eastAsia="Times New Roman" w:hAnsi="Times New Roman" w:cs="Times New Roman"/>
-          <w:sz w:val="24"/>
-          <w:szCs w:val="24"/>
-        </w:rPr>
-        <w:t>*</w:t>
-      </w:r>
-      <w:r>
-        <w:rPr>
-          <w:rFonts w:ascii="Times New Roman" w:eastAsia="Times New Roman" w:hAnsi="Times New Roman" w:cs="Times New Roman"/>
-          <w:sz w:val="24"/>
-          <w:szCs w:val="24"/>
-        </w:rPr>
-        <w:t xml:space="preserve"> і пра́вда Його́ перебува́є пові́к ві́ку.</w:t>
-      </w:r>
-      <w:r>
-        <w:rPr>
-          <w:rFonts w:ascii="Times New Roman" w:eastAsia="Times New Roman" w:hAnsi="Times New Roman" w:cs="Times New Roman"/>
-          <w:sz w:val="24"/>
-          <w:szCs w:val="24"/>
-        </w:rPr>
-        <w:t xml:space="preserve"> </w:t>
-      </w:r>
-      <w:r>
-        <w:rPr>
-          <w:rFonts w:ascii="Times New Roman" w:eastAsia="Times New Roman" w:hAnsi="Times New Roman" w:cs="Times New Roman"/>
-          <w:i/>
-          <w:color w:val="FF4400"/>
-          <w:sz w:val="24"/>
-          <w:szCs w:val="24"/>
-        </w:rPr>
-        <w:t>(Пс. 110,3)</w:t>
-      </w:r>
-    </w:p>
-    <w:p>
-      <w:pPr>
-        <w:spacing w:after="280" w:line="240" w:lineRule="auto"/>
-        <w:rPr>
-          <w:rFonts w:ascii="Times New Roman" w:eastAsia="Times New Roman" w:hAnsi="Times New Roman" w:cs="Times New Roman"/>
-          <w:sz w:val="24"/>
-          <w:szCs w:val="24"/>
-        </w:rPr>
-      </w:pPr>
-      <w:r>
-        <w:rPr>
-          <w:rFonts w:ascii="Times New Roman" w:eastAsia="Times New Roman" w:hAnsi="Times New Roman" w:cs="Times New Roman"/>
-          <w:i/>
-          <w:color w:val="FF4400"/>
-          <w:sz w:val="24"/>
-          <w:szCs w:val="24"/>
-        </w:rPr>
-        <w:t>Приспів:</w:t>
-      </w:r>
-      <w:r>
-        <w:rPr>
-          <w:rFonts w:ascii="Times New Roman" w:eastAsia="Times New Roman" w:hAnsi="Times New Roman" w:cs="Times New Roman"/>
-          <w:sz w:val="24"/>
-          <w:szCs w:val="24"/>
-        </w:rPr>
-        <w:t xml:space="preserve"> Молитва́ми Богоро́диці,</w:t>
-      </w:r>
-      <w:r>
-        <w:rPr>
-          <w:rFonts w:ascii="Times New Roman" w:eastAsia="Times New Roman" w:hAnsi="Times New Roman" w:cs="Times New Roman"/>
-          <w:sz w:val="24"/>
-          <w:szCs w:val="24"/>
-        </w:rPr>
-        <w:t>*</w:t>
-      </w:r>
-      <w:r>
-        <w:rPr>
-          <w:rFonts w:ascii="Times New Roman" w:eastAsia="Times New Roman" w:hAnsi="Times New Roman" w:cs="Times New Roman"/>
-          <w:sz w:val="24"/>
-          <w:szCs w:val="24"/>
-        </w:rPr>
-        <w:t xml:space="preserve"> Спа́се, спаси́ нас.</w:t>
-      </w:r>
-    </w:p>
-    <w:p>
-      <w:pPr>
-        <w:spacing w:after="280" w:line="240" w:lineRule="auto"/>
-        <w:rPr>
-          <w:rFonts w:ascii="Times New Roman" w:eastAsia="Times New Roman" w:hAnsi="Times New Roman" w:cs="Times New Roman"/>
-          <w:sz w:val="24"/>
-          <w:szCs w:val="24"/>
-        </w:rPr>
-      </w:pPr>
-      <w:r>
-        <w:rPr>
-          <w:rFonts w:ascii="Times New Roman" w:eastAsia="Times New Roman" w:hAnsi="Times New Roman" w:cs="Times New Roman"/>
-          <w:sz w:val="24"/>
-          <w:szCs w:val="24"/>
-        </w:rPr>
-        <w:t>Сла́ва Отцю́, і Си́ну, і Свято́му Ду́хові,</w:t>
-      </w:r>
-      <w:r>
-        <w:rPr>
-          <w:rFonts w:ascii="Times New Roman" w:eastAsia="Times New Roman" w:hAnsi="Times New Roman" w:cs="Times New Roman"/>
-          <w:sz w:val="24"/>
-          <w:szCs w:val="24"/>
-        </w:rPr>
-        <w:t>*</w:t>
-      </w:r>
-      <w:r>
-        <w:rPr>
-          <w:rFonts w:ascii="Times New Roman" w:eastAsia="Times New Roman" w:hAnsi="Times New Roman" w:cs="Times New Roman"/>
-          <w:sz w:val="24"/>
-          <w:szCs w:val="24"/>
-        </w:rPr>
-        <w:t xml:space="preserve"> і ни́ні, і повсякча́с, і на ві́ки вікі́в. Амі́нь.</w:t>
-      </w:r>
-    </w:p>
-    <w:p>
-      <w:pPr>
-        <w:spacing w:after="280" w:line="240" w:lineRule="auto"/>
+        <w:spacing w:after="120" w:line="240" w:lineRule="auto"/>
+        <w:rPr>
+          <w:rFonts w:ascii="Times New Roman" w:eastAsia="Times New Roman" w:hAnsi="Times New Roman" w:cs="Times New Roman"/>
+          <w:sz w:val="24"/>
+          <w:szCs w:val="24"/>
+          <w:highlight w:val="darkGray"/>
+        </w:rPr>
+      </w:pPr>
+      <w:r>
+        <w:rPr>
+          <w:rFonts w:ascii="Times New Roman" w:eastAsia="Times New Roman" w:hAnsi="Times New Roman" w:cs="Times New Roman"/>
+          <w:sz w:val="24"/>
+          <w:szCs w:val="24"/>
+          <w:highlight w:val="darkGray"/>
+        </w:rPr>
+        <w:t>&lt;/antifon1&gt;</w:t>
+      </w:r>
+    </w:p>
+    <w:p>
+      <w:pPr>
+        <w:spacing w:after="120" w:line="240" w:lineRule="auto"/>
+        <w:rPr>
+          <w:rFonts w:ascii="Times New Roman" w:eastAsia="Times New Roman" w:hAnsi="Times New Roman" w:cs="Times New Roman"/>
+          <w:sz w:val="24"/>
+          <w:szCs w:val="24"/>
+          <w:highlight w:val="darkGray"/>
+        </w:rPr>
+      </w:pPr>
+      <w:r>
+        <w:rPr>
+          <w:rFonts w:ascii="Times New Roman" w:eastAsia="Times New Roman" w:hAnsi="Times New Roman" w:cs="Times New Roman"/>
+          <w:sz w:val="24"/>
+          <w:szCs w:val="24"/>
+          <w:highlight w:val="darkGray"/>
+        </w:rPr>
+        <w:t>&lt;antifon2&gt;</w:t>
+      </w:r>
+    </w:p>
+    <w:p>
+      <w:pPr>
+        <w:spacing w:after="120" w:line="240" w:lineRule="auto"/>
         <w:rPr>
           <w:rFonts w:ascii="Times New Roman" w:eastAsia="Times New Roman" w:hAnsi="Times New Roman" w:cs="Times New Roman"/>
           <w:b/>
@@ -11827,100 +11884,13 @@
       <w:r>
         <w:rPr>
           <w:rFonts w:ascii="Times New Roman" w:eastAsia="Times New Roman" w:hAnsi="Times New Roman" w:cs="Times New Roman"/>
-          <w:i/>
-          <w:color w:val="FF4400"/>
-          <w:sz w:val="24"/>
-          <w:szCs w:val="24"/>
-        </w:rPr>
-        <w:t>Приспів:</w:t>
-      </w:r>
-      <w:r>
-        <w:rPr>
-          <w:rFonts w:ascii="Times New Roman" w:eastAsia="Times New Roman" w:hAnsi="Times New Roman" w:cs="Times New Roman"/>
-          <w:sz w:val="24"/>
-          <w:szCs w:val="24"/>
-        </w:rPr>
-        <w:t xml:space="preserve"> Молитва́ми Богоро́диці,</w:t>
-      </w:r>
-      <w:r>
-        <w:rPr>
-          <w:rFonts w:ascii="Times New Roman" w:eastAsia="Times New Roman" w:hAnsi="Times New Roman" w:cs="Times New Roman"/>
-          <w:sz w:val="24"/>
-          <w:szCs w:val="24"/>
-        </w:rPr>
-        <w:t>*</w:t>
-      </w:r>
-      <w:r>
-        <w:rPr>
-          <w:rFonts w:ascii="Times New Roman" w:eastAsia="Times New Roman" w:hAnsi="Times New Roman" w:cs="Times New Roman"/>
-          <w:sz w:val="24"/>
-          <w:szCs w:val="24"/>
-        </w:rPr>
-        <w:t xml:space="preserve"> Спа́се, спаси́ нас.</w:t>
-      </w:r>
-    </w:p>
-    <w:p>
-      <w:pPr>
-        <w:spacing w:after="120" w:line="240" w:lineRule="auto"/>
-        <w:rPr>
-          <w:rFonts w:ascii="Times New Roman" w:eastAsia="Times New Roman" w:hAnsi="Times New Roman" w:cs="Times New Roman"/>
-          <w:sz w:val="24"/>
-          <w:szCs w:val="24"/>
-          <w:highlight w:val="darkGray"/>
-        </w:rPr>
-      </w:pPr>
-      <w:r>
-        <w:rPr>
-          <w:rFonts w:ascii="Times New Roman" w:eastAsia="Times New Roman" w:hAnsi="Times New Roman" w:cs="Times New Roman"/>
-          <w:sz w:val="24"/>
-          <w:szCs w:val="24"/>
-          <w:highlight w:val="darkGray"/>
-        </w:rPr>
-        <w:t>&lt;/antifon1&gt;</w:t>
-      </w:r>
-    </w:p>
-    <w:p>
-      <w:pPr>
-        <w:spacing w:after="120" w:line="240" w:lineRule="auto"/>
-        <w:rPr>
-          <w:rFonts w:ascii="Times New Roman" w:eastAsia="Times New Roman" w:hAnsi="Times New Roman" w:cs="Times New Roman"/>
-          <w:sz w:val="24"/>
-          <w:szCs w:val="24"/>
-          <w:highlight w:val="darkGray"/>
-        </w:rPr>
-      </w:pPr>
-      <w:r>
-        <w:rPr>
-          <w:rFonts w:ascii="Times New Roman" w:eastAsia="Times New Roman" w:hAnsi="Times New Roman" w:cs="Times New Roman"/>
-          <w:sz w:val="24"/>
-          <w:szCs w:val="24"/>
-          <w:highlight w:val="darkGray"/>
-        </w:rPr>
-        <w:t>&lt;antifon2&gt;</w:t>
-      </w:r>
-    </w:p>
-    <w:p>
-      <w:pPr>
-        <w:spacing w:after="120" w:line="240" w:lineRule="auto"/>
-        <w:rPr>
-          <w:rFonts w:ascii="Times New Roman" w:eastAsia="Times New Roman" w:hAnsi="Times New Roman" w:cs="Times New Roman"/>
           <w:b/>
           <w:i/>
           <w:color w:val="FF4400"/>
           <w:sz w:val="24"/>
           <w:szCs w:val="24"/>
         </w:rPr>
-      </w:pPr>
-      <w:r>
-        <w:rPr>
-          <w:rFonts w:ascii="Times New Roman" w:eastAsia="Times New Roman" w:hAnsi="Times New Roman" w:cs="Times New Roman"/>
-          <w:b/>
-          <w:i/>
-          <w:color w:val="FF4400"/>
-          <w:sz w:val="24"/>
-          <w:szCs w:val="24"/>
-        </w:rPr>
-        <w:t xml:space="preserve">Другий антифон </w:t>
+        <w:t>Другий антифон</w:t>
       </w:r>
     </w:p>
     <w:p>
@@ -12572,14 +12542,6 @@
         </w:rPr>
         <w:t>&lt;/antifon3&gt;</w:t>
       </w:r>
-      <w:r>
-        <w:rPr>
-          <w:rFonts w:ascii="Times New Roman" w:eastAsia="Times New Roman" w:hAnsi="Times New Roman" w:cs="Times New Roman"/>
-          <w:sz w:val="24"/>
-          <w:szCs w:val="24"/>
-        </w:rPr>
-        <w:t xml:space="preserve"> </w:t>
-      </w:r>
     </w:p>
     <w:p>
       <w:pPr>
@@ -12769,14 +12731,6 @@
         </w:rPr>
         <w:t>*</w:t>
       </w:r>
-      <w:r>
-        <w:rPr>
-          <w:rFonts w:ascii="Times New Roman" w:eastAsia="Times New Roman" w:hAnsi="Times New Roman" w:cs="Times New Roman"/>
-          <w:sz w:val="24"/>
-          <w:szCs w:val="24"/>
-        </w:rPr>
-        <w:t xml:space="preserve"> </w:t>
-      </w:r>
     </w:p>
     <w:p>
       <w:pPr>
@@ -13103,15 +13057,6 @@
           <w:szCs w:val="24"/>
         </w:rPr>
         <w:t>(Пс. 131,11).</w:t>
-      </w:r>
-      <w:r>
-        <w:rPr>
-          <w:rFonts w:ascii="Times New Roman" w:eastAsia="Times New Roman" w:hAnsi="Times New Roman" w:cs="Times New Roman"/>
-          <w:sz w:val="24"/>
-          <w:szCs w:val="24"/>
-          <w:highlight w:val="darkGray"/>
-        </w:rPr>
-        <w:t xml:space="preserve"> </w:t>
       </w:r>
     </w:p>
     <w:p>
@@ -13594,6 +13539,172 @@
         </w:rPr>
         <w:t>&lt;antifon1&gt;</w:t>
       </w:r>
+    </w:p>
+    <w:p>
+      <w:pPr>
+        <w:spacing w:after="120" w:line="240" w:lineRule="auto"/>
+        <w:rPr>
+          <w:rFonts w:ascii="Times New Roman" w:eastAsia="Times New Roman" w:hAnsi="Times New Roman" w:cs="Times New Roman"/>
+          <w:b/>
+          <w:i/>
+          <w:color w:val="FF4400"/>
+          <w:sz w:val="24"/>
+          <w:szCs w:val="24"/>
+        </w:rPr>
+      </w:pPr>
+      <w:r>
+        <w:rPr>
+          <w:rFonts w:ascii="Times New Roman" w:eastAsia="Times New Roman" w:hAnsi="Times New Roman" w:cs="Times New Roman"/>
+          <w:b/>
+          <w:i/>
+          <w:color w:val="FF4400"/>
+          <w:sz w:val="24"/>
+          <w:szCs w:val="24"/>
+        </w:rPr>
+        <w:t>Перший антифон</w:t>
+      </w:r>
+    </w:p>
+    <w:p>
+      <w:pPr>
+        <w:spacing w:after="120" w:line="240" w:lineRule="auto"/>
+        <w:rPr>
+          <w:rFonts w:ascii="Times New Roman" w:eastAsia="Times New Roman" w:hAnsi="Times New Roman" w:cs="Times New Roman"/>
+          <w:sz w:val="24"/>
+          <w:szCs w:val="24"/>
+        </w:rPr>
+      </w:pPr>
+      <w:r>
+        <w:rPr>
+          <w:rFonts w:ascii="Times New Roman" w:eastAsia="Times New Roman" w:hAnsi="Times New Roman" w:cs="Times New Roman"/>
+          <w:i/>
+          <w:color w:val="FF4400"/>
+          <w:sz w:val="24"/>
+          <w:szCs w:val="24"/>
+        </w:rPr>
+        <w:t>Стих 1:</w:t>
+      </w:r>
+      <w:r>
+        <w:rPr>
+          <w:rFonts w:ascii="Times New Roman" w:eastAsia="Times New Roman" w:hAnsi="Times New Roman" w:cs="Times New Roman"/>
+          <w:sz w:val="24"/>
+          <w:szCs w:val="24"/>
+        </w:rPr>
+        <w:t xml:space="preserve"> Іспові́мся Тобі́, Го́споди, всім се́рцем мої́м,</w:t>
+      </w:r>
+      <w:r>
+        <w:rPr>
+          <w:rFonts w:ascii="Times New Roman" w:eastAsia="Times New Roman" w:hAnsi="Times New Roman" w:cs="Times New Roman"/>
+          <w:sz w:val="24"/>
+          <w:szCs w:val="24"/>
+        </w:rPr>
+        <w:t>*</w:t>
+      </w:r>
+      <w:r>
+        <w:rPr>
+          <w:rFonts w:ascii="Times New Roman" w:eastAsia="Times New Roman" w:hAnsi="Times New Roman" w:cs="Times New Roman"/>
+          <w:sz w:val="24"/>
+          <w:szCs w:val="24"/>
+        </w:rPr>
+        <w:t xml:space="preserve"> розпові́м про всі чуда́ Твої́. </w:t>
+      </w:r>
+      <w:r>
+        <w:rPr>
+          <w:rFonts w:ascii="Times New Roman" w:eastAsia="Times New Roman" w:hAnsi="Times New Roman" w:cs="Times New Roman"/>
+          <w:i/>
+          <w:color w:val="FF4400"/>
+          <w:sz w:val="24"/>
+          <w:szCs w:val="24"/>
+        </w:rPr>
+        <w:t>(Пс. 9,2)</w:t>
+      </w:r>
+    </w:p>
+    <w:p>
+      <w:pPr>
+        <w:spacing w:after="280" w:line="240" w:lineRule="auto"/>
+        <w:rPr>
+          <w:rFonts w:ascii="Times New Roman" w:eastAsia="Times New Roman" w:hAnsi="Times New Roman" w:cs="Times New Roman"/>
+          <w:sz w:val="24"/>
+          <w:szCs w:val="24"/>
+        </w:rPr>
+      </w:pPr>
+      <w:r>
+        <w:rPr>
+          <w:rFonts w:ascii="Times New Roman" w:eastAsia="Times New Roman" w:hAnsi="Times New Roman" w:cs="Times New Roman"/>
+          <w:i/>
+          <w:color w:val="FF4400"/>
+          <w:sz w:val="24"/>
+          <w:szCs w:val="24"/>
+        </w:rPr>
+        <w:t>Приспів:</w:t>
+      </w:r>
+      <w:r>
+        <w:rPr>
+          <w:rFonts w:ascii="Times New Roman" w:eastAsia="Times New Roman" w:hAnsi="Times New Roman" w:cs="Times New Roman"/>
+          <w:sz w:val="24"/>
+          <w:szCs w:val="24"/>
+        </w:rPr>
+        <w:t xml:space="preserve"> Молитва́ми Богоро́диці,</w:t>
+      </w:r>
+      <w:r>
+        <w:rPr>
+          <w:rFonts w:ascii="Times New Roman" w:eastAsia="Times New Roman" w:hAnsi="Times New Roman" w:cs="Times New Roman"/>
+          <w:sz w:val="24"/>
+          <w:szCs w:val="24"/>
+        </w:rPr>
+        <w:t>*</w:t>
+      </w:r>
+      <w:r>
+        <w:rPr>
+          <w:rFonts w:ascii="Times New Roman" w:eastAsia="Times New Roman" w:hAnsi="Times New Roman" w:cs="Times New Roman"/>
+          <w:sz w:val="24"/>
+          <w:szCs w:val="24"/>
+        </w:rPr>
+        <w:t xml:space="preserve"> Спа́се, спаси́ нас.</w:t>
+      </w:r>
+    </w:p>
+    <w:p>
+      <w:pPr>
+        <w:spacing w:after="280" w:line="240" w:lineRule="auto"/>
+        <w:rPr>
+          <w:rFonts w:ascii="Times New Roman" w:eastAsia="Times New Roman" w:hAnsi="Times New Roman" w:cs="Times New Roman"/>
+          <w:sz w:val="24"/>
+          <w:szCs w:val="24"/>
+        </w:rPr>
+      </w:pPr>
+      <w:r>
+        <w:rPr>
+          <w:rFonts w:ascii="Times New Roman" w:eastAsia="Times New Roman" w:hAnsi="Times New Roman" w:cs="Times New Roman"/>
+          <w:i/>
+          <w:color w:val="FF4400"/>
+          <w:sz w:val="24"/>
+          <w:szCs w:val="24"/>
+        </w:rPr>
+        <w:t>Стих 2:</w:t>
+      </w:r>
+      <w:r>
+        <w:rPr>
+          <w:rFonts w:ascii="Times New Roman" w:eastAsia="Times New Roman" w:hAnsi="Times New Roman" w:cs="Times New Roman"/>
+          <w:sz w:val="24"/>
+          <w:szCs w:val="24"/>
+        </w:rPr>
+        <w:t xml:space="preserve"> На ра́ді пра́ведних і со́ньмі —</w:t>
+      </w:r>
+      <w:r>
+        <w:rPr>
+          <w:rFonts w:ascii="Times New Roman" w:eastAsia="Times New Roman" w:hAnsi="Times New Roman" w:cs="Times New Roman"/>
+          <w:sz w:val="24"/>
+          <w:szCs w:val="24"/>
+        </w:rPr>
+        <w:t>*</w:t>
+      </w:r>
+      <w:r>
+        <w:rPr>
+          <w:rFonts w:ascii="Times New Roman" w:eastAsia="Times New Roman" w:hAnsi="Times New Roman" w:cs="Times New Roman"/>
+          <w:sz w:val="24"/>
+          <w:szCs w:val="24"/>
+        </w:rPr>
+        <w:t xml:space="preserve"> вели́кі діла́ Госпо́дні, я́влені в усі́х во́лях Його́.</w:t>
+      </w:r>
       <w:r>
         <w:rPr>
           <w:rFonts w:ascii="Times New Roman" w:eastAsia="Times New Roman" w:hAnsi="Times New Roman" w:cs="Times New Roman"/>
@@ -13602,17 +13713,204 @@
         </w:rPr>
         <w:t xml:space="preserve"> </w:t>
       </w:r>
-    </w:p>
-    <w:p>
-      <w:pPr>
-        <w:spacing w:after="120" w:line="240" w:lineRule="auto"/>
-        <w:rPr>
-          <w:rFonts w:ascii="Times New Roman" w:eastAsia="Times New Roman" w:hAnsi="Times New Roman" w:cs="Times New Roman"/>
-          <w:sz w:val="24"/>
-          <w:szCs w:val="24"/>
-        </w:rPr>
-      </w:pPr>
-      <w:r>
+      <w:r>
+        <w:rPr>
+          <w:rFonts w:ascii="Times New Roman" w:eastAsia="Times New Roman" w:hAnsi="Times New Roman" w:cs="Times New Roman"/>
+          <w:i/>
+          <w:color w:val="FF4400"/>
+          <w:sz w:val="24"/>
+          <w:szCs w:val="24"/>
+        </w:rPr>
+        <w:t>(Пс. 110,1-2)</w:t>
+      </w:r>
+    </w:p>
+    <w:p>
+      <w:pPr>
+        <w:spacing w:after="280" w:line="240" w:lineRule="auto"/>
+        <w:rPr>
+          <w:rFonts w:ascii="Times New Roman" w:eastAsia="Times New Roman" w:hAnsi="Times New Roman" w:cs="Times New Roman"/>
+          <w:sz w:val="24"/>
+          <w:szCs w:val="24"/>
+        </w:rPr>
+      </w:pPr>
+      <w:r>
+        <w:rPr>
+          <w:rFonts w:ascii="Times New Roman" w:eastAsia="Times New Roman" w:hAnsi="Times New Roman" w:cs="Times New Roman"/>
+          <w:i/>
+          <w:color w:val="FF4400"/>
+          <w:sz w:val="24"/>
+          <w:szCs w:val="24"/>
+        </w:rPr>
+        <w:t>Приспів:</w:t>
+      </w:r>
+      <w:r>
+        <w:rPr>
+          <w:rFonts w:ascii="Times New Roman" w:eastAsia="Times New Roman" w:hAnsi="Times New Roman" w:cs="Times New Roman"/>
+          <w:sz w:val="24"/>
+          <w:szCs w:val="24"/>
+        </w:rPr>
+        <w:t xml:space="preserve"> Молитва́ми Богоро́диці,</w:t>
+      </w:r>
+      <w:r>
+        <w:rPr>
+          <w:rFonts w:ascii="Times New Roman" w:eastAsia="Times New Roman" w:hAnsi="Times New Roman" w:cs="Times New Roman"/>
+          <w:sz w:val="24"/>
+          <w:szCs w:val="24"/>
+        </w:rPr>
+        <w:t>*</w:t>
+      </w:r>
+      <w:r>
+        <w:rPr>
+          <w:rFonts w:ascii="Times New Roman" w:eastAsia="Times New Roman" w:hAnsi="Times New Roman" w:cs="Times New Roman"/>
+          <w:sz w:val="24"/>
+          <w:szCs w:val="24"/>
+        </w:rPr>
+        <w:t xml:space="preserve"> Спа́се, спаси́ нас.</w:t>
+      </w:r>
+    </w:p>
+    <w:p>
+      <w:pPr>
+        <w:spacing w:after="280" w:line="240" w:lineRule="auto"/>
+        <w:rPr>
+          <w:rFonts w:ascii="Times New Roman" w:eastAsia="Times New Roman" w:hAnsi="Times New Roman" w:cs="Times New Roman"/>
+          <w:sz w:val="24"/>
+          <w:szCs w:val="24"/>
+        </w:rPr>
+      </w:pPr>
+      <w:r>
+        <w:rPr>
+          <w:rFonts w:ascii="Times New Roman" w:eastAsia="Times New Roman" w:hAnsi="Times New Roman" w:cs="Times New Roman"/>
+          <w:i/>
+          <w:color w:val="FF4400"/>
+          <w:sz w:val="24"/>
+          <w:szCs w:val="24"/>
+        </w:rPr>
+        <w:t>Стих 3:</w:t>
+      </w:r>
+      <w:r>
+        <w:rPr>
+          <w:rFonts w:ascii="Times New Roman" w:eastAsia="Times New Roman" w:hAnsi="Times New Roman" w:cs="Times New Roman"/>
+          <w:sz w:val="24"/>
+          <w:szCs w:val="24"/>
+        </w:rPr>
+        <w:t xml:space="preserve"> Іспові́дування і ве́лич — ді́ло Його́</w:t>
+      </w:r>
+      <w:r>
+        <w:rPr>
+          <w:rFonts w:ascii="Times New Roman" w:eastAsia="Times New Roman" w:hAnsi="Times New Roman" w:cs="Times New Roman"/>
+          <w:sz w:val="24"/>
+          <w:szCs w:val="24"/>
+        </w:rPr>
+        <w:t>*</w:t>
+      </w:r>
+      <w:r>
+        <w:rPr>
+          <w:rFonts w:ascii="Times New Roman" w:eastAsia="Times New Roman" w:hAnsi="Times New Roman" w:cs="Times New Roman"/>
+          <w:sz w:val="24"/>
+          <w:szCs w:val="24"/>
+        </w:rPr>
+        <w:t xml:space="preserve"> і пра́вда Його́ перебува́є пові́к ві́ку.</w:t>
+      </w:r>
+      <w:r>
+        <w:rPr>
+          <w:rFonts w:ascii="Times New Roman" w:eastAsia="Times New Roman" w:hAnsi="Times New Roman" w:cs="Times New Roman"/>
+          <w:sz w:val="24"/>
+          <w:szCs w:val="24"/>
+        </w:rPr>
+        <w:t xml:space="preserve"> </w:t>
+      </w:r>
+      <w:r>
+        <w:rPr>
+          <w:rFonts w:ascii="Times New Roman" w:eastAsia="Times New Roman" w:hAnsi="Times New Roman" w:cs="Times New Roman"/>
+          <w:i/>
+          <w:color w:val="FF4400"/>
+          <w:sz w:val="24"/>
+          <w:szCs w:val="24"/>
+        </w:rPr>
+        <w:t>(Пс. 110,3)</w:t>
+      </w:r>
+    </w:p>
+    <w:p>
+      <w:pPr>
+        <w:spacing w:after="280" w:line="240" w:lineRule="auto"/>
+        <w:rPr>
+          <w:rFonts w:ascii="Times New Roman" w:eastAsia="Times New Roman" w:hAnsi="Times New Roman" w:cs="Times New Roman"/>
+          <w:sz w:val="24"/>
+          <w:szCs w:val="24"/>
+        </w:rPr>
+      </w:pPr>
+      <w:r>
+        <w:rPr>
+          <w:rFonts w:ascii="Times New Roman" w:eastAsia="Times New Roman" w:hAnsi="Times New Roman" w:cs="Times New Roman"/>
+          <w:i/>
+          <w:color w:val="FF4400"/>
+          <w:sz w:val="24"/>
+          <w:szCs w:val="24"/>
+        </w:rPr>
+        <w:t>Приспів:</w:t>
+      </w:r>
+      <w:r>
+        <w:rPr>
+          <w:rFonts w:ascii="Times New Roman" w:eastAsia="Times New Roman" w:hAnsi="Times New Roman" w:cs="Times New Roman"/>
+          <w:sz w:val="24"/>
+          <w:szCs w:val="24"/>
+        </w:rPr>
+        <w:t xml:space="preserve"> Молитва́ми Богоро́диці,</w:t>
+      </w:r>
+      <w:r>
+        <w:rPr>
+          <w:rFonts w:ascii="Times New Roman" w:eastAsia="Times New Roman" w:hAnsi="Times New Roman" w:cs="Times New Roman"/>
+          <w:sz w:val="24"/>
+          <w:szCs w:val="24"/>
+        </w:rPr>
+        <w:t>*</w:t>
+      </w:r>
+      <w:r>
+        <w:rPr>
+          <w:rFonts w:ascii="Times New Roman" w:eastAsia="Times New Roman" w:hAnsi="Times New Roman" w:cs="Times New Roman"/>
+          <w:sz w:val="24"/>
+          <w:szCs w:val="24"/>
+        </w:rPr>
+        <w:t xml:space="preserve"> Спа́се, спаси́ нас.</w:t>
+      </w:r>
+    </w:p>
+    <w:p>
+      <w:pPr>
+        <w:spacing w:after="280" w:line="240" w:lineRule="auto"/>
+        <w:rPr>
+          <w:rFonts w:ascii="Times New Roman" w:eastAsia="Times New Roman" w:hAnsi="Times New Roman" w:cs="Times New Roman"/>
+          <w:sz w:val="24"/>
+          <w:szCs w:val="24"/>
+        </w:rPr>
+      </w:pPr>
+      <w:r>
+        <w:rPr>
+          <w:rFonts w:ascii="Times New Roman" w:eastAsia="Times New Roman" w:hAnsi="Times New Roman" w:cs="Times New Roman"/>
+          <w:sz w:val="24"/>
+          <w:szCs w:val="24"/>
+        </w:rPr>
+        <w:t>Сла́ва Отцю́, і Си́ну, і Свято́му Ду́хові,</w:t>
+      </w:r>
+      <w:r>
+        <w:rPr>
+          <w:rFonts w:ascii="Times New Roman" w:eastAsia="Times New Roman" w:hAnsi="Times New Roman" w:cs="Times New Roman"/>
+          <w:sz w:val="24"/>
+          <w:szCs w:val="24"/>
+        </w:rPr>
+        <w:t>*</w:t>
+      </w:r>
+      <w:r>
+        <w:rPr>
+          <w:rFonts w:ascii="Times New Roman" w:eastAsia="Times New Roman" w:hAnsi="Times New Roman" w:cs="Times New Roman"/>
+          <w:sz w:val="24"/>
+          <w:szCs w:val="24"/>
+        </w:rPr>
+        <w:t xml:space="preserve"> і ни́ні, і повсякча́с, і на ві́ки вікі́в. Амі́нь.</w:t>
+      </w:r>
+    </w:p>
+    <w:p>
+      <w:pPr>
+        <w:spacing w:after="280" w:line="240" w:lineRule="auto"/>
         <w:rPr>
           <w:rFonts w:ascii="Times New Roman" w:eastAsia="Times New Roman" w:hAnsi="Times New Roman" w:cs="Times New Roman"/>
           <w:b/>
@@ -13621,35 +13919,24 @@
           <w:sz w:val="24"/>
           <w:szCs w:val="24"/>
         </w:rPr>
-        <w:t xml:space="preserve">Перший антифон </w:t>
-      </w:r>
-    </w:p>
-    <w:p>
-      <w:pPr>
-        <w:spacing w:after="120" w:line="240" w:lineRule="auto"/>
-        <w:rPr>
-          <w:rFonts w:ascii="Times New Roman" w:eastAsia="Times New Roman" w:hAnsi="Times New Roman" w:cs="Times New Roman"/>
-          <w:sz w:val="24"/>
-          <w:szCs w:val="24"/>
-        </w:rPr>
-      </w:pPr>
-      <w:r>
-        <w:rPr>
-          <w:rFonts w:ascii="Times New Roman" w:eastAsia="Times New Roman" w:hAnsi="Times New Roman" w:cs="Times New Roman"/>
-          <w:i/>
-          <w:color w:val="FF4400"/>
-          <w:sz w:val="24"/>
-          <w:szCs w:val="24"/>
-        </w:rPr>
-        <w:t>Стих 1:</w:t>
-      </w:r>
-      <w:r>
-        <w:rPr>
-          <w:rFonts w:ascii="Times New Roman" w:eastAsia="Times New Roman" w:hAnsi="Times New Roman" w:cs="Times New Roman"/>
-          <w:sz w:val="24"/>
-          <w:szCs w:val="24"/>
-        </w:rPr>
-        <w:t xml:space="preserve"> Іспові́мся Тобі́, Го́споди, всім се́рцем мої́м,</w:t>
+      </w:pPr>
+      <w:r>
+        <w:rPr>
+          <w:rFonts w:ascii="Times New Roman" w:eastAsia="Times New Roman" w:hAnsi="Times New Roman" w:cs="Times New Roman"/>
+          <w:i/>
+          <w:color w:val="FF4400"/>
+          <w:sz w:val="24"/>
+          <w:szCs w:val="24"/>
+        </w:rPr>
+        <w:t>Приспів:</w:t>
+      </w:r>
+      <w:r>
+        <w:rPr>
+          <w:rFonts w:ascii="Times New Roman" w:eastAsia="Times New Roman" w:hAnsi="Times New Roman" w:cs="Times New Roman"/>
+          <w:sz w:val="24"/>
+          <w:szCs w:val="24"/>
+        </w:rPr>
+        <w:t xml:space="preserve"> Молитва́ми Богоро́диці,</w:t>
       </w:r>
       <w:r>
         <w:rPr>
@@ -13665,312 +13952,52 @@
           <w:sz w:val="24"/>
           <w:szCs w:val="24"/>
         </w:rPr>
-        <w:t xml:space="preserve"> розпові́м про всі чуда́ Твої́. </w:t>
-      </w:r>
-      <w:r>
-        <w:rPr>
-          <w:rFonts w:ascii="Times New Roman" w:eastAsia="Times New Roman" w:hAnsi="Times New Roman" w:cs="Times New Roman"/>
-          <w:i/>
-          <w:color w:val="FF4400"/>
-          <w:sz w:val="24"/>
-          <w:szCs w:val="24"/>
-        </w:rPr>
-        <w:t>(Пс. 9,2)</w:t>
-      </w:r>
-    </w:p>
-    <w:p>
-      <w:pPr>
-        <w:spacing w:after="280" w:line="240" w:lineRule="auto"/>
-        <w:rPr>
-          <w:rFonts w:ascii="Times New Roman" w:eastAsia="Times New Roman" w:hAnsi="Times New Roman" w:cs="Times New Roman"/>
-          <w:sz w:val="24"/>
-          <w:szCs w:val="24"/>
-        </w:rPr>
-      </w:pPr>
-      <w:r>
-        <w:rPr>
-          <w:rFonts w:ascii="Times New Roman" w:eastAsia="Times New Roman" w:hAnsi="Times New Roman" w:cs="Times New Roman"/>
-          <w:i/>
-          <w:color w:val="FF4400"/>
-          <w:sz w:val="24"/>
-          <w:szCs w:val="24"/>
-        </w:rPr>
-        <w:t>Приспів:</w:t>
-      </w:r>
-      <w:r>
-        <w:rPr>
-          <w:rFonts w:ascii="Times New Roman" w:eastAsia="Times New Roman" w:hAnsi="Times New Roman" w:cs="Times New Roman"/>
-          <w:sz w:val="24"/>
-          <w:szCs w:val="24"/>
-        </w:rPr>
-        <w:t xml:space="preserve"> Молитва́ми Богоро́диці,</w:t>
-      </w:r>
-      <w:r>
-        <w:rPr>
-          <w:rFonts w:ascii="Times New Roman" w:eastAsia="Times New Roman" w:hAnsi="Times New Roman" w:cs="Times New Roman"/>
-          <w:sz w:val="24"/>
-          <w:szCs w:val="24"/>
-        </w:rPr>
-        <w:t>*</w:t>
-      </w:r>
-      <w:r>
-        <w:rPr>
-          <w:rFonts w:ascii="Times New Roman" w:eastAsia="Times New Roman" w:hAnsi="Times New Roman" w:cs="Times New Roman"/>
-          <w:sz w:val="24"/>
-          <w:szCs w:val="24"/>
-        </w:rPr>
         <w:t xml:space="preserve"> Спа́се, спаси́ нас.</w:t>
       </w:r>
     </w:p>
     <w:p>
       <w:pPr>
-        <w:spacing w:after="280" w:line="240" w:lineRule="auto"/>
-        <w:rPr>
-          <w:rFonts w:ascii="Times New Roman" w:eastAsia="Times New Roman" w:hAnsi="Times New Roman" w:cs="Times New Roman"/>
-          <w:sz w:val="24"/>
-          <w:szCs w:val="24"/>
-        </w:rPr>
-      </w:pPr>
-      <w:r>
-        <w:rPr>
-          <w:rFonts w:ascii="Times New Roman" w:eastAsia="Times New Roman" w:hAnsi="Times New Roman" w:cs="Times New Roman"/>
-          <w:i/>
-          <w:color w:val="FF4400"/>
-          <w:sz w:val="24"/>
-          <w:szCs w:val="24"/>
-        </w:rPr>
-        <w:t>Стих 2:</w:t>
-      </w:r>
-      <w:r>
-        <w:rPr>
-          <w:rFonts w:ascii="Times New Roman" w:eastAsia="Times New Roman" w:hAnsi="Times New Roman" w:cs="Times New Roman"/>
-          <w:sz w:val="24"/>
-          <w:szCs w:val="24"/>
-        </w:rPr>
-        <w:t xml:space="preserve"> На ра́ді пра́ведних і со́ньмі —</w:t>
-      </w:r>
-      <w:r>
-        <w:rPr>
-          <w:rFonts w:ascii="Times New Roman" w:eastAsia="Times New Roman" w:hAnsi="Times New Roman" w:cs="Times New Roman"/>
-          <w:sz w:val="24"/>
-          <w:szCs w:val="24"/>
-        </w:rPr>
-        <w:t>*</w:t>
-      </w:r>
-      <w:r>
-        <w:rPr>
-          <w:rFonts w:ascii="Times New Roman" w:eastAsia="Times New Roman" w:hAnsi="Times New Roman" w:cs="Times New Roman"/>
-          <w:sz w:val="24"/>
-          <w:szCs w:val="24"/>
-        </w:rPr>
-        <w:t xml:space="preserve"> вели́кі діла́ Госпо́дні, я́влені в усі́х во́лях Його́.</w:t>
-      </w:r>
-      <w:r>
-        <w:rPr>
-          <w:rFonts w:ascii="Times New Roman" w:eastAsia="Times New Roman" w:hAnsi="Times New Roman" w:cs="Times New Roman"/>
-          <w:sz w:val="24"/>
-          <w:szCs w:val="24"/>
-        </w:rPr>
-        <w:t xml:space="preserve"> </w:t>
-      </w:r>
-      <w:r>
-        <w:rPr>
-          <w:rFonts w:ascii="Times New Roman" w:eastAsia="Times New Roman" w:hAnsi="Times New Roman" w:cs="Times New Roman"/>
-          <w:i/>
-          <w:color w:val="FF4400"/>
-          <w:sz w:val="24"/>
-          <w:szCs w:val="24"/>
-        </w:rPr>
-        <w:t>(Пс. 110,1-2)</w:t>
-      </w:r>
-    </w:p>
-    <w:p>
-      <w:pPr>
-        <w:spacing w:after="280" w:line="240" w:lineRule="auto"/>
-        <w:rPr>
-          <w:rFonts w:ascii="Times New Roman" w:eastAsia="Times New Roman" w:hAnsi="Times New Roman" w:cs="Times New Roman"/>
-          <w:sz w:val="24"/>
-          <w:szCs w:val="24"/>
-        </w:rPr>
-      </w:pPr>
-      <w:r>
-        <w:rPr>
-          <w:rFonts w:ascii="Times New Roman" w:eastAsia="Times New Roman" w:hAnsi="Times New Roman" w:cs="Times New Roman"/>
-          <w:i/>
-          <w:color w:val="FF4400"/>
-          <w:sz w:val="24"/>
-          <w:szCs w:val="24"/>
-        </w:rPr>
-        <w:t>Приспів:</w:t>
-      </w:r>
-      <w:r>
-        <w:rPr>
-          <w:rFonts w:ascii="Times New Roman" w:eastAsia="Times New Roman" w:hAnsi="Times New Roman" w:cs="Times New Roman"/>
-          <w:sz w:val="24"/>
-          <w:szCs w:val="24"/>
-        </w:rPr>
-        <w:t xml:space="preserve"> Молитва́ми Богоро́диці,</w:t>
-      </w:r>
-      <w:r>
-        <w:rPr>
-          <w:rFonts w:ascii="Times New Roman" w:eastAsia="Times New Roman" w:hAnsi="Times New Roman" w:cs="Times New Roman"/>
-          <w:sz w:val="24"/>
-          <w:szCs w:val="24"/>
-        </w:rPr>
-        <w:t>*</w:t>
-      </w:r>
-      <w:r>
-        <w:rPr>
-          <w:rFonts w:ascii="Times New Roman" w:eastAsia="Times New Roman" w:hAnsi="Times New Roman" w:cs="Times New Roman"/>
-          <w:sz w:val="24"/>
-          <w:szCs w:val="24"/>
-        </w:rPr>
-        <w:t xml:space="preserve"> Спа́се, спаси́ нас.</w:t>
-      </w:r>
-    </w:p>
-    <w:p>
-      <w:pPr>
-        <w:spacing w:after="280" w:line="240" w:lineRule="auto"/>
-        <w:rPr>
-          <w:rFonts w:ascii="Times New Roman" w:eastAsia="Times New Roman" w:hAnsi="Times New Roman" w:cs="Times New Roman"/>
-          <w:sz w:val="24"/>
-          <w:szCs w:val="24"/>
-        </w:rPr>
-      </w:pPr>
-      <w:r>
-        <w:rPr>
-          <w:rFonts w:ascii="Times New Roman" w:eastAsia="Times New Roman" w:hAnsi="Times New Roman" w:cs="Times New Roman"/>
-          <w:i/>
-          <w:color w:val="FF4400"/>
-          <w:sz w:val="24"/>
-          <w:szCs w:val="24"/>
-        </w:rPr>
-        <w:t>Стих 3:</w:t>
-      </w:r>
-      <w:r>
-        <w:rPr>
-          <w:rFonts w:ascii="Times New Roman" w:eastAsia="Times New Roman" w:hAnsi="Times New Roman" w:cs="Times New Roman"/>
-          <w:sz w:val="24"/>
-          <w:szCs w:val="24"/>
-        </w:rPr>
-        <w:t xml:space="preserve"> Іспові́дування і ве́лич — ді́ло Його́</w:t>
-      </w:r>
-      <w:r>
-        <w:rPr>
-          <w:rFonts w:ascii="Times New Roman" w:eastAsia="Times New Roman" w:hAnsi="Times New Roman" w:cs="Times New Roman"/>
-          <w:sz w:val="24"/>
-          <w:szCs w:val="24"/>
-        </w:rPr>
-        <w:t>*</w:t>
-      </w:r>
-      <w:r>
-        <w:rPr>
-          <w:rFonts w:ascii="Times New Roman" w:eastAsia="Times New Roman" w:hAnsi="Times New Roman" w:cs="Times New Roman"/>
-          <w:sz w:val="24"/>
-          <w:szCs w:val="24"/>
-        </w:rPr>
-        <w:t xml:space="preserve"> і пра́вда Його́ перебува́є пові́к ві́ку.</w:t>
-      </w:r>
-      <w:r>
-        <w:rPr>
-          <w:rFonts w:ascii="Times New Roman" w:eastAsia="Times New Roman" w:hAnsi="Times New Roman" w:cs="Times New Roman"/>
-          <w:sz w:val="24"/>
-          <w:szCs w:val="24"/>
-        </w:rPr>
-        <w:t xml:space="preserve"> </w:t>
-      </w:r>
-      <w:r>
-        <w:rPr>
-          <w:rFonts w:ascii="Times New Roman" w:eastAsia="Times New Roman" w:hAnsi="Times New Roman" w:cs="Times New Roman"/>
-          <w:i/>
-          <w:color w:val="FF4400"/>
-          <w:sz w:val="24"/>
-          <w:szCs w:val="24"/>
-        </w:rPr>
-        <w:t>(Пс. 110,3)</w:t>
-      </w:r>
-    </w:p>
-    <w:p>
-      <w:pPr>
-        <w:spacing w:after="280" w:line="240" w:lineRule="auto"/>
-        <w:rPr>
-          <w:rFonts w:ascii="Times New Roman" w:eastAsia="Times New Roman" w:hAnsi="Times New Roman" w:cs="Times New Roman"/>
-          <w:sz w:val="24"/>
-          <w:szCs w:val="24"/>
-        </w:rPr>
-      </w:pPr>
-      <w:r>
-        <w:rPr>
-          <w:rFonts w:ascii="Times New Roman" w:eastAsia="Times New Roman" w:hAnsi="Times New Roman" w:cs="Times New Roman"/>
-          <w:i/>
-          <w:color w:val="FF4400"/>
-          <w:sz w:val="24"/>
-          <w:szCs w:val="24"/>
-        </w:rPr>
-        <w:t>Приспів:</w:t>
-      </w:r>
-      <w:r>
-        <w:rPr>
-          <w:rFonts w:ascii="Times New Roman" w:eastAsia="Times New Roman" w:hAnsi="Times New Roman" w:cs="Times New Roman"/>
-          <w:sz w:val="24"/>
-          <w:szCs w:val="24"/>
-        </w:rPr>
-        <w:t xml:space="preserve"> Молитва́ми Богоро́диці,</w:t>
-      </w:r>
-      <w:r>
-        <w:rPr>
-          <w:rFonts w:ascii="Times New Roman" w:eastAsia="Times New Roman" w:hAnsi="Times New Roman" w:cs="Times New Roman"/>
-          <w:sz w:val="24"/>
-          <w:szCs w:val="24"/>
-        </w:rPr>
-        <w:t>*</w:t>
-      </w:r>
-      <w:r>
-        <w:rPr>
-          <w:rFonts w:ascii="Times New Roman" w:eastAsia="Times New Roman" w:hAnsi="Times New Roman" w:cs="Times New Roman"/>
-          <w:sz w:val="24"/>
-          <w:szCs w:val="24"/>
-        </w:rPr>
-        <w:t xml:space="preserve"> Спа́се, спаси́ нас.</w:t>
-      </w:r>
-    </w:p>
-    <w:p>
-      <w:pPr>
-        <w:spacing w:after="280" w:line="240" w:lineRule="auto"/>
-        <w:rPr>
-          <w:rFonts w:ascii="Times New Roman" w:eastAsia="Times New Roman" w:hAnsi="Times New Roman" w:cs="Times New Roman"/>
-          <w:sz w:val="24"/>
-          <w:szCs w:val="24"/>
-        </w:rPr>
-      </w:pPr>
-      <w:r>
-        <w:rPr>
-          <w:rFonts w:ascii="Times New Roman" w:eastAsia="Times New Roman" w:hAnsi="Times New Roman" w:cs="Times New Roman"/>
-          <w:sz w:val="24"/>
-          <w:szCs w:val="24"/>
-        </w:rPr>
-        <w:t>Сла́ва Отцю́, і Си́ну, і Свято́му Ду́хові,</w:t>
-      </w:r>
-      <w:r>
-        <w:rPr>
-          <w:rFonts w:ascii="Times New Roman" w:eastAsia="Times New Roman" w:hAnsi="Times New Roman" w:cs="Times New Roman"/>
-          <w:sz w:val="24"/>
-          <w:szCs w:val="24"/>
-        </w:rPr>
-        <w:t>*</w:t>
-      </w:r>
-      <w:r>
-        <w:rPr>
-          <w:rFonts w:ascii="Times New Roman" w:eastAsia="Times New Roman" w:hAnsi="Times New Roman" w:cs="Times New Roman"/>
-          <w:sz w:val="24"/>
-          <w:szCs w:val="24"/>
-        </w:rPr>
-        <w:t xml:space="preserve"> і ни́ні, і повсякча́с, і на ві́ки вікі́в. Амі́нь.</w:t>
-      </w:r>
-    </w:p>
-    <w:p>
-      <w:pPr>
-        <w:spacing w:after="280" w:line="240" w:lineRule="auto"/>
+        <w:spacing w:after="120" w:line="240" w:lineRule="auto"/>
+        <w:rPr>
+          <w:rFonts w:ascii="Times New Roman" w:eastAsia="Times New Roman" w:hAnsi="Times New Roman" w:cs="Times New Roman"/>
+          <w:sz w:val="24"/>
+          <w:szCs w:val="24"/>
+          <w:highlight w:val="darkGray"/>
+        </w:rPr>
+      </w:pPr>
+      <w:r>
+        <w:rPr>
+          <w:rFonts w:ascii="Times New Roman" w:eastAsia="Times New Roman" w:hAnsi="Times New Roman" w:cs="Times New Roman"/>
+          <w:sz w:val="24"/>
+          <w:szCs w:val="24"/>
+          <w:highlight w:val="darkGray"/>
+        </w:rPr>
+        <w:t>&lt;/antifon1&gt;</w:t>
+      </w:r>
+    </w:p>
+    <w:p>
+      <w:pPr>
+        <w:spacing w:after="120" w:line="240" w:lineRule="auto"/>
+        <w:rPr>
+          <w:rFonts w:ascii="Times New Roman" w:eastAsia="Times New Roman" w:hAnsi="Times New Roman" w:cs="Times New Roman"/>
+          <w:sz w:val="24"/>
+          <w:szCs w:val="24"/>
+          <w:highlight w:val="darkGray"/>
+        </w:rPr>
+      </w:pPr>
+      <w:r>
+        <w:rPr>
+          <w:rFonts w:ascii="Times New Roman" w:eastAsia="Times New Roman" w:hAnsi="Times New Roman" w:cs="Times New Roman"/>
+          <w:sz w:val="24"/>
+          <w:szCs w:val="24"/>
+          <w:highlight w:val="darkGray"/>
+        </w:rPr>
+        <w:t>&lt;antifon2&gt;</w:t>
+      </w:r>
+    </w:p>
+    <w:p>
+      <w:pPr>
+        <w:spacing w:after="120" w:line="240" w:lineRule="auto"/>
         <w:rPr>
           <w:rFonts w:ascii="Times New Roman" w:eastAsia="Times New Roman" w:hAnsi="Times New Roman" w:cs="Times New Roman"/>
           <w:b/>
@@ -13983,100 +14010,13 @@
       <w:r>
         <w:rPr>
           <w:rFonts w:ascii="Times New Roman" w:eastAsia="Times New Roman" w:hAnsi="Times New Roman" w:cs="Times New Roman"/>
-          <w:i/>
-          <w:color w:val="FF4400"/>
-          <w:sz w:val="24"/>
-          <w:szCs w:val="24"/>
-        </w:rPr>
-        <w:t>Приспів:</w:t>
-      </w:r>
-      <w:r>
-        <w:rPr>
-          <w:rFonts w:ascii="Times New Roman" w:eastAsia="Times New Roman" w:hAnsi="Times New Roman" w:cs="Times New Roman"/>
-          <w:sz w:val="24"/>
-          <w:szCs w:val="24"/>
-        </w:rPr>
-        <w:t xml:space="preserve"> Молитва́ми Богоро́диці,</w:t>
-      </w:r>
-      <w:r>
-        <w:rPr>
-          <w:rFonts w:ascii="Times New Roman" w:eastAsia="Times New Roman" w:hAnsi="Times New Roman" w:cs="Times New Roman"/>
-          <w:sz w:val="24"/>
-          <w:szCs w:val="24"/>
-        </w:rPr>
-        <w:t>*</w:t>
-      </w:r>
-      <w:r>
-        <w:rPr>
-          <w:rFonts w:ascii="Times New Roman" w:eastAsia="Times New Roman" w:hAnsi="Times New Roman" w:cs="Times New Roman"/>
-          <w:sz w:val="24"/>
-          <w:szCs w:val="24"/>
-        </w:rPr>
-        <w:t xml:space="preserve"> Спа́се, спаси́ нас.</w:t>
-      </w:r>
-    </w:p>
-    <w:p>
-      <w:pPr>
-        <w:spacing w:after="120" w:line="240" w:lineRule="auto"/>
-        <w:rPr>
-          <w:rFonts w:ascii="Times New Roman" w:eastAsia="Times New Roman" w:hAnsi="Times New Roman" w:cs="Times New Roman"/>
-          <w:sz w:val="24"/>
-          <w:szCs w:val="24"/>
-          <w:highlight w:val="darkGray"/>
-        </w:rPr>
-      </w:pPr>
-      <w:r>
-        <w:rPr>
-          <w:rFonts w:ascii="Times New Roman" w:eastAsia="Times New Roman" w:hAnsi="Times New Roman" w:cs="Times New Roman"/>
-          <w:sz w:val="24"/>
-          <w:szCs w:val="24"/>
-          <w:highlight w:val="darkGray"/>
-        </w:rPr>
-        <w:t>&lt;/antifon1&gt;</w:t>
-      </w:r>
-    </w:p>
-    <w:p>
-      <w:pPr>
-        <w:spacing w:after="120" w:line="240" w:lineRule="auto"/>
-        <w:rPr>
-          <w:rFonts w:ascii="Times New Roman" w:eastAsia="Times New Roman" w:hAnsi="Times New Roman" w:cs="Times New Roman"/>
-          <w:sz w:val="24"/>
-          <w:szCs w:val="24"/>
-          <w:highlight w:val="darkGray"/>
-        </w:rPr>
-      </w:pPr>
-      <w:r>
-        <w:rPr>
-          <w:rFonts w:ascii="Times New Roman" w:eastAsia="Times New Roman" w:hAnsi="Times New Roman" w:cs="Times New Roman"/>
-          <w:sz w:val="24"/>
-          <w:szCs w:val="24"/>
-          <w:highlight w:val="darkGray"/>
-        </w:rPr>
-        <w:t>&lt;antifon2&gt;</w:t>
-      </w:r>
-    </w:p>
-    <w:p>
-      <w:pPr>
-        <w:spacing w:after="120" w:line="240" w:lineRule="auto"/>
-        <w:rPr>
-          <w:rFonts w:ascii="Times New Roman" w:eastAsia="Times New Roman" w:hAnsi="Times New Roman" w:cs="Times New Roman"/>
           <w:b/>
           <w:i/>
           <w:color w:val="FF4400"/>
           <w:sz w:val="24"/>
           <w:szCs w:val="24"/>
         </w:rPr>
-      </w:pPr>
-      <w:r>
-        <w:rPr>
-          <w:rFonts w:ascii="Times New Roman" w:eastAsia="Times New Roman" w:hAnsi="Times New Roman" w:cs="Times New Roman"/>
-          <w:b/>
-          <w:i/>
-          <w:color w:val="FF4400"/>
-          <w:sz w:val="24"/>
-          <w:szCs w:val="24"/>
-        </w:rPr>
-        <w:t xml:space="preserve">Другий антифон </w:t>
+        <w:t>Другий антифон</w:t>
       </w:r>
     </w:p>
     <w:p>
@@ -14728,14 +14668,6 @@
         </w:rPr>
         <w:t>&lt;/antifon3&gt;</w:t>
       </w:r>
-      <w:r>
-        <w:rPr>
-          <w:rFonts w:ascii="Times New Roman" w:eastAsia="Times New Roman" w:hAnsi="Times New Roman" w:cs="Times New Roman"/>
-          <w:sz w:val="24"/>
-          <w:szCs w:val="24"/>
-        </w:rPr>
-        <w:t xml:space="preserve"> </w:t>
-      </w:r>
     </w:p>
     <w:p>
       <w:pPr>
@@ -15093,15 +15025,6 @@
           <w:szCs w:val="24"/>
         </w:rPr>
         <w:t xml:space="preserve"> Ді́ва днесь преісто́тного ро́дить* і земля́ верте́п непристу́пному прино́сить.* А́нгели з па́стирями славосло́влять,* а волхви́ зо звіздо́ю подорожу́ють,* бо ра́ди нас роди́лося дитя́ мале́ – предві́чний Бог.</w:t>
-      </w:r>
-      <w:r>
-        <w:rPr>
-          <w:rFonts w:ascii="Times New Roman" w:eastAsia="Times New Roman" w:hAnsi="Times New Roman" w:cs="Times New Roman"/>
-          <w:sz w:val="24"/>
-          <w:szCs w:val="24"/>
-          <w:highlight w:val="darkGray"/>
-        </w:rPr>
-        <w:t xml:space="preserve"> </w:t>
       </w:r>
     </w:p>
     <w:p>
@@ -15491,349 +15414,340 @@
         </w:rPr>
         <w:t>(Пс. 18,3).</w:t>
       </w:r>
-      <w:r>
-        <w:rPr>
-          <w:rFonts w:ascii="Times New Roman" w:eastAsia="Times New Roman" w:hAnsi="Times New Roman" w:cs="Times New Roman"/>
-          <w:sz w:val="24"/>
-          <w:szCs w:val="24"/>
-          <w:highlight w:val="darkGray"/>
+    </w:p>
+    <w:p>
+      <w:pPr>
+        <w:spacing w:after="120" w:line="240" w:lineRule="auto"/>
+        <w:rPr>
+          <w:rFonts w:ascii="Times New Roman" w:eastAsia="Times New Roman" w:hAnsi="Times New Roman" w:cs="Times New Roman"/>
+          <w:sz w:val="24"/>
+          <w:szCs w:val="24"/>
+        </w:rPr>
+      </w:pPr>
+      <w:r>
+        <w:rPr>
+          <w:rFonts w:ascii="Times New Roman" w:eastAsia="Times New Roman" w:hAnsi="Times New Roman" w:cs="Times New Roman"/>
+          <w:i/>
+          <w:color w:val="FF4400"/>
+          <w:sz w:val="24"/>
+          <w:szCs w:val="24"/>
+        </w:rPr>
+        <w:t>І святому (г. 1):</w:t>
+      </w:r>
+      <w:r>
+        <w:rPr>
+          <w:rFonts w:ascii="Times New Roman" w:eastAsia="Times New Roman" w:hAnsi="Times New Roman" w:cs="Times New Roman"/>
+          <w:sz w:val="24"/>
+          <w:szCs w:val="24"/>
+        </w:rPr>
+        <w:t xml:space="preserve"> Іспові́дять небеса́ чуда́ Твої́, Го́споди, і і́стину Твою́ - в собо́рі святи́х. </w:t>
+      </w:r>
+      <w:r>
+        <w:rPr>
+          <w:rFonts w:ascii="Times New Roman" w:eastAsia="Times New Roman" w:hAnsi="Times New Roman" w:cs="Times New Roman"/>
+          <w:i/>
+          <w:color w:val="FF4400"/>
+          <w:sz w:val="24"/>
+          <w:szCs w:val="24"/>
+        </w:rPr>
+        <w:t>(Пс. 88,6)</w:t>
+      </w:r>
+    </w:p>
+    <w:p>
+      <w:pPr>
+        <w:spacing w:after="120" w:line="240" w:lineRule="auto"/>
+        <w:rPr>
+          <w:rFonts w:ascii="Times New Roman" w:eastAsia="Times New Roman" w:hAnsi="Times New Roman" w:cs="Times New Roman"/>
+          <w:sz w:val="24"/>
+          <w:szCs w:val="24"/>
+          <w:highlight w:val="darkGray"/>
+        </w:rPr>
+      </w:pPr>
+      <w:r>
+        <w:rPr>
+          <w:rFonts w:ascii="Times New Roman" w:eastAsia="Times New Roman" w:hAnsi="Times New Roman" w:cs="Times New Roman"/>
+          <w:i/>
+          <w:color w:val="FF4400"/>
+          <w:sz w:val="24"/>
+          <w:szCs w:val="24"/>
+        </w:rPr>
+        <w:t>Стих:</w:t>
+      </w:r>
+      <w:r>
+        <w:rPr>
+          <w:rFonts w:ascii="Times New Roman" w:eastAsia="Times New Roman" w:hAnsi="Times New Roman" w:cs="Times New Roman"/>
+          <w:sz w:val="24"/>
+          <w:szCs w:val="24"/>
+        </w:rPr>
+        <w:t xml:space="preserve"> Бог просла́влюваний на ра́ді святи́х. </w:t>
+      </w:r>
+      <w:r>
+        <w:rPr>
+          <w:rFonts w:ascii="Times New Roman" w:eastAsia="Times New Roman" w:hAnsi="Times New Roman" w:cs="Times New Roman"/>
+          <w:i/>
+          <w:color w:val="FF4400"/>
+          <w:sz w:val="24"/>
+          <w:szCs w:val="24"/>
+        </w:rPr>
+        <w:t>(Пс. 88,8)</w:t>
+      </w:r>
+    </w:p>
+    <w:p>
+      <w:pPr>
+        <w:spacing w:after="120" w:line="240" w:lineRule="auto"/>
+        <w:rPr>
+          <w:rFonts w:ascii="Times New Roman" w:eastAsia="Times New Roman" w:hAnsi="Times New Roman" w:cs="Times New Roman"/>
+          <w:sz w:val="24"/>
+          <w:szCs w:val="24"/>
+          <w:highlight w:val="darkGray"/>
+        </w:rPr>
+      </w:pPr>
+      <w:r>
+        <w:rPr>
+          <w:rFonts w:ascii="Times New Roman" w:eastAsia="Times New Roman" w:hAnsi="Times New Roman" w:cs="Times New Roman"/>
+          <w:sz w:val="24"/>
+          <w:szCs w:val="24"/>
+          <w:highlight w:val="darkGray"/>
+        </w:rPr>
+        <w:t>&lt;/aleluia&gt;</w:t>
+      </w:r>
+    </w:p>
+    <w:p>
+      <w:pPr>
+        <w:spacing w:after="120" w:line="240" w:lineRule="auto"/>
+        <w:rPr>
+          <w:rFonts w:ascii="Times New Roman" w:eastAsia="Times New Roman" w:hAnsi="Times New Roman" w:cs="Times New Roman"/>
+          <w:sz w:val="24"/>
+          <w:szCs w:val="24"/>
+          <w:highlight w:val="darkGray"/>
+        </w:rPr>
+      </w:pPr>
+      <w:r>
+        <w:rPr>
+          <w:rFonts w:ascii="Times New Roman" w:eastAsia="Times New Roman" w:hAnsi="Times New Roman" w:cs="Times New Roman"/>
+          <w:sz w:val="24"/>
+          <w:szCs w:val="24"/>
+          <w:highlight w:val="darkGray"/>
+        </w:rPr>
+        <w:t>&lt;evanhelie&gt;</w:t>
+      </w:r>
+    </w:p>
+    <w:p>
+      <w:pPr>
+        <w:rPr>
+          <w:rFonts w:ascii="Times New Roman" w:eastAsia="Times New Roman" w:hAnsi="Times New Roman" w:cs="Times New Roman"/>
+          <w:sz w:val="24"/>
+          <w:szCs w:val="24"/>
+        </w:rPr>
+      </w:pPr>
+      <w:r>
+        <w:rPr>
+          <w:rFonts w:ascii="Times New Roman" w:eastAsia="Times New Roman" w:hAnsi="Times New Roman" w:cs="Times New Roman"/>
+          <w:sz w:val="24"/>
+          <w:szCs w:val="24"/>
+        </w:rPr>
+        <w:t>Ряд.: #mr042</w:t>
+      </w:r>
+    </w:p>
+    <w:p>
+      <w:pPr>
+        <w:rPr>
+          <w:rFonts w:ascii="Times New Roman" w:eastAsia="Times New Roman" w:hAnsi="Times New Roman" w:cs="Times New Roman"/>
+          <w:sz w:val="24"/>
+          <w:szCs w:val="24"/>
+        </w:rPr>
+      </w:pPr>
+      <w:r>
+        <w:rPr>
+          <w:rFonts w:ascii="Times New Roman" w:eastAsia="Times New Roman" w:hAnsi="Times New Roman" w:cs="Times New Roman"/>
+          <w:sz w:val="24"/>
+          <w:szCs w:val="24"/>
+        </w:rPr>
+        <w:t>Первомч.: #mt087</w:t>
+      </w:r>
+    </w:p>
+    <w:p>
+      <w:pPr>
+        <w:spacing w:after="120" w:line="240" w:lineRule="auto"/>
+        <w:rPr>
+          <w:rFonts w:ascii="Times New Roman" w:eastAsia="Times New Roman" w:hAnsi="Times New Roman" w:cs="Times New Roman"/>
+          <w:sz w:val="24"/>
+          <w:szCs w:val="24"/>
+          <w:highlight w:val="darkGray"/>
+        </w:rPr>
+      </w:pPr>
+      <w:r>
+        <w:rPr>
+          <w:rFonts w:ascii="Times New Roman" w:eastAsia="Times New Roman" w:hAnsi="Times New Roman" w:cs="Times New Roman"/>
+          <w:sz w:val="24"/>
+          <w:szCs w:val="24"/>
+          <w:highlight w:val="darkGray"/>
+        </w:rPr>
+        <w:t>&lt;/evanhelie&gt;</w:t>
+      </w:r>
+    </w:p>
+    <w:p>
+      <w:pPr>
+        <w:spacing w:after="120" w:line="240" w:lineRule="auto"/>
+        <w:rPr>
+          <w:rFonts w:ascii="Times New Roman" w:eastAsia="Times New Roman" w:hAnsi="Times New Roman" w:cs="Times New Roman"/>
+          <w:sz w:val="24"/>
+          <w:szCs w:val="24"/>
+          <w:highlight w:val="darkGray"/>
+        </w:rPr>
+      </w:pPr>
+      <w:r>
+        <w:rPr>
+          <w:rFonts w:ascii="Times New Roman" w:eastAsia="Times New Roman" w:hAnsi="Times New Roman" w:cs="Times New Roman"/>
+          <w:sz w:val="24"/>
+          <w:szCs w:val="24"/>
+          <w:highlight w:val="darkGray"/>
+        </w:rPr>
+        <w:t>&lt;dostoino&gt;</w:t>
+      </w:r>
+    </w:p>
+    <w:p>
+      <w:pPr>
+        <w:spacing w:line="240" w:lineRule="auto"/>
+        <w:rPr>
+          <w:rFonts w:ascii="Times New Roman" w:eastAsia="Times New Roman" w:hAnsi="Times New Roman" w:cs="Times New Roman"/>
+          <w:sz w:val="24"/>
+          <w:szCs w:val="24"/>
+        </w:rPr>
+      </w:pPr>
+      <w:r>
+        <w:rPr>
+          <w:rFonts w:ascii="Times New Roman" w:eastAsia="Times New Roman" w:hAnsi="Times New Roman" w:cs="Times New Roman"/>
+          <w:i/>
+          <w:color w:val="FF4400"/>
+          <w:sz w:val="24"/>
+          <w:szCs w:val="24"/>
+        </w:rPr>
+        <w:t xml:space="preserve">Замість </w:t>
+      </w:r>
+      <w:r>
+        <w:rPr>
+          <w:rFonts w:ascii="Times New Roman" w:eastAsia="Times New Roman" w:hAnsi="Times New Roman" w:cs="Times New Roman"/>
+          <w:sz w:val="24"/>
+          <w:szCs w:val="24"/>
+        </w:rPr>
+        <w:t xml:space="preserve">Досто́йно, </w:t>
+      </w:r>
+      <w:r>
+        <w:rPr>
+          <w:rFonts w:ascii="Times New Roman" w:eastAsia="Times New Roman" w:hAnsi="Times New Roman" w:cs="Times New Roman"/>
+          <w:i/>
+          <w:color w:val="FF4400"/>
+          <w:sz w:val="24"/>
+          <w:szCs w:val="24"/>
+        </w:rPr>
+        <w:t>приспів:</w:t>
+      </w:r>
+      <w:r>
+        <w:rPr>
+          <w:rFonts w:ascii="Times New Roman" w:eastAsia="Times New Roman" w:hAnsi="Times New Roman" w:cs="Times New Roman"/>
+          <w:sz w:val="24"/>
+          <w:szCs w:val="24"/>
+        </w:rPr>
+        <w:t xml:space="preserve"> Велича́й, душе́ моя́, у верте́пі наро́дженого Царя́ – Христа́.</w:t>
+      </w:r>
+    </w:p>
+    <w:p>
+      <w:pPr>
+        <w:spacing w:line="240" w:lineRule="auto"/>
+        <w:rPr>
+          <w:rFonts w:ascii="Times New Roman" w:eastAsia="Times New Roman" w:hAnsi="Times New Roman" w:cs="Times New Roman"/>
+          <w:i/>
+          <w:color w:val="FF4400"/>
+          <w:sz w:val="24"/>
+          <w:szCs w:val="24"/>
+        </w:rPr>
+      </w:pPr>
+      <w:r>
+        <w:rPr>
+          <w:rFonts w:ascii="Times New Roman" w:eastAsia="Times New Roman" w:hAnsi="Times New Roman" w:cs="Times New Roman"/>
+          <w:i/>
+          <w:color w:val="FF4400"/>
+          <w:sz w:val="24"/>
+          <w:szCs w:val="24"/>
+        </w:rPr>
+        <w:t>І ірмос (г. 1):</w:t>
+      </w:r>
+      <w:r>
+        <w:rPr>
+          <w:rFonts w:ascii="Times New Roman" w:eastAsia="Times New Roman" w:hAnsi="Times New Roman" w:cs="Times New Roman"/>
+          <w:sz w:val="24"/>
+          <w:szCs w:val="24"/>
+        </w:rPr>
+        <w:t xml:space="preserve"> Та́їнство чудне́ ба́чу і пресла́вне:* не́бо — верте́п, престо́л херуви́мський — Ді́ву,* я́сла — вмісти́лище,* в яки́х возлі́г невмісти́мий Христо́с Бог.* Його́, оспі́вуючи, велича́ємо.</w:t>
+      </w:r>
+    </w:p>
+    <w:p>
+      <w:pPr>
+        <w:spacing w:after="280" w:line="240" w:lineRule="auto"/>
+        <w:rPr>
+          <w:rFonts w:ascii="Times New Roman" w:eastAsia="Times New Roman" w:hAnsi="Times New Roman" w:cs="Times New Roman"/>
+          <w:sz w:val="24"/>
+          <w:szCs w:val="24"/>
+          <w:highlight w:val="darkGray"/>
+        </w:rPr>
+      </w:pPr>
+      <w:r>
+        <w:rPr>
+          <w:rFonts w:ascii="Times New Roman" w:eastAsia="Times New Roman" w:hAnsi="Times New Roman" w:cs="Times New Roman"/>
+          <w:sz w:val="24"/>
+          <w:szCs w:val="24"/>
+          <w:highlight w:val="darkGray"/>
+        </w:rPr>
+        <w:t>&lt;/dostoino&gt;</w:t>
+      </w:r>
+    </w:p>
+    <w:p>
+      <w:pPr>
+        <w:spacing w:after="120" w:line="240" w:lineRule="auto"/>
+        <w:rPr>
+          <w:rFonts w:ascii="Times New Roman" w:eastAsia="Times New Roman" w:hAnsi="Times New Roman" w:cs="Times New Roman"/>
+          <w:sz w:val="24"/>
+          <w:szCs w:val="24"/>
+        </w:rPr>
+      </w:pPr>
+      <w:r>
+        <w:rPr>
+          <w:rFonts w:ascii="Times New Roman" w:eastAsia="Times New Roman" w:hAnsi="Times New Roman" w:cs="Times New Roman"/>
+          <w:sz w:val="24"/>
+          <w:szCs w:val="24"/>
+          <w:highlight w:val="darkGray"/>
+        </w:rPr>
+        <w:t>&lt;prychasnii&gt;</w:t>
+      </w:r>
+    </w:p>
+    <w:p>
+      <w:pPr>
+        <w:spacing w:after="120" w:line="240" w:lineRule="auto"/>
+        <w:rPr>
+          <w:rFonts w:ascii="Times New Roman" w:eastAsia="Times New Roman" w:hAnsi="Times New Roman" w:cs="Times New Roman"/>
+          <w:sz w:val="24"/>
+          <w:szCs w:val="24"/>
+        </w:rPr>
+      </w:pPr>
+      <w:r>
+        <w:rPr>
+          <w:rFonts w:ascii="Times New Roman" w:eastAsia="Times New Roman" w:hAnsi="Times New Roman" w:cs="Times New Roman"/>
+          <w:i/>
+          <w:color w:val="FF4400"/>
+          <w:sz w:val="24"/>
+          <w:szCs w:val="24"/>
+        </w:rPr>
+        <w:t>Причасний:</w:t>
+      </w:r>
+      <w:r>
+        <w:rPr>
+          <w:rFonts w:ascii="Times New Roman" w:eastAsia="Times New Roman" w:hAnsi="Times New Roman" w:cs="Times New Roman"/>
+          <w:sz w:val="24"/>
+          <w:szCs w:val="24"/>
         </w:rPr>
         <w:t xml:space="preserve"> </w:t>
       </w:r>
-    </w:p>
-    <w:p>
-      <w:pPr>
-        <w:spacing w:after="120" w:line="240" w:lineRule="auto"/>
-        <w:rPr>
-          <w:rFonts w:ascii="Times New Roman" w:eastAsia="Times New Roman" w:hAnsi="Times New Roman" w:cs="Times New Roman"/>
-          <w:sz w:val="24"/>
-          <w:szCs w:val="24"/>
-        </w:rPr>
-      </w:pPr>
-      <w:r>
-        <w:rPr>
-          <w:rFonts w:ascii="Times New Roman" w:eastAsia="Times New Roman" w:hAnsi="Times New Roman" w:cs="Times New Roman"/>
-          <w:i/>
-          <w:color w:val="FF4400"/>
-          <w:sz w:val="24"/>
-          <w:szCs w:val="24"/>
-        </w:rPr>
-        <w:t>І святому (г. 1):</w:t>
-      </w:r>
-      <w:r>
-        <w:rPr>
-          <w:rFonts w:ascii="Times New Roman" w:eastAsia="Times New Roman" w:hAnsi="Times New Roman" w:cs="Times New Roman"/>
-          <w:sz w:val="24"/>
-          <w:szCs w:val="24"/>
-        </w:rPr>
-        <w:t xml:space="preserve"> Іспові́дять небеса́ чуда́ Твої́, Го́споди, і і́стину Твою́ - в собо́рі святи́х. </w:t>
-      </w:r>
-      <w:r>
-        <w:rPr>
-          <w:rFonts w:ascii="Times New Roman" w:eastAsia="Times New Roman" w:hAnsi="Times New Roman" w:cs="Times New Roman"/>
-          <w:i/>
-          <w:color w:val="FF4400"/>
-          <w:sz w:val="24"/>
-          <w:szCs w:val="24"/>
-        </w:rPr>
-        <w:t>(Пс. 88,6)</w:t>
-      </w:r>
-    </w:p>
-    <w:p>
-      <w:pPr>
-        <w:spacing w:after="120" w:line="240" w:lineRule="auto"/>
-        <w:rPr>
-          <w:rFonts w:ascii="Times New Roman" w:eastAsia="Times New Roman" w:hAnsi="Times New Roman" w:cs="Times New Roman"/>
-          <w:sz w:val="24"/>
-          <w:szCs w:val="24"/>
-          <w:highlight w:val="darkGray"/>
-        </w:rPr>
-      </w:pPr>
-      <w:r>
-        <w:rPr>
-          <w:rFonts w:ascii="Times New Roman" w:eastAsia="Times New Roman" w:hAnsi="Times New Roman" w:cs="Times New Roman"/>
-          <w:i/>
-          <w:color w:val="FF4400"/>
-          <w:sz w:val="24"/>
-          <w:szCs w:val="24"/>
-        </w:rPr>
-        <w:t>Стих:</w:t>
-      </w:r>
-      <w:r>
-        <w:rPr>
-          <w:rFonts w:ascii="Times New Roman" w:eastAsia="Times New Roman" w:hAnsi="Times New Roman" w:cs="Times New Roman"/>
-          <w:sz w:val="24"/>
-          <w:szCs w:val="24"/>
-        </w:rPr>
-        <w:t xml:space="preserve"> Бог просла́влюваний на ра́ді святи́х. </w:t>
-      </w:r>
-      <w:r>
-        <w:rPr>
-          <w:rFonts w:ascii="Times New Roman" w:eastAsia="Times New Roman" w:hAnsi="Times New Roman" w:cs="Times New Roman"/>
-          <w:i/>
-          <w:color w:val="FF4400"/>
-          <w:sz w:val="24"/>
-          <w:szCs w:val="24"/>
-        </w:rPr>
-        <w:t>(Пс. 88,8)</w:t>
-      </w:r>
-    </w:p>
-    <w:p>
-      <w:pPr>
-        <w:spacing w:after="120" w:line="240" w:lineRule="auto"/>
-        <w:rPr>
-          <w:rFonts w:ascii="Times New Roman" w:eastAsia="Times New Roman" w:hAnsi="Times New Roman" w:cs="Times New Roman"/>
-          <w:sz w:val="24"/>
-          <w:szCs w:val="24"/>
-          <w:highlight w:val="darkGray"/>
-        </w:rPr>
-      </w:pPr>
-      <w:r>
-        <w:rPr>
-          <w:rFonts w:ascii="Times New Roman" w:eastAsia="Times New Roman" w:hAnsi="Times New Roman" w:cs="Times New Roman"/>
-          <w:sz w:val="24"/>
-          <w:szCs w:val="24"/>
-          <w:highlight w:val="darkGray"/>
-        </w:rPr>
-        <w:t>&lt;/aleluia&gt;</w:t>
-      </w:r>
-    </w:p>
-    <w:p>
-      <w:pPr>
-        <w:spacing w:after="120" w:line="240" w:lineRule="auto"/>
-        <w:rPr>
-          <w:rFonts w:ascii="Times New Roman" w:eastAsia="Times New Roman" w:hAnsi="Times New Roman" w:cs="Times New Roman"/>
-          <w:sz w:val="24"/>
-          <w:szCs w:val="24"/>
-          <w:highlight w:val="darkGray"/>
-        </w:rPr>
-      </w:pPr>
-      <w:r>
-        <w:rPr>
-          <w:rFonts w:ascii="Times New Roman" w:eastAsia="Times New Roman" w:hAnsi="Times New Roman" w:cs="Times New Roman"/>
-          <w:sz w:val="24"/>
-          <w:szCs w:val="24"/>
-          <w:highlight w:val="darkGray"/>
-        </w:rPr>
-        <w:t>&lt;evanhelie&gt;</w:t>
-      </w:r>
-    </w:p>
-    <w:p>
-      <w:pPr>
-        <w:rPr>
-          <w:rFonts w:ascii="Times New Roman" w:eastAsia="Times New Roman" w:hAnsi="Times New Roman" w:cs="Times New Roman"/>
-          <w:sz w:val="24"/>
-          <w:szCs w:val="24"/>
-        </w:rPr>
-      </w:pPr>
-      <w:r>
-        <w:rPr>
-          <w:rFonts w:ascii="Times New Roman" w:eastAsia="Times New Roman" w:hAnsi="Times New Roman" w:cs="Times New Roman"/>
-          <w:sz w:val="24"/>
-          <w:szCs w:val="24"/>
-        </w:rPr>
-        <w:t>Ряд.: #mr042</w:t>
-      </w:r>
-    </w:p>
-    <w:p>
-      <w:pPr>
-        <w:rPr>
-          <w:rFonts w:ascii="Times New Roman" w:eastAsia="Times New Roman" w:hAnsi="Times New Roman" w:cs="Times New Roman"/>
-          <w:sz w:val="24"/>
-          <w:szCs w:val="24"/>
-        </w:rPr>
-      </w:pPr>
-      <w:r>
-        <w:rPr>
-          <w:rFonts w:ascii="Times New Roman" w:eastAsia="Times New Roman" w:hAnsi="Times New Roman" w:cs="Times New Roman"/>
-          <w:sz w:val="24"/>
-          <w:szCs w:val="24"/>
-        </w:rPr>
-        <w:t>Первомч.: #mt087</w:t>
-      </w:r>
-    </w:p>
-    <w:p>
-      <w:pPr>
-        <w:spacing w:after="120" w:line="240" w:lineRule="auto"/>
-        <w:rPr>
-          <w:rFonts w:ascii="Times New Roman" w:eastAsia="Times New Roman" w:hAnsi="Times New Roman" w:cs="Times New Roman"/>
-          <w:sz w:val="24"/>
-          <w:szCs w:val="24"/>
-          <w:highlight w:val="darkGray"/>
-        </w:rPr>
-      </w:pPr>
-      <w:r>
-        <w:rPr>
-          <w:rFonts w:ascii="Times New Roman" w:eastAsia="Times New Roman" w:hAnsi="Times New Roman" w:cs="Times New Roman"/>
-          <w:sz w:val="24"/>
-          <w:szCs w:val="24"/>
-          <w:highlight w:val="darkGray"/>
-        </w:rPr>
-        <w:t>&lt;/evanhelie&gt;</w:t>
-      </w:r>
-    </w:p>
-    <w:p>
-      <w:pPr>
-        <w:spacing w:after="120" w:line="240" w:lineRule="auto"/>
-        <w:rPr>
-          <w:rFonts w:ascii="Times New Roman" w:eastAsia="Times New Roman" w:hAnsi="Times New Roman" w:cs="Times New Roman"/>
-          <w:sz w:val="24"/>
-          <w:szCs w:val="24"/>
-          <w:highlight w:val="darkGray"/>
-        </w:rPr>
-      </w:pPr>
-      <w:r>
-        <w:rPr>
-          <w:rFonts w:ascii="Times New Roman" w:eastAsia="Times New Roman" w:hAnsi="Times New Roman" w:cs="Times New Roman"/>
-          <w:sz w:val="24"/>
-          <w:szCs w:val="24"/>
-          <w:highlight w:val="darkGray"/>
-        </w:rPr>
-        <w:t>&lt;dostoino&gt;</w:t>
-      </w:r>
-    </w:p>
-    <w:p>
-      <w:pPr>
-        <w:spacing w:line="240" w:lineRule="auto"/>
-        <w:rPr>
-          <w:rFonts w:ascii="Times New Roman" w:eastAsia="Times New Roman" w:hAnsi="Times New Roman" w:cs="Times New Roman"/>
-          <w:sz w:val="24"/>
-          <w:szCs w:val="24"/>
-        </w:rPr>
-      </w:pPr>
-      <w:r>
-        <w:rPr>
-          <w:rFonts w:ascii="Times New Roman" w:eastAsia="Times New Roman" w:hAnsi="Times New Roman" w:cs="Times New Roman"/>
-          <w:i/>
-          <w:color w:val="FF4400"/>
-          <w:sz w:val="24"/>
-          <w:szCs w:val="24"/>
-        </w:rPr>
-        <w:t xml:space="preserve">Замість </w:t>
-      </w:r>
-      <w:r>
-        <w:rPr>
-          <w:rFonts w:ascii="Times New Roman" w:eastAsia="Times New Roman" w:hAnsi="Times New Roman" w:cs="Times New Roman"/>
-          <w:sz w:val="24"/>
-          <w:szCs w:val="24"/>
-        </w:rPr>
-        <w:t xml:space="preserve">Досто́йно, </w:t>
-      </w:r>
-      <w:r>
-        <w:rPr>
-          <w:rFonts w:ascii="Times New Roman" w:eastAsia="Times New Roman" w:hAnsi="Times New Roman" w:cs="Times New Roman"/>
-          <w:i/>
-          <w:color w:val="FF4400"/>
-          <w:sz w:val="24"/>
-          <w:szCs w:val="24"/>
-        </w:rPr>
-        <w:t>приспів:</w:t>
-      </w:r>
-      <w:r>
-        <w:rPr>
-          <w:rFonts w:ascii="Times New Roman" w:eastAsia="Times New Roman" w:hAnsi="Times New Roman" w:cs="Times New Roman"/>
-          <w:sz w:val="24"/>
-          <w:szCs w:val="24"/>
-        </w:rPr>
-        <w:t xml:space="preserve"> Велича́й, душе́ моя́, у верте́пі наро́дженого Царя́ – Христа́.</w:t>
-      </w:r>
-    </w:p>
-    <w:p>
-      <w:pPr>
-        <w:spacing w:line="240" w:lineRule="auto"/>
-        <w:rPr>
-          <w:rFonts w:ascii="Times New Roman" w:eastAsia="Times New Roman" w:hAnsi="Times New Roman" w:cs="Times New Roman"/>
-          <w:i/>
-          <w:color w:val="FF4400"/>
-          <w:sz w:val="24"/>
-          <w:szCs w:val="24"/>
-        </w:rPr>
-      </w:pPr>
-      <w:r>
-        <w:rPr>
-          <w:rFonts w:ascii="Times New Roman" w:eastAsia="Times New Roman" w:hAnsi="Times New Roman" w:cs="Times New Roman"/>
-          <w:i/>
-          <w:color w:val="FF4400"/>
-          <w:sz w:val="24"/>
-          <w:szCs w:val="24"/>
-        </w:rPr>
-        <w:t>І ірмос (г. 1):</w:t>
-      </w:r>
-      <w:r>
-        <w:rPr>
-          <w:rFonts w:ascii="Times New Roman" w:eastAsia="Times New Roman" w:hAnsi="Times New Roman" w:cs="Times New Roman"/>
-          <w:sz w:val="24"/>
-          <w:szCs w:val="24"/>
-        </w:rPr>
-        <w:t xml:space="preserve"> Та́їнство чудне́ ба́чу і пресла́вне:* не́бо — верте́п, престо́л херуви́мський — Ді́ву,* я́сла — вмісти́лище,* в яки́х возлі́г невмісти́мий Христо́с Бог.* Його́, оспі́вуючи, велича́ємо.</w:t>
-      </w:r>
-    </w:p>
-    <w:p>
-      <w:pPr>
-        <w:spacing w:after="280" w:line="240" w:lineRule="auto"/>
-        <w:rPr>
-          <w:rFonts w:ascii="Times New Roman" w:eastAsia="Times New Roman" w:hAnsi="Times New Roman" w:cs="Times New Roman"/>
-          <w:sz w:val="24"/>
-          <w:szCs w:val="24"/>
-          <w:highlight w:val="darkGray"/>
-        </w:rPr>
-      </w:pPr>
-      <w:r>
-        <w:rPr>
-          <w:rFonts w:ascii="Times New Roman" w:eastAsia="Times New Roman" w:hAnsi="Times New Roman" w:cs="Times New Roman"/>
-          <w:sz w:val="24"/>
-          <w:szCs w:val="24"/>
-          <w:highlight w:val="darkGray"/>
-        </w:rPr>
-        <w:t>&lt;/dostoino&gt;</w:t>
-      </w:r>
-    </w:p>
-    <w:p>
-      <w:pPr>
-        <w:spacing w:after="120" w:line="240" w:lineRule="auto"/>
-        <w:rPr>
-          <w:rFonts w:ascii="Times New Roman" w:eastAsia="Times New Roman" w:hAnsi="Times New Roman" w:cs="Times New Roman"/>
-          <w:sz w:val="24"/>
-          <w:szCs w:val="24"/>
-        </w:rPr>
-      </w:pPr>
-      <w:r>
-        <w:rPr>
-          <w:rFonts w:ascii="Times New Roman" w:eastAsia="Times New Roman" w:hAnsi="Times New Roman" w:cs="Times New Roman"/>
-          <w:sz w:val="24"/>
-          <w:szCs w:val="24"/>
-          <w:highlight w:val="darkGray"/>
-        </w:rPr>
-        <w:t>&lt;prychasnii&gt;</w:t>
-      </w:r>
-    </w:p>
-    <w:p>
-      <w:pPr>
-        <w:spacing w:after="120" w:line="240" w:lineRule="auto"/>
-        <w:rPr>
-          <w:rFonts w:ascii="Times New Roman" w:eastAsia="Times New Roman" w:hAnsi="Times New Roman" w:cs="Times New Roman"/>
-          <w:sz w:val="24"/>
-          <w:szCs w:val="24"/>
-        </w:rPr>
-      </w:pPr>
-      <w:r>
-        <w:rPr>
-          <w:rFonts w:ascii="Times New Roman" w:eastAsia="Times New Roman" w:hAnsi="Times New Roman" w:cs="Times New Roman"/>
-          <w:i/>
-          <w:color w:val="FF4400"/>
-          <w:sz w:val="24"/>
-          <w:szCs w:val="24"/>
-        </w:rPr>
-        <w:t>Причасний:</w:t>
-      </w:r>
-      <w:r>
-        <w:rPr>
-          <w:rFonts w:ascii="Times New Roman" w:eastAsia="Times New Roman" w:hAnsi="Times New Roman" w:cs="Times New Roman"/>
-          <w:sz w:val="24"/>
-          <w:szCs w:val="24"/>
-        </w:rPr>
-        <w:t xml:space="preserve"> </w:t>
-      </w:r>
       <w:r>
         <w:rPr>
           <w:rFonts w:ascii="Times New Roman" w:eastAsia="Times New Roman" w:hAnsi="Times New Roman" w:cs="Times New Roman"/>
@@ -15851,14 +15765,6 @@
           <w:szCs w:val="24"/>
         </w:rPr>
         <w:t>(Пс. 110,9)</w:t>
-      </w:r>
-      <w:r>
-        <w:rPr>
-          <w:rFonts w:ascii="Times New Roman" w:eastAsia="Times New Roman" w:hAnsi="Times New Roman" w:cs="Times New Roman"/>
-          <w:sz w:val="24"/>
-          <w:szCs w:val="24"/>
-        </w:rPr>
-        <w:t xml:space="preserve"> </w:t>
       </w:r>
     </w:p>
     <w:p>
@@ -16102,6 +16008,172 @@
         </w:rPr>
         <w:t>&lt;antifon1&gt;</w:t>
       </w:r>
+    </w:p>
+    <w:p>
+      <w:pPr>
+        <w:spacing w:after="120" w:line="240" w:lineRule="auto"/>
+        <w:rPr>
+          <w:rFonts w:ascii="Times New Roman" w:eastAsia="Times New Roman" w:hAnsi="Times New Roman" w:cs="Times New Roman"/>
+          <w:b/>
+          <w:i/>
+          <w:color w:val="FF4400"/>
+          <w:sz w:val="24"/>
+          <w:szCs w:val="24"/>
+        </w:rPr>
+      </w:pPr>
+      <w:r>
+        <w:rPr>
+          <w:rFonts w:ascii="Times New Roman" w:eastAsia="Times New Roman" w:hAnsi="Times New Roman" w:cs="Times New Roman"/>
+          <w:b/>
+          <w:i/>
+          <w:color w:val="FF4400"/>
+          <w:sz w:val="24"/>
+          <w:szCs w:val="24"/>
+        </w:rPr>
+        <w:t>Перший антифон</w:t>
+      </w:r>
+    </w:p>
+    <w:p>
+      <w:pPr>
+        <w:spacing w:after="120" w:line="240" w:lineRule="auto"/>
+        <w:rPr>
+          <w:rFonts w:ascii="Times New Roman" w:eastAsia="Times New Roman" w:hAnsi="Times New Roman" w:cs="Times New Roman"/>
+          <w:sz w:val="24"/>
+          <w:szCs w:val="24"/>
+        </w:rPr>
+      </w:pPr>
+      <w:r>
+        <w:rPr>
+          <w:rFonts w:ascii="Times New Roman" w:eastAsia="Times New Roman" w:hAnsi="Times New Roman" w:cs="Times New Roman"/>
+          <w:i/>
+          <w:color w:val="FF4400"/>
+          <w:sz w:val="24"/>
+          <w:szCs w:val="24"/>
+        </w:rPr>
+        <w:t>Стих 1:</w:t>
+      </w:r>
+      <w:r>
+        <w:rPr>
+          <w:rFonts w:ascii="Times New Roman" w:eastAsia="Times New Roman" w:hAnsi="Times New Roman" w:cs="Times New Roman"/>
+          <w:sz w:val="24"/>
+          <w:szCs w:val="24"/>
+        </w:rPr>
+        <w:t xml:space="preserve"> Іспові́мся Тобі́, Го́споди, всім се́рцем мої́м,</w:t>
+      </w:r>
+      <w:r>
+        <w:rPr>
+          <w:rFonts w:ascii="Times New Roman" w:eastAsia="Times New Roman" w:hAnsi="Times New Roman" w:cs="Times New Roman"/>
+          <w:sz w:val="24"/>
+          <w:szCs w:val="24"/>
+        </w:rPr>
+        <w:t>*</w:t>
+      </w:r>
+      <w:r>
+        <w:rPr>
+          <w:rFonts w:ascii="Times New Roman" w:eastAsia="Times New Roman" w:hAnsi="Times New Roman" w:cs="Times New Roman"/>
+          <w:sz w:val="24"/>
+          <w:szCs w:val="24"/>
+        </w:rPr>
+        <w:t xml:space="preserve"> розпові́м про всі чуда́ Твої́. </w:t>
+      </w:r>
+      <w:r>
+        <w:rPr>
+          <w:rFonts w:ascii="Times New Roman" w:eastAsia="Times New Roman" w:hAnsi="Times New Roman" w:cs="Times New Roman"/>
+          <w:i/>
+          <w:color w:val="FF4400"/>
+          <w:sz w:val="24"/>
+          <w:szCs w:val="24"/>
+        </w:rPr>
+        <w:t>(Пс. 9,2)</w:t>
+      </w:r>
+    </w:p>
+    <w:p>
+      <w:pPr>
+        <w:spacing w:after="280" w:line="240" w:lineRule="auto"/>
+        <w:rPr>
+          <w:rFonts w:ascii="Times New Roman" w:eastAsia="Times New Roman" w:hAnsi="Times New Roman" w:cs="Times New Roman"/>
+          <w:sz w:val="24"/>
+          <w:szCs w:val="24"/>
+        </w:rPr>
+      </w:pPr>
+      <w:r>
+        <w:rPr>
+          <w:rFonts w:ascii="Times New Roman" w:eastAsia="Times New Roman" w:hAnsi="Times New Roman" w:cs="Times New Roman"/>
+          <w:i/>
+          <w:color w:val="FF4400"/>
+          <w:sz w:val="24"/>
+          <w:szCs w:val="24"/>
+        </w:rPr>
+        <w:t>Приспів:</w:t>
+      </w:r>
+      <w:r>
+        <w:rPr>
+          <w:rFonts w:ascii="Times New Roman" w:eastAsia="Times New Roman" w:hAnsi="Times New Roman" w:cs="Times New Roman"/>
+          <w:sz w:val="24"/>
+          <w:szCs w:val="24"/>
+        </w:rPr>
+        <w:t xml:space="preserve"> Молитва́ми Богоро́диці,</w:t>
+      </w:r>
+      <w:r>
+        <w:rPr>
+          <w:rFonts w:ascii="Times New Roman" w:eastAsia="Times New Roman" w:hAnsi="Times New Roman" w:cs="Times New Roman"/>
+          <w:sz w:val="24"/>
+          <w:szCs w:val="24"/>
+        </w:rPr>
+        <w:t>*</w:t>
+      </w:r>
+      <w:r>
+        <w:rPr>
+          <w:rFonts w:ascii="Times New Roman" w:eastAsia="Times New Roman" w:hAnsi="Times New Roman" w:cs="Times New Roman"/>
+          <w:sz w:val="24"/>
+          <w:szCs w:val="24"/>
+        </w:rPr>
+        <w:t xml:space="preserve"> Спа́се, спаси́ нас.</w:t>
+      </w:r>
+    </w:p>
+    <w:p>
+      <w:pPr>
+        <w:spacing w:after="280" w:line="240" w:lineRule="auto"/>
+        <w:rPr>
+          <w:rFonts w:ascii="Times New Roman" w:eastAsia="Times New Roman" w:hAnsi="Times New Roman" w:cs="Times New Roman"/>
+          <w:sz w:val="24"/>
+          <w:szCs w:val="24"/>
+        </w:rPr>
+      </w:pPr>
+      <w:r>
+        <w:rPr>
+          <w:rFonts w:ascii="Times New Roman" w:eastAsia="Times New Roman" w:hAnsi="Times New Roman" w:cs="Times New Roman"/>
+          <w:i/>
+          <w:color w:val="FF4400"/>
+          <w:sz w:val="24"/>
+          <w:szCs w:val="24"/>
+        </w:rPr>
+        <w:t>Стих 2:</w:t>
+      </w:r>
+      <w:r>
+        <w:rPr>
+          <w:rFonts w:ascii="Times New Roman" w:eastAsia="Times New Roman" w:hAnsi="Times New Roman" w:cs="Times New Roman"/>
+          <w:sz w:val="24"/>
+          <w:szCs w:val="24"/>
+        </w:rPr>
+        <w:t xml:space="preserve"> На ра́ді пра́ведних і со́ньмі —</w:t>
+      </w:r>
+      <w:r>
+        <w:rPr>
+          <w:rFonts w:ascii="Times New Roman" w:eastAsia="Times New Roman" w:hAnsi="Times New Roman" w:cs="Times New Roman"/>
+          <w:sz w:val="24"/>
+          <w:szCs w:val="24"/>
+        </w:rPr>
+        <w:t>*</w:t>
+      </w:r>
+      <w:r>
+        <w:rPr>
+          <w:rFonts w:ascii="Times New Roman" w:eastAsia="Times New Roman" w:hAnsi="Times New Roman" w:cs="Times New Roman"/>
+          <w:sz w:val="24"/>
+          <w:szCs w:val="24"/>
+        </w:rPr>
+        <w:t xml:space="preserve"> вели́кі діла́ Госпо́дні, я́влені в усі́х во́лях Його́.</w:t>
+      </w:r>
       <w:r>
         <w:rPr>
           <w:rFonts w:ascii="Times New Roman" w:eastAsia="Times New Roman" w:hAnsi="Times New Roman" w:cs="Times New Roman"/>
@@ -16110,17 +16182,204 @@
         </w:rPr>
         <w:t xml:space="preserve"> </w:t>
       </w:r>
-    </w:p>
-    <w:p>
-      <w:pPr>
-        <w:spacing w:after="120" w:line="240" w:lineRule="auto"/>
-        <w:rPr>
-          <w:rFonts w:ascii="Times New Roman" w:eastAsia="Times New Roman" w:hAnsi="Times New Roman" w:cs="Times New Roman"/>
-          <w:sz w:val="24"/>
-          <w:szCs w:val="24"/>
-        </w:rPr>
-      </w:pPr>
-      <w:r>
+      <w:r>
+        <w:rPr>
+          <w:rFonts w:ascii="Times New Roman" w:eastAsia="Times New Roman" w:hAnsi="Times New Roman" w:cs="Times New Roman"/>
+          <w:i/>
+          <w:color w:val="FF4400"/>
+          <w:sz w:val="24"/>
+          <w:szCs w:val="24"/>
+        </w:rPr>
+        <w:t>(Пс. 110,1-2)</w:t>
+      </w:r>
+    </w:p>
+    <w:p>
+      <w:pPr>
+        <w:spacing w:after="280" w:line="240" w:lineRule="auto"/>
+        <w:rPr>
+          <w:rFonts w:ascii="Times New Roman" w:eastAsia="Times New Roman" w:hAnsi="Times New Roman" w:cs="Times New Roman"/>
+          <w:sz w:val="24"/>
+          <w:szCs w:val="24"/>
+        </w:rPr>
+      </w:pPr>
+      <w:r>
+        <w:rPr>
+          <w:rFonts w:ascii="Times New Roman" w:eastAsia="Times New Roman" w:hAnsi="Times New Roman" w:cs="Times New Roman"/>
+          <w:i/>
+          <w:color w:val="FF4400"/>
+          <w:sz w:val="24"/>
+          <w:szCs w:val="24"/>
+        </w:rPr>
+        <w:t>Приспів:</w:t>
+      </w:r>
+      <w:r>
+        <w:rPr>
+          <w:rFonts w:ascii="Times New Roman" w:eastAsia="Times New Roman" w:hAnsi="Times New Roman" w:cs="Times New Roman"/>
+          <w:sz w:val="24"/>
+          <w:szCs w:val="24"/>
+        </w:rPr>
+        <w:t xml:space="preserve"> Молитва́ми Богоро́диці,</w:t>
+      </w:r>
+      <w:r>
+        <w:rPr>
+          <w:rFonts w:ascii="Times New Roman" w:eastAsia="Times New Roman" w:hAnsi="Times New Roman" w:cs="Times New Roman"/>
+          <w:sz w:val="24"/>
+          <w:szCs w:val="24"/>
+        </w:rPr>
+        <w:t>*</w:t>
+      </w:r>
+      <w:r>
+        <w:rPr>
+          <w:rFonts w:ascii="Times New Roman" w:eastAsia="Times New Roman" w:hAnsi="Times New Roman" w:cs="Times New Roman"/>
+          <w:sz w:val="24"/>
+          <w:szCs w:val="24"/>
+        </w:rPr>
+        <w:t xml:space="preserve"> Спа́се, спаси́ нас.</w:t>
+      </w:r>
+    </w:p>
+    <w:p>
+      <w:pPr>
+        <w:spacing w:after="280" w:line="240" w:lineRule="auto"/>
+        <w:rPr>
+          <w:rFonts w:ascii="Times New Roman" w:eastAsia="Times New Roman" w:hAnsi="Times New Roman" w:cs="Times New Roman"/>
+          <w:sz w:val="24"/>
+          <w:szCs w:val="24"/>
+        </w:rPr>
+      </w:pPr>
+      <w:r>
+        <w:rPr>
+          <w:rFonts w:ascii="Times New Roman" w:eastAsia="Times New Roman" w:hAnsi="Times New Roman" w:cs="Times New Roman"/>
+          <w:i/>
+          <w:color w:val="FF4400"/>
+          <w:sz w:val="24"/>
+          <w:szCs w:val="24"/>
+        </w:rPr>
+        <w:t>Стих 3:</w:t>
+      </w:r>
+      <w:r>
+        <w:rPr>
+          <w:rFonts w:ascii="Times New Roman" w:eastAsia="Times New Roman" w:hAnsi="Times New Roman" w:cs="Times New Roman"/>
+          <w:sz w:val="24"/>
+          <w:szCs w:val="24"/>
+        </w:rPr>
+        <w:t xml:space="preserve"> Іспові́дування і ве́лич — ді́ло Його́</w:t>
+      </w:r>
+      <w:r>
+        <w:rPr>
+          <w:rFonts w:ascii="Times New Roman" w:eastAsia="Times New Roman" w:hAnsi="Times New Roman" w:cs="Times New Roman"/>
+          <w:sz w:val="24"/>
+          <w:szCs w:val="24"/>
+        </w:rPr>
+        <w:t>*</w:t>
+      </w:r>
+      <w:r>
+        <w:rPr>
+          <w:rFonts w:ascii="Times New Roman" w:eastAsia="Times New Roman" w:hAnsi="Times New Roman" w:cs="Times New Roman"/>
+          <w:sz w:val="24"/>
+          <w:szCs w:val="24"/>
+        </w:rPr>
+        <w:t xml:space="preserve"> і пра́вда Його́ перебува́є пові́к ві́ку.</w:t>
+      </w:r>
+      <w:r>
+        <w:rPr>
+          <w:rFonts w:ascii="Times New Roman" w:eastAsia="Times New Roman" w:hAnsi="Times New Roman" w:cs="Times New Roman"/>
+          <w:sz w:val="24"/>
+          <w:szCs w:val="24"/>
+        </w:rPr>
+        <w:t xml:space="preserve"> </w:t>
+      </w:r>
+      <w:r>
+        <w:rPr>
+          <w:rFonts w:ascii="Times New Roman" w:eastAsia="Times New Roman" w:hAnsi="Times New Roman" w:cs="Times New Roman"/>
+          <w:i/>
+          <w:color w:val="FF4400"/>
+          <w:sz w:val="24"/>
+          <w:szCs w:val="24"/>
+        </w:rPr>
+        <w:t>(Пс. 110,3)</w:t>
+      </w:r>
+    </w:p>
+    <w:p>
+      <w:pPr>
+        <w:spacing w:after="280" w:line="240" w:lineRule="auto"/>
+        <w:rPr>
+          <w:rFonts w:ascii="Times New Roman" w:eastAsia="Times New Roman" w:hAnsi="Times New Roman" w:cs="Times New Roman"/>
+          <w:sz w:val="24"/>
+          <w:szCs w:val="24"/>
+        </w:rPr>
+      </w:pPr>
+      <w:r>
+        <w:rPr>
+          <w:rFonts w:ascii="Times New Roman" w:eastAsia="Times New Roman" w:hAnsi="Times New Roman" w:cs="Times New Roman"/>
+          <w:i/>
+          <w:color w:val="FF4400"/>
+          <w:sz w:val="24"/>
+          <w:szCs w:val="24"/>
+        </w:rPr>
+        <w:t>Приспів:</w:t>
+      </w:r>
+      <w:r>
+        <w:rPr>
+          <w:rFonts w:ascii="Times New Roman" w:eastAsia="Times New Roman" w:hAnsi="Times New Roman" w:cs="Times New Roman"/>
+          <w:sz w:val="24"/>
+          <w:szCs w:val="24"/>
+        </w:rPr>
+        <w:t xml:space="preserve"> Молитва́ми Богоро́диці,</w:t>
+      </w:r>
+      <w:r>
+        <w:rPr>
+          <w:rFonts w:ascii="Times New Roman" w:eastAsia="Times New Roman" w:hAnsi="Times New Roman" w:cs="Times New Roman"/>
+          <w:sz w:val="24"/>
+          <w:szCs w:val="24"/>
+        </w:rPr>
+        <w:t>*</w:t>
+      </w:r>
+      <w:r>
+        <w:rPr>
+          <w:rFonts w:ascii="Times New Roman" w:eastAsia="Times New Roman" w:hAnsi="Times New Roman" w:cs="Times New Roman"/>
+          <w:sz w:val="24"/>
+          <w:szCs w:val="24"/>
+        </w:rPr>
+        <w:t xml:space="preserve"> Спа́се, спаси́ нас.</w:t>
+      </w:r>
+    </w:p>
+    <w:p>
+      <w:pPr>
+        <w:spacing w:after="280" w:line="240" w:lineRule="auto"/>
+        <w:rPr>
+          <w:rFonts w:ascii="Times New Roman" w:eastAsia="Times New Roman" w:hAnsi="Times New Roman" w:cs="Times New Roman"/>
+          <w:sz w:val="24"/>
+          <w:szCs w:val="24"/>
+        </w:rPr>
+      </w:pPr>
+      <w:r>
+        <w:rPr>
+          <w:rFonts w:ascii="Times New Roman" w:eastAsia="Times New Roman" w:hAnsi="Times New Roman" w:cs="Times New Roman"/>
+          <w:sz w:val="24"/>
+          <w:szCs w:val="24"/>
+        </w:rPr>
+        <w:t>Сла́ва Отцю́, і Си́ну, і Свято́му Ду́хові,</w:t>
+      </w:r>
+      <w:r>
+        <w:rPr>
+          <w:rFonts w:ascii="Times New Roman" w:eastAsia="Times New Roman" w:hAnsi="Times New Roman" w:cs="Times New Roman"/>
+          <w:sz w:val="24"/>
+          <w:szCs w:val="24"/>
+        </w:rPr>
+        <w:t>*</w:t>
+      </w:r>
+      <w:r>
+        <w:rPr>
+          <w:rFonts w:ascii="Times New Roman" w:eastAsia="Times New Roman" w:hAnsi="Times New Roman" w:cs="Times New Roman"/>
+          <w:sz w:val="24"/>
+          <w:szCs w:val="24"/>
+        </w:rPr>
+        <w:t xml:space="preserve"> і ни́ні, і повсякча́с, і на ві́ки вікі́в. Амі́нь.</w:t>
+      </w:r>
+    </w:p>
+    <w:p>
+      <w:pPr>
+        <w:spacing w:after="280" w:line="240" w:lineRule="auto"/>
         <w:rPr>
           <w:rFonts w:ascii="Times New Roman" w:eastAsia="Times New Roman" w:hAnsi="Times New Roman" w:cs="Times New Roman"/>
           <w:b/>
@@ -16129,35 +16388,24 @@
           <w:sz w:val="24"/>
           <w:szCs w:val="24"/>
         </w:rPr>
-        <w:t xml:space="preserve">Перший антифон </w:t>
-      </w:r>
-    </w:p>
-    <w:p>
-      <w:pPr>
-        <w:spacing w:after="120" w:line="240" w:lineRule="auto"/>
-        <w:rPr>
-          <w:rFonts w:ascii="Times New Roman" w:eastAsia="Times New Roman" w:hAnsi="Times New Roman" w:cs="Times New Roman"/>
-          <w:sz w:val="24"/>
-          <w:szCs w:val="24"/>
-        </w:rPr>
-      </w:pPr>
-      <w:r>
-        <w:rPr>
-          <w:rFonts w:ascii="Times New Roman" w:eastAsia="Times New Roman" w:hAnsi="Times New Roman" w:cs="Times New Roman"/>
-          <w:i/>
-          <w:color w:val="FF4400"/>
-          <w:sz w:val="24"/>
-          <w:szCs w:val="24"/>
-        </w:rPr>
-        <w:t>Стих 1:</w:t>
-      </w:r>
-      <w:r>
-        <w:rPr>
-          <w:rFonts w:ascii="Times New Roman" w:eastAsia="Times New Roman" w:hAnsi="Times New Roman" w:cs="Times New Roman"/>
-          <w:sz w:val="24"/>
-          <w:szCs w:val="24"/>
-        </w:rPr>
-        <w:t xml:space="preserve"> Іспові́мся Тобі́, Го́споди, всім се́рцем мої́м,</w:t>
+      </w:pPr>
+      <w:r>
+        <w:rPr>
+          <w:rFonts w:ascii="Times New Roman" w:eastAsia="Times New Roman" w:hAnsi="Times New Roman" w:cs="Times New Roman"/>
+          <w:i/>
+          <w:color w:val="FF4400"/>
+          <w:sz w:val="24"/>
+          <w:szCs w:val="24"/>
+        </w:rPr>
+        <w:t>Приспів:</w:t>
+      </w:r>
+      <w:r>
+        <w:rPr>
+          <w:rFonts w:ascii="Times New Roman" w:eastAsia="Times New Roman" w:hAnsi="Times New Roman" w:cs="Times New Roman"/>
+          <w:sz w:val="24"/>
+          <w:szCs w:val="24"/>
+        </w:rPr>
+        <w:t xml:space="preserve"> Молитва́ми Богоро́диці,</w:t>
       </w:r>
       <w:r>
         <w:rPr>
@@ -16173,312 +16421,52 @@
           <w:sz w:val="24"/>
           <w:szCs w:val="24"/>
         </w:rPr>
-        <w:t xml:space="preserve"> розпові́м про всі чуда́ Твої́. </w:t>
-      </w:r>
-      <w:r>
-        <w:rPr>
-          <w:rFonts w:ascii="Times New Roman" w:eastAsia="Times New Roman" w:hAnsi="Times New Roman" w:cs="Times New Roman"/>
-          <w:i/>
-          <w:color w:val="FF4400"/>
-          <w:sz w:val="24"/>
-          <w:szCs w:val="24"/>
-        </w:rPr>
-        <w:t>(Пс. 9,2)</w:t>
-      </w:r>
-    </w:p>
-    <w:p>
-      <w:pPr>
-        <w:spacing w:after="280" w:line="240" w:lineRule="auto"/>
-        <w:rPr>
-          <w:rFonts w:ascii="Times New Roman" w:eastAsia="Times New Roman" w:hAnsi="Times New Roman" w:cs="Times New Roman"/>
-          <w:sz w:val="24"/>
-          <w:szCs w:val="24"/>
-        </w:rPr>
-      </w:pPr>
-      <w:r>
-        <w:rPr>
-          <w:rFonts w:ascii="Times New Roman" w:eastAsia="Times New Roman" w:hAnsi="Times New Roman" w:cs="Times New Roman"/>
-          <w:i/>
-          <w:color w:val="FF4400"/>
-          <w:sz w:val="24"/>
-          <w:szCs w:val="24"/>
-        </w:rPr>
-        <w:t>Приспів:</w:t>
-      </w:r>
-      <w:r>
-        <w:rPr>
-          <w:rFonts w:ascii="Times New Roman" w:eastAsia="Times New Roman" w:hAnsi="Times New Roman" w:cs="Times New Roman"/>
-          <w:sz w:val="24"/>
-          <w:szCs w:val="24"/>
-        </w:rPr>
-        <w:t xml:space="preserve"> Молитва́ми Богоро́диці,</w:t>
-      </w:r>
-      <w:r>
-        <w:rPr>
-          <w:rFonts w:ascii="Times New Roman" w:eastAsia="Times New Roman" w:hAnsi="Times New Roman" w:cs="Times New Roman"/>
-          <w:sz w:val="24"/>
-          <w:szCs w:val="24"/>
-        </w:rPr>
-        <w:t>*</w:t>
-      </w:r>
-      <w:r>
-        <w:rPr>
-          <w:rFonts w:ascii="Times New Roman" w:eastAsia="Times New Roman" w:hAnsi="Times New Roman" w:cs="Times New Roman"/>
-          <w:sz w:val="24"/>
-          <w:szCs w:val="24"/>
-        </w:rPr>
         <w:t xml:space="preserve"> Спа́се, спаси́ нас.</w:t>
       </w:r>
     </w:p>
     <w:p>
       <w:pPr>
-        <w:spacing w:after="280" w:line="240" w:lineRule="auto"/>
-        <w:rPr>
-          <w:rFonts w:ascii="Times New Roman" w:eastAsia="Times New Roman" w:hAnsi="Times New Roman" w:cs="Times New Roman"/>
-          <w:sz w:val="24"/>
-          <w:szCs w:val="24"/>
-        </w:rPr>
-      </w:pPr>
-      <w:r>
-        <w:rPr>
-          <w:rFonts w:ascii="Times New Roman" w:eastAsia="Times New Roman" w:hAnsi="Times New Roman" w:cs="Times New Roman"/>
-          <w:i/>
-          <w:color w:val="FF4400"/>
-          <w:sz w:val="24"/>
-          <w:szCs w:val="24"/>
-        </w:rPr>
-        <w:t>Стих 2:</w:t>
-      </w:r>
-      <w:r>
-        <w:rPr>
-          <w:rFonts w:ascii="Times New Roman" w:eastAsia="Times New Roman" w:hAnsi="Times New Roman" w:cs="Times New Roman"/>
-          <w:sz w:val="24"/>
-          <w:szCs w:val="24"/>
-        </w:rPr>
-        <w:t xml:space="preserve"> На ра́ді пра́ведних і со́ньмі —</w:t>
-      </w:r>
-      <w:r>
-        <w:rPr>
-          <w:rFonts w:ascii="Times New Roman" w:eastAsia="Times New Roman" w:hAnsi="Times New Roman" w:cs="Times New Roman"/>
-          <w:sz w:val="24"/>
-          <w:szCs w:val="24"/>
-        </w:rPr>
-        <w:t>*</w:t>
-      </w:r>
-      <w:r>
-        <w:rPr>
-          <w:rFonts w:ascii="Times New Roman" w:eastAsia="Times New Roman" w:hAnsi="Times New Roman" w:cs="Times New Roman"/>
-          <w:sz w:val="24"/>
-          <w:szCs w:val="24"/>
-        </w:rPr>
-        <w:t xml:space="preserve"> вели́кі діла́ Госпо́дні, я́влені в усі́х во́лях Його́.</w:t>
-      </w:r>
-      <w:r>
-        <w:rPr>
-          <w:rFonts w:ascii="Times New Roman" w:eastAsia="Times New Roman" w:hAnsi="Times New Roman" w:cs="Times New Roman"/>
-          <w:sz w:val="24"/>
-          <w:szCs w:val="24"/>
-        </w:rPr>
-        <w:t xml:space="preserve"> </w:t>
-      </w:r>
-      <w:r>
-        <w:rPr>
-          <w:rFonts w:ascii="Times New Roman" w:eastAsia="Times New Roman" w:hAnsi="Times New Roman" w:cs="Times New Roman"/>
-          <w:i/>
-          <w:color w:val="FF4400"/>
-          <w:sz w:val="24"/>
-          <w:szCs w:val="24"/>
-        </w:rPr>
-        <w:t>(Пс. 110,1-2)</w:t>
-      </w:r>
-    </w:p>
-    <w:p>
-      <w:pPr>
-        <w:spacing w:after="280" w:line="240" w:lineRule="auto"/>
-        <w:rPr>
-          <w:rFonts w:ascii="Times New Roman" w:eastAsia="Times New Roman" w:hAnsi="Times New Roman" w:cs="Times New Roman"/>
-          <w:sz w:val="24"/>
-          <w:szCs w:val="24"/>
-        </w:rPr>
-      </w:pPr>
-      <w:r>
-        <w:rPr>
-          <w:rFonts w:ascii="Times New Roman" w:eastAsia="Times New Roman" w:hAnsi="Times New Roman" w:cs="Times New Roman"/>
-          <w:i/>
-          <w:color w:val="FF4400"/>
-          <w:sz w:val="24"/>
-          <w:szCs w:val="24"/>
-        </w:rPr>
-        <w:t>Приспів:</w:t>
-      </w:r>
-      <w:r>
-        <w:rPr>
-          <w:rFonts w:ascii="Times New Roman" w:eastAsia="Times New Roman" w:hAnsi="Times New Roman" w:cs="Times New Roman"/>
-          <w:sz w:val="24"/>
-          <w:szCs w:val="24"/>
-        </w:rPr>
-        <w:t xml:space="preserve"> Молитва́ми Богоро́диці,</w:t>
-      </w:r>
-      <w:r>
-        <w:rPr>
-          <w:rFonts w:ascii="Times New Roman" w:eastAsia="Times New Roman" w:hAnsi="Times New Roman" w:cs="Times New Roman"/>
-          <w:sz w:val="24"/>
-          <w:szCs w:val="24"/>
-        </w:rPr>
-        <w:t>*</w:t>
-      </w:r>
-      <w:r>
-        <w:rPr>
-          <w:rFonts w:ascii="Times New Roman" w:eastAsia="Times New Roman" w:hAnsi="Times New Roman" w:cs="Times New Roman"/>
-          <w:sz w:val="24"/>
-          <w:szCs w:val="24"/>
-        </w:rPr>
-        <w:t xml:space="preserve"> Спа́се, спаси́ нас.</w:t>
-      </w:r>
-    </w:p>
-    <w:p>
-      <w:pPr>
-        <w:spacing w:after="280" w:line="240" w:lineRule="auto"/>
-        <w:rPr>
-          <w:rFonts w:ascii="Times New Roman" w:eastAsia="Times New Roman" w:hAnsi="Times New Roman" w:cs="Times New Roman"/>
-          <w:sz w:val="24"/>
-          <w:szCs w:val="24"/>
-        </w:rPr>
-      </w:pPr>
-      <w:r>
-        <w:rPr>
-          <w:rFonts w:ascii="Times New Roman" w:eastAsia="Times New Roman" w:hAnsi="Times New Roman" w:cs="Times New Roman"/>
-          <w:i/>
-          <w:color w:val="FF4400"/>
-          <w:sz w:val="24"/>
-          <w:szCs w:val="24"/>
-        </w:rPr>
-        <w:t>Стих 3:</w:t>
-      </w:r>
-      <w:r>
-        <w:rPr>
-          <w:rFonts w:ascii="Times New Roman" w:eastAsia="Times New Roman" w:hAnsi="Times New Roman" w:cs="Times New Roman"/>
-          <w:sz w:val="24"/>
-          <w:szCs w:val="24"/>
-        </w:rPr>
-        <w:t xml:space="preserve"> Іспові́дування і ве́лич — ді́ло Його́</w:t>
-      </w:r>
-      <w:r>
-        <w:rPr>
-          <w:rFonts w:ascii="Times New Roman" w:eastAsia="Times New Roman" w:hAnsi="Times New Roman" w:cs="Times New Roman"/>
-          <w:sz w:val="24"/>
-          <w:szCs w:val="24"/>
-        </w:rPr>
-        <w:t>*</w:t>
-      </w:r>
-      <w:r>
-        <w:rPr>
-          <w:rFonts w:ascii="Times New Roman" w:eastAsia="Times New Roman" w:hAnsi="Times New Roman" w:cs="Times New Roman"/>
-          <w:sz w:val="24"/>
-          <w:szCs w:val="24"/>
-        </w:rPr>
-        <w:t xml:space="preserve"> і пра́вда Його́ перебува́є пові́к ві́ку.</w:t>
-      </w:r>
-      <w:r>
-        <w:rPr>
-          <w:rFonts w:ascii="Times New Roman" w:eastAsia="Times New Roman" w:hAnsi="Times New Roman" w:cs="Times New Roman"/>
-          <w:sz w:val="24"/>
-          <w:szCs w:val="24"/>
-        </w:rPr>
-        <w:t xml:space="preserve"> </w:t>
-      </w:r>
-      <w:r>
-        <w:rPr>
-          <w:rFonts w:ascii="Times New Roman" w:eastAsia="Times New Roman" w:hAnsi="Times New Roman" w:cs="Times New Roman"/>
-          <w:i/>
-          <w:color w:val="FF4400"/>
-          <w:sz w:val="24"/>
-          <w:szCs w:val="24"/>
-        </w:rPr>
-        <w:t>(Пс. 110,3)</w:t>
-      </w:r>
-    </w:p>
-    <w:p>
-      <w:pPr>
-        <w:spacing w:after="280" w:line="240" w:lineRule="auto"/>
-        <w:rPr>
-          <w:rFonts w:ascii="Times New Roman" w:eastAsia="Times New Roman" w:hAnsi="Times New Roman" w:cs="Times New Roman"/>
-          <w:sz w:val="24"/>
-          <w:szCs w:val="24"/>
-        </w:rPr>
-      </w:pPr>
-      <w:r>
-        <w:rPr>
-          <w:rFonts w:ascii="Times New Roman" w:eastAsia="Times New Roman" w:hAnsi="Times New Roman" w:cs="Times New Roman"/>
-          <w:i/>
-          <w:color w:val="FF4400"/>
-          <w:sz w:val="24"/>
-          <w:szCs w:val="24"/>
-        </w:rPr>
-        <w:t>Приспів:</w:t>
-      </w:r>
-      <w:r>
-        <w:rPr>
-          <w:rFonts w:ascii="Times New Roman" w:eastAsia="Times New Roman" w:hAnsi="Times New Roman" w:cs="Times New Roman"/>
-          <w:sz w:val="24"/>
-          <w:szCs w:val="24"/>
-        </w:rPr>
-        <w:t xml:space="preserve"> Молитва́ми Богоро́диці,</w:t>
-      </w:r>
-      <w:r>
-        <w:rPr>
-          <w:rFonts w:ascii="Times New Roman" w:eastAsia="Times New Roman" w:hAnsi="Times New Roman" w:cs="Times New Roman"/>
-          <w:sz w:val="24"/>
-          <w:szCs w:val="24"/>
-        </w:rPr>
-        <w:t>*</w:t>
-      </w:r>
-      <w:r>
-        <w:rPr>
-          <w:rFonts w:ascii="Times New Roman" w:eastAsia="Times New Roman" w:hAnsi="Times New Roman" w:cs="Times New Roman"/>
-          <w:sz w:val="24"/>
-          <w:szCs w:val="24"/>
-        </w:rPr>
-        <w:t xml:space="preserve"> Спа́се, спаси́ нас.</w:t>
-      </w:r>
-    </w:p>
-    <w:p>
-      <w:pPr>
-        <w:spacing w:after="280" w:line="240" w:lineRule="auto"/>
-        <w:rPr>
-          <w:rFonts w:ascii="Times New Roman" w:eastAsia="Times New Roman" w:hAnsi="Times New Roman" w:cs="Times New Roman"/>
-          <w:sz w:val="24"/>
-          <w:szCs w:val="24"/>
-        </w:rPr>
-      </w:pPr>
-      <w:r>
-        <w:rPr>
-          <w:rFonts w:ascii="Times New Roman" w:eastAsia="Times New Roman" w:hAnsi="Times New Roman" w:cs="Times New Roman"/>
-          <w:sz w:val="24"/>
-          <w:szCs w:val="24"/>
-        </w:rPr>
-        <w:t>Сла́ва Отцю́, і Си́ну, і Свято́му Ду́хові,</w:t>
-      </w:r>
-      <w:r>
-        <w:rPr>
-          <w:rFonts w:ascii="Times New Roman" w:eastAsia="Times New Roman" w:hAnsi="Times New Roman" w:cs="Times New Roman"/>
-          <w:sz w:val="24"/>
-          <w:szCs w:val="24"/>
-        </w:rPr>
-        <w:t>*</w:t>
-      </w:r>
-      <w:r>
-        <w:rPr>
-          <w:rFonts w:ascii="Times New Roman" w:eastAsia="Times New Roman" w:hAnsi="Times New Roman" w:cs="Times New Roman"/>
-          <w:sz w:val="24"/>
-          <w:szCs w:val="24"/>
-        </w:rPr>
-        <w:t xml:space="preserve"> і ни́ні, і повсякча́с, і на ві́ки вікі́в. Амі́нь.</w:t>
-      </w:r>
-    </w:p>
-    <w:p>
-      <w:pPr>
-        <w:spacing w:after="280" w:line="240" w:lineRule="auto"/>
+        <w:spacing w:after="120" w:line="240" w:lineRule="auto"/>
+        <w:rPr>
+          <w:rFonts w:ascii="Times New Roman" w:eastAsia="Times New Roman" w:hAnsi="Times New Roman" w:cs="Times New Roman"/>
+          <w:sz w:val="24"/>
+          <w:szCs w:val="24"/>
+          <w:highlight w:val="darkGray"/>
+        </w:rPr>
+      </w:pPr>
+      <w:r>
+        <w:rPr>
+          <w:rFonts w:ascii="Times New Roman" w:eastAsia="Times New Roman" w:hAnsi="Times New Roman" w:cs="Times New Roman"/>
+          <w:sz w:val="24"/>
+          <w:szCs w:val="24"/>
+          <w:highlight w:val="darkGray"/>
+        </w:rPr>
+        <w:t>&lt;/antifon1&gt;</w:t>
+      </w:r>
+    </w:p>
+    <w:p>
+      <w:pPr>
+        <w:spacing w:after="120" w:line="240" w:lineRule="auto"/>
+        <w:rPr>
+          <w:rFonts w:ascii="Times New Roman" w:eastAsia="Times New Roman" w:hAnsi="Times New Roman" w:cs="Times New Roman"/>
+          <w:sz w:val="24"/>
+          <w:szCs w:val="24"/>
+          <w:highlight w:val="darkGray"/>
+        </w:rPr>
+      </w:pPr>
+      <w:r>
+        <w:rPr>
+          <w:rFonts w:ascii="Times New Roman" w:eastAsia="Times New Roman" w:hAnsi="Times New Roman" w:cs="Times New Roman"/>
+          <w:sz w:val="24"/>
+          <w:szCs w:val="24"/>
+          <w:highlight w:val="darkGray"/>
+        </w:rPr>
+        <w:t>&lt;antifon2&gt;</w:t>
+      </w:r>
+    </w:p>
+    <w:p>
+      <w:pPr>
+        <w:spacing w:after="120" w:line="240" w:lineRule="auto"/>
         <w:rPr>
           <w:rFonts w:ascii="Times New Roman" w:eastAsia="Times New Roman" w:hAnsi="Times New Roman" w:cs="Times New Roman"/>
           <w:b/>
@@ -16491,100 +16479,13 @@
       <w:r>
         <w:rPr>
           <w:rFonts w:ascii="Times New Roman" w:eastAsia="Times New Roman" w:hAnsi="Times New Roman" w:cs="Times New Roman"/>
-          <w:i/>
-          <w:color w:val="FF4400"/>
-          <w:sz w:val="24"/>
-          <w:szCs w:val="24"/>
-        </w:rPr>
-        <w:t>Приспів:</w:t>
-      </w:r>
-      <w:r>
-        <w:rPr>
-          <w:rFonts w:ascii="Times New Roman" w:eastAsia="Times New Roman" w:hAnsi="Times New Roman" w:cs="Times New Roman"/>
-          <w:sz w:val="24"/>
-          <w:szCs w:val="24"/>
-        </w:rPr>
-        <w:t xml:space="preserve"> Молитва́ми Богоро́диці,</w:t>
-      </w:r>
-      <w:r>
-        <w:rPr>
-          <w:rFonts w:ascii="Times New Roman" w:eastAsia="Times New Roman" w:hAnsi="Times New Roman" w:cs="Times New Roman"/>
-          <w:sz w:val="24"/>
-          <w:szCs w:val="24"/>
-        </w:rPr>
-        <w:t>*</w:t>
-      </w:r>
-      <w:r>
-        <w:rPr>
-          <w:rFonts w:ascii="Times New Roman" w:eastAsia="Times New Roman" w:hAnsi="Times New Roman" w:cs="Times New Roman"/>
-          <w:sz w:val="24"/>
-          <w:szCs w:val="24"/>
-        </w:rPr>
-        <w:t xml:space="preserve"> Спа́се, спаси́ нас.</w:t>
-      </w:r>
-    </w:p>
-    <w:p>
-      <w:pPr>
-        <w:spacing w:after="120" w:line="240" w:lineRule="auto"/>
-        <w:rPr>
-          <w:rFonts w:ascii="Times New Roman" w:eastAsia="Times New Roman" w:hAnsi="Times New Roman" w:cs="Times New Roman"/>
-          <w:sz w:val="24"/>
-          <w:szCs w:val="24"/>
-          <w:highlight w:val="darkGray"/>
-        </w:rPr>
-      </w:pPr>
-      <w:r>
-        <w:rPr>
-          <w:rFonts w:ascii="Times New Roman" w:eastAsia="Times New Roman" w:hAnsi="Times New Roman" w:cs="Times New Roman"/>
-          <w:sz w:val="24"/>
-          <w:szCs w:val="24"/>
-          <w:highlight w:val="darkGray"/>
-        </w:rPr>
-        <w:t>&lt;/antifon1&gt;</w:t>
-      </w:r>
-    </w:p>
-    <w:p>
-      <w:pPr>
-        <w:spacing w:after="120" w:line="240" w:lineRule="auto"/>
-        <w:rPr>
-          <w:rFonts w:ascii="Times New Roman" w:eastAsia="Times New Roman" w:hAnsi="Times New Roman" w:cs="Times New Roman"/>
-          <w:sz w:val="24"/>
-          <w:szCs w:val="24"/>
-          <w:highlight w:val="darkGray"/>
-        </w:rPr>
-      </w:pPr>
-      <w:r>
-        <w:rPr>
-          <w:rFonts w:ascii="Times New Roman" w:eastAsia="Times New Roman" w:hAnsi="Times New Roman" w:cs="Times New Roman"/>
-          <w:sz w:val="24"/>
-          <w:szCs w:val="24"/>
-          <w:highlight w:val="darkGray"/>
-        </w:rPr>
-        <w:t>&lt;antifon2&gt;</w:t>
-      </w:r>
-    </w:p>
-    <w:p>
-      <w:pPr>
-        <w:spacing w:after="120" w:line="240" w:lineRule="auto"/>
-        <w:rPr>
-          <w:rFonts w:ascii="Times New Roman" w:eastAsia="Times New Roman" w:hAnsi="Times New Roman" w:cs="Times New Roman"/>
           <w:b/>
           <w:i/>
           <w:color w:val="FF4400"/>
           <w:sz w:val="24"/>
           <w:szCs w:val="24"/>
         </w:rPr>
-      </w:pPr>
-      <w:r>
-        <w:rPr>
-          <w:rFonts w:ascii="Times New Roman" w:eastAsia="Times New Roman" w:hAnsi="Times New Roman" w:cs="Times New Roman"/>
-          <w:b/>
-          <w:i/>
-          <w:color w:val="FF4400"/>
-          <w:sz w:val="24"/>
-          <w:szCs w:val="24"/>
-        </w:rPr>
-        <w:t xml:space="preserve">Другий антифон </w:t>
+        <w:t>Другий антифон</w:t>
       </w:r>
     </w:p>
     <w:p>
@@ -17236,14 +17137,6 @@
         </w:rPr>
         <w:t>&lt;/antifon3&gt;</w:t>
       </w:r>
-      <w:r>
-        <w:rPr>
-          <w:rFonts w:ascii="Times New Roman" w:eastAsia="Times New Roman" w:hAnsi="Times New Roman" w:cs="Times New Roman"/>
-          <w:sz w:val="24"/>
-          <w:szCs w:val="24"/>
-        </w:rPr>
-        <w:t xml:space="preserve"> </w:t>
-      </w:r>
     </w:p>
     <w:p>
       <w:pPr>
@@ -17394,15 +17287,6 @@
         </w:rPr>
         <w:t xml:space="preserve"> Ді́ва днесь преісто́тного ро́дить* і земля́ верте́п непристу́пному прино́сить.* А́нгели з па́стирями славосло́влять,* а волхви́ зо звіздо́ю подорожу́ють,* бо ра́ди нас роди́лося дитя́ мале́ – предві́чний Бог.</w:t>
       </w:r>
-      <w:r>
-        <w:rPr>
-          <w:rFonts w:ascii="Times New Roman" w:eastAsia="Times New Roman" w:hAnsi="Times New Roman" w:cs="Times New Roman"/>
-          <w:sz w:val="24"/>
-          <w:szCs w:val="24"/>
-          <w:highlight w:val="darkGray"/>
-        </w:rPr>
-        <w:t xml:space="preserve"> </w:t>
-      </w:r>
     </w:p>
     <w:p>
       <w:pPr>
@@ -17710,15 +17594,6 @@
           <w:szCs w:val="24"/>
         </w:rPr>
         <w:t>(Пс. 18,3).</w:t>
-      </w:r>
-      <w:r>
-        <w:rPr>
-          <w:rFonts w:ascii="Times New Roman" w:eastAsia="Times New Roman" w:hAnsi="Times New Roman" w:cs="Times New Roman"/>
-          <w:sz w:val="24"/>
-          <w:szCs w:val="24"/>
-          <w:highlight w:val="darkGray"/>
-        </w:rPr>
-        <w:t xml:space="preserve"> </w:t>
       </w:r>
     </w:p>
     <w:p>
@@ -18183,6 +18058,172 @@
         </w:rPr>
         <w:t>&lt;antifon1&gt;</w:t>
       </w:r>
+    </w:p>
+    <w:p>
+      <w:pPr>
+        <w:spacing w:after="120" w:line="240" w:lineRule="auto"/>
+        <w:rPr>
+          <w:rFonts w:ascii="Times New Roman" w:eastAsia="Times New Roman" w:hAnsi="Times New Roman" w:cs="Times New Roman"/>
+          <w:b/>
+          <w:i/>
+          <w:color w:val="FF4400"/>
+          <w:sz w:val="24"/>
+          <w:szCs w:val="24"/>
+        </w:rPr>
+      </w:pPr>
+      <w:r>
+        <w:rPr>
+          <w:rFonts w:ascii="Times New Roman" w:eastAsia="Times New Roman" w:hAnsi="Times New Roman" w:cs="Times New Roman"/>
+          <w:b/>
+          <w:i/>
+          <w:color w:val="FF4400"/>
+          <w:sz w:val="24"/>
+          <w:szCs w:val="24"/>
+        </w:rPr>
+        <w:t>Перший антифон</w:t>
+      </w:r>
+    </w:p>
+    <w:p>
+      <w:pPr>
+        <w:spacing w:after="120" w:line="240" w:lineRule="auto"/>
+        <w:rPr>
+          <w:rFonts w:ascii="Times New Roman" w:eastAsia="Times New Roman" w:hAnsi="Times New Roman" w:cs="Times New Roman"/>
+          <w:sz w:val="24"/>
+          <w:szCs w:val="24"/>
+        </w:rPr>
+      </w:pPr>
+      <w:r>
+        <w:rPr>
+          <w:rFonts w:ascii="Times New Roman" w:eastAsia="Times New Roman" w:hAnsi="Times New Roman" w:cs="Times New Roman"/>
+          <w:i/>
+          <w:color w:val="FF4400"/>
+          <w:sz w:val="24"/>
+          <w:szCs w:val="24"/>
+        </w:rPr>
+        <w:t>Стих 1:</w:t>
+      </w:r>
+      <w:r>
+        <w:rPr>
+          <w:rFonts w:ascii="Times New Roman" w:eastAsia="Times New Roman" w:hAnsi="Times New Roman" w:cs="Times New Roman"/>
+          <w:sz w:val="24"/>
+          <w:szCs w:val="24"/>
+        </w:rPr>
+        <w:t xml:space="preserve"> Іспові́мся Тобі́, Го́споди, всім се́рцем мої́м,</w:t>
+      </w:r>
+      <w:r>
+        <w:rPr>
+          <w:rFonts w:ascii="Times New Roman" w:eastAsia="Times New Roman" w:hAnsi="Times New Roman" w:cs="Times New Roman"/>
+          <w:sz w:val="24"/>
+          <w:szCs w:val="24"/>
+        </w:rPr>
+        <w:t>*</w:t>
+      </w:r>
+      <w:r>
+        <w:rPr>
+          <w:rFonts w:ascii="Times New Roman" w:eastAsia="Times New Roman" w:hAnsi="Times New Roman" w:cs="Times New Roman"/>
+          <w:sz w:val="24"/>
+          <w:szCs w:val="24"/>
+        </w:rPr>
+        <w:t xml:space="preserve"> розпові́м про всі чуда́ Твої́. </w:t>
+      </w:r>
+      <w:r>
+        <w:rPr>
+          <w:rFonts w:ascii="Times New Roman" w:eastAsia="Times New Roman" w:hAnsi="Times New Roman" w:cs="Times New Roman"/>
+          <w:i/>
+          <w:color w:val="FF4400"/>
+          <w:sz w:val="24"/>
+          <w:szCs w:val="24"/>
+        </w:rPr>
+        <w:t>(Пс. 9,2)</w:t>
+      </w:r>
+    </w:p>
+    <w:p>
+      <w:pPr>
+        <w:spacing w:after="280" w:line="240" w:lineRule="auto"/>
+        <w:rPr>
+          <w:rFonts w:ascii="Times New Roman" w:eastAsia="Times New Roman" w:hAnsi="Times New Roman" w:cs="Times New Roman"/>
+          <w:sz w:val="24"/>
+          <w:szCs w:val="24"/>
+        </w:rPr>
+      </w:pPr>
+      <w:r>
+        <w:rPr>
+          <w:rFonts w:ascii="Times New Roman" w:eastAsia="Times New Roman" w:hAnsi="Times New Roman" w:cs="Times New Roman"/>
+          <w:i/>
+          <w:color w:val="FF4400"/>
+          <w:sz w:val="24"/>
+          <w:szCs w:val="24"/>
+        </w:rPr>
+        <w:t>Приспів:</w:t>
+      </w:r>
+      <w:r>
+        <w:rPr>
+          <w:rFonts w:ascii="Times New Roman" w:eastAsia="Times New Roman" w:hAnsi="Times New Roman" w:cs="Times New Roman"/>
+          <w:sz w:val="24"/>
+          <w:szCs w:val="24"/>
+        </w:rPr>
+        <w:t xml:space="preserve"> Молитва́ми Богоро́диці,</w:t>
+      </w:r>
+      <w:r>
+        <w:rPr>
+          <w:rFonts w:ascii="Times New Roman" w:eastAsia="Times New Roman" w:hAnsi="Times New Roman" w:cs="Times New Roman"/>
+          <w:sz w:val="24"/>
+          <w:szCs w:val="24"/>
+        </w:rPr>
+        <w:t>*</w:t>
+      </w:r>
+      <w:r>
+        <w:rPr>
+          <w:rFonts w:ascii="Times New Roman" w:eastAsia="Times New Roman" w:hAnsi="Times New Roman" w:cs="Times New Roman"/>
+          <w:sz w:val="24"/>
+          <w:szCs w:val="24"/>
+        </w:rPr>
+        <w:t xml:space="preserve"> Спа́се, спаси́ нас.</w:t>
+      </w:r>
+    </w:p>
+    <w:p>
+      <w:pPr>
+        <w:spacing w:after="280" w:line="240" w:lineRule="auto"/>
+        <w:rPr>
+          <w:rFonts w:ascii="Times New Roman" w:eastAsia="Times New Roman" w:hAnsi="Times New Roman" w:cs="Times New Roman"/>
+          <w:sz w:val="24"/>
+          <w:szCs w:val="24"/>
+        </w:rPr>
+      </w:pPr>
+      <w:r>
+        <w:rPr>
+          <w:rFonts w:ascii="Times New Roman" w:eastAsia="Times New Roman" w:hAnsi="Times New Roman" w:cs="Times New Roman"/>
+          <w:i/>
+          <w:color w:val="FF4400"/>
+          <w:sz w:val="24"/>
+          <w:szCs w:val="24"/>
+        </w:rPr>
+        <w:t>Стих 2:</w:t>
+      </w:r>
+      <w:r>
+        <w:rPr>
+          <w:rFonts w:ascii="Times New Roman" w:eastAsia="Times New Roman" w:hAnsi="Times New Roman" w:cs="Times New Roman"/>
+          <w:sz w:val="24"/>
+          <w:szCs w:val="24"/>
+        </w:rPr>
+        <w:t xml:space="preserve"> На ра́ді пра́ведних і со́ньмі —</w:t>
+      </w:r>
+      <w:r>
+        <w:rPr>
+          <w:rFonts w:ascii="Times New Roman" w:eastAsia="Times New Roman" w:hAnsi="Times New Roman" w:cs="Times New Roman"/>
+          <w:sz w:val="24"/>
+          <w:szCs w:val="24"/>
+        </w:rPr>
+        <w:t>*</w:t>
+      </w:r>
+      <w:r>
+        <w:rPr>
+          <w:rFonts w:ascii="Times New Roman" w:eastAsia="Times New Roman" w:hAnsi="Times New Roman" w:cs="Times New Roman"/>
+          <w:sz w:val="24"/>
+          <w:szCs w:val="24"/>
+        </w:rPr>
+        <w:t xml:space="preserve"> вели́кі діла́ Госпо́дні, я́влені в усі́х во́лях Його́.</w:t>
+      </w:r>
       <w:r>
         <w:rPr>
           <w:rFonts w:ascii="Times New Roman" w:eastAsia="Times New Roman" w:hAnsi="Times New Roman" w:cs="Times New Roman"/>
@@ -18191,17 +18232,204 @@
         </w:rPr>
         <w:t xml:space="preserve"> </w:t>
       </w:r>
-    </w:p>
-    <w:p>
-      <w:pPr>
-        <w:spacing w:after="120" w:line="240" w:lineRule="auto"/>
-        <w:rPr>
-          <w:rFonts w:ascii="Times New Roman" w:eastAsia="Times New Roman" w:hAnsi="Times New Roman" w:cs="Times New Roman"/>
-          <w:sz w:val="24"/>
-          <w:szCs w:val="24"/>
-        </w:rPr>
-      </w:pPr>
-      <w:r>
+      <w:r>
+        <w:rPr>
+          <w:rFonts w:ascii="Times New Roman" w:eastAsia="Times New Roman" w:hAnsi="Times New Roman" w:cs="Times New Roman"/>
+          <w:i/>
+          <w:color w:val="FF4400"/>
+          <w:sz w:val="24"/>
+          <w:szCs w:val="24"/>
+        </w:rPr>
+        <w:t>(Пс. 110,1-2)</w:t>
+      </w:r>
+    </w:p>
+    <w:p>
+      <w:pPr>
+        <w:spacing w:after="280" w:line="240" w:lineRule="auto"/>
+        <w:rPr>
+          <w:rFonts w:ascii="Times New Roman" w:eastAsia="Times New Roman" w:hAnsi="Times New Roman" w:cs="Times New Roman"/>
+          <w:sz w:val="24"/>
+          <w:szCs w:val="24"/>
+        </w:rPr>
+      </w:pPr>
+      <w:r>
+        <w:rPr>
+          <w:rFonts w:ascii="Times New Roman" w:eastAsia="Times New Roman" w:hAnsi="Times New Roman" w:cs="Times New Roman"/>
+          <w:i/>
+          <w:color w:val="FF4400"/>
+          <w:sz w:val="24"/>
+          <w:szCs w:val="24"/>
+        </w:rPr>
+        <w:t>Приспів:</w:t>
+      </w:r>
+      <w:r>
+        <w:rPr>
+          <w:rFonts w:ascii="Times New Roman" w:eastAsia="Times New Roman" w:hAnsi="Times New Roman" w:cs="Times New Roman"/>
+          <w:sz w:val="24"/>
+          <w:szCs w:val="24"/>
+        </w:rPr>
+        <w:t xml:space="preserve"> Молитва́ми Богоро́диці,</w:t>
+      </w:r>
+      <w:r>
+        <w:rPr>
+          <w:rFonts w:ascii="Times New Roman" w:eastAsia="Times New Roman" w:hAnsi="Times New Roman" w:cs="Times New Roman"/>
+          <w:sz w:val="24"/>
+          <w:szCs w:val="24"/>
+        </w:rPr>
+        <w:t>*</w:t>
+      </w:r>
+      <w:r>
+        <w:rPr>
+          <w:rFonts w:ascii="Times New Roman" w:eastAsia="Times New Roman" w:hAnsi="Times New Roman" w:cs="Times New Roman"/>
+          <w:sz w:val="24"/>
+          <w:szCs w:val="24"/>
+        </w:rPr>
+        <w:t xml:space="preserve"> Спа́се, спаси́ нас.</w:t>
+      </w:r>
+    </w:p>
+    <w:p>
+      <w:pPr>
+        <w:spacing w:after="280" w:line="240" w:lineRule="auto"/>
+        <w:rPr>
+          <w:rFonts w:ascii="Times New Roman" w:eastAsia="Times New Roman" w:hAnsi="Times New Roman" w:cs="Times New Roman"/>
+          <w:sz w:val="24"/>
+          <w:szCs w:val="24"/>
+        </w:rPr>
+      </w:pPr>
+      <w:r>
+        <w:rPr>
+          <w:rFonts w:ascii="Times New Roman" w:eastAsia="Times New Roman" w:hAnsi="Times New Roman" w:cs="Times New Roman"/>
+          <w:i/>
+          <w:color w:val="FF4400"/>
+          <w:sz w:val="24"/>
+          <w:szCs w:val="24"/>
+        </w:rPr>
+        <w:t>Стих 3:</w:t>
+      </w:r>
+      <w:r>
+        <w:rPr>
+          <w:rFonts w:ascii="Times New Roman" w:eastAsia="Times New Roman" w:hAnsi="Times New Roman" w:cs="Times New Roman"/>
+          <w:sz w:val="24"/>
+          <w:szCs w:val="24"/>
+        </w:rPr>
+        <w:t xml:space="preserve"> Іспові́дування і ве́лич — ді́ло Його́</w:t>
+      </w:r>
+      <w:r>
+        <w:rPr>
+          <w:rFonts w:ascii="Times New Roman" w:eastAsia="Times New Roman" w:hAnsi="Times New Roman" w:cs="Times New Roman"/>
+          <w:sz w:val="24"/>
+          <w:szCs w:val="24"/>
+        </w:rPr>
+        <w:t>*</w:t>
+      </w:r>
+      <w:r>
+        <w:rPr>
+          <w:rFonts w:ascii="Times New Roman" w:eastAsia="Times New Roman" w:hAnsi="Times New Roman" w:cs="Times New Roman"/>
+          <w:sz w:val="24"/>
+          <w:szCs w:val="24"/>
+        </w:rPr>
+        <w:t xml:space="preserve"> і пра́вда Його́ перебува́є пові́к ві́ку.</w:t>
+      </w:r>
+      <w:r>
+        <w:rPr>
+          <w:rFonts w:ascii="Times New Roman" w:eastAsia="Times New Roman" w:hAnsi="Times New Roman" w:cs="Times New Roman"/>
+          <w:sz w:val="24"/>
+          <w:szCs w:val="24"/>
+        </w:rPr>
+        <w:t xml:space="preserve"> </w:t>
+      </w:r>
+      <w:r>
+        <w:rPr>
+          <w:rFonts w:ascii="Times New Roman" w:eastAsia="Times New Roman" w:hAnsi="Times New Roman" w:cs="Times New Roman"/>
+          <w:i/>
+          <w:color w:val="FF4400"/>
+          <w:sz w:val="24"/>
+          <w:szCs w:val="24"/>
+        </w:rPr>
+        <w:t>(Пс. 110,3)</w:t>
+      </w:r>
+    </w:p>
+    <w:p>
+      <w:pPr>
+        <w:spacing w:after="280" w:line="240" w:lineRule="auto"/>
+        <w:rPr>
+          <w:rFonts w:ascii="Times New Roman" w:eastAsia="Times New Roman" w:hAnsi="Times New Roman" w:cs="Times New Roman"/>
+          <w:sz w:val="24"/>
+          <w:szCs w:val="24"/>
+        </w:rPr>
+      </w:pPr>
+      <w:r>
+        <w:rPr>
+          <w:rFonts w:ascii="Times New Roman" w:eastAsia="Times New Roman" w:hAnsi="Times New Roman" w:cs="Times New Roman"/>
+          <w:i/>
+          <w:color w:val="FF4400"/>
+          <w:sz w:val="24"/>
+          <w:szCs w:val="24"/>
+        </w:rPr>
+        <w:t>Приспів:</w:t>
+      </w:r>
+      <w:r>
+        <w:rPr>
+          <w:rFonts w:ascii="Times New Roman" w:eastAsia="Times New Roman" w:hAnsi="Times New Roman" w:cs="Times New Roman"/>
+          <w:sz w:val="24"/>
+          <w:szCs w:val="24"/>
+        </w:rPr>
+        <w:t xml:space="preserve"> Молитва́ми Богоро́диці,</w:t>
+      </w:r>
+      <w:r>
+        <w:rPr>
+          <w:rFonts w:ascii="Times New Roman" w:eastAsia="Times New Roman" w:hAnsi="Times New Roman" w:cs="Times New Roman"/>
+          <w:sz w:val="24"/>
+          <w:szCs w:val="24"/>
+        </w:rPr>
+        <w:t>*</w:t>
+      </w:r>
+      <w:r>
+        <w:rPr>
+          <w:rFonts w:ascii="Times New Roman" w:eastAsia="Times New Roman" w:hAnsi="Times New Roman" w:cs="Times New Roman"/>
+          <w:sz w:val="24"/>
+          <w:szCs w:val="24"/>
+        </w:rPr>
+        <w:t xml:space="preserve"> Спа́се, спаси́ нас.</w:t>
+      </w:r>
+    </w:p>
+    <w:p>
+      <w:pPr>
+        <w:spacing w:after="280" w:line="240" w:lineRule="auto"/>
+        <w:rPr>
+          <w:rFonts w:ascii="Times New Roman" w:eastAsia="Times New Roman" w:hAnsi="Times New Roman" w:cs="Times New Roman"/>
+          <w:sz w:val="24"/>
+          <w:szCs w:val="24"/>
+        </w:rPr>
+      </w:pPr>
+      <w:r>
+        <w:rPr>
+          <w:rFonts w:ascii="Times New Roman" w:eastAsia="Times New Roman" w:hAnsi="Times New Roman" w:cs="Times New Roman"/>
+          <w:sz w:val="24"/>
+          <w:szCs w:val="24"/>
+        </w:rPr>
+        <w:t>Сла́ва Отцю́, і Си́ну, і Свято́му Ду́хові,</w:t>
+      </w:r>
+      <w:r>
+        <w:rPr>
+          <w:rFonts w:ascii="Times New Roman" w:eastAsia="Times New Roman" w:hAnsi="Times New Roman" w:cs="Times New Roman"/>
+          <w:sz w:val="24"/>
+          <w:szCs w:val="24"/>
+        </w:rPr>
+        <w:t>*</w:t>
+      </w:r>
+      <w:r>
+        <w:rPr>
+          <w:rFonts w:ascii="Times New Roman" w:eastAsia="Times New Roman" w:hAnsi="Times New Roman" w:cs="Times New Roman"/>
+          <w:sz w:val="24"/>
+          <w:szCs w:val="24"/>
+        </w:rPr>
+        <w:t xml:space="preserve"> і ни́ні, і повсякча́с, і на ві́ки вікі́в. Амі́нь.</w:t>
+      </w:r>
+    </w:p>
+    <w:p>
+      <w:pPr>
+        <w:spacing w:after="280" w:line="240" w:lineRule="auto"/>
         <w:rPr>
           <w:rFonts w:ascii="Times New Roman" w:eastAsia="Times New Roman" w:hAnsi="Times New Roman" w:cs="Times New Roman"/>
           <w:b/>
@@ -18210,35 +18438,24 @@
           <w:sz w:val="24"/>
           <w:szCs w:val="24"/>
         </w:rPr>
-        <w:t xml:space="preserve">Перший антифон </w:t>
-      </w:r>
-    </w:p>
-    <w:p>
-      <w:pPr>
-        <w:spacing w:after="120" w:line="240" w:lineRule="auto"/>
-        <w:rPr>
-          <w:rFonts w:ascii="Times New Roman" w:eastAsia="Times New Roman" w:hAnsi="Times New Roman" w:cs="Times New Roman"/>
-          <w:sz w:val="24"/>
-          <w:szCs w:val="24"/>
-        </w:rPr>
-      </w:pPr>
-      <w:r>
-        <w:rPr>
-          <w:rFonts w:ascii="Times New Roman" w:eastAsia="Times New Roman" w:hAnsi="Times New Roman" w:cs="Times New Roman"/>
-          <w:i/>
-          <w:color w:val="FF4400"/>
-          <w:sz w:val="24"/>
-          <w:szCs w:val="24"/>
-        </w:rPr>
-        <w:t>Стих 1:</w:t>
-      </w:r>
-      <w:r>
-        <w:rPr>
-          <w:rFonts w:ascii="Times New Roman" w:eastAsia="Times New Roman" w:hAnsi="Times New Roman" w:cs="Times New Roman"/>
-          <w:sz w:val="24"/>
-          <w:szCs w:val="24"/>
-        </w:rPr>
-        <w:t xml:space="preserve"> Іспові́мся Тобі́, Го́споди, всім се́рцем мої́м,</w:t>
+      </w:pPr>
+      <w:r>
+        <w:rPr>
+          <w:rFonts w:ascii="Times New Roman" w:eastAsia="Times New Roman" w:hAnsi="Times New Roman" w:cs="Times New Roman"/>
+          <w:i/>
+          <w:color w:val="FF4400"/>
+          <w:sz w:val="24"/>
+          <w:szCs w:val="24"/>
+        </w:rPr>
+        <w:t>Приспів:</w:t>
+      </w:r>
+      <w:r>
+        <w:rPr>
+          <w:rFonts w:ascii="Times New Roman" w:eastAsia="Times New Roman" w:hAnsi="Times New Roman" w:cs="Times New Roman"/>
+          <w:sz w:val="24"/>
+          <w:szCs w:val="24"/>
+        </w:rPr>
+        <w:t xml:space="preserve"> Молитва́ми Богоро́диці,</w:t>
       </w:r>
       <w:r>
         <w:rPr>
@@ -18254,312 +18471,52 @@
           <w:sz w:val="24"/>
           <w:szCs w:val="24"/>
         </w:rPr>
-        <w:t xml:space="preserve"> розпові́м про всі чуда́ Твої́. </w:t>
-      </w:r>
-      <w:r>
-        <w:rPr>
-          <w:rFonts w:ascii="Times New Roman" w:eastAsia="Times New Roman" w:hAnsi="Times New Roman" w:cs="Times New Roman"/>
-          <w:i/>
-          <w:color w:val="FF4400"/>
-          <w:sz w:val="24"/>
-          <w:szCs w:val="24"/>
-        </w:rPr>
-        <w:t>(Пс. 9,2)</w:t>
-      </w:r>
-    </w:p>
-    <w:p>
-      <w:pPr>
-        <w:spacing w:after="280" w:line="240" w:lineRule="auto"/>
-        <w:rPr>
-          <w:rFonts w:ascii="Times New Roman" w:eastAsia="Times New Roman" w:hAnsi="Times New Roman" w:cs="Times New Roman"/>
-          <w:sz w:val="24"/>
-          <w:szCs w:val="24"/>
-        </w:rPr>
-      </w:pPr>
-      <w:r>
-        <w:rPr>
-          <w:rFonts w:ascii="Times New Roman" w:eastAsia="Times New Roman" w:hAnsi="Times New Roman" w:cs="Times New Roman"/>
-          <w:i/>
-          <w:color w:val="FF4400"/>
-          <w:sz w:val="24"/>
-          <w:szCs w:val="24"/>
-        </w:rPr>
-        <w:t>Приспів:</w:t>
-      </w:r>
-      <w:r>
-        <w:rPr>
-          <w:rFonts w:ascii="Times New Roman" w:eastAsia="Times New Roman" w:hAnsi="Times New Roman" w:cs="Times New Roman"/>
-          <w:sz w:val="24"/>
-          <w:szCs w:val="24"/>
-        </w:rPr>
-        <w:t xml:space="preserve"> Молитва́ми Богоро́диці,</w:t>
-      </w:r>
-      <w:r>
-        <w:rPr>
-          <w:rFonts w:ascii="Times New Roman" w:eastAsia="Times New Roman" w:hAnsi="Times New Roman" w:cs="Times New Roman"/>
-          <w:sz w:val="24"/>
-          <w:szCs w:val="24"/>
-        </w:rPr>
-        <w:t>*</w:t>
-      </w:r>
-      <w:r>
-        <w:rPr>
-          <w:rFonts w:ascii="Times New Roman" w:eastAsia="Times New Roman" w:hAnsi="Times New Roman" w:cs="Times New Roman"/>
-          <w:sz w:val="24"/>
-          <w:szCs w:val="24"/>
-        </w:rPr>
         <w:t xml:space="preserve"> Спа́се, спаси́ нас.</w:t>
       </w:r>
     </w:p>
     <w:p>
       <w:pPr>
-        <w:spacing w:after="280" w:line="240" w:lineRule="auto"/>
-        <w:rPr>
-          <w:rFonts w:ascii="Times New Roman" w:eastAsia="Times New Roman" w:hAnsi="Times New Roman" w:cs="Times New Roman"/>
-          <w:sz w:val="24"/>
-          <w:szCs w:val="24"/>
-        </w:rPr>
-      </w:pPr>
-      <w:r>
-        <w:rPr>
-          <w:rFonts w:ascii="Times New Roman" w:eastAsia="Times New Roman" w:hAnsi="Times New Roman" w:cs="Times New Roman"/>
-          <w:i/>
-          <w:color w:val="FF4400"/>
-          <w:sz w:val="24"/>
-          <w:szCs w:val="24"/>
-        </w:rPr>
-        <w:t>Стих 2:</w:t>
-      </w:r>
-      <w:r>
-        <w:rPr>
-          <w:rFonts w:ascii="Times New Roman" w:eastAsia="Times New Roman" w:hAnsi="Times New Roman" w:cs="Times New Roman"/>
-          <w:sz w:val="24"/>
-          <w:szCs w:val="24"/>
-        </w:rPr>
-        <w:t xml:space="preserve"> На ра́ді пра́ведних і со́ньмі —</w:t>
-      </w:r>
-      <w:r>
-        <w:rPr>
-          <w:rFonts w:ascii="Times New Roman" w:eastAsia="Times New Roman" w:hAnsi="Times New Roman" w:cs="Times New Roman"/>
-          <w:sz w:val="24"/>
-          <w:szCs w:val="24"/>
-        </w:rPr>
-        <w:t>*</w:t>
-      </w:r>
-      <w:r>
-        <w:rPr>
-          <w:rFonts w:ascii="Times New Roman" w:eastAsia="Times New Roman" w:hAnsi="Times New Roman" w:cs="Times New Roman"/>
-          <w:sz w:val="24"/>
-          <w:szCs w:val="24"/>
-        </w:rPr>
-        <w:t xml:space="preserve"> вели́кі діла́ Госпо́дні, я́влені в усі́х во́лях Його́.</w:t>
-      </w:r>
-      <w:r>
-        <w:rPr>
-          <w:rFonts w:ascii="Times New Roman" w:eastAsia="Times New Roman" w:hAnsi="Times New Roman" w:cs="Times New Roman"/>
-          <w:sz w:val="24"/>
-          <w:szCs w:val="24"/>
-        </w:rPr>
-        <w:t xml:space="preserve"> </w:t>
-      </w:r>
-      <w:r>
-        <w:rPr>
-          <w:rFonts w:ascii="Times New Roman" w:eastAsia="Times New Roman" w:hAnsi="Times New Roman" w:cs="Times New Roman"/>
-          <w:i/>
-          <w:color w:val="FF4400"/>
-          <w:sz w:val="24"/>
-          <w:szCs w:val="24"/>
-        </w:rPr>
-        <w:t>(Пс. 110,1-2)</w:t>
-      </w:r>
-    </w:p>
-    <w:p>
-      <w:pPr>
-        <w:spacing w:after="280" w:line="240" w:lineRule="auto"/>
-        <w:rPr>
-          <w:rFonts w:ascii="Times New Roman" w:eastAsia="Times New Roman" w:hAnsi="Times New Roman" w:cs="Times New Roman"/>
-          <w:sz w:val="24"/>
-          <w:szCs w:val="24"/>
-        </w:rPr>
-      </w:pPr>
-      <w:r>
-        <w:rPr>
-          <w:rFonts w:ascii="Times New Roman" w:eastAsia="Times New Roman" w:hAnsi="Times New Roman" w:cs="Times New Roman"/>
-          <w:i/>
-          <w:color w:val="FF4400"/>
-          <w:sz w:val="24"/>
-          <w:szCs w:val="24"/>
-        </w:rPr>
-        <w:t>Приспів:</w:t>
-      </w:r>
-      <w:r>
-        <w:rPr>
-          <w:rFonts w:ascii="Times New Roman" w:eastAsia="Times New Roman" w:hAnsi="Times New Roman" w:cs="Times New Roman"/>
-          <w:sz w:val="24"/>
-          <w:szCs w:val="24"/>
-        </w:rPr>
-        <w:t xml:space="preserve"> Молитва́ми Богоро́диці,</w:t>
-      </w:r>
-      <w:r>
-        <w:rPr>
-          <w:rFonts w:ascii="Times New Roman" w:eastAsia="Times New Roman" w:hAnsi="Times New Roman" w:cs="Times New Roman"/>
-          <w:sz w:val="24"/>
-          <w:szCs w:val="24"/>
-        </w:rPr>
-        <w:t>*</w:t>
-      </w:r>
-      <w:r>
-        <w:rPr>
-          <w:rFonts w:ascii="Times New Roman" w:eastAsia="Times New Roman" w:hAnsi="Times New Roman" w:cs="Times New Roman"/>
-          <w:sz w:val="24"/>
-          <w:szCs w:val="24"/>
-        </w:rPr>
-        <w:t xml:space="preserve"> Спа́се, спаси́ нас.</w:t>
-      </w:r>
-    </w:p>
-    <w:p>
-      <w:pPr>
-        <w:spacing w:after="280" w:line="240" w:lineRule="auto"/>
-        <w:rPr>
-          <w:rFonts w:ascii="Times New Roman" w:eastAsia="Times New Roman" w:hAnsi="Times New Roman" w:cs="Times New Roman"/>
-          <w:sz w:val="24"/>
-          <w:szCs w:val="24"/>
-        </w:rPr>
-      </w:pPr>
-      <w:r>
-        <w:rPr>
-          <w:rFonts w:ascii="Times New Roman" w:eastAsia="Times New Roman" w:hAnsi="Times New Roman" w:cs="Times New Roman"/>
-          <w:i/>
-          <w:color w:val="FF4400"/>
-          <w:sz w:val="24"/>
-          <w:szCs w:val="24"/>
-        </w:rPr>
-        <w:t>Стих 3:</w:t>
-      </w:r>
-      <w:r>
-        <w:rPr>
-          <w:rFonts w:ascii="Times New Roman" w:eastAsia="Times New Roman" w:hAnsi="Times New Roman" w:cs="Times New Roman"/>
-          <w:sz w:val="24"/>
-          <w:szCs w:val="24"/>
-        </w:rPr>
-        <w:t xml:space="preserve"> Іспові́дування і ве́лич — ді́ло Його́</w:t>
-      </w:r>
-      <w:r>
-        <w:rPr>
-          <w:rFonts w:ascii="Times New Roman" w:eastAsia="Times New Roman" w:hAnsi="Times New Roman" w:cs="Times New Roman"/>
-          <w:sz w:val="24"/>
-          <w:szCs w:val="24"/>
-        </w:rPr>
-        <w:t>*</w:t>
-      </w:r>
-      <w:r>
-        <w:rPr>
-          <w:rFonts w:ascii="Times New Roman" w:eastAsia="Times New Roman" w:hAnsi="Times New Roman" w:cs="Times New Roman"/>
-          <w:sz w:val="24"/>
-          <w:szCs w:val="24"/>
-        </w:rPr>
-        <w:t xml:space="preserve"> і пра́вда Його́ перебува́є пові́к ві́ку.</w:t>
-      </w:r>
-      <w:r>
-        <w:rPr>
-          <w:rFonts w:ascii="Times New Roman" w:eastAsia="Times New Roman" w:hAnsi="Times New Roman" w:cs="Times New Roman"/>
-          <w:sz w:val="24"/>
-          <w:szCs w:val="24"/>
-        </w:rPr>
-        <w:t xml:space="preserve"> </w:t>
-      </w:r>
-      <w:r>
-        <w:rPr>
-          <w:rFonts w:ascii="Times New Roman" w:eastAsia="Times New Roman" w:hAnsi="Times New Roman" w:cs="Times New Roman"/>
-          <w:i/>
-          <w:color w:val="FF4400"/>
-          <w:sz w:val="24"/>
-          <w:szCs w:val="24"/>
-        </w:rPr>
-        <w:t>(Пс. 110,3)</w:t>
-      </w:r>
-    </w:p>
-    <w:p>
-      <w:pPr>
-        <w:spacing w:after="280" w:line="240" w:lineRule="auto"/>
-        <w:rPr>
-          <w:rFonts w:ascii="Times New Roman" w:eastAsia="Times New Roman" w:hAnsi="Times New Roman" w:cs="Times New Roman"/>
-          <w:sz w:val="24"/>
-          <w:szCs w:val="24"/>
-        </w:rPr>
-      </w:pPr>
-      <w:r>
-        <w:rPr>
-          <w:rFonts w:ascii="Times New Roman" w:eastAsia="Times New Roman" w:hAnsi="Times New Roman" w:cs="Times New Roman"/>
-          <w:i/>
-          <w:color w:val="FF4400"/>
-          <w:sz w:val="24"/>
-          <w:szCs w:val="24"/>
-        </w:rPr>
-        <w:t>Приспів:</w:t>
-      </w:r>
-      <w:r>
-        <w:rPr>
-          <w:rFonts w:ascii="Times New Roman" w:eastAsia="Times New Roman" w:hAnsi="Times New Roman" w:cs="Times New Roman"/>
-          <w:sz w:val="24"/>
-          <w:szCs w:val="24"/>
-        </w:rPr>
-        <w:t xml:space="preserve"> Молитва́ми Богоро́диці,</w:t>
-      </w:r>
-      <w:r>
-        <w:rPr>
-          <w:rFonts w:ascii="Times New Roman" w:eastAsia="Times New Roman" w:hAnsi="Times New Roman" w:cs="Times New Roman"/>
-          <w:sz w:val="24"/>
-          <w:szCs w:val="24"/>
-        </w:rPr>
-        <w:t>*</w:t>
-      </w:r>
-      <w:r>
-        <w:rPr>
-          <w:rFonts w:ascii="Times New Roman" w:eastAsia="Times New Roman" w:hAnsi="Times New Roman" w:cs="Times New Roman"/>
-          <w:sz w:val="24"/>
-          <w:szCs w:val="24"/>
-        </w:rPr>
-        <w:t xml:space="preserve"> Спа́се, спаси́ нас.</w:t>
-      </w:r>
-    </w:p>
-    <w:p>
-      <w:pPr>
-        <w:spacing w:after="280" w:line="240" w:lineRule="auto"/>
-        <w:rPr>
-          <w:rFonts w:ascii="Times New Roman" w:eastAsia="Times New Roman" w:hAnsi="Times New Roman" w:cs="Times New Roman"/>
-          <w:sz w:val="24"/>
-          <w:szCs w:val="24"/>
-        </w:rPr>
-      </w:pPr>
-      <w:r>
-        <w:rPr>
-          <w:rFonts w:ascii="Times New Roman" w:eastAsia="Times New Roman" w:hAnsi="Times New Roman" w:cs="Times New Roman"/>
-          <w:sz w:val="24"/>
-          <w:szCs w:val="24"/>
-        </w:rPr>
-        <w:t>Сла́ва Отцю́, і Си́ну, і Свято́му Ду́хові,</w:t>
-      </w:r>
-      <w:r>
-        <w:rPr>
-          <w:rFonts w:ascii="Times New Roman" w:eastAsia="Times New Roman" w:hAnsi="Times New Roman" w:cs="Times New Roman"/>
-          <w:sz w:val="24"/>
-          <w:szCs w:val="24"/>
-        </w:rPr>
-        <w:t>*</w:t>
-      </w:r>
-      <w:r>
-        <w:rPr>
-          <w:rFonts w:ascii="Times New Roman" w:eastAsia="Times New Roman" w:hAnsi="Times New Roman" w:cs="Times New Roman"/>
-          <w:sz w:val="24"/>
-          <w:szCs w:val="24"/>
-        </w:rPr>
-        <w:t xml:space="preserve"> і ни́ні, і повсякча́с, і на ві́ки вікі́в. Амі́нь.</w:t>
-      </w:r>
-    </w:p>
-    <w:p>
-      <w:pPr>
-        <w:spacing w:after="280" w:line="240" w:lineRule="auto"/>
+        <w:spacing w:after="120" w:line="240" w:lineRule="auto"/>
+        <w:rPr>
+          <w:rFonts w:ascii="Times New Roman" w:eastAsia="Times New Roman" w:hAnsi="Times New Roman" w:cs="Times New Roman"/>
+          <w:sz w:val="24"/>
+          <w:szCs w:val="24"/>
+          <w:highlight w:val="darkGray"/>
+        </w:rPr>
+      </w:pPr>
+      <w:r>
+        <w:rPr>
+          <w:rFonts w:ascii="Times New Roman" w:eastAsia="Times New Roman" w:hAnsi="Times New Roman" w:cs="Times New Roman"/>
+          <w:sz w:val="24"/>
+          <w:szCs w:val="24"/>
+          <w:highlight w:val="darkGray"/>
+        </w:rPr>
+        <w:t>&lt;/antifon1&gt;</w:t>
+      </w:r>
+    </w:p>
+    <w:p>
+      <w:pPr>
+        <w:spacing w:after="120" w:line="240" w:lineRule="auto"/>
+        <w:rPr>
+          <w:rFonts w:ascii="Times New Roman" w:eastAsia="Times New Roman" w:hAnsi="Times New Roman" w:cs="Times New Roman"/>
+          <w:sz w:val="24"/>
+          <w:szCs w:val="24"/>
+          <w:highlight w:val="darkGray"/>
+        </w:rPr>
+      </w:pPr>
+      <w:r>
+        <w:rPr>
+          <w:rFonts w:ascii="Times New Roman" w:eastAsia="Times New Roman" w:hAnsi="Times New Roman" w:cs="Times New Roman"/>
+          <w:sz w:val="24"/>
+          <w:szCs w:val="24"/>
+          <w:highlight w:val="darkGray"/>
+        </w:rPr>
+        <w:t>&lt;antifon2&gt;</w:t>
+      </w:r>
+    </w:p>
+    <w:p>
+      <w:pPr>
+        <w:spacing w:after="120" w:line="240" w:lineRule="auto"/>
         <w:rPr>
           <w:rFonts w:ascii="Times New Roman" w:eastAsia="Times New Roman" w:hAnsi="Times New Roman" w:cs="Times New Roman"/>
           <w:b/>
@@ -18572,100 +18529,13 @@
       <w:r>
         <w:rPr>
           <w:rFonts w:ascii="Times New Roman" w:eastAsia="Times New Roman" w:hAnsi="Times New Roman" w:cs="Times New Roman"/>
-          <w:i/>
-          <w:color w:val="FF4400"/>
-          <w:sz w:val="24"/>
-          <w:szCs w:val="24"/>
-        </w:rPr>
-        <w:t>Приспів:</w:t>
-      </w:r>
-      <w:r>
-        <w:rPr>
-          <w:rFonts w:ascii="Times New Roman" w:eastAsia="Times New Roman" w:hAnsi="Times New Roman" w:cs="Times New Roman"/>
-          <w:sz w:val="24"/>
-          <w:szCs w:val="24"/>
-        </w:rPr>
-        <w:t xml:space="preserve"> Молитва́ми Богоро́диці,</w:t>
-      </w:r>
-      <w:r>
-        <w:rPr>
-          <w:rFonts w:ascii="Times New Roman" w:eastAsia="Times New Roman" w:hAnsi="Times New Roman" w:cs="Times New Roman"/>
-          <w:sz w:val="24"/>
-          <w:szCs w:val="24"/>
-        </w:rPr>
-        <w:t>*</w:t>
-      </w:r>
-      <w:r>
-        <w:rPr>
-          <w:rFonts w:ascii="Times New Roman" w:eastAsia="Times New Roman" w:hAnsi="Times New Roman" w:cs="Times New Roman"/>
-          <w:sz w:val="24"/>
-          <w:szCs w:val="24"/>
-        </w:rPr>
-        <w:t xml:space="preserve"> Спа́се, спаси́ нас.</w:t>
-      </w:r>
-    </w:p>
-    <w:p>
-      <w:pPr>
-        <w:spacing w:after="120" w:line="240" w:lineRule="auto"/>
-        <w:rPr>
-          <w:rFonts w:ascii="Times New Roman" w:eastAsia="Times New Roman" w:hAnsi="Times New Roman" w:cs="Times New Roman"/>
-          <w:sz w:val="24"/>
-          <w:szCs w:val="24"/>
-          <w:highlight w:val="darkGray"/>
-        </w:rPr>
-      </w:pPr>
-      <w:r>
-        <w:rPr>
-          <w:rFonts w:ascii="Times New Roman" w:eastAsia="Times New Roman" w:hAnsi="Times New Roman" w:cs="Times New Roman"/>
-          <w:sz w:val="24"/>
-          <w:szCs w:val="24"/>
-          <w:highlight w:val="darkGray"/>
-        </w:rPr>
-        <w:t>&lt;/antifon1&gt;</w:t>
-      </w:r>
-    </w:p>
-    <w:p>
-      <w:pPr>
-        <w:spacing w:after="120" w:line="240" w:lineRule="auto"/>
-        <w:rPr>
-          <w:rFonts w:ascii="Times New Roman" w:eastAsia="Times New Roman" w:hAnsi="Times New Roman" w:cs="Times New Roman"/>
-          <w:sz w:val="24"/>
-          <w:szCs w:val="24"/>
-          <w:highlight w:val="darkGray"/>
-        </w:rPr>
-      </w:pPr>
-      <w:r>
-        <w:rPr>
-          <w:rFonts w:ascii="Times New Roman" w:eastAsia="Times New Roman" w:hAnsi="Times New Roman" w:cs="Times New Roman"/>
-          <w:sz w:val="24"/>
-          <w:szCs w:val="24"/>
-          <w:highlight w:val="darkGray"/>
-        </w:rPr>
-        <w:t>&lt;antifon2&gt;</w:t>
-      </w:r>
-    </w:p>
-    <w:p>
-      <w:pPr>
-        <w:spacing w:after="120" w:line="240" w:lineRule="auto"/>
-        <w:rPr>
-          <w:rFonts w:ascii="Times New Roman" w:eastAsia="Times New Roman" w:hAnsi="Times New Roman" w:cs="Times New Roman"/>
           <w:b/>
           <w:i/>
           <w:color w:val="FF4400"/>
           <w:sz w:val="24"/>
           <w:szCs w:val="24"/>
         </w:rPr>
-      </w:pPr>
-      <w:r>
-        <w:rPr>
-          <w:rFonts w:ascii="Times New Roman" w:eastAsia="Times New Roman" w:hAnsi="Times New Roman" w:cs="Times New Roman"/>
-          <w:b/>
-          <w:i/>
-          <w:color w:val="FF4400"/>
-          <w:sz w:val="24"/>
-          <w:szCs w:val="24"/>
-        </w:rPr>
-        <w:t xml:space="preserve">Другий антифон </w:t>
+        <w:t>Другий антифон</w:t>
       </w:r>
     </w:p>
     <w:p>
@@ -19317,14 +19187,6 @@
         </w:rPr>
         <w:t>&lt;/antifon3&gt;</w:t>
       </w:r>
-      <w:r>
-        <w:rPr>
-          <w:rFonts w:ascii="Times New Roman" w:eastAsia="Times New Roman" w:hAnsi="Times New Roman" w:cs="Times New Roman"/>
-          <w:sz w:val="24"/>
-          <w:szCs w:val="24"/>
-        </w:rPr>
-        <w:t xml:space="preserve"> </w:t>
-      </w:r>
     </w:p>
     <w:p>
       <w:pPr>
@@ -19474,15 +19336,6 @@
           <w:szCs w:val="24"/>
         </w:rPr>
         <w:t xml:space="preserve"> Ді́ва днесь преісто́тного ро́дить* і земля́ верте́п непристу́пному прино́сить.* А́нгели з па́стирями славосло́влять,* а волхви́ зо звіздо́ю подорожу́ють,* бо ра́ди нас роди́лося дитя́ мале́ – предві́чний Бог.</w:t>
-      </w:r>
-      <w:r>
-        <w:rPr>
-          <w:rFonts w:ascii="Times New Roman" w:eastAsia="Times New Roman" w:hAnsi="Times New Roman" w:cs="Times New Roman"/>
-          <w:sz w:val="24"/>
-          <w:szCs w:val="24"/>
-          <w:highlight w:val="darkGray"/>
-        </w:rPr>
-        <w:t xml:space="preserve"> </w:t>
       </w:r>
     </w:p>
     <w:p>
@@ -19793,15 +19646,6 @@
         </w:rPr>
         <w:t>(Пс. 18,3).</w:t>
       </w:r>
-      <w:r>
-        <w:rPr>
-          <w:rFonts w:ascii="Times New Roman" w:eastAsia="Times New Roman" w:hAnsi="Times New Roman" w:cs="Times New Roman"/>
-          <w:sz w:val="24"/>
-          <w:szCs w:val="24"/>
-          <w:highlight w:val="darkGray"/>
-        </w:rPr>
-        <w:t xml:space="preserve"> </w:t>
-      </w:r>
     </w:p>
     <w:p>
       <w:pPr>
@@ -20264,25 +20108,10 @@
         </w:rPr>
         <w:t>&lt;antifon1&gt;</w:t>
       </w:r>
-      <w:r>
-        <w:rPr>
-          <w:rFonts w:ascii="Times New Roman" w:eastAsia="Times New Roman" w:hAnsi="Times New Roman" w:cs="Times New Roman"/>
-          <w:sz w:val="24"/>
-          <w:szCs w:val="24"/>
-        </w:rPr>
-        <w:t xml:space="preserve"> </w:t>
-      </w:r>
-    </w:p>
-    <w:p>
-      <w:pPr>
-        <w:spacing w:after="120" w:line="240" w:lineRule="auto"/>
-        <w:rPr>
-          <w:rFonts w:ascii="Times New Roman" w:eastAsia="Times New Roman" w:hAnsi="Times New Roman" w:cs="Times New Roman"/>
-          <w:sz w:val="24"/>
-          <w:szCs w:val="24"/>
-        </w:rPr>
-      </w:pPr>
-      <w:r>
+    </w:p>
+    <w:p>
+      <w:pPr>
+        <w:spacing w:after="120" w:line="240" w:lineRule="auto"/>
         <w:rPr>
           <w:rFonts w:ascii="Times New Roman" w:eastAsia="Times New Roman" w:hAnsi="Times New Roman" w:cs="Times New Roman"/>
           <w:b/>
@@ -20291,7 +20120,17 @@
           <w:sz w:val="24"/>
           <w:szCs w:val="24"/>
         </w:rPr>
-        <w:t xml:space="preserve">Перший антифон </w:t>
+      </w:pPr>
+      <w:r>
+        <w:rPr>
+          <w:rFonts w:ascii="Times New Roman" w:eastAsia="Times New Roman" w:hAnsi="Times New Roman" w:cs="Times New Roman"/>
+          <w:b/>
+          <w:i/>
+          <w:color w:val="FF4400"/>
+          <w:sz w:val="24"/>
+          <w:szCs w:val="24"/>
+        </w:rPr>
+        <w:t>Перший антифон</w:t>
       </w:r>
     </w:p>
     <w:p>
@@ -20747,7 +20586,7 @@
           <w:sz w:val="24"/>
           <w:szCs w:val="24"/>
         </w:rPr>
-        <w:t xml:space="preserve">Другий антифон </w:t>
+        <w:t>Другий антифон</w:t>
       </w:r>
     </w:p>
     <w:p>
@@ -21397,14 +21236,6 @@
           <w:highlight w:val="darkGray"/>
         </w:rPr>
         <w:t>&lt;/antifon3&gt;</w:t>
-      </w:r>
-      <w:r>
-        <w:rPr>
-          <w:rFonts w:ascii="Times New Roman" w:eastAsia="Times New Roman" w:hAnsi="Times New Roman" w:cs="Times New Roman"/>
-          <w:sz w:val="24"/>
-          <w:szCs w:val="24"/>
-        </w:rPr>
-        <w:t xml:space="preserve"> </w:t>
       </w:r>
     </w:p>
     <w:p>
@@ -21557,591 +21388,573 @@
         </w:rPr>
         <w:t xml:space="preserve"> Ді́ва днесь преісто́тного ро́дить* і земля́ верте́п непристу́пному прино́сить.* А́нгели з па́стирями славосло́влять,* а волхви́ зо звіздо́ю подорожу́ють,* бо ра́ди нас роди́лося дитя́ мале́ – предві́чний Бог.</w:t>
       </w:r>
-      <w:r>
-        <w:rPr>
-          <w:rFonts w:ascii="Times New Roman" w:eastAsia="Times New Roman" w:hAnsi="Times New Roman" w:cs="Times New Roman"/>
-          <w:sz w:val="24"/>
-          <w:szCs w:val="24"/>
-          <w:highlight w:val="darkGray"/>
+    </w:p>
+    <w:p>
+      <w:pPr>
+        <w:spacing w:after="120" w:line="240" w:lineRule="auto"/>
+        <w:rPr>
+          <w:rFonts w:ascii="Times New Roman" w:eastAsia="Times New Roman" w:hAnsi="Times New Roman" w:cs="Times New Roman"/>
+          <w:sz w:val="24"/>
+          <w:szCs w:val="24"/>
+          <w:highlight w:val="darkGray"/>
+        </w:rPr>
+      </w:pPr>
+      <w:r>
+        <w:rPr>
+          <w:rFonts w:ascii="Times New Roman" w:eastAsia="Times New Roman" w:hAnsi="Times New Roman" w:cs="Times New Roman"/>
+          <w:sz w:val="24"/>
+          <w:szCs w:val="24"/>
+          <w:highlight w:val="darkGray"/>
+        </w:rPr>
+        <w:t>&lt;/tropari&gt;</w:t>
+      </w:r>
+    </w:p>
+    <w:p>
+      <w:pPr>
+        <w:spacing w:after="120" w:line="240" w:lineRule="auto"/>
+        <w:rPr>
+          <w:rFonts w:ascii="Times New Roman" w:eastAsia="Times New Roman" w:hAnsi="Times New Roman" w:cs="Times New Roman"/>
+          <w:sz w:val="24"/>
+          <w:szCs w:val="24"/>
+        </w:rPr>
+      </w:pPr>
+      <w:r>
+        <w:rPr>
+          <w:rFonts w:ascii="Times New Roman" w:eastAsia="Times New Roman" w:hAnsi="Times New Roman" w:cs="Times New Roman"/>
+          <w:sz w:val="24"/>
+          <w:szCs w:val="24"/>
+          <w:highlight w:val="darkGray"/>
+        </w:rPr>
+        <w:t>&lt;prokimen&gt;</w:t>
+      </w:r>
+    </w:p>
+    <w:p>
+      <w:pPr>
+        <w:spacing w:after="120" w:line="240" w:lineRule="auto"/>
+        <w:rPr>
+          <w:rFonts w:ascii="Times New Roman" w:eastAsia="Times New Roman" w:hAnsi="Times New Roman" w:cs="Times New Roman"/>
+          <w:sz w:val="24"/>
+          <w:szCs w:val="24"/>
+        </w:rPr>
+      </w:pPr>
+      <w:r>
+        <w:rPr>
+          <w:rFonts w:ascii="Times New Roman" w:eastAsia="Times New Roman" w:hAnsi="Times New Roman" w:cs="Times New Roman"/>
+          <w:i/>
+          <w:color w:val="FF4400"/>
+          <w:sz w:val="24"/>
+          <w:szCs w:val="24"/>
+        </w:rPr>
+        <w:t>Прокімен (г. 8):</w:t>
+      </w:r>
+      <w:r>
+        <w:rPr>
+          <w:rFonts w:ascii="Times New Roman" w:eastAsia="Times New Roman" w:hAnsi="Times New Roman" w:cs="Times New Roman"/>
+          <w:sz w:val="24"/>
+          <w:szCs w:val="24"/>
+        </w:rPr>
+        <w:t xml:space="preserve"> Вся земля́ неха́й покло́ниться Тобі́ і співа́є Тобі́, неха́й же співа́є і́мені Твоє́му, Всеви́шній! </w:t>
+      </w:r>
+      <w:r>
+        <w:rPr>
+          <w:rFonts w:ascii="Times New Roman" w:eastAsia="Times New Roman" w:hAnsi="Times New Roman" w:cs="Times New Roman"/>
+          <w:i/>
+          <w:color w:val="FF4400"/>
+          <w:sz w:val="24"/>
+          <w:szCs w:val="24"/>
+        </w:rPr>
+        <w:t>(Пс. 65,4)</w:t>
+      </w:r>
+    </w:p>
+    <w:p>
+      <w:pPr>
+        <w:spacing w:after="120" w:line="240" w:lineRule="auto"/>
+        <w:rPr>
+          <w:rFonts w:ascii="Times New Roman" w:eastAsia="Times New Roman" w:hAnsi="Times New Roman" w:cs="Times New Roman"/>
+          <w:sz w:val="24"/>
+          <w:szCs w:val="24"/>
+          <w:highlight w:val="darkGray"/>
+        </w:rPr>
+      </w:pPr>
+      <w:r>
+        <w:rPr>
+          <w:rFonts w:ascii="Times New Roman" w:eastAsia="Times New Roman" w:hAnsi="Times New Roman" w:cs="Times New Roman"/>
+          <w:i/>
+          <w:color w:val="FF4400"/>
+          <w:sz w:val="24"/>
+          <w:szCs w:val="24"/>
+        </w:rPr>
+        <w:t>Стих:</w:t>
+      </w:r>
+      <w:r>
+        <w:rPr>
+          <w:rFonts w:ascii="Times New Roman" w:eastAsia="Times New Roman" w:hAnsi="Times New Roman" w:cs="Times New Roman"/>
+          <w:sz w:val="24"/>
+          <w:szCs w:val="24"/>
+        </w:rPr>
+        <w:t xml:space="preserve"> Воскли́кніте Господе́ві, вся зе́мле, співа́йте ж і́мені Його́, відда́йте сла́ву в хва́лі Йому! </w:t>
+      </w:r>
+      <w:r>
+        <w:rPr>
+          <w:rFonts w:ascii="Times New Roman" w:eastAsia="Times New Roman" w:hAnsi="Times New Roman" w:cs="Times New Roman"/>
+          <w:i/>
+          <w:color w:val="FF4400"/>
+          <w:sz w:val="24"/>
+          <w:szCs w:val="24"/>
+        </w:rPr>
+        <w:t>(Пс. 65,2)</w:t>
+      </w:r>
+    </w:p>
+    <w:p>
+      <w:pPr>
+        <w:spacing w:after="120" w:line="240" w:lineRule="auto"/>
+        <w:rPr>
+          <w:rFonts w:ascii="Times New Roman" w:eastAsia="Times New Roman" w:hAnsi="Times New Roman" w:cs="Times New Roman"/>
+          <w:sz w:val="24"/>
+          <w:szCs w:val="24"/>
+          <w:highlight w:val="darkGray"/>
+        </w:rPr>
+      </w:pPr>
+      <w:r>
+        <w:rPr>
+          <w:rFonts w:ascii="Times New Roman" w:eastAsia="Times New Roman" w:hAnsi="Times New Roman" w:cs="Times New Roman"/>
+          <w:sz w:val="24"/>
+          <w:szCs w:val="24"/>
+          <w:highlight w:val="darkGray"/>
+        </w:rPr>
+        <w:t>&lt;/prokimen&gt;</w:t>
+      </w:r>
+    </w:p>
+    <w:p>
+      <w:pPr>
+        <w:spacing w:after="120" w:line="240" w:lineRule="auto"/>
+        <w:rPr>
+          <w:rFonts w:ascii="Times New Roman" w:eastAsia="Times New Roman" w:hAnsi="Times New Roman" w:cs="Times New Roman"/>
+          <w:sz w:val="24"/>
+          <w:szCs w:val="24"/>
+          <w:highlight w:val="darkGray"/>
+        </w:rPr>
+      </w:pPr>
+      <w:r>
+        <w:rPr>
+          <w:rFonts w:ascii="Times New Roman" w:eastAsia="Times New Roman" w:hAnsi="Times New Roman" w:cs="Times New Roman"/>
+          <w:sz w:val="24"/>
+          <w:szCs w:val="24"/>
+          <w:highlight w:val="darkGray"/>
+        </w:rPr>
+        <w:t>&lt;apostol&gt;</w:t>
+      </w:r>
+    </w:p>
+    <w:p>
+      <w:pPr>
+        <w:rPr>
+          <w:rFonts w:ascii="Times New Roman" w:eastAsia="Times New Roman" w:hAnsi="Times New Roman" w:cs="Times New Roman"/>
+          <w:sz w:val="24"/>
+          <w:szCs w:val="24"/>
+        </w:rPr>
+      </w:pPr>
+      <w:r>
+        <w:rPr>
+          <w:rFonts w:ascii="Times New Roman" w:eastAsia="Times New Roman" w:hAnsi="Times New Roman" w:cs="Times New Roman"/>
+          <w:sz w:val="24"/>
+          <w:szCs w:val="24"/>
+        </w:rPr>
+        <w:t>Ряд.: #ap329a</w:t>
+      </w:r>
+    </w:p>
+    <w:p>
+      <w:pPr>
+        <w:rPr>
+          <w:rFonts w:ascii="Times New Roman" w:eastAsia="Times New Roman" w:hAnsi="Times New Roman" w:cs="Times New Roman"/>
+          <w:sz w:val="24"/>
+          <w:szCs w:val="24"/>
+        </w:rPr>
+      </w:pPr>
+      <w:r>
+        <w:rPr>
+          <w:rFonts w:ascii="Times New Roman" w:eastAsia="Times New Roman" w:hAnsi="Times New Roman" w:cs="Times New Roman"/>
+          <w:sz w:val="24"/>
+          <w:szCs w:val="24"/>
+        </w:rPr>
+        <w:t>Первомч.: #ap017</w:t>
+      </w:r>
+    </w:p>
+    <w:p>
+      <w:pPr>
+        <w:spacing w:after="120" w:line="240" w:lineRule="auto"/>
+        <w:rPr>
+          <w:rFonts w:ascii="Times New Roman" w:eastAsia="Times New Roman" w:hAnsi="Times New Roman" w:cs="Times New Roman"/>
+          <w:sz w:val="24"/>
+          <w:szCs w:val="24"/>
+          <w:highlight w:val="darkGray"/>
+        </w:rPr>
+      </w:pPr>
+      <w:r>
+        <w:rPr>
+          <w:rFonts w:ascii="Times New Roman" w:eastAsia="Times New Roman" w:hAnsi="Times New Roman" w:cs="Times New Roman"/>
+          <w:sz w:val="24"/>
+          <w:szCs w:val="24"/>
+          <w:highlight w:val="darkGray"/>
+        </w:rPr>
+        <w:t>&lt;/apostol&gt;</w:t>
+      </w:r>
+    </w:p>
+    <w:p>
+      <w:pPr>
+        <w:spacing w:after="120" w:line="240" w:lineRule="auto"/>
+        <w:rPr>
+          <w:rFonts w:ascii="Times New Roman" w:eastAsia="Times New Roman" w:hAnsi="Times New Roman" w:cs="Times New Roman"/>
+          <w:sz w:val="24"/>
+          <w:szCs w:val="24"/>
+        </w:rPr>
+      </w:pPr>
+      <w:r>
+        <w:rPr>
+          <w:rFonts w:ascii="Times New Roman" w:eastAsia="Times New Roman" w:hAnsi="Times New Roman" w:cs="Times New Roman"/>
+          <w:sz w:val="24"/>
+          <w:szCs w:val="24"/>
+          <w:highlight w:val="darkGray"/>
+        </w:rPr>
+        <w:t>&lt;aleluia&gt;</w:t>
+      </w:r>
+    </w:p>
+    <w:p>
+      <w:pPr>
+        <w:spacing w:after="120" w:line="240" w:lineRule="auto"/>
+        <w:rPr>
+          <w:rFonts w:ascii="Times New Roman" w:eastAsia="Times New Roman" w:hAnsi="Times New Roman" w:cs="Times New Roman"/>
+          <w:i/>
+          <w:color w:val="FF4400"/>
+          <w:sz w:val="24"/>
+          <w:szCs w:val="24"/>
+        </w:rPr>
+      </w:pPr>
+      <w:r>
+        <w:rPr>
+          <w:rFonts w:ascii="Times New Roman" w:eastAsia="Times New Roman" w:hAnsi="Times New Roman" w:cs="Times New Roman"/>
+          <w:i/>
+          <w:color w:val="FF4400"/>
+          <w:sz w:val="24"/>
+          <w:szCs w:val="24"/>
+        </w:rPr>
+        <w:t>Алилуя (г. 1):</w:t>
+      </w:r>
+      <w:r>
+        <w:rPr>
+          <w:rFonts w:ascii="Times New Roman" w:eastAsia="Times New Roman" w:hAnsi="Times New Roman" w:cs="Times New Roman"/>
+          <w:sz w:val="24"/>
+          <w:szCs w:val="24"/>
+        </w:rPr>
+        <w:t xml:space="preserve"> Небеса́ оповіда́ють сла́ву Бо́жу, творíння ж рук Його́ сповіща́є твердь.</w:t>
+      </w:r>
+      <w:r>
+        <w:rPr>
+          <w:rFonts w:ascii="Times New Roman" w:eastAsia="Times New Roman" w:hAnsi="Times New Roman" w:cs="Times New Roman"/>
+          <w:i/>
+          <w:color w:val="FF4400"/>
+          <w:sz w:val="24"/>
+          <w:szCs w:val="24"/>
+        </w:rPr>
+        <w:t xml:space="preserve"> (Пс. 18,2)</w:t>
+      </w:r>
+    </w:p>
+    <w:p>
+      <w:pPr>
+        <w:spacing w:after="120" w:line="240" w:lineRule="auto"/>
+        <w:rPr>
+          <w:rFonts w:ascii="Times New Roman" w:eastAsia="Times New Roman" w:hAnsi="Times New Roman" w:cs="Times New Roman"/>
+          <w:sz w:val="24"/>
+          <w:szCs w:val="24"/>
+          <w:highlight w:val="darkGray"/>
+        </w:rPr>
+      </w:pPr>
+      <w:r>
+        <w:rPr>
+          <w:rFonts w:ascii="Times New Roman" w:eastAsia="Times New Roman" w:hAnsi="Times New Roman" w:cs="Times New Roman"/>
+          <w:i/>
+          <w:color w:val="FF4400"/>
+          <w:sz w:val="24"/>
+          <w:szCs w:val="24"/>
+        </w:rPr>
+        <w:t>Стих:</w:t>
+      </w:r>
+      <w:r>
+        <w:rPr>
+          <w:rFonts w:ascii="Times New Roman" w:eastAsia="Times New Roman" w:hAnsi="Times New Roman" w:cs="Times New Roman"/>
+          <w:sz w:val="24"/>
+          <w:szCs w:val="24"/>
+        </w:rPr>
+        <w:t xml:space="preserve"> Де́нь дне́ві передає́ сло́во, і ні́ч но́чі об’явля́є розумі́ння </w:t>
+      </w:r>
+      <w:r>
+        <w:rPr>
+          <w:rFonts w:ascii="Times New Roman" w:eastAsia="Times New Roman" w:hAnsi="Times New Roman" w:cs="Times New Roman"/>
+          <w:i/>
+          <w:color w:val="FF4400"/>
+          <w:sz w:val="24"/>
+          <w:szCs w:val="24"/>
+        </w:rPr>
+        <w:t>(Пс. 18,3).</w:t>
+      </w:r>
+    </w:p>
+    <w:p>
+      <w:pPr>
+        <w:spacing w:after="120" w:line="240" w:lineRule="auto"/>
+        <w:rPr>
+          <w:rFonts w:ascii="Times New Roman" w:eastAsia="Times New Roman" w:hAnsi="Times New Roman" w:cs="Times New Roman"/>
+          <w:sz w:val="24"/>
+          <w:szCs w:val="24"/>
+          <w:highlight w:val="darkGray"/>
+        </w:rPr>
+      </w:pPr>
+      <w:r>
+        <w:rPr>
+          <w:rFonts w:ascii="Times New Roman" w:eastAsia="Times New Roman" w:hAnsi="Times New Roman" w:cs="Times New Roman"/>
+          <w:sz w:val="24"/>
+          <w:szCs w:val="24"/>
+          <w:highlight w:val="darkGray"/>
+        </w:rPr>
+        <w:t>&lt;/aleluia&gt;</w:t>
+      </w:r>
+    </w:p>
+    <w:p>
+      <w:pPr>
+        <w:spacing w:after="120" w:line="240" w:lineRule="auto"/>
+        <w:rPr>
+          <w:rFonts w:ascii="Times New Roman" w:eastAsia="Times New Roman" w:hAnsi="Times New Roman" w:cs="Times New Roman"/>
+          <w:sz w:val="24"/>
+          <w:szCs w:val="24"/>
+          <w:highlight w:val="darkGray"/>
+        </w:rPr>
+      </w:pPr>
+      <w:r>
+        <w:rPr>
+          <w:rFonts w:ascii="Times New Roman" w:eastAsia="Times New Roman" w:hAnsi="Times New Roman" w:cs="Times New Roman"/>
+          <w:sz w:val="24"/>
+          <w:szCs w:val="24"/>
+          <w:highlight w:val="darkGray"/>
+        </w:rPr>
+        <w:t>&lt;evanhelie&gt;</w:t>
+      </w:r>
+    </w:p>
+    <w:p>
+      <w:pPr>
+        <w:rPr>
+          <w:rFonts w:ascii="Times New Roman" w:eastAsia="Times New Roman" w:hAnsi="Times New Roman" w:cs="Times New Roman"/>
+          <w:sz w:val="24"/>
+          <w:szCs w:val="24"/>
+        </w:rPr>
+      </w:pPr>
+      <w:r>
+        <w:rPr>
+          <w:rFonts w:ascii="Times New Roman" w:eastAsia="Times New Roman" w:hAnsi="Times New Roman" w:cs="Times New Roman"/>
+          <w:sz w:val="24"/>
+          <w:szCs w:val="24"/>
+        </w:rPr>
+        <w:t>Ряд.: #mr042</w:t>
+      </w:r>
+    </w:p>
+    <w:p>
+      <w:pPr>
+        <w:rPr>
+          <w:rFonts w:ascii="Times New Roman" w:eastAsia="Times New Roman" w:hAnsi="Times New Roman" w:cs="Times New Roman"/>
+          <w:sz w:val="24"/>
+          <w:szCs w:val="24"/>
+        </w:rPr>
+      </w:pPr>
+      <w:r>
+        <w:rPr>
+          <w:rFonts w:ascii="Times New Roman" w:eastAsia="Times New Roman" w:hAnsi="Times New Roman" w:cs="Times New Roman"/>
+          <w:sz w:val="24"/>
+          <w:szCs w:val="24"/>
+        </w:rPr>
+        <w:t>Первомч.: #mt087</w:t>
+      </w:r>
+    </w:p>
+    <w:p>
+      <w:pPr>
+        <w:spacing w:after="120" w:line="240" w:lineRule="auto"/>
+        <w:rPr>
+          <w:rFonts w:ascii="Times New Roman" w:eastAsia="Times New Roman" w:hAnsi="Times New Roman" w:cs="Times New Roman"/>
+          <w:sz w:val="24"/>
+          <w:szCs w:val="24"/>
+          <w:highlight w:val="darkGray"/>
+        </w:rPr>
+      </w:pPr>
+      <w:r>
+        <w:rPr>
+          <w:rFonts w:ascii="Times New Roman" w:eastAsia="Times New Roman" w:hAnsi="Times New Roman" w:cs="Times New Roman"/>
+          <w:sz w:val="24"/>
+          <w:szCs w:val="24"/>
+          <w:highlight w:val="darkGray"/>
+        </w:rPr>
+        <w:t>&lt;/evanhelie&gt;</w:t>
+      </w:r>
+    </w:p>
+    <w:p>
+      <w:pPr>
+        <w:spacing w:after="120" w:line="240" w:lineRule="auto"/>
+        <w:rPr>
+          <w:rFonts w:ascii="Times New Roman" w:eastAsia="Times New Roman" w:hAnsi="Times New Roman" w:cs="Times New Roman"/>
+          <w:sz w:val="24"/>
+          <w:szCs w:val="24"/>
+          <w:highlight w:val="darkGray"/>
+        </w:rPr>
+      </w:pPr>
+      <w:r>
+        <w:rPr>
+          <w:rFonts w:ascii="Times New Roman" w:eastAsia="Times New Roman" w:hAnsi="Times New Roman" w:cs="Times New Roman"/>
+          <w:sz w:val="24"/>
+          <w:szCs w:val="24"/>
+          <w:highlight w:val="darkGray"/>
+        </w:rPr>
+        <w:t>&lt;dostoino&gt;</w:t>
+      </w:r>
+    </w:p>
+    <w:p>
+      <w:pPr>
+        <w:spacing w:line="240" w:lineRule="auto"/>
+        <w:rPr>
+          <w:rFonts w:ascii="Times New Roman" w:eastAsia="Times New Roman" w:hAnsi="Times New Roman" w:cs="Times New Roman"/>
+          <w:sz w:val="24"/>
+          <w:szCs w:val="24"/>
+        </w:rPr>
+      </w:pPr>
+      <w:r>
+        <w:rPr>
+          <w:rFonts w:ascii="Times New Roman" w:eastAsia="Times New Roman" w:hAnsi="Times New Roman" w:cs="Times New Roman"/>
+          <w:i/>
+          <w:color w:val="FF4400"/>
+          <w:sz w:val="24"/>
+          <w:szCs w:val="24"/>
+        </w:rPr>
+        <w:t xml:space="preserve">Замість </w:t>
+      </w:r>
+      <w:r>
+        <w:rPr>
+          <w:rFonts w:ascii="Times New Roman" w:eastAsia="Times New Roman" w:hAnsi="Times New Roman" w:cs="Times New Roman"/>
+          <w:sz w:val="24"/>
+          <w:szCs w:val="24"/>
+        </w:rPr>
+        <w:t xml:space="preserve">Досто́йно, </w:t>
+      </w:r>
+      <w:r>
+        <w:rPr>
+          <w:rFonts w:ascii="Times New Roman" w:eastAsia="Times New Roman" w:hAnsi="Times New Roman" w:cs="Times New Roman"/>
+          <w:i/>
+          <w:color w:val="FF4400"/>
+          <w:sz w:val="24"/>
+          <w:szCs w:val="24"/>
+        </w:rPr>
+        <w:t>приспів:</w:t>
+      </w:r>
+      <w:r>
+        <w:rPr>
+          <w:rFonts w:ascii="Times New Roman" w:eastAsia="Times New Roman" w:hAnsi="Times New Roman" w:cs="Times New Roman"/>
+          <w:sz w:val="24"/>
+          <w:szCs w:val="24"/>
+        </w:rPr>
+        <w:t xml:space="preserve"> Велича́й, душе́ моя́, у верте́пі наро́дженого Царя́ – Христа́.</w:t>
+      </w:r>
+    </w:p>
+    <w:p>
+      <w:pPr>
+        <w:spacing w:line="240" w:lineRule="auto"/>
+        <w:rPr>
+          <w:rFonts w:ascii="Times New Roman" w:eastAsia="Times New Roman" w:hAnsi="Times New Roman" w:cs="Times New Roman"/>
+          <w:i/>
+          <w:color w:val="FF4400"/>
+          <w:sz w:val="24"/>
+          <w:szCs w:val="24"/>
+        </w:rPr>
+      </w:pPr>
+      <w:r>
+        <w:rPr>
+          <w:rFonts w:ascii="Times New Roman" w:eastAsia="Times New Roman" w:hAnsi="Times New Roman" w:cs="Times New Roman"/>
+          <w:i/>
+          <w:color w:val="FF4400"/>
+          <w:sz w:val="24"/>
+          <w:szCs w:val="24"/>
+        </w:rPr>
+        <w:t>І ірмос (г. 1):</w:t>
+      </w:r>
+      <w:r>
+        <w:rPr>
+          <w:rFonts w:ascii="Times New Roman" w:eastAsia="Times New Roman" w:hAnsi="Times New Roman" w:cs="Times New Roman"/>
+          <w:sz w:val="24"/>
+          <w:szCs w:val="24"/>
+        </w:rPr>
+        <w:t xml:space="preserve"> Та́їнство чудне́ ба́чу і пресла́вне:* не́бо — верте́п, престо́л херуви́мський — Ді́ву,* я́сла — вмісти́лище,* в яки́х возлі́г невмісти́мий Христо́с Бог.* Його́, оспі́вуючи, велича́ємо.</w:t>
+      </w:r>
+    </w:p>
+    <w:p>
+      <w:pPr>
+        <w:spacing w:after="280" w:line="240" w:lineRule="auto"/>
+        <w:rPr>
+          <w:rFonts w:ascii="Times New Roman" w:eastAsia="Times New Roman" w:hAnsi="Times New Roman" w:cs="Times New Roman"/>
+          <w:sz w:val="24"/>
+          <w:szCs w:val="24"/>
+          <w:highlight w:val="darkGray"/>
+        </w:rPr>
+      </w:pPr>
+      <w:r>
+        <w:rPr>
+          <w:rFonts w:ascii="Times New Roman" w:eastAsia="Times New Roman" w:hAnsi="Times New Roman" w:cs="Times New Roman"/>
+          <w:sz w:val="24"/>
+          <w:szCs w:val="24"/>
+          <w:highlight w:val="darkGray"/>
+        </w:rPr>
+        <w:t>&lt;/dostoino&gt;</w:t>
+      </w:r>
+    </w:p>
+    <w:p>
+      <w:pPr>
+        <w:spacing w:after="120" w:line="240" w:lineRule="auto"/>
+        <w:rPr>
+          <w:rFonts w:ascii="Times New Roman" w:eastAsia="Times New Roman" w:hAnsi="Times New Roman" w:cs="Times New Roman"/>
+          <w:sz w:val="24"/>
+          <w:szCs w:val="24"/>
+        </w:rPr>
+      </w:pPr>
+      <w:r>
+        <w:rPr>
+          <w:rFonts w:ascii="Times New Roman" w:eastAsia="Times New Roman" w:hAnsi="Times New Roman" w:cs="Times New Roman"/>
+          <w:sz w:val="24"/>
+          <w:szCs w:val="24"/>
+          <w:highlight w:val="darkGray"/>
+        </w:rPr>
+        <w:t>&lt;prychasnii&gt;</w:t>
+      </w:r>
+    </w:p>
+    <w:p>
+      <w:pPr>
+        <w:spacing w:after="120" w:line="240" w:lineRule="auto"/>
+        <w:rPr>
+          <w:rFonts w:ascii="Times New Roman" w:eastAsia="Times New Roman" w:hAnsi="Times New Roman" w:cs="Times New Roman"/>
+          <w:i/>
+          <w:color w:val="FF4400"/>
+          <w:sz w:val="24"/>
+          <w:szCs w:val="24"/>
+        </w:rPr>
+      </w:pPr>
+      <w:r>
+        <w:rPr>
+          <w:rFonts w:ascii="Times New Roman" w:eastAsia="Times New Roman" w:hAnsi="Times New Roman" w:cs="Times New Roman"/>
+          <w:i/>
+          <w:color w:val="FF4400"/>
+          <w:sz w:val="24"/>
+          <w:szCs w:val="24"/>
+        </w:rPr>
+        <w:t>Причасний:</w:t>
+      </w:r>
+      <w:r>
+        <w:rPr>
+          <w:rFonts w:ascii="Times New Roman" w:eastAsia="Times New Roman" w:hAnsi="Times New Roman" w:cs="Times New Roman"/>
+          <w:sz w:val="24"/>
+          <w:szCs w:val="24"/>
         </w:rPr>
         <w:t xml:space="preserve"> </w:t>
       </w:r>
-    </w:p>
-    <w:p>
-      <w:pPr>
-        <w:spacing w:after="120" w:line="240" w:lineRule="auto"/>
-        <w:rPr>
-          <w:rFonts w:ascii="Times New Roman" w:eastAsia="Times New Roman" w:hAnsi="Times New Roman" w:cs="Times New Roman"/>
-          <w:sz w:val="24"/>
-          <w:szCs w:val="24"/>
-          <w:highlight w:val="darkGray"/>
-        </w:rPr>
-      </w:pPr>
-      <w:r>
-        <w:rPr>
-          <w:rFonts w:ascii="Times New Roman" w:eastAsia="Times New Roman" w:hAnsi="Times New Roman" w:cs="Times New Roman"/>
-          <w:sz w:val="24"/>
-          <w:szCs w:val="24"/>
-          <w:highlight w:val="darkGray"/>
-        </w:rPr>
-        <w:t>&lt;/tropari&gt;</w:t>
-      </w:r>
-    </w:p>
-    <w:p>
-      <w:pPr>
-        <w:spacing w:after="120" w:line="240" w:lineRule="auto"/>
-        <w:rPr>
-          <w:rFonts w:ascii="Times New Roman" w:eastAsia="Times New Roman" w:hAnsi="Times New Roman" w:cs="Times New Roman"/>
-          <w:sz w:val="24"/>
-          <w:szCs w:val="24"/>
-        </w:rPr>
-      </w:pPr>
-      <w:r>
-        <w:rPr>
-          <w:rFonts w:ascii="Times New Roman" w:eastAsia="Times New Roman" w:hAnsi="Times New Roman" w:cs="Times New Roman"/>
-          <w:sz w:val="24"/>
-          <w:szCs w:val="24"/>
-          <w:highlight w:val="darkGray"/>
-        </w:rPr>
-        <w:t>&lt;prokimen&gt;</w:t>
-      </w:r>
-    </w:p>
-    <w:p>
-      <w:pPr>
-        <w:spacing w:after="120" w:line="240" w:lineRule="auto"/>
-        <w:rPr>
-          <w:rFonts w:ascii="Times New Roman" w:eastAsia="Times New Roman" w:hAnsi="Times New Roman" w:cs="Times New Roman"/>
-          <w:sz w:val="24"/>
-          <w:szCs w:val="24"/>
-        </w:rPr>
-      </w:pPr>
-      <w:r>
-        <w:rPr>
-          <w:rFonts w:ascii="Times New Roman" w:eastAsia="Times New Roman" w:hAnsi="Times New Roman" w:cs="Times New Roman"/>
-          <w:i/>
-          <w:color w:val="FF4400"/>
-          <w:sz w:val="24"/>
-          <w:szCs w:val="24"/>
-        </w:rPr>
-        <w:t>Прокімен (г. 8):</w:t>
-      </w:r>
-      <w:r>
-        <w:rPr>
-          <w:rFonts w:ascii="Times New Roman" w:eastAsia="Times New Roman" w:hAnsi="Times New Roman" w:cs="Times New Roman"/>
-          <w:sz w:val="24"/>
-          <w:szCs w:val="24"/>
-        </w:rPr>
-        <w:t xml:space="preserve"> Вся земля́ неха́й покло́ниться Тобі́ і співа́є Тобі́, неха́й же співа́є і́мені Твоє́му, Всеви́шній! </w:t>
-      </w:r>
-      <w:r>
-        <w:rPr>
-          <w:rFonts w:ascii="Times New Roman" w:eastAsia="Times New Roman" w:hAnsi="Times New Roman" w:cs="Times New Roman"/>
-          <w:i/>
-          <w:color w:val="FF4400"/>
-          <w:sz w:val="24"/>
-          <w:szCs w:val="24"/>
-        </w:rPr>
-        <w:t>(Пс. 65,4)</w:t>
-      </w:r>
-    </w:p>
-    <w:p>
-      <w:pPr>
-        <w:spacing w:after="120" w:line="240" w:lineRule="auto"/>
-        <w:rPr>
-          <w:rFonts w:ascii="Times New Roman" w:eastAsia="Times New Roman" w:hAnsi="Times New Roman" w:cs="Times New Roman"/>
-          <w:sz w:val="24"/>
-          <w:szCs w:val="24"/>
-          <w:highlight w:val="darkGray"/>
-        </w:rPr>
-      </w:pPr>
-      <w:r>
-        <w:rPr>
-          <w:rFonts w:ascii="Times New Roman" w:eastAsia="Times New Roman" w:hAnsi="Times New Roman" w:cs="Times New Roman"/>
-          <w:i/>
-          <w:color w:val="FF4400"/>
-          <w:sz w:val="24"/>
-          <w:szCs w:val="24"/>
-        </w:rPr>
-        <w:t>Стих:</w:t>
-      </w:r>
-      <w:r>
-        <w:rPr>
-          <w:rFonts w:ascii="Times New Roman" w:eastAsia="Times New Roman" w:hAnsi="Times New Roman" w:cs="Times New Roman"/>
-          <w:sz w:val="24"/>
-          <w:szCs w:val="24"/>
-        </w:rPr>
-        <w:t xml:space="preserve"> Воскли́кніте Господе́ві, вся зе́мле, співа́йте ж і́мені Його́, відда́йте сла́ву в хва́лі Йому! </w:t>
-      </w:r>
-      <w:r>
-        <w:rPr>
-          <w:rFonts w:ascii="Times New Roman" w:eastAsia="Times New Roman" w:hAnsi="Times New Roman" w:cs="Times New Roman"/>
-          <w:i/>
-          <w:color w:val="FF4400"/>
-          <w:sz w:val="24"/>
-          <w:szCs w:val="24"/>
-        </w:rPr>
-        <w:t>(Пс. 65,2)</w:t>
-      </w:r>
-    </w:p>
-    <w:p>
-      <w:pPr>
-        <w:spacing w:after="120" w:line="240" w:lineRule="auto"/>
-        <w:rPr>
-          <w:rFonts w:ascii="Times New Roman" w:eastAsia="Times New Roman" w:hAnsi="Times New Roman" w:cs="Times New Roman"/>
-          <w:sz w:val="24"/>
-          <w:szCs w:val="24"/>
-          <w:highlight w:val="darkGray"/>
-        </w:rPr>
-      </w:pPr>
-      <w:r>
-        <w:rPr>
-          <w:rFonts w:ascii="Times New Roman" w:eastAsia="Times New Roman" w:hAnsi="Times New Roman" w:cs="Times New Roman"/>
-          <w:sz w:val="24"/>
-          <w:szCs w:val="24"/>
-          <w:highlight w:val="darkGray"/>
-        </w:rPr>
-        <w:t>&lt;/prokimen&gt;</w:t>
-      </w:r>
-    </w:p>
-    <w:p>
-      <w:pPr>
-        <w:spacing w:after="120" w:line="240" w:lineRule="auto"/>
-        <w:rPr>
-          <w:rFonts w:ascii="Times New Roman" w:eastAsia="Times New Roman" w:hAnsi="Times New Roman" w:cs="Times New Roman"/>
-          <w:sz w:val="24"/>
-          <w:szCs w:val="24"/>
-          <w:highlight w:val="darkGray"/>
-        </w:rPr>
-      </w:pPr>
-      <w:r>
-        <w:rPr>
-          <w:rFonts w:ascii="Times New Roman" w:eastAsia="Times New Roman" w:hAnsi="Times New Roman" w:cs="Times New Roman"/>
-          <w:sz w:val="24"/>
-          <w:szCs w:val="24"/>
-          <w:highlight w:val="darkGray"/>
-        </w:rPr>
-        <w:t>&lt;apostol&gt;</w:t>
-      </w:r>
-    </w:p>
-    <w:p>
-      <w:pPr>
-        <w:rPr>
-          <w:rFonts w:ascii="Times New Roman" w:eastAsia="Times New Roman" w:hAnsi="Times New Roman" w:cs="Times New Roman"/>
-          <w:sz w:val="24"/>
-          <w:szCs w:val="24"/>
-        </w:rPr>
-      </w:pPr>
-      <w:r>
-        <w:rPr>
-          <w:rFonts w:ascii="Times New Roman" w:eastAsia="Times New Roman" w:hAnsi="Times New Roman" w:cs="Times New Roman"/>
-          <w:sz w:val="24"/>
-          <w:szCs w:val="24"/>
-        </w:rPr>
-        <w:t>Ряд.: #ap329a</w:t>
-      </w:r>
-    </w:p>
-    <w:p>
-      <w:pPr>
-        <w:rPr>
-          <w:rFonts w:ascii="Times New Roman" w:eastAsia="Times New Roman" w:hAnsi="Times New Roman" w:cs="Times New Roman"/>
-          <w:sz w:val="24"/>
-          <w:szCs w:val="24"/>
-        </w:rPr>
-      </w:pPr>
-      <w:r>
-        <w:rPr>
-          <w:rFonts w:ascii="Times New Roman" w:eastAsia="Times New Roman" w:hAnsi="Times New Roman" w:cs="Times New Roman"/>
-          <w:sz w:val="24"/>
-          <w:szCs w:val="24"/>
-        </w:rPr>
-        <w:t>Первомч.: #ap017</w:t>
-      </w:r>
-    </w:p>
-    <w:p>
-      <w:pPr>
-        <w:spacing w:after="120" w:line="240" w:lineRule="auto"/>
-        <w:rPr>
-          <w:rFonts w:ascii="Times New Roman" w:eastAsia="Times New Roman" w:hAnsi="Times New Roman" w:cs="Times New Roman"/>
-          <w:sz w:val="24"/>
-          <w:szCs w:val="24"/>
-          <w:highlight w:val="darkGray"/>
-        </w:rPr>
-      </w:pPr>
-      <w:r>
-        <w:rPr>
-          <w:rFonts w:ascii="Times New Roman" w:eastAsia="Times New Roman" w:hAnsi="Times New Roman" w:cs="Times New Roman"/>
-          <w:sz w:val="24"/>
-          <w:szCs w:val="24"/>
-          <w:highlight w:val="darkGray"/>
-        </w:rPr>
-        <w:t>&lt;/apostol&gt;</w:t>
-      </w:r>
-    </w:p>
-    <w:p>
-      <w:pPr>
-        <w:spacing w:after="120" w:line="240" w:lineRule="auto"/>
-        <w:rPr>
-          <w:rFonts w:ascii="Times New Roman" w:eastAsia="Times New Roman" w:hAnsi="Times New Roman" w:cs="Times New Roman"/>
-          <w:sz w:val="24"/>
-          <w:szCs w:val="24"/>
-        </w:rPr>
-      </w:pPr>
-      <w:r>
-        <w:rPr>
-          <w:rFonts w:ascii="Times New Roman" w:eastAsia="Times New Roman" w:hAnsi="Times New Roman" w:cs="Times New Roman"/>
-          <w:sz w:val="24"/>
-          <w:szCs w:val="24"/>
-          <w:highlight w:val="darkGray"/>
-        </w:rPr>
-        <w:t>&lt;aleluia&gt;</w:t>
-      </w:r>
-    </w:p>
-    <w:p>
-      <w:pPr>
-        <w:spacing w:after="120" w:line="240" w:lineRule="auto"/>
-        <w:rPr>
-          <w:rFonts w:ascii="Times New Roman" w:eastAsia="Times New Roman" w:hAnsi="Times New Roman" w:cs="Times New Roman"/>
-          <w:i/>
-          <w:color w:val="FF4400"/>
-          <w:sz w:val="24"/>
-          <w:szCs w:val="24"/>
-        </w:rPr>
-      </w:pPr>
-      <w:r>
-        <w:rPr>
-          <w:rFonts w:ascii="Times New Roman" w:eastAsia="Times New Roman" w:hAnsi="Times New Roman" w:cs="Times New Roman"/>
-          <w:i/>
-          <w:color w:val="FF4400"/>
-          <w:sz w:val="24"/>
-          <w:szCs w:val="24"/>
-        </w:rPr>
-        <w:t>Алилуя (г. 1):</w:t>
-      </w:r>
-      <w:r>
-        <w:rPr>
-          <w:rFonts w:ascii="Times New Roman" w:eastAsia="Times New Roman" w:hAnsi="Times New Roman" w:cs="Times New Roman"/>
-          <w:sz w:val="24"/>
-          <w:szCs w:val="24"/>
-        </w:rPr>
-        <w:t xml:space="preserve"> Небеса́ оповіда́ють сла́ву Бо́жу, творíння ж рук Його́ сповіща́є твердь.</w:t>
-      </w:r>
-      <w:r>
-        <w:rPr>
-          <w:rFonts w:ascii="Times New Roman" w:eastAsia="Times New Roman" w:hAnsi="Times New Roman" w:cs="Times New Roman"/>
-          <w:i/>
-          <w:color w:val="FF4400"/>
-          <w:sz w:val="24"/>
-          <w:szCs w:val="24"/>
-        </w:rPr>
-        <w:t xml:space="preserve"> (Пс. 18,2)</w:t>
-      </w:r>
-    </w:p>
-    <w:p>
-      <w:pPr>
-        <w:spacing w:after="120" w:line="240" w:lineRule="auto"/>
-        <w:rPr>
-          <w:rFonts w:ascii="Times New Roman" w:eastAsia="Times New Roman" w:hAnsi="Times New Roman" w:cs="Times New Roman"/>
-          <w:sz w:val="24"/>
-          <w:szCs w:val="24"/>
-          <w:highlight w:val="darkGray"/>
-        </w:rPr>
-      </w:pPr>
-      <w:r>
-        <w:rPr>
-          <w:rFonts w:ascii="Times New Roman" w:eastAsia="Times New Roman" w:hAnsi="Times New Roman" w:cs="Times New Roman"/>
-          <w:i/>
-          <w:color w:val="FF4400"/>
-          <w:sz w:val="24"/>
-          <w:szCs w:val="24"/>
-        </w:rPr>
-        <w:t>Стих:</w:t>
-      </w:r>
-      <w:r>
-        <w:rPr>
-          <w:rFonts w:ascii="Times New Roman" w:eastAsia="Times New Roman" w:hAnsi="Times New Roman" w:cs="Times New Roman"/>
-          <w:sz w:val="24"/>
-          <w:szCs w:val="24"/>
-        </w:rPr>
-        <w:t xml:space="preserve"> Де́нь дне́ві передає́ сло́во, і ні́ч но́чі об’явля́є розумі́ння </w:t>
-      </w:r>
-      <w:r>
-        <w:rPr>
-          <w:rFonts w:ascii="Times New Roman" w:eastAsia="Times New Roman" w:hAnsi="Times New Roman" w:cs="Times New Roman"/>
-          <w:i/>
-          <w:color w:val="FF4400"/>
-          <w:sz w:val="24"/>
-          <w:szCs w:val="24"/>
-        </w:rPr>
-        <w:t>(Пс. 18,3).</w:t>
-      </w:r>
-      <w:r>
-        <w:rPr>
-          <w:rFonts w:ascii="Times New Roman" w:eastAsia="Times New Roman" w:hAnsi="Times New Roman" w:cs="Times New Roman"/>
-          <w:sz w:val="24"/>
-          <w:szCs w:val="24"/>
-          <w:highlight w:val="darkGray"/>
-        </w:rPr>
-        <w:t xml:space="preserve"> </w:t>
-      </w:r>
-    </w:p>
-    <w:p>
-      <w:pPr>
-        <w:spacing w:after="120" w:line="240" w:lineRule="auto"/>
-        <w:rPr>
-          <w:rFonts w:ascii="Times New Roman" w:eastAsia="Times New Roman" w:hAnsi="Times New Roman" w:cs="Times New Roman"/>
-          <w:sz w:val="24"/>
-          <w:szCs w:val="24"/>
-          <w:highlight w:val="darkGray"/>
-        </w:rPr>
-      </w:pPr>
-      <w:r>
-        <w:rPr>
-          <w:rFonts w:ascii="Times New Roman" w:eastAsia="Times New Roman" w:hAnsi="Times New Roman" w:cs="Times New Roman"/>
-          <w:sz w:val="24"/>
-          <w:szCs w:val="24"/>
-          <w:highlight w:val="darkGray"/>
-        </w:rPr>
-        <w:t>&lt;/aleluia&gt;</w:t>
-      </w:r>
-    </w:p>
-    <w:p>
-      <w:pPr>
-        <w:spacing w:after="120" w:line="240" w:lineRule="auto"/>
-        <w:rPr>
-          <w:rFonts w:ascii="Times New Roman" w:eastAsia="Times New Roman" w:hAnsi="Times New Roman" w:cs="Times New Roman"/>
-          <w:sz w:val="24"/>
-          <w:szCs w:val="24"/>
-          <w:highlight w:val="darkGray"/>
-        </w:rPr>
-      </w:pPr>
-      <w:r>
-        <w:rPr>
-          <w:rFonts w:ascii="Times New Roman" w:eastAsia="Times New Roman" w:hAnsi="Times New Roman" w:cs="Times New Roman"/>
-          <w:sz w:val="24"/>
-          <w:szCs w:val="24"/>
-          <w:highlight w:val="darkGray"/>
-        </w:rPr>
-        <w:t>&lt;evanhelie&gt;</w:t>
-      </w:r>
-    </w:p>
-    <w:p>
-      <w:pPr>
-        <w:rPr>
-          <w:rFonts w:ascii="Times New Roman" w:eastAsia="Times New Roman" w:hAnsi="Times New Roman" w:cs="Times New Roman"/>
-          <w:sz w:val="24"/>
-          <w:szCs w:val="24"/>
-        </w:rPr>
-      </w:pPr>
-      <w:r>
-        <w:rPr>
-          <w:rFonts w:ascii="Times New Roman" w:eastAsia="Times New Roman" w:hAnsi="Times New Roman" w:cs="Times New Roman"/>
-          <w:sz w:val="24"/>
-          <w:szCs w:val="24"/>
-        </w:rPr>
-        <w:t>Ряд.: #mr042</w:t>
-      </w:r>
-    </w:p>
-    <w:p>
-      <w:pPr>
-        <w:rPr>
-          <w:rFonts w:ascii="Times New Roman" w:eastAsia="Times New Roman" w:hAnsi="Times New Roman" w:cs="Times New Roman"/>
-          <w:sz w:val="24"/>
-          <w:szCs w:val="24"/>
-        </w:rPr>
-      </w:pPr>
-      <w:r>
-        <w:rPr>
-          <w:rFonts w:ascii="Times New Roman" w:eastAsia="Times New Roman" w:hAnsi="Times New Roman" w:cs="Times New Roman"/>
-          <w:sz w:val="24"/>
-          <w:szCs w:val="24"/>
-        </w:rPr>
-        <w:t>Первомч.: #mt087</w:t>
-      </w:r>
-    </w:p>
-    <w:p>
-      <w:pPr>
-        <w:spacing w:after="120" w:line="240" w:lineRule="auto"/>
-        <w:rPr>
-          <w:rFonts w:ascii="Times New Roman" w:eastAsia="Times New Roman" w:hAnsi="Times New Roman" w:cs="Times New Roman"/>
-          <w:sz w:val="24"/>
-          <w:szCs w:val="24"/>
-          <w:highlight w:val="darkGray"/>
-        </w:rPr>
-      </w:pPr>
-      <w:r>
-        <w:rPr>
-          <w:rFonts w:ascii="Times New Roman" w:eastAsia="Times New Roman" w:hAnsi="Times New Roman" w:cs="Times New Roman"/>
-          <w:sz w:val="24"/>
-          <w:szCs w:val="24"/>
-          <w:highlight w:val="darkGray"/>
-        </w:rPr>
-        <w:t>&lt;/evanhelie&gt;</w:t>
-      </w:r>
-    </w:p>
-    <w:p>
-      <w:pPr>
-        <w:spacing w:after="120" w:line="240" w:lineRule="auto"/>
-        <w:rPr>
-          <w:rFonts w:ascii="Times New Roman" w:eastAsia="Times New Roman" w:hAnsi="Times New Roman" w:cs="Times New Roman"/>
-          <w:sz w:val="24"/>
-          <w:szCs w:val="24"/>
-          <w:highlight w:val="darkGray"/>
-        </w:rPr>
-      </w:pPr>
-      <w:r>
-        <w:rPr>
-          <w:rFonts w:ascii="Times New Roman" w:eastAsia="Times New Roman" w:hAnsi="Times New Roman" w:cs="Times New Roman"/>
-          <w:sz w:val="24"/>
-          <w:szCs w:val="24"/>
-          <w:highlight w:val="darkGray"/>
-        </w:rPr>
-        <w:t>&lt;dostoino&gt;</w:t>
-      </w:r>
-    </w:p>
-    <w:p>
-      <w:pPr>
-        <w:spacing w:line="240" w:lineRule="auto"/>
-        <w:rPr>
-          <w:rFonts w:ascii="Times New Roman" w:eastAsia="Times New Roman" w:hAnsi="Times New Roman" w:cs="Times New Roman"/>
-          <w:sz w:val="24"/>
-          <w:szCs w:val="24"/>
-        </w:rPr>
-      </w:pPr>
-      <w:r>
-        <w:rPr>
-          <w:rFonts w:ascii="Times New Roman" w:eastAsia="Times New Roman" w:hAnsi="Times New Roman" w:cs="Times New Roman"/>
-          <w:i/>
-          <w:color w:val="FF4400"/>
-          <w:sz w:val="24"/>
-          <w:szCs w:val="24"/>
-        </w:rPr>
-        <w:t xml:space="preserve">Замість </w:t>
-      </w:r>
-      <w:r>
-        <w:rPr>
-          <w:rFonts w:ascii="Times New Roman" w:eastAsia="Times New Roman" w:hAnsi="Times New Roman" w:cs="Times New Roman"/>
-          <w:sz w:val="24"/>
-          <w:szCs w:val="24"/>
-        </w:rPr>
-        <w:t xml:space="preserve">Досто́йно, </w:t>
-      </w:r>
-      <w:r>
-        <w:rPr>
-          <w:rFonts w:ascii="Times New Roman" w:eastAsia="Times New Roman" w:hAnsi="Times New Roman" w:cs="Times New Roman"/>
-          <w:i/>
-          <w:color w:val="FF4400"/>
-          <w:sz w:val="24"/>
-          <w:szCs w:val="24"/>
-        </w:rPr>
-        <w:t>приспів:</w:t>
-      </w:r>
-      <w:r>
-        <w:rPr>
-          <w:rFonts w:ascii="Times New Roman" w:eastAsia="Times New Roman" w:hAnsi="Times New Roman" w:cs="Times New Roman"/>
-          <w:sz w:val="24"/>
-          <w:szCs w:val="24"/>
-        </w:rPr>
-        <w:t xml:space="preserve"> Велича́й, душе́ моя́, у верте́пі наро́дженого Царя́ – Христа́.</w:t>
-      </w:r>
-    </w:p>
-    <w:p>
-      <w:pPr>
-        <w:spacing w:line="240" w:lineRule="auto"/>
-        <w:rPr>
-          <w:rFonts w:ascii="Times New Roman" w:eastAsia="Times New Roman" w:hAnsi="Times New Roman" w:cs="Times New Roman"/>
-          <w:i/>
-          <w:color w:val="FF4400"/>
-          <w:sz w:val="24"/>
-          <w:szCs w:val="24"/>
-        </w:rPr>
-      </w:pPr>
-      <w:r>
-        <w:rPr>
-          <w:rFonts w:ascii="Times New Roman" w:eastAsia="Times New Roman" w:hAnsi="Times New Roman" w:cs="Times New Roman"/>
-          <w:i/>
-          <w:color w:val="FF4400"/>
-          <w:sz w:val="24"/>
-          <w:szCs w:val="24"/>
-        </w:rPr>
-        <w:t>І ірмос (г. 1):</w:t>
-      </w:r>
-      <w:r>
-        <w:rPr>
-          <w:rFonts w:ascii="Times New Roman" w:eastAsia="Times New Roman" w:hAnsi="Times New Roman" w:cs="Times New Roman"/>
-          <w:sz w:val="24"/>
-          <w:szCs w:val="24"/>
-        </w:rPr>
-        <w:t xml:space="preserve"> Та́їнство чудне́ ба́чу і пресла́вне:* не́бо — верте́п, престо́л херуви́мський — Ді́ву,* я́сла — вмісти́лище,* в яки́х возлі́г невмісти́мий Христо́с Бог.* Його́, оспі́вуючи, велича́ємо.</w:t>
-      </w:r>
-    </w:p>
-    <w:p>
-      <w:pPr>
-        <w:spacing w:after="280" w:line="240" w:lineRule="auto"/>
-        <w:rPr>
-          <w:rFonts w:ascii="Times New Roman" w:eastAsia="Times New Roman" w:hAnsi="Times New Roman" w:cs="Times New Roman"/>
-          <w:sz w:val="24"/>
-          <w:szCs w:val="24"/>
-          <w:highlight w:val="darkGray"/>
-        </w:rPr>
-      </w:pPr>
-      <w:r>
-        <w:rPr>
-          <w:rFonts w:ascii="Times New Roman" w:eastAsia="Times New Roman" w:hAnsi="Times New Roman" w:cs="Times New Roman"/>
-          <w:sz w:val="24"/>
-          <w:szCs w:val="24"/>
-          <w:highlight w:val="darkGray"/>
-        </w:rPr>
-        <w:t>&lt;/dostoino&gt;</w:t>
-      </w:r>
-    </w:p>
-    <w:p>
-      <w:pPr>
-        <w:spacing w:after="120" w:line="240" w:lineRule="auto"/>
-        <w:rPr>
-          <w:rFonts w:ascii="Times New Roman" w:eastAsia="Times New Roman" w:hAnsi="Times New Roman" w:cs="Times New Roman"/>
-          <w:sz w:val="24"/>
-          <w:szCs w:val="24"/>
-        </w:rPr>
-      </w:pPr>
-      <w:r>
-        <w:rPr>
-          <w:rFonts w:ascii="Times New Roman" w:eastAsia="Times New Roman" w:hAnsi="Times New Roman" w:cs="Times New Roman"/>
-          <w:sz w:val="24"/>
-          <w:szCs w:val="24"/>
-          <w:highlight w:val="darkGray"/>
-        </w:rPr>
-        <w:t>&lt;prychasnii&gt;</w:t>
-      </w:r>
-    </w:p>
-    <w:p>
-      <w:pPr>
-        <w:spacing w:after="120" w:line="240" w:lineRule="auto"/>
-        <w:rPr>
-          <w:rFonts w:ascii="Times New Roman" w:eastAsia="Times New Roman" w:hAnsi="Times New Roman" w:cs="Times New Roman"/>
-          <w:i/>
-          <w:color w:val="FF4400"/>
-          <w:sz w:val="24"/>
-          <w:szCs w:val="24"/>
-        </w:rPr>
-      </w:pPr>
-      <w:r>
-        <w:rPr>
-          <w:rFonts w:ascii="Times New Roman" w:eastAsia="Times New Roman" w:hAnsi="Times New Roman" w:cs="Times New Roman"/>
-          <w:i/>
-          <w:color w:val="FF4400"/>
-          <w:sz w:val="24"/>
-          <w:szCs w:val="24"/>
-        </w:rPr>
-        <w:t>Причасний:</w:t>
-      </w:r>
-      <w:r>
-        <w:rPr>
-          <w:rFonts w:ascii="Times New Roman" w:eastAsia="Times New Roman" w:hAnsi="Times New Roman" w:cs="Times New Roman"/>
-          <w:sz w:val="24"/>
-          <w:szCs w:val="24"/>
-        </w:rPr>
-        <w:t xml:space="preserve"> </w:t>
-      </w:r>
       <w:r>
         <w:rPr>
           <w:rFonts w:ascii="Times New Roman" w:eastAsia="Times New Roman" w:hAnsi="Times New Roman" w:cs="Times New Roman"/>
@@ -22270,7 +22083,7 @@
           <w:szCs w:val="24"/>
           <w:highlight w:val="darkGray"/>
         </w:rPr>
-        <w:t xml:space="preserve">&lt;/vidpust&gt; </w:t>
+        <w:t>&lt;/vidpust&gt;</w:t>
       </w:r>
     </w:p>
     <w:p>
@@ -22364,6 +22177,172 @@
         </w:rPr>
         <w:t>&lt;antifon1&gt;</w:t>
       </w:r>
+    </w:p>
+    <w:p>
+      <w:pPr>
+        <w:spacing w:after="120" w:line="240" w:lineRule="auto"/>
+        <w:rPr>
+          <w:rFonts w:ascii="Times New Roman" w:eastAsia="Times New Roman" w:hAnsi="Times New Roman" w:cs="Times New Roman"/>
+          <w:b/>
+          <w:i/>
+          <w:color w:val="FF4400"/>
+          <w:sz w:val="24"/>
+          <w:szCs w:val="24"/>
+        </w:rPr>
+      </w:pPr>
+      <w:r>
+        <w:rPr>
+          <w:rFonts w:ascii="Times New Roman" w:eastAsia="Times New Roman" w:hAnsi="Times New Roman" w:cs="Times New Roman"/>
+          <w:b/>
+          <w:i/>
+          <w:color w:val="FF4400"/>
+          <w:sz w:val="24"/>
+          <w:szCs w:val="24"/>
+        </w:rPr>
+        <w:t>Перший антифон</w:t>
+      </w:r>
+    </w:p>
+    <w:p>
+      <w:pPr>
+        <w:spacing w:after="120" w:line="240" w:lineRule="auto"/>
+        <w:rPr>
+          <w:rFonts w:ascii="Times New Roman" w:eastAsia="Times New Roman" w:hAnsi="Times New Roman" w:cs="Times New Roman"/>
+          <w:sz w:val="24"/>
+          <w:szCs w:val="24"/>
+        </w:rPr>
+      </w:pPr>
+      <w:r>
+        <w:rPr>
+          <w:rFonts w:ascii="Times New Roman" w:eastAsia="Times New Roman" w:hAnsi="Times New Roman" w:cs="Times New Roman"/>
+          <w:i/>
+          <w:color w:val="FF4400"/>
+          <w:sz w:val="24"/>
+          <w:szCs w:val="24"/>
+        </w:rPr>
+        <w:t>Стих 1:</w:t>
+      </w:r>
+      <w:r>
+        <w:rPr>
+          <w:rFonts w:ascii="Times New Roman" w:eastAsia="Times New Roman" w:hAnsi="Times New Roman" w:cs="Times New Roman"/>
+          <w:sz w:val="24"/>
+          <w:szCs w:val="24"/>
+        </w:rPr>
+        <w:t xml:space="preserve"> Іспові́мся Тобі́, Го́споди, всім се́рцем мої́м,</w:t>
+      </w:r>
+      <w:r>
+        <w:rPr>
+          <w:rFonts w:ascii="Times New Roman" w:eastAsia="Times New Roman" w:hAnsi="Times New Roman" w:cs="Times New Roman"/>
+          <w:sz w:val="24"/>
+          <w:szCs w:val="24"/>
+        </w:rPr>
+        <w:t>*</w:t>
+      </w:r>
+      <w:r>
+        <w:rPr>
+          <w:rFonts w:ascii="Times New Roman" w:eastAsia="Times New Roman" w:hAnsi="Times New Roman" w:cs="Times New Roman"/>
+          <w:sz w:val="24"/>
+          <w:szCs w:val="24"/>
+        </w:rPr>
+        <w:t xml:space="preserve"> розпові́м про всі чуда́ Твої́. </w:t>
+      </w:r>
+      <w:r>
+        <w:rPr>
+          <w:rFonts w:ascii="Times New Roman" w:eastAsia="Times New Roman" w:hAnsi="Times New Roman" w:cs="Times New Roman"/>
+          <w:i/>
+          <w:color w:val="FF4400"/>
+          <w:sz w:val="24"/>
+          <w:szCs w:val="24"/>
+        </w:rPr>
+        <w:t>(Пс. 9,2)</w:t>
+      </w:r>
+    </w:p>
+    <w:p>
+      <w:pPr>
+        <w:spacing w:after="280" w:line="240" w:lineRule="auto"/>
+        <w:rPr>
+          <w:rFonts w:ascii="Times New Roman" w:eastAsia="Times New Roman" w:hAnsi="Times New Roman" w:cs="Times New Roman"/>
+          <w:sz w:val="24"/>
+          <w:szCs w:val="24"/>
+        </w:rPr>
+      </w:pPr>
+      <w:r>
+        <w:rPr>
+          <w:rFonts w:ascii="Times New Roman" w:eastAsia="Times New Roman" w:hAnsi="Times New Roman" w:cs="Times New Roman"/>
+          <w:i/>
+          <w:color w:val="FF4400"/>
+          <w:sz w:val="24"/>
+          <w:szCs w:val="24"/>
+        </w:rPr>
+        <w:t>Приспів:</w:t>
+      </w:r>
+      <w:r>
+        <w:rPr>
+          <w:rFonts w:ascii="Times New Roman" w:eastAsia="Times New Roman" w:hAnsi="Times New Roman" w:cs="Times New Roman"/>
+          <w:sz w:val="24"/>
+          <w:szCs w:val="24"/>
+        </w:rPr>
+        <w:t xml:space="preserve"> Молитва́ми Богоро́диці,</w:t>
+      </w:r>
+      <w:r>
+        <w:rPr>
+          <w:rFonts w:ascii="Times New Roman" w:eastAsia="Times New Roman" w:hAnsi="Times New Roman" w:cs="Times New Roman"/>
+          <w:sz w:val="24"/>
+          <w:szCs w:val="24"/>
+        </w:rPr>
+        <w:t>*</w:t>
+      </w:r>
+      <w:r>
+        <w:rPr>
+          <w:rFonts w:ascii="Times New Roman" w:eastAsia="Times New Roman" w:hAnsi="Times New Roman" w:cs="Times New Roman"/>
+          <w:sz w:val="24"/>
+          <w:szCs w:val="24"/>
+        </w:rPr>
+        <w:t xml:space="preserve"> Спа́се, спаси́ нас.</w:t>
+      </w:r>
+    </w:p>
+    <w:p>
+      <w:pPr>
+        <w:spacing w:after="280" w:line="240" w:lineRule="auto"/>
+        <w:rPr>
+          <w:rFonts w:ascii="Times New Roman" w:eastAsia="Times New Roman" w:hAnsi="Times New Roman" w:cs="Times New Roman"/>
+          <w:sz w:val="24"/>
+          <w:szCs w:val="24"/>
+        </w:rPr>
+      </w:pPr>
+      <w:r>
+        <w:rPr>
+          <w:rFonts w:ascii="Times New Roman" w:eastAsia="Times New Roman" w:hAnsi="Times New Roman" w:cs="Times New Roman"/>
+          <w:i/>
+          <w:color w:val="FF4400"/>
+          <w:sz w:val="24"/>
+          <w:szCs w:val="24"/>
+        </w:rPr>
+        <w:t>Стих 2:</w:t>
+      </w:r>
+      <w:r>
+        <w:rPr>
+          <w:rFonts w:ascii="Times New Roman" w:eastAsia="Times New Roman" w:hAnsi="Times New Roman" w:cs="Times New Roman"/>
+          <w:sz w:val="24"/>
+          <w:szCs w:val="24"/>
+        </w:rPr>
+        <w:t xml:space="preserve"> На ра́ді пра́ведних і со́ньмі —</w:t>
+      </w:r>
+      <w:r>
+        <w:rPr>
+          <w:rFonts w:ascii="Times New Roman" w:eastAsia="Times New Roman" w:hAnsi="Times New Roman" w:cs="Times New Roman"/>
+          <w:sz w:val="24"/>
+          <w:szCs w:val="24"/>
+        </w:rPr>
+        <w:t>*</w:t>
+      </w:r>
+      <w:r>
+        <w:rPr>
+          <w:rFonts w:ascii="Times New Roman" w:eastAsia="Times New Roman" w:hAnsi="Times New Roman" w:cs="Times New Roman"/>
+          <w:sz w:val="24"/>
+          <w:szCs w:val="24"/>
+        </w:rPr>
+        <w:t xml:space="preserve"> вели́кі діла́ Госпо́дні, я́влені в усі́х во́лях Його́.</w:t>
+      </w:r>
       <w:r>
         <w:rPr>
           <w:rFonts w:ascii="Times New Roman" w:eastAsia="Times New Roman" w:hAnsi="Times New Roman" w:cs="Times New Roman"/>
@@ -22372,17 +22351,204 @@
         </w:rPr>
         <w:t xml:space="preserve"> </w:t>
       </w:r>
-    </w:p>
-    <w:p>
-      <w:pPr>
-        <w:spacing w:after="120" w:line="240" w:lineRule="auto"/>
-        <w:rPr>
-          <w:rFonts w:ascii="Times New Roman" w:eastAsia="Times New Roman" w:hAnsi="Times New Roman" w:cs="Times New Roman"/>
-          <w:sz w:val="24"/>
-          <w:szCs w:val="24"/>
-        </w:rPr>
-      </w:pPr>
-      <w:r>
+      <w:r>
+        <w:rPr>
+          <w:rFonts w:ascii="Times New Roman" w:eastAsia="Times New Roman" w:hAnsi="Times New Roman" w:cs="Times New Roman"/>
+          <w:i/>
+          <w:color w:val="FF4400"/>
+          <w:sz w:val="24"/>
+          <w:szCs w:val="24"/>
+        </w:rPr>
+        <w:t>(Пс. 110,1-2)</w:t>
+      </w:r>
+    </w:p>
+    <w:p>
+      <w:pPr>
+        <w:spacing w:after="280" w:line="240" w:lineRule="auto"/>
+        <w:rPr>
+          <w:rFonts w:ascii="Times New Roman" w:eastAsia="Times New Roman" w:hAnsi="Times New Roman" w:cs="Times New Roman"/>
+          <w:sz w:val="24"/>
+          <w:szCs w:val="24"/>
+        </w:rPr>
+      </w:pPr>
+      <w:r>
+        <w:rPr>
+          <w:rFonts w:ascii="Times New Roman" w:eastAsia="Times New Roman" w:hAnsi="Times New Roman" w:cs="Times New Roman"/>
+          <w:i/>
+          <w:color w:val="FF4400"/>
+          <w:sz w:val="24"/>
+          <w:szCs w:val="24"/>
+        </w:rPr>
+        <w:t>Приспів:</w:t>
+      </w:r>
+      <w:r>
+        <w:rPr>
+          <w:rFonts w:ascii="Times New Roman" w:eastAsia="Times New Roman" w:hAnsi="Times New Roman" w:cs="Times New Roman"/>
+          <w:sz w:val="24"/>
+          <w:szCs w:val="24"/>
+        </w:rPr>
+        <w:t xml:space="preserve"> Молитва́ми Богоро́диці,</w:t>
+      </w:r>
+      <w:r>
+        <w:rPr>
+          <w:rFonts w:ascii="Times New Roman" w:eastAsia="Times New Roman" w:hAnsi="Times New Roman" w:cs="Times New Roman"/>
+          <w:sz w:val="24"/>
+          <w:szCs w:val="24"/>
+        </w:rPr>
+        <w:t>*</w:t>
+      </w:r>
+      <w:r>
+        <w:rPr>
+          <w:rFonts w:ascii="Times New Roman" w:eastAsia="Times New Roman" w:hAnsi="Times New Roman" w:cs="Times New Roman"/>
+          <w:sz w:val="24"/>
+          <w:szCs w:val="24"/>
+        </w:rPr>
+        <w:t xml:space="preserve"> Спа́се, спаси́ нас.</w:t>
+      </w:r>
+    </w:p>
+    <w:p>
+      <w:pPr>
+        <w:spacing w:after="280" w:line="240" w:lineRule="auto"/>
+        <w:rPr>
+          <w:rFonts w:ascii="Times New Roman" w:eastAsia="Times New Roman" w:hAnsi="Times New Roman" w:cs="Times New Roman"/>
+          <w:sz w:val="24"/>
+          <w:szCs w:val="24"/>
+        </w:rPr>
+      </w:pPr>
+      <w:r>
+        <w:rPr>
+          <w:rFonts w:ascii="Times New Roman" w:eastAsia="Times New Roman" w:hAnsi="Times New Roman" w:cs="Times New Roman"/>
+          <w:i/>
+          <w:color w:val="FF4400"/>
+          <w:sz w:val="24"/>
+          <w:szCs w:val="24"/>
+        </w:rPr>
+        <w:t>Стих 3:</w:t>
+      </w:r>
+      <w:r>
+        <w:rPr>
+          <w:rFonts w:ascii="Times New Roman" w:eastAsia="Times New Roman" w:hAnsi="Times New Roman" w:cs="Times New Roman"/>
+          <w:sz w:val="24"/>
+          <w:szCs w:val="24"/>
+        </w:rPr>
+        <w:t xml:space="preserve"> Іспові́дування і ве́лич — ді́ло Його́</w:t>
+      </w:r>
+      <w:r>
+        <w:rPr>
+          <w:rFonts w:ascii="Times New Roman" w:eastAsia="Times New Roman" w:hAnsi="Times New Roman" w:cs="Times New Roman"/>
+          <w:sz w:val="24"/>
+          <w:szCs w:val="24"/>
+        </w:rPr>
+        <w:t>*</w:t>
+      </w:r>
+      <w:r>
+        <w:rPr>
+          <w:rFonts w:ascii="Times New Roman" w:eastAsia="Times New Roman" w:hAnsi="Times New Roman" w:cs="Times New Roman"/>
+          <w:sz w:val="24"/>
+          <w:szCs w:val="24"/>
+        </w:rPr>
+        <w:t xml:space="preserve"> і пра́вда Його́ перебува́є пові́к ві́ку.</w:t>
+      </w:r>
+      <w:r>
+        <w:rPr>
+          <w:rFonts w:ascii="Times New Roman" w:eastAsia="Times New Roman" w:hAnsi="Times New Roman" w:cs="Times New Roman"/>
+          <w:sz w:val="24"/>
+          <w:szCs w:val="24"/>
+        </w:rPr>
+        <w:t xml:space="preserve"> </w:t>
+      </w:r>
+      <w:r>
+        <w:rPr>
+          <w:rFonts w:ascii="Times New Roman" w:eastAsia="Times New Roman" w:hAnsi="Times New Roman" w:cs="Times New Roman"/>
+          <w:i/>
+          <w:color w:val="FF4400"/>
+          <w:sz w:val="24"/>
+          <w:szCs w:val="24"/>
+        </w:rPr>
+        <w:t>(Пс. 110,3)</w:t>
+      </w:r>
+    </w:p>
+    <w:p>
+      <w:pPr>
+        <w:spacing w:after="280" w:line="240" w:lineRule="auto"/>
+        <w:rPr>
+          <w:rFonts w:ascii="Times New Roman" w:eastAsia="Times New Roman" w:hAnsi="Times New Roman" w:cs="Times New Roman"/>
+          <w:sz w:val="24"/>
+          <w:szCs w:val="24"/>
+        </w:rPr>
+      </w:pPr>
+      <w:r>
+        <w:rPr>
+          <w:rFonts w:ascii="Times New Roman" w:eastAsia="Times New Roman" w:hAnsi="Times New Roman" w:cs="Times New Roman"/>
+          <w:i/>
+          <w:color w:val="FF4400"/>
+          <w:sz w:val="24"/>
+          <w:szCs w:val="24"/>
+        </w:rPr>
+        <w:t>Приспів:</w:t>
+      </w:r>
+      <w:r>
+        <w:rPr>
+          <w:rFonts w:ascii="Times New Roman" w:eastAsia="Times New Roman" w:hAnsi="Times New Roman" w:cs="Times New Roman"/>
+          <w:sz w:val="24"/>
+          <w:szCs w:val="24"/>
+        </w:rPr>
+        <w:t xml:space="preserve"> Молитва́ми Богоро́диці,</w:t>
+      </w:r>
+      <w:r>
+        <w:rPr>
+          <w:rFonts w:ascii="Times New Roman" w:eastAsia="Times New Roman" w:hAnsi="Times New Roman" w:cs="Times New Roman"/>
+          <w:sz w:val="24"/>
+          <w:szCs w:val="24"/>
+        </w:rPr>
+        <w:t>*</w:t>
+      </w:r>
+      <w:r>
+        <w:rPr>
+          <w:rFonts w:ascii="Times New Roman" w:eastAsia="Times New Roman" w:hAnsi="Times New Roman" w:cs="Times New Roman"/>
+          <w:sz w:val="24"/>
+          <w:szCs w:val="24"/>
+        </w:rPr>
+        <w:t xml:space="preserve"> Спа́се, спаси́ нас.</w:t>
+      </w:r>
+    </w:p>
+    <w:p>
+      <w:pPr>
+        <w:spacing w:after="280" w:line="240" w:lineRule="auto"/>
+        <w:rPr>
+          <w:rFonts w:ascii="Times New Roman" w:eastAsia="Times New Roman" w:hAnsi="Times New Roman" w:cs="Times New Roman"/>
+          <w:sz w:val="24"/>
+          <w:szCs w:val="24"/>
+        </w:rPr>
+      </w:pPr>
+      <w:r>
+        <w:rPr>
+          <w:rFonts w:ascii="Times New Roman" w:eastAsia="Times New Roman" w:hAnsi="Times New Roman" w:cs="Times New Roman"/>
+          <w:sz w:val="24"/>
+          <w:szCs w:val="24"/>
+        </w:rPr>
+        <w:t>Сла́ва Отцю́, і Си́ну, і Свято́му Ду́хові,</w:t>
+      </w:r>
+      <w:r>
+        <w:rPr>
+          <w:rFonts w:ascii="Times New Roman" w:eastAsia="Times New Roman" w:hAnsi="Times New Roman" w:cs="Times New Roman"/>
+          <w:sz w:val="24"/>
+          <w:szCs w:val="24"/>
+        </w:rPr>
+        <w:t>*</w:t>
+      </w:r>
+      <w:r>
+        <w:rPr>
+          <w:rFonts w:ascii="Times New Roman" w:eastAsia="Times New Roman" w:hAnsi="Times New Roman" w:cs="Times New Roman"/>
+          <w:sz w:val="24"/>
+          <w:szCs w:val="24"/>
+        </w:rPr>
+        <w:t xml:space="preserve"> і ни́ні, і повсякча́с, і на ві́ки вікі́в. Амі́нь.</w:t>
+      </w:r>
+    </w:p>
+    <w:p>
+      <w:pPr>
+        <w:spacing w:after="280" w:line="240" w:lineRule="auto"/>
         <w:rPr>
           <w:rFonts w:ascii="Times New Roman" w:eastAsia="Times New Roman" w:hAnsi="Times New Roman" w:cs="Times New Roman"/>
           <w:b/>
@@ -22391,35 +22557,24 @@
           <w:sz w:val="24"/>
           <w:szCs w:val="24"/>
         </w:rPr>
-        <w:t xml:space="preserve">Перший антифон </w:t>
-      </w:r>
-    </w:p>
-    <w:p>
-      <w:pPr>
-        <w:spacing w:after="120" w:line="240" w:lineRule="auto"/>
-        <w:rPr>
-          <w:rFonts w:ascii="Times New Roman" w:eastAsia="Times New Roman" w:hAnsi="Times New Roman" w:cs="Times New Roman"/>
-          <w:sz w:val="24"/>
-          <w:szCs w:val="24"/>
-        </w:rPr>
-      </w:pPr>
-      <w:r>
-        <w:rPr>
-          <w:rFonts w:ascii="Times New Roman" w:eastAsia="Times New Roman" w:hAnsi="Times New Roman" w:cs="Times New Roman"/>
-          <w:i/>
-          <w:color w:val="FF4400"/>
-          <w:sz w:val="24"/>
-          <w:szCs w:val="24"/>
-        </w:rPr>
-        <w:t>Стих 1:</w:t>
-      </w:r>
-      <w:r>
-        <w:rPr>
-          <w:rFonts w:ascii="Times New Roman" w:eastAsia="Times New Roman" w:hAnsi="Times New Roman" w:cs="Times New Roman"/>
-          <w:sz w:val="24"/>
-          <w:szCs w:val="24"/>
-        </w:rPr>
-        <w:t xml:space="preserve"> Іспові́мся Тобі́, Го́споди, всім се́рцем мої́м,</w:t>
+      </w:pPr>
+      <w:r>
+        <w:rPr>
+          <w:rFonts w:ascii="Times New Roman" w:eastAsia="Times New Roman" w:hAnsi="Times New Roman" w:cs="Times New Roman"/>
+          <w:i/>
+          <w:color w:val="FF4400"/>
+          <w:sz w:val="24"/>
+          <w:szCs w:val="24"/>
+        </w:rPr>
+        <w:t>Приспів:</w:t>
+      </w:r>
+      <w:r>
+        <w:rPr>
+          <w:rFonts w:ascii="Times New Roman" w:eastAsia="Times New Roman" w:hAnsi="Times New Roman" w:cs="Times New Roman"/>
+          <w:sz w:val="24"/>
+          <w:szCs w:val="24"/>
+        </w:rPr>
+        <w:t xml:space="preserve"> Молитва́ми Богоро́диці,</w:t>
       </w:r>
       <w:r>
         <w:rPr>
@@ -22435,312 +22590,52 @@
           <w:sz w:val="24"/>
           <w:szCs w:val="24"/>
         </w:rPr>
-        <w:t xml:space="preserve"> розпові́м про всі чуда́ Твої́. </w:t>
-      </w:r>
-      <w:r>
-        <w:rPr>
-          <w:rFonts w:ascii="Times New Roman" w:eastAsia="Times New Roman" w:hAnsi="Times New Roman" w:cs="Times New Roman"/>
-          <w:i/>
-          <w:color w:val="FF4400"/>
-          <w:sz w:val="24"/>
-          <w:szCs w:val="24"/>
-        </w:rPr>
-        <w:t>(Пс. 9,2)</w:t>
-      </w:r>
-    </w:p>
-    <w:p>
-      <w:pPr>
-        <w:spacing w:after="280" w:line="240" w:lineRule="auto"/>
-        <w:rPr>
-          <w:rFonts w:ascii="Times New Roman" w:eastAsia="Times New Roman" w:hAnsi="Times New Roman" w:cs="Times New Roman"/>
-          <w:sz w:val="24"/>
-          <w:szCs w:val="24"/>
-        </w:rPr>
-      </w:pPr>
-      <w:r>
-        <w:rPr>
-          <w:rFonts w:ascii="Times New Roman" w:eastAsia="Times New Roman" w:hAnsi="Times New Roman" w:cs="Times New Roman"/>
-          <w:i/>
-          <w:color w:val="FF4400"/>
-          <w:sz w:val="24"/>
-          <w:szCs w:val="24"/>
-        </w:rPr>
-        <w:t>Приспів:</w:t>
-      </w:r>
-      <w:r>
-        <w:rPr>
-          <w:rFonts w:ascii="Times New Roman" w:eastAsia="Times New Roman" w:hAnsi="Times New Roman" w:cs="Times New Roman"/>
-          <w:sz w:val="24"/>
-          <w:szCs w:val="24"/>
-        </w:rPr>
-        <w:t xml:space="preserve"> Молитва́ми Богоро́диці,</w:t>
-      </w:r>
-      <w:r>
-        <w:rPr>
-          <w:rFonts w:ascii="Times New Roman" w:eastAsia="Times New Roman" w:hAnsi="Times New Roman" w:cs="Times New Roman"/>
-          <w:sz w:val="24"/>
-          <w:szCs w:val="24"/>
-        </w:rPr>
-        <w:t>*</w:t>
-      </w:r>
-      <w:r>
-        <w:rPr>
-          <w:rFonts w:ascii="Times New Roman" w:eastAsia="Times New Roman" w:hAnsi="Times New Roman" w:cs="Times New Roman"/>
-          <w:sz w:val="24"/>
-          <w:szCs w:val="24"/>
-        </w:rPr>
         <w:t xml:space="preserve"> Спа́се, спаси́ нас.</w:t>
       </w:r>
     </w:p>
     <w:p>
       <w:pPr>
-        <w:spacing w:after="280" w:line="240" w:lineRule="auto"/>
-        <w:rPr>
-          <w:rFonts w:ascii="Times New Roman" w:eastAsia="Times New Roman" w:hAnsi="Times New Roman" w:cs="Times New Roman"/>
-          <w:sz w:val="24"/>
-          <w:szCs w:val="24"/>
-        </w:rPr>
-      </w:pPr>
-      <w:r>
-        <w:rPr>
-          <w:rFonts w:ascii="Times New Roman" w:eastAsia="Times New Roman" w:hAnsi="Times New Roman" w:cs="Times New Roman"/>
-          <w:i/>
-          <w:color w:val="FF4400"/>
-          <w:sz w:val="24"/>
-          <w:szCs w:val="24"/>
-        </w:rPr>
-        <w:t>Стих 2:</w:t>
-      </w:r>
-      <w:r>
-        <w:rPr>
-          <w:rFonts w:ascii="Times New Roman" w:eastAsia="Times New Roman" w:hAnsi="Times New Roman" w:cs="Times New Roman"/>
-          <w:sz w:val="24"/>
-          <w:szCs w:val="24"/>
-        </w:rPr>
-        <w:t xml:space="preserve"> На ра́ді пра́ведних і со́ньмі —</w:t>
-      </w:r>
-      <w:r>
-        <w:rPr>
-          <w:rFonts w:ascii="Times New Roman" w:eastAsia="Times New Roman" w:hAnsi="Times New Roman" w:cs="Times New Roman"/>
-          <w:sz w:val="24"/>
-          <w:szCs w:val="24"/>
-        </w:rPr>
-        <w:t>*</w:t>
-      </w:r>
-      <w:r>
-        <w:rPr>
-          <w:rFonts w:ascii="Times New Roman" w:eastAsia="Times New Roman" w:hAnsi="Times New Roman" w:cs="Times New Roman"/>
-          <w:sz w:val="24"/>
-          <w:szCs w:val="24"/>
-        </w:rPr>
-        <w:t xml:space="preserve"> вели́кі діла́ Госпо́дні, я́влені в усі́х во́лях Його́.</w:t>
-      </w:r>
-      <w:r>
-        <w:rPr>
-          <w:rFonts w:ascii="Times New Roman" w:eastAsia="Times New Roman" w:hAnsi="Times New Roman" w:cs="Times New Roman"/>
-          <w:sz w:val="24"/>
-          <w:szCs w:val="24"/>
-        </w:rPr>
-        <w:t xml:space="preserve"> </w:t>
-      </w:r>
-      <w:r>
-        <w:rPr>
-          <w:rFonts w:ascii="Times New Roman" w:eastAsia="Times New Roman" w:hAnsi="Times New Roman" w:cs="Times New Roman"/>
-          <w:i/>
-          <w:color w:val="FF4400"/>
-          <w:sz w:val="24"/>
-          <w:szCs w:val="24"/>
-        </w:rPr>
-        <w:t>(Пс. 110,1-2)</w:t>
-      </w:r>
-    </w:p>
-    <w:p>
-      <w:pPr>
-        <w:spacing w:after="280" w:line="240" w:lineRule="auto"/>
-        <w:rPr>
-          <w:rFonts w:ascii="Times New Roman" w:eastAsia="Times New Roman" w:hAnsi="Times New Roman" w:cs="Times New Roman"/>
-          <w:sz w:val="24"/>
-          <w:szCs w:val="24"/>
-        </w:rPr>
-      </w:pPr>
-      <w:r>
-        <w:rPr>
-          <w:rFonts w:ascii="Times New Roman" w:eastAsia="Times New Roman" w:hAnsi="Times New Roman" w:cs="Times New Roman"/>
-          <w:i/>
-          <w:color w:val="FF4400"/>
-          <w:sz w:val="24"/>
-          <w:szCs w:val="24"/>
-        </w:rPr>
-        <w:t>Приспів:</w:t>
-      </w:r>
-      <w:r>
-        <w:rPr>
-          <w:rFonts w:ascii="Times New Roman" w:eastAsia="Times New Roman" w:hAnsi="Times New Roman" w:cs="Times New Roman"/>
-          <w:sz w:val="24"/>
-          <w:szCs w:val="24"/>
-        </w:rPr>
-        <w:t xml:space="preserve"> Молитва́ми Богоро́диці,</w:t>
-      </w:r>
-      <w:r>
-        <w:rPr>
-          <w:rFonts w:ascii="Times New Roman" w:eastAsia="Times New Roman" w:hAnsi="Times New Roman" w:cs="Times New Roman"/>
-          <w:sz w:val="24"/>
-          <w:szCs w:val="24"/>
-        </w:rPr>
-        <w:t>*</w:t>
-      </w:r>
-      <w:r>
-        <w:rPr>
-          <w:rFonts w:ascii="Times New Roman" w:eastAsia="Times New Roman" w:hAnsi="Times New Roman" w:cs="Times New Roman"/>
-          <w:sz w:val="24"/>
-          <w:szCs w:val="24"/>
-        </w:rPr>
-        <w:t xml:space="preserve"> Спа́се, спаси́ нас.</w:t>
-      </w:r>
-    </w:p>
-    <w:p>
-      <w:pPr>
-        <w:spacing w:after="280" w:line="240" w:lineRule="auto"/>
-        <w:rPr>
-          <w:rFonts w:ascii="Times New Roman" w:eastAsia="Times New Roman" w:hAnsi="Times New Roman" w:cs="Times New Roman"/>
-          <w:sz w:val="24"/>
-          <w:szCs w:val="24"/>
-        </w:rPr>
-      </w:pPr>
-      <w:r>
-        <w:rPr>
-          <w:rFonts w:ascii="Times New Roman" w:eastAsia="Times New Roman" w:hAnsi="Times New Roman" w:cs="Times New Roman"/>
-          <w:i/>
-          <w:color w:val="FF4400"/>
-          <w:sz w:val="24"/>
-          <w:szCs w:val="24"/>
-        </w:rPr>
-        <w:t>Стих 3:</w:t>
-      </w:r>
-      <w:r>
-        <w:rPr>
-          <w:rFonts w:ascii="Times New Roman" w:eastAsia="Times New Roman" w:hAnsi="Times New Roman" w:cs="Times New Roman"/>
-          <w:sz w:val="24"/>
-          <w:szCs w:val="24"/>
-        </w:rPr>
-        <w:t xml:space="preserve"> Іспові́дування і ве́лич — ді́ло Його́</w:t>
-      </w:r>
-      <w:r>
-        <w:rPr>
-          <w:rFonts w:ascii="Times New Roman" w:eastAsia="Times New Roman" w:hAnsi="Times New Roman" w:cs="Times New Roman"/>
-          <w:sz w:val="24"/>
-          <w:szCs w:val="24"/>
-        </w:rPr>
-        <w:t>*</w:t>
-      </w:r>
-      <w:r>
-        <w:rPr>
-          <w:rFonts w:ascii="Times New Roman" w:eastAsia="Times New Roman" w:hAnsi="Times New Roman" w:cs="Times New Roman"/>
-          <w:sz w:val="24"/>
-          <w:szCs w:val="24"/>
-        </w:rPr>
-        <w:t xml:space="preserve"> і пра́вда Його́ перебува́є пові́к ві́ку.</w:t>
-      </w:r>
-      <w:r>
-        <w:rPr>
-          <w:rFonts w:ascii="Times New Roman" w:eastAsia="Times New Roman" w:hAnsi="Times New Roman" w:cs="Times New Roman"/>
-          <w:sz w:val="24"/>
-          <w:szCs w:val="24"/>
-        </w:rPr>
-        <w:t xml:space="preserve"> </w:t>
-      </w:r>
-      <w:r>
-        <w:rPr>
-          <w:rFonts w:ascii="Times New Roman" w:eastAsia="Times New Roman" w:hAnsi="Times New Roman" w:cs="Times New Roman"/>
-          <w:i/>
-          <w:color w:val="FF4400"/>
-          <w:sz w:val="24"/>
-          <w:szCs w:val="24"/>
-        </w:rPr>
-        <w:t>(Пс. 110,3)</w:t>
-      </w:r>
-    </w:p>
-    <w:p>
-      <w:pPr>
-        <w:spacing w:after="280" w:line="240" w:lineRule="auto"/>
-        <w:rPr>
-          <w:rFonts w:ascii="Times New Roman" w:eastAsia="Times New Roman" w:hAnsi="Times New Roman" w:cs="Times New Roman"/>
-          <w:sz w:val="24"/>
-          <w:szCs w:val="24"/>
-        </w:rPr>
-      </w:pPr>
-      <w:r>
-        <w:rPr>
-          <w:rFonts w:ascii="Times New Roman" w:eastAsia="Times New Roman" w:hAnsi="Times New Roman" w:cs="Times New Roman"/>
-          <w:i/>
-          <w:color w:val="FF4400"/>
-          <w:sz w:val="24"/>
-          <w:szCs w:val="24"/>
-        </w:rPr>
-        <w:t>Приспів:</w:t>
-      </w:r>
-      <w:r>
-        <w:rPr>
-          <w:rFonts w:ascii="Times New Roman" w:eastAsia="Times New Roman" w:hAnsi="Times New Roman" w:cs="Times New Roman"/>
-          <w:sz w:val="24"/>
-          <w:szCs w:val="24"/>
-        </w:rPr>
-        <w:t xml:space="preserve"> Молитва́ми Богоро́диці,</w:t>
-      </w:r>
-      <w:r>
-        <w:rPr>
-          <w:rFonts w:ascii="Times New Roman" w:eastAsia="Times New Roman" w:hAnsi="Times New Roman" w:cs="Times New Roman"/>
-          <w:sz w:val="24"/>
-          <w:szCs w:val="24"/>
-        </w:rPr>
-        <w:t>*</w:t>
-      </w:r>
-      <w:r>
-        <w:rPr>
-          <w:rFonts w:ascii="Times New Roman" w:eastAsia="Times New Roman" w:hAnsi="Times New Roman" w:cs="Times New Roman"/>
-          <w:sz w:val="24"/>
-          <w:szCs w:val="24"/>
-        </w:rPr>
-        <w:t xml:space="preserve"> Спа́се, спаси́ нас.</w:t>
-      </w:r>
-    </w:p>
-    <w:p>
-      <w:pPr>
-        <w:spacing w:after="280" w:line="240" w:lineRule="auto"/>
-        <w:rPr>
-          <w:rFonts w:ascii="Times New Roman" w:eastAsia="Times New Roman" w:hAnsi="Times New Roman" w:cs="Times New Roman"/>
-          <w:sz w:val="24"/>
-          <w:szCs w:val="24"/>
-        </w:rPr>
-      </w:pPr>
-      <w:r>
-        <w:rPr>
-          <w:rFonts w:ascii="Times New Roman" w:eastAsia="Times New Roman" w:hAnsi="Times New Roman" w:cs="Times New Roman"/>
-          <w:sz w:val="24"/>
-          <w:szCs w:val="24"/>
-        </w:rPr>
-        <w:t>Сла́ва Отцю́, і Си́ну, і Свято́му Ду́хові,</w:t>
-      </w:r>
-      <w:r>
-        <w:rPr>
-          <w:rFonts w:ascii="Times New Roman" w:eastAsia="Times New Roman" w:hAnsi="Times New Roman" w:cs="Times New Roman"/>
-          <w:sz w:val="24"/>
-          <w:szCs w:val="24"/>
-        </w:rPr>
-        <w:t>*</w:t>
-      </w:r>
-      <w:r>
-        <w:rPr>
-          <w:rFonts w:ascii="Times New Roman" w:eastAsia="Times New Roman" w:hAnsi="Times New Roman" w:cs="Times New Roman"/>
-          <w:sz w:val="24"/>
-          <w:szCs w:val="24"/>
-        </w:rPr>
-        <w:t xml:space="preserve"> і ни́ні, і повсякча́с, і на ві́ки вікі́в. Амі́нь.</w:t>
-      </w:r>
-    </w:p>
-    <w:p>
-      <w:pPr>
-        <w:spacing w:after="280" w:line="240" w:lineRule="auto"/>
+        <w:spacing w:after="120" w:line="240" w:lineRule="auto"/>
+        <w:rPr>
+          <w:rFonts w:ascii="Times New Roman" w:eastAsia="Times New Roman" w:hAnsi="Times New Roman" w:cs="Times New Roman"/>
+          <w:sz w:val="24"/>
+          <w:szCs w:val="24"/>
+          <w:highlight w:val="darkGray"/>
+        </w:rPr>
+      </w:pPr>
+      <w:r>
+        <w:rPr>
+          <w:rFonts w:ascii="Times New Roman" w:eastAsia="Times New Roman" w:hAnsi="Times New Roman" w:cs="Times New Roman"/>
+          <w:sz w:val="24"/>
+          <w:szCs w:val="24"/>
+          <w:highlight w:val="darkGray"/>
+        </w:rPr>
+        <w:t>&lt;/antifon1&gt;</w:t>
+      </w:r>
+    </w:p>
+    <w:p>
+      <w:pPr>
+        <w:spacing w:after="120" w:line="240" w:lineRule="auto"/>
+        <w:rPr>
+          <w:rFonts w:ascii="Times New Roman" w:eastAsia="Times New Roman" w:hAnsi="Times New Roman" w:cs="Times New Roman"/>
+          <w:sz w:val="24"/>
+          <w:szCs w:val="24"/>
+          <w:highlight w:val="darkGray"/>
+        </w:rPr>
+      </w:pPr>
+      <w:r>
+        <w:rPr>
+          <w:rFonts w:ascii="Times New Roman" w:eastAsia="Times New Roman" w:hAnsi="Times New Roman" w:cs="Times New Roman"/>
+          <w:sz w:val="24"/>
+          <w:szCs w:val="24"/>
+          <w:highlight w:val="darkGray"/>
+        </w:rPr>
+        <w:t>&lt;antifon2&gt;</w:t>
+      </w:r>
+    </w:p>
+    <w:p>
+      <w:pPr>
+        <w:spacing w:after="120" w:line="240" w:lineRule="auto"/>
         <w:rPr>
           <w:rFonts w:ascii="Times New Roman" w:eastAsia="Times New Roman" w:hAnsi="Times New Roman" w:cs="Times New Roman"/>
           <w:b/>
@@ -22753,100 +22648,13 @@
       <w:r>
         <w:rPr>
           <w:rFonts w:ascii="Times New Roman" w:eastAsia="Times New Roman" w:hAnsi="Times New Roman" w:cs="Times New Roman"/>
-          <w:i/>
-          <w:color w:val="FF4400"/>
-          <w:sz w:val="24"/>
-          <w:szCs w:val="24"/>
-        </w:rPr>
-        <w:t>Приспів:</w:t>
-      </w:r>
-      <w:r>
-        <w:rPr>
-          <w:rFonts w:ascii="Times New Roman" w:eastAsia="Times New Roman" w:hAnsi="Times New Roman" w:cs="Times New Roman"/>
-          <w:sz w:val="24"/>
-          <w:szCs w:val="24"/>
-        </w:rPr>
-        <w:t xml:space="preserve"> Молитва́ми Богоро́диці,</w:t>
-      </w:r>
-      <w:r>
-        <w:rPr>
-          <w:rFonts w:ascii="Times New Roman" w:eastAsia="Times New Roman" w:hAnsi="Times New Roman" w:cs="Times New Roman"/>
-          <w:sz w:val="24"/>
-          <w:szCs w:val="24"/>
-        </w:rPr>
-        <w:t>*</w:t>
-      </w:r>
-      <w:r>
-        <w:rPr>
-          <w:rFonts w:ascii="Times New Roman" w:eastAsia="Times New Roman" w:hAnsi="Times New Roman" w:cs="Times New Roman"/>
-          <w:sz w:val="24"/>
-          <w:szCs w:val="24"/>
-        </w:rPr>
-        <w:t xml:space="preserve"> Спа́се, спаси́ нас.</w:t>
-      </w:r>
-    </w:p>
-    <w:p>
-      <w:pPr>
-        <w:spacing w:after="120" w:line="240" w:lineRule="auto"/>
-        <w:rPr>
-          <w:rFonts w:ascii="Times New Roman" w:eastAsia="Times New Roman" w:hAnsi="Times New Roman" w:cs="Times New Roman"/>
-          <w:sz w:val="24"/>
-          <w:szCs w:val="24"/>
-          <w:highlight w:val="darkGray"/>
-        </w:rPr>
-      </w:pPr>
-      <w:r>
-        <w:rPr>
-          <w:rFonts w:ascii="Times New Roman" w:eastAsia="Times New Roman" w:hAnsi="Times New Roman" w:cs="Times New Roman"/>
-          <w:sz w:val="24"/>
-          <w:szCs w:val="24"/>
-          <w:highlight w:val="darkGray"/>
-        </w:rPr>
-        <w:t>&lt;/antifon1&gt;</w:t>
-      </w:r>
-    </w:p>
-    <w:p>
-      <w:pPr>
-        <w:spacing w:after="120" w:line="240" w:lineRule="auto"/>
-        <w:rPr>
-          <w:rFonts w:ascii="Times New Roman" w:eastAsia="Times New Roman" w:hAnsi="Times New Roman" w:cs="Times New Roman"/>
-          <w:sz w:val="24"/>
-          <w:szCs w:val="24"/>
-          <w:highlight w:val="darkGray"/>
-        </w:rPr>
-      </w:pPr>
-      <w:r>
-        <w:rPr>
-          <w:rFonts w:ascii="Times New Roman" w:eastAsia="Times New Roman" w:hAnsi="Times New Roman" w:cs="Times New Roman"/>
-          <w:sz w:val="24"/>
-          <w:szCs w:val="24"/>
-          <w:highlight w:val="darkGray"/>
-        </w:rPr>
-        <w:t>&lt;antifon2&gt;</w:t>
-      </w:r>
-    </w:p>
-    <w:p>
-      <w:pPr>
-        <w:spacing w:after="120" w:line="240" w:lineRule="auto"/>
-        <w:rPr>
-          <w:rFonts w:ascii="Times New Roman" w:eastAsia="Times New Roman" w:hAnsi="Times New Roman" w:cs="Times New Roman"/>
           <w:b/>
           <w:i/>
           <w:color w:val="FF4400"/>
           <w:sz w:val="24"/>
           <w:szCs w:val="24"/>
         </w:rPr>
-      </w:pPr>
-      <w:r>
-        <w:rPr>
-          <w:rFonts w:ascii="Times New Roman" w:eastAsia="Times New Roman" w:hAnsi="Times New Roman" w:cs="Times New Roman"/>
-          <w:b/>
-          <w:i/>
-          <w:color w:val="FF4400"/>
-          <w:sz w:val="24"/>
-          <w:szCs w:val="24"/>
-        </w:rPr>
-        <w:t xml:space="preserve">Другий антифон </w:t>
+        <w:t>Другий антифон</w:t>
       </w:r>
     </w:p>
     <w:p>
@@ -23498,14 +23306,6 @@
         </w:rPr>
         <w:t>&lt;/antifon3&gt;</w:t>
       </w:r>
-      <w:r>
-        <w:rPr>
-          <w:rFonts w:ascii="Times New Roman" w:eastAsia="Times New Roman" w:hAnsi="Times New Roman" w:cs="Times New Roman"/>
-          <w:sz w:val="24"/>
-          <w:szCs w:val="24"/>
-        </w:rPr>
-        <w:t xml:space="preserve"> </w:t>
-      </w:r>
     </w:p>
     <w:p>
       <w:pPr>
@@ -23656,15 +23456,6 @@
         </w:rPr>
         <w:t xml:space="preserve"> Ді́ва днесь преісто́тного ро́дить* і земля́ верте́п непристу́пному прино́сить.* А́нгели з па́стирями славосло́влять,* а волхви́ зо звіздо́ю подорожу́ють,* бо ра́ди нас роди́лося дитя́ мале́ – предві́чний Бог.</w:t>
       </w:r>
-      <w:r>
-        <w:rPr>
-          <w:rFonts w:ascii="Times New Roman" w:eastAsia="Times New Roman" w:hAnsi="Times New Roman" w:cs="Times New Roman"/>
-          <w:sz w:val="24"/>
-          <w:szCs w:val="24"/>
-          <w:highlight w:val="darkGray"/>
-        </w:rPr>
-        <w:t xml:space="preserve"> </w:t>
-      </w:r>
     </w:p>
     <w:p>
       <w:pPr>
@@ -23972,15 +23763,6 @@
           <w:szCs w:val="24"/>
         </w:rPr>
         <w:t>(Пс. 18,3).</w:t>
-      </w:r>
-      <w:r>
-        <w:rPr>
-          <w:rFonts w:ascii="Times New Roman" w:eastAsia="Times New Roman" w:hAnsi="Times New Roman" w:cs="Times New Roman"/>
-          <w:sz w:val="24"/>
-          <w:szCs w:val="24"/>
-          <w:highlight w:val="darkGray"/>
-        </w:rPr>
-        <w:t xml:space="preserve"> </w:t>
       </w:r>
     </w:p>
     <w:p>
@@ -25194,18 +24976,12 @@
         <w:rPr>
           <w:rFonts w:ascii="Times New Roman" w:hAnsi="Times New Roman" w:cs="Times New Roman"/>
         </w:rPr>
-        <w:t>9</w:t>
+        <w:t>95</w:t>
       </w:r>
       <w:r>
         <w:rPr>
           <w:rFonts w:ascii="Times New Roman" w:hAnsi="Times New Roman" w:cs="Times New Roman"/>
         </w:rPr>
-        <w:t>5</w:t>
-      </w:r>
-      <w:r>
-        <w:rPr>
-          <w:rFonts w:ascii="Times New Roman" w:hAnsi="Times New Roman" w:cs="Times New Roman"/>
-        </w:rPr>
         <w:br/>
       </w:r>
       <w:r>
@@ -25260,7 +25036,36 @@
           <w:sz w:val="24"/>
           <w:szCs w:val="24"/>
         </w:rPr>
-        <w:t xml:space="preserve"> у вся́кім ро́ді і ро́ді.</w:t>
+        <w:t xml:space="preserve"> у вся́кім ро́ді і ро́ді. </w:t>
+      </w:r>
+      <w:r>
+        <w:rPr>
+          <w:rFonts w:ascii="Times New Roman" w:eastAsia="Times New Roman" w:hAnsi="Times New Roman" w:cs="Times New Roman"/>
+          <w:i/>
+          <w:color w:val="FF4400"/>
+          <w:sz w:val="24"/>
+          <w:szCs w:val="24"/>
+        </w:rPr>
+        <w:t>(Пс. 44,18)</w:t>
+      </w:r>
+    </w:p>
+    <w:p>
+      <w:pPr>
+        <w:rPr>
+          <w:rFonts w:ascii="Times New Roman" w:eastAsia="Times New Roman" w:hAnsi="Times New Roman" w:cs="Times New Roman"/>
+          <w:sz w:val="24"/>
+          <w:szCs w:val="24"/>
+        </w:rPr>
+      </w:pPr>
+      <w:r>
+        <w:rPr>
+          <w:rFonts w:ascii="Times New Roman" w:eastAsia="Times New Roman" w:hAnsi="Times New Roman" w:cs="Times New Roman"/>
+          <w:i/>
+          <w:color w:val="FF4400"/>
+          <w:sz w:val="24"/>
+          <w:szCs w:val="24"/>
+        </w:rPr>
+        <w:t>Стих:</w:t>
       </w:r>
       <w:r>
         <w:rPr>
@@ -25273,20 +25078,70 @@
       <w:r>
         <w:rPr>
           <w:rFonts w:ascii="Times New Roman" w:eastAsia="Times New Roman" w:hAnsi="Times New Roman" w:cs="Times New Roman"/>
-          <w:i/>
-          <w:color w:val="FF4400"/>
-          <w:sz w:val="24"/>
-          <w:szCs w:val="24"/>
-        </w:rPr>
-        <w:t>(Пс. 44,18)</w:t>
-      </w:r>
-    </w:p>
-    <w:p>
-      <w:pPr>
-        <w:rPr>
-          <w:rFonts w:ascii="Times New Roman" w:eastAsia="Times New Roman" w:hAnsi="Times New Roman" w:cs="Times New Roman"/>
-          <w:sz w:val="24"/>
-          <w:szCs w:val="24"/>
+          <w:sz w:val="24"/>
+          <w:szCs w:val="24"/>
+        </w:rPr>
+        <w:t xml:space="preserve">Почу́й, до́чко, і погля́нь, і прихи́ли ву́хо твоє́. </w:t>
+      </w:r>
+      <w:r>
+        <w:rPr>
+          <w:rFonts w:ascii="Times New Roman" w:eastAsia="Times New Roman" w:hAnsi="Times New Roman" w:cs="Times New Roman"/>
+          <w:i/>
+          <w:color w:val="FF4400"/>
+          <w:sz w:val="24"/>
+          <w:szCs w:val="24"/>
+        </w:rPr>
+        <w:t>(Пс. 44,11)</w:t>
+      </w:r>
+    </w:p>
+    <w:p>
+      <w:pPr>
+        <w:spacing w:after="120" w:line="240" w:lineRule="auto"/>
+        <w:rPr>
+          <w:rFonts w:ascii="Times New Roman" w:eastAsia="Times New Roman" w:hAnsi="Times New Roman" w:cs="Times New Roman"/>
+          <w:i/>
+          <w:color w:val="FF4400"/>
+          <w:sz w:val="24"/>
+          <w:szCs w:val="24"/>
+        </w:rPr>
+      </w:pPr>
+      <w:r>
+        <w:rPr>
+          <w:rFonts w:ascii="Times New Roman" w:eastAsia="Times New Roman" w:hAnsi="Times New Roman" w:cs="Times New Roman"/>
+          <w:i/>
+          <w:color w:val="FF4400"/>
+          <w:sz w:val="24"/>
+          <w:szCs w:val="24"/>
+        </w:rPr>
+        <w:t>Алилуя (г. 8):</w:t>
+      </w:r>
+      <w:r>
+        <w:rPr>
+          <w:rFonts w:ascii="Times New Roman" w:eastAsia="Times New Roman" w:hAnsi="Times New Roman" w:cs="Times New Roman"/>
+          <w:sz w:val="24"/>
+          <w:szCs w:val="24"/>
+        </w:rPr>
+        <w:t xml:space="preserve"> Воскре́сни, Го́споди, в упокі́й Твій, Ти і киво́т святи́ні Твоє́ї.</w:t>
+      </w:r>
+      <w:r>
+        <w:rPr>
+          <w:rFonts w:ascii="Times New Roman" w:eastAsia="Times New Roman" w:hAnsi="Times New Roman" w:cs="Times New Roman"/>
+          <w:i/>
+          <w:color w:val="FF4400"/>
+          <w:sz w:val="24"/>
+          <w:szCs w:val="24"/>
+        </w:rPr>
+        <w:t xml:space="preserve"> (Пс. 131,8)</w:t>
+      </w:r>
+    </w:p>
+    <w:p>
+      <w:pPr>
+        <w:spacing w:after="120" w:line="240" w:lineRule="auto"/>
+        <w:rPr>
+          <w:rFonts w:ascii="Times New Roman" w:eastAsia="Times New Roman" w:hAnsi="Times New Roman" w:cs="Times New Roman"/>
+          <w:sz w:val="24"/>
+          <w:szCs w:val="24"/>
+          <w:highlight w:val="darkGray"/>
         </w:rPr>
       </w:pPr>
       <w:r>
@@ -25305,101 +25160,6 @@
           <w:sz w:val="24"/>
           <w:szCs w:val="24"/>
         </w:rPr>
-        <w:t xml:space="preserve"> </w:t>
-      </w:r>
-      <w:r>
-        <w:rPr>
-          <w:rFonts w:ascii="Times New Roman" w:eastAsia="Times New Roman" w:hAnsi="Times New Roman" w:cs="Times New Roman"/>
-          <w:sz w:val="24"/>
-          <w:szCs w:val="24"/>
-        </w:rPr>
-        <w:t>Почу́й, до́чко, і погля́нь, і прихи́ли ву́хо твоє́.</w:t>
-      </w:r>
-      <w:r>
-        <w:rPr>
-          <w:rFonts w:ascii="Times New Roman" w:eastAsia="Times New Roman" w:hAnsi="Times New Roman" w:cs="Times New Roman"/>
-          <w:sz w:val="24"/>
-          <w:szCs w:val="24"/>
-        </w:rPr>
-        <w:t xml:space="preserve"> </w:t>
-      </w:r>
-      <w:r>
-        <w:rPr>
-          <w:rFonts w:ascii="Times New Roman" w:eastAsia="Times New Roman" w:hAnsi="Times New Roman" w:cs="Times New Roman"/>
-          <w:i/>
-          <w:color w:val="FF4400"/>
-          <w:sz w:val="24"/>
-          <w:szCs w:val="24"/>
-        </w:rPr>
-        <w:t>(Пс. 44,11)</w:t>
-      </w:r>
-    </w:p>
-    <w:p>
-      <w:pPr>
-        <w:spacing w:after="120" w:line="240" w:lineRule="auto"/>
-        <w:rPr>
-          <w:rFonts w:ascii="Times New Roman" w:eastAsia="Times New Roman" w:hAnsi="Times New Roman" w:cs="Times New Roman"/>
-          <w:i/>
-          <w:color w:val="FF4400"/>
-          <w:sz w:val="24"/>
-          <w:szCs w:val="24"/>
-        </w:rPr>
-      </w:pPr>
-      <w:r>
-        <w:rPr>
-          <w:rFonts w:ascii="Times New Roman" w:eastAsia="Times New Roman" w:hAnsi="Times New Roman" w:cs="Times New Roman"/>
-          <w:i/>
-          <w:color w:val="FF4400"/>
-          <w:sz w:val="24"/>
-          <w:szCs w:val="24"/>
-        </w:rPr>
-        <w:t>Алилуя (г. 8):</w:t>
-      </w:r>
-      <w:r>
-        <w:rPr>
-          <w:rFonts w:ascii="Times New Roman" w:eastAsia="Times New Roman" w:hAnsi="Times New Roman" w:cs="Times New Roman"/>
-          <w:sz w:val="24"/>
-          <w:szCs w:val="24"/>
-        </w:rPr>
-        <w:t xml:space="preserve"> Воскре́сни, Го́споди, в упокі́й Твій, Ти і киво́т святи́ні Твоє́ї.</w:t>
-      </w:r>
-      <w:r>
-        <w:rPr>
-          <w:rFonts w:ascii="Times New Roman" w:eastAsia="Times New Roman" w:hAnsi="Times New Roman" w:cs="Times New Roman"/>
-          <w:i/>
-          <w:color w:val="FF4400"/>
-          <w:sz w:val="24"/>
-          <w:szCs w:val="24"/>
-        </w:rPr>
-        <w:t xml:space="preserve"> (Пс. 131,8)</w:t>
-      </w:r>
-    </w:p>
-    <w:p>
-      <w:pPr>
-        <w:spacing w:after="120" w:line="240" w:lineRule="auto"/>
-        <w:rPr>
-          <w:rFonts w:ascii="Times New Roman" w:eastAsia="Times New Roman" w:hAnsi="Times New Roman" w:cs="Times New Roman"/>
-          <w:sz w:val="24"/>
-          <w:szCs w:val="24"/>
-          <w:highlight w:val="darkGray"/>
-        </w:rPr>
-      </w:pPr>
-      <w:r>
-        <w:rPr>
-          <w:rFonts w:ascii="Times New Roman" w:eastAsia="Times New Roman" w:hAnsi="Times New Roman" w:cs="Times New Roman"/>
-          <w:i/>
-          <w:color w:val="FF4400"/>
-          <w:sz w:val="24"/>
-          <w:szCs w:val="24"/>
-        </w:rPr>
-        <w:t>Стих:</w:t>
-      </w:r>
-      <w:r>
-        <w:rPr>
-          <w:rFonts w:ascii="Times New Roman" w:eastAsia="Times New Roman" w:hAnsi="Times New Roman" w:cs="Times New Roman"/>
-          <w:sz w:val="24"/>
-          <w:szCs w:val="24"/>
-        </w:rPr>
         <w:t xml:space="preserve"> Кля́вся Госпо́дь Дави́дові і́стиною і не відрече́ться її́. </w:t>
       </w:r>
       <w:r>
@@ -25411,15 +25171,6 @@
           <w:szCs w:val="24"/>
         </w:rPr>
         <w:t>(Пс. 131,11).</w:t>
-      </w:r>
-      <w:r>
-        <w:rPr>
-          <w:rFonts w:ascii="Times New Roman" w:eastAsia="Times New Roman" w:hAnsi="Times New Roman" w:cs="Times New Roman"/>
-          <w:sz w:val="24"/>
-          <w:szCs w:val="24"/>
-          <w:highlight w:val="darkGray"/>
-        </w:rPr>
-        <w:t xml:space="preserve"> </w:t>
       </w:r>
     </w:p>
     <w:p>
@@ -25489,18 +25240,12 @@
         <w:rPr>
           <w:rFonts w:ascii="Times New Roman" w:hAnsi="Times New Roman" w:cs="Times New Roman"/>
         </w:rPr>
-        <w:t>9</w:t>
+        <w:t>96</w:t>
       </w:r>
       <w:r>
         <w:rPr>
           <w:rFonts w:ascii="Times New Roman" w:hAnsi="Times New Roman" w:cs="Times New Roman"/>
         </w:rPr>
-        <w:t>6</w:t>
-      </w:r>
-      <w:r>
-        <w:rPr>
-          <w:rFonts w:ascii="Times New Roman" w:hAnsi="Times New Roman" w:cs="Times New Roman"/>
-        </w:rPr>
         <w:br/>
       </w:r>
       <w:r>
@@ -25549,7 +25294,7 @@
           <w:sz w:val="24"/>
           <w:szCs w:val="24"/>
         </w:rPr>
-        <w:t xml:space="preserve">Тропар воскресний. </w:t>
+        <w:t>Тропар воскресний.</w:t>
       </w:r>
     </w:p>
     <w:p>
@@ -25986,66 +25731,209 @@
         </w:rPr>
         <w:t xml:space="preserve"> Ді́ва днесь преісто́тного ро́дить* і земля́ верте́п непристу́пному прино́сить.* А́нгели з па́стирями славосло́влять,* а волхви́ зо звіздо́ю подорожу́ють,* бо ра́ди нас роди́лося дитя́ мале́ – предві́чний Бог.</w:t>
       </w:r>
-      <w:r>
-        <w:rPr>
-          <w:rFonts w:ascii="Times New Roman" w:eastAsia="Times New Roman" w:hAnsi="Times New Roman" w:cs="Times New Roman"/>
-          <w:sz w:val="24"/>
-          <w:szCs w:val="24"/>
-          <w:highlight w:val="darkGray"/>
+    </w:p>
+    <w:p>
+      <w:pPr>
+        <w:spacing w:after="120" w:line="240" w:lineRule="auto"/>
+        <w:rPr>
+          <w:rFonts w:ascii="Times New Roman" w:eastAsia="Times New Roman" w:hAnsi="Times New Roman" w:cs="Times New Roman"/>
+          <w:i/>
+          <w:color w:val="FF4400"/>
+          <w:sz w:val="24"/>
+          <w:szCs w:val="24"/>
+        </w:rPr>
+      </w:pPr>
+      <w:r>
+        <w:rPr>
+          <w:rFonts w:ascii="Times New Roman" w:eastAsia="Times New Roman" w:hAnsi="Times New Roman" w:cs="Times New Roman"/>
+          <w:i/>
+          <w:color w:val="FF4400"/>
+          <w:sz w:val="24"/>
+          <w:szCs w:val="24"/>
+        </w:rPr>
+        <w:t>Прокімен гласа.</w:t>
+      </w:r>
+    </w:p>
+    <w:p>
+      <w:pPr>
+        <w:spacing w:after="120" w:line="240" w:lineRule="auto"/>
+        <w:rPr>
+          <w:rFonts w:ascii="Times New Roman" w:eastAsia="Times New Roman" w:hAnsi="Times New Roman" w:cs="Times New Roman"/>
+          <w:sz w:val="24"/>
+          <w:szCs w:val="24"/>
+        </w:rPr>
+      </w:pPr>
+      <w:r>
+        <w:rPr>
+          <w:rFonts w:ascii="Times New Roman" w:eastAsia="Times New Roman" w:hAnsi="Times New Roman" w:cs="Times New Roman"/>
+          <w:i/>
+          <w:color w:val="FF4400"/>
+          <w:sz w:val="24"/>
+          <w:szCs w:val="24"/>
+        </w:rPr>
+        <w:t>Прокімен</w:t>
+      </w:r>
+      <w:r>
+        <w:rPr>
+          <w:rFonts w:ascii="Times New Roman" w:eastAsia="Times New Roman" w:hAnsi="Times New Roman" w:cs="Times New Roman"/>
+          <w:i/>
+          <w:color w:val="FF4400"/>
+          <w:sz w:val="24"/>
+          <w:szCs w:val="24"/>
+        </w:rPr>
+        <w:t xml:space="preserve"> святим </w:t>
+      </w:r>
+      <w:r>
+        <w:rPr>
+          <w:rFonts w:ascii="Times New Roman" w:eastAsia="Times New Roman" w:hAnsi="Times New Roman" w:cs="Times New Roman"/>
+          <w:i/>
+          <w:color w:val="FF4400"/>
+          <w:sz w:val="24"/>
+          <w:szCs w:val="24"/>
+        </w:rPr>
+        <w:t>(</w:t>
+      </w:r>
+      <w:r>
+        <w:rPr>
+          <w:rFonts w:ascii="Times New Roman" w:eastAsia="Times New Roman" w:hAnsi="Times New Roman" w:cs="Times New Roman"/>
+          <w:i/>
+          <w:color w:val="FF4400"/>
+          <w:sz w:val="24"/>
+          <w:szCs w:val="24"/>
+        </w:rPr>
+        <w:t>г</w:t>
+      </w:r>
+      <w:r>
+        <w:rPr>
+          <w:rFonts w:ascii="Times New Roman" w:eastAsia="Times New Roman" w:hAnsi="Times New Roman" w:cs="Times New Roman"/>
+          <w:i/>
+          <w:color w:val="FF4400"/>
+          <w:sz w:val="24"/>
+          <w:szCs w:val="24"/>
+        </w:rPr>
+        <w:t>.</w:t>
+      </w:r>
+      <w:r>
+        <w:rPr>
+          <w:rFonts w:ascii="Times New Roman" w:eastAsia="Times New Roman" w:hAnsi="Times New Roman" w:cs="Times New Roman"/>
+          <w:i/>
+          <w:color w:val="FF4400"/>
+          <w:sz w:val="24"/>
+          <w:szCs w:val="24"/>
+        </w:rPr>
+        <w:t xml:space="preserve"> 4</w:t>
+      </w:r>
+      <w:r>
+        <w:rPr>
+          <w:rFonts w:ascii="Times New Roman" w:eastAsia="Times New Roman" w:hAnsi="Times New Roman" w:cs="Times New Roman"/>
+          <w:i/>
+          <w:color w:val="FF4400"/>
+          <w:sz w:val="24"/>
+          <w:szCs w:val="24"/>
+        </w:rPr>
+        <w:t>)</w:t>
+      </w:r>
+      <w:r>
+        <w:rPr>
+          <w:rFonts w:ascii="Times New Roman" w:eastAsia="Times New Roman" w:hAnsi="Times New Roman" w:cs="Times New Roman"/>
+          <w:i/>
+          <w:color w:val="FF4400"/>
+          <w:sz w:val="24"/>
+          <w:szCs w:val="24"/>
+        </w:rPr>
+        <w:t>:</w:t>
+      </w:r>
+      <w:r>
+        <w:rPr>
+          <w:rFonts w:ascii="Times New Roman" w:eastAsia="Times New Roman" w:hAnsi="Times New Roman" w:cs="Times New Roman"/>
+          <w:sz w:val="24"/>
+          <w:szCs w:val="24"/>
         </w:rPr>
         <w:t xml:space="preserve"> </w:t>
       </w:r>
-    </w:p>
-    <w:p>
-      <w:pPr>
-        <w:spacing w:after="120" w:line="240" w:lineRule="auto"/>
-        <w:rPr>
-          <w:rFonts w:ascii="Times New Roman" w:eastAsia="Times New Roman" w:hAnsi="Times New Roman" w:cs="Times New Roman"/>
-          <w:i/>
-          <w:color w:val="FF4400"/>
-          <w:sz w:val="24"/>
-          <w:szCs w:val="24"/>
-        </w:rPr>
-      </w:pPr>
-      <w:r>
-        <w:rPr>
-          <w:rFonts w:ascii="Times New Roman" w:eastAsia="Times New Roman" w:hAnsi="Times New Roman" w:cs="Times New Roman"/>
-          <w:i/>
-          <w:color w:val="FF4400"/>
-          <w:sz w:val="24"/>
-          <w:szCs w:val="24"/>
-        </w:rPr>
-        <w:t xml:space="preserve">Прокімен гласа. </w:t>
-      </w:r>
-    </w:p>
-    <w:p>
-      <w:pPr>
-        <w:spacing w:after="120" w:line="240" w:lineRule="auto"/>
-        <w:rPr>
-          <w:rFonts w:ascii="Times New Roman" w:eastAsia="Times New Roman" w:hAnsi="Times New Roman" w:cs="Times New Roman"/>
-          <w:sz w:val="24"/>
-          <w:szCs w:val="24"/>
-        </w:rPr>
-      </w:pPr>
-      <w:r>
-        <w:rPr>
-          <w:rFonts w:ascii="Times New Roman" w:eastAsia="Times New Roman" w:hAnsi="Times New Roman" w:cs="Times New Roman"/>
-          <w:i/>
-          <w:color w:val="FF4400"/>
-          <w:sz w:val="24"/>
-          <w:szCs w:val="24"/>
-        </w:rPr>
-        <w:t>Прокімен</w:t>
-      </w:r>
-      <w:r>
-        <w:rPr>
-          <w:rFonts w:ascii="Times New Roman" w:eastAsia="Times New Roman" w:hAnsi="Times New Roman" w:cs="Times New Roman"/>
-          <w:i/>
-          <w:color w:val="FF4400"/>
-          <w:sz w:val="24"/>
-          <w:szCs w:val="24"/>
-        </w:rPr>
-        <w:t xml:space="preserve"> святим </w:t>
+      <w:r>
+        <w:rPr>
+          <w:rFonts w:ascii="Times New Roman" w:eastAsia="Times New Roman" w:hAnsi="Times New Roman" w:cs="Times New Roman"/>
+          <w:sz w:val="24"/>
+          <w:szCs w:val="24"/>
+        </w:rPr>
+        <w:t xml:space="preserve">Ди́вний Бог у святи́х Свої́х,* Бог Ізра́їлів. </w:t>
+      </w:r>
+      <w:r>
+        <w:rPr>
+          <w:rFonts w:ascii="Times New Roman" w:eastAsia="Times New Roman" w:hAnsi="Times New Roman" w:cs="Times New Roman"/>
+          <w:i/>
+          <w:color w:val="FF4400"/>
+          <w:sz w:val="24"/>
+          <w:szCs w:val="24"/>
+        </w:rPr>
+        <w:t>(Пс. 67,36)</w:t>
+      </w:r>
+    </w:p>
+    <w:p>
+      <w:pPr>
+        <w:spacing w:after="120" w:line="240" w:lineRule="auto"/>
+        <w:rPr>
+          <w:rFonts w:ascii="Times New Roman" w:eastAsia="Times New Roman" w:hAnsi="Times New Roman" w:cs="Times New Roman"/>
+          <w:sz w:val="24"/>
+          <w:szCs w:val="24"/>
+        </w:rPr>
+      </w:pPr>
+      <w:r>
+        <w:rPr>
+          <w:rFonts w:ascii="Times New Roman" w:eastAsia="Times New Roman" w:hAnsi="Times New Roman" w:cs="Times New Roman"/>
+          <w:i/>
+          <w:color w:val="FF4400"/>
+          <w:sz w:val="24"/>
+          <w:szCs w:val="24"/>
+        </w:rPr>
+        <w:t>Стих:</w:t>
+      </w:r>
+      <w:r>
+        <w:rPr>
+          <w:rFonts w:ascii="Times New Roman" w:eastAsia="Times New Roman" w:hAnsi="Times New Roman" w:cs="Times New Roman"/>
+          <w:sz w:val="24"/>
+          <w:szCs w:val="24"/>
+        </w:rPr>
+        <w:t xml:space="preserve"> </w:t>
+      </w:r>
+      <w:r>
+        <w:rPr>
+          <w:rFonts w:ascii="Times New Roman" w:eastAsia="Times New Roman" w:hAnsi="Times New Roman" w:cs="Times New Roman"/>
+          <w:sz w:val="24"/>
+          <w:szCs w:val="24"/>
+        </w:rPr>
+        <w:t xml:space="preserve">В церква́х благослові́ть Бо́га, Го́спода, ви – з джере́л ізра́їлевих. </w:t>
+      </w:r>
+      <w:r>
+        <w:rPr>
+          <w:rFonts w:ascii="Times New Roman" w:eastAsia="Times New Roman" w:hAnsi="Times New Roman" w:cs="Times New Roman"/>
+          <w:i/>
+          <w:color w:val="FF4400"/>
+          <w:sz w:val="24"/>
+          <w:szCs w:val="24"/>
+        </w:rPr>
+        <w:t>(Пс. 67,27)</w:t>
+      </w:r>
+    </w:p>
+    <w:p>
+      <w:pPr>
+        <w:spacing w:after="120" w:line="240" w:lineRule="auto"/>
+        <w:rPr>
+          <w:rFonts w:ascii="Times New Roman" w:eastAsia="Times New Roman" w:hAnsi="Times New Roman" w:cs="Times New Roman"/>
+          <w:sz w:val="24"/>
+          <w:szCs w:val="24"/>
+        </w:rPr>
+      </w:pPr>
+      <w:r>
+        <w:rPr>
+          <w:rFonts w:ascii="Times New Roman" w:eastAsia="Times New Roman" w:hAnsi="Times New Roman" w:cs="Times New Roman"/>
+          <w:i/>
+          <w:color w:val="FF4400"/>
+          <w:sz w:val="24"/>
+          <w:szCs w:val="24"/>
+        </w:rPr>
+        <w:t xml:space="preserve">Алилуя </w:t>
       </w:r>
       <w:r>
         <w:rPr>
@@ -26121,17 +26009,17 @@
           <w:sz w:val="24"/>
           <w:szCs w:val="24"/>
         </w:rPr>
-        <w:t xml:space="preserve">Ди́вний Бог у святи́х Свої́х,* Бог Ізра́їлів. </w:t>
-      </w:r>
-      <w:r>
-        <w:rPr>
-          <w:rFonts w:ascii="Times New Roman" w:eastAsia="Times New Roman" w:hAnsi="Times New Roman" w:cs="Times New Roman"/>
-          <w:i/>
-          <w:color w:val="FF4400"/>
-          <w:sz w:val="24"/>
-          <w:szCs w:val="24"/>
-        </w:rPr>
-        <w:t>(Пс. 67,36)</w:t>
+        <w:t xml:space="preserve">Пом’яни́, Го́споди, Дави́да і всю кро́тость його́. </w:t>
+      </w:r>
+      <w:r>
+        <w:rPr>
+          <w:rFonts w:ascii="Times New Roman" w:eastAsia="Times New Roman" w:hAnsi="Times New Roman" w:cs="Times New Roman"/>
+          <w:i/>
+          <w:color w:val="FF4400"/>
+          <w:sz w:val="24"/>
+          <w:szCs w:val="24"/>
+        </w:rPr>
+        <w:t>(Пс. 131,1).</w:t>
       </w:r>
     </w:p>
     <w:p>
@@ -26167,7 +26055,37 @@
           <w:sz w:val="24"/>
           <w:szCs w:val="24"/>
         </w:rPr>
-        <w:t>В церква́х благослові́ть Бо́га, Го́спода, ви – з джере́л ізра́їлевих.</w:t>
+        <w:t xml:space="preserve">Бо кля́вся він Го́сподеві, обіця́вся Бо́гові Я́кова. </w:t>
+      </w:r>
+      <w:r>
+        <w:rPr>
+          <w:rFonts w:ascii="Times New Roman" w:eastAsia="Times New Roman" w:hAnsi="Times New Roman" w:cs="Times New Roman"/>
+          <w:i/>
+          <w:color w:val="FF4400"/>
+          <w:sz w:val="24"/>
+          <w:szCs w:val="24"/>
+        </w:rPr>
+        <w:t>(Пс. 131,2).</w:t>
+      </w:r>
+    </w:p>
+    <w:p>
+      <w:pPr>
+        <w:spacing w:after="120" w:line="240" w:lineRule="auto"/>
+        <w:rPr>
+          <w:rFonts w:ascii="Times New Roman" w:eastAsia="Times New Roman" w:hAnsi="Times New Roman" w:cs="Times New Roman"/>
+          <w:sz w:val="24"/>
+          <w:szCs w:val="24"/>
+        </w:rPr>
+      </w:pPr>
+      <w:r>
+        <w:rPr>
+          <w:rFonts w:ascii="Times New Roman" w:eastAsia="Times New Roman" w:hAnsi="Times New Roman" w:cs="Times New Roman"/>
+          <w:i/>
+          <w:color w:val="FF4400"/>
+          <w:sz w:val="24"/>
+          <w:szCs w:val="24"/>
+        </w:rPr>
+        <w:t>Причасний:</w:t>
       </w:r>
       <w:r>
         <w:rPr>
@@ -26180,92 +26098,42 @@
       <w:r>
         <w:rPr>
           <w:rFonts w:ascii="Times New Roman" w:eastAsia="Times New Roman" w:hAnsi="Times New Roman" w:cs="Times New Roman"/>
-          <w:i/>
-          <w:color w:val="FF4400"/>
-          <w:sz w:val="24"/>
-          <w:szCs w:val="24"/>
-        </w:rPr>
-        <w:t>(Пс. 67,27)</w:t>
-      </w:r>
-    </w:p>
-    <w:p>
-      <w:pPr>
-        <w:spacing w:after="120" w:line="240" w:lineRule="auto"/>
-        <w:rPr>
-          <w:rFonts w:ascii="Times New Roman" w:eastAsia="Times New Roman" w:hAnsi="Times New Roman" w:cs="Times New Roman"/>
-          <w:sz w:val="24"/>
-          <w:szCs w:val="24"/>
-        </w:rPr>
-      </w:pPr>
-      <w:r>
-        <w:rPr>
-          <w:rFonts w:ascii="Times New Roman" w:eastAsia="Times New Roman" w:hAnsi="Times New Roman" w:cs="Times New Roman"/>
-          <w:i/>
-          <w:color w:val="FF4400"/>
-          <w:sz w:val="24"/>
-          <w:szCs w:val="24"/>
-        </w:rPr>
-        <w:t xml:space="preserve">Алилуя </w:t>
-      </w:r>
-      <w:r>
-        <w:rPr>
-          <w:rFonts w:ascii="Times New Roman" w:eastAsia="Times New Roman" w:hAnsi="Times New Roman" w:cs="Times New Roman"/>
-          <w:i/>
-          <w:color w:val="FF4400"/>
-          <w:sz w:val="24"/>
-          <w:szCs w:val="24"/>
-        </w:rPr>
-        <w:t>(</w:t>
-      </w:r>
-      <w:r>
-        <w:rPr>
-          <w:rFonts w:ascii="Times New Roman" w:eastAsia="Times New Roman" w:hAnsi="Times New Roman" w:cs="Times New Roman"/>
-          <w:i/>
-          <w:color w:val="FF4400"/>
-          <w:sz w:val="24"/>
-          <w:szCs w:val="24"/>
-        </w:rPr>
-        <w:t>г</w:t>
-      </w:r>
-      <w:r>
-        <w:rPr>
-          <w:rFonts w:ascii="Times New Roman" w:eastAsia="Times New Roman" w:hAnsi="Times New Roman" w:cs="Times New Roman"/>
-          <w:i/>
-          <w:color w:val="FF4400"/>
-          <w:sz w:val="24"/>
-          <w:szCs w:val="24"/>
-        </w:rPr>
-        <w:t>.</w:t>
-      </w:r>
-      <w:r>
-        <w:rPr>
-          <w:rFonts w:ascii="Times New Roman" w:eastAsia="Times New Roman" w:hAnsi="Times New Roman" w:cs="Times New Roman"/>
-          <w:i/>
-          <w:color w:val="FF4400"/>
-          <w:sz w:val="24"/>
-          <w:szCs w:val="24"/>
-        </w:rPr>
-        <w:t xml:space="preserve"> 4</w:t>
-      </w:r>
-      <w:r>
-        <w:rPr>
-          <w:rFonts w:ascii="Times New Roman" w:eastAsia="Times New Roman" w:hAnsi="Times New Roman" w:cs="Times New Roman"/>
-          <w:i/>
-          <w:color w:val="FF4400"/>
-          <w:sz w:val="24"/>
-          <w:szCs w:val="24"/>
-        </w:rPr>
-        <w:t>)</w:t>
-      </w:r>
-      <w:r>
-        <w:rPr>
-          <w:rFonts w:ascii="Times New Roman" w:eastAsia="Times New Roman" w:hAnsi="Times New Roman" w:cs="Times New Roman"/>
-          <w:i/>
-          <w:color w:val="FF4400"/>
-          <w:sz w:val="24"/>
-          <w:szCs w:val="24"/>
-        </w:rPr>
-        <w:t>:</w:t>
+          <w:sz w:val="24"/>
+          <w:szCs w:val="24"/>
+        </w:rPr>
+        <w:t xml:space="preserve">Хвалі́те Го́спода з небе́с,* хвалі́те Його́ во ви́шніх. </w:t>
+      </w:r>
+      <w:r>
+        <w:rPr>
+          <w:rFonts w:ascii="Times New Roman" w:eastAsia="Times New Roman" w:hAnsi="Times New Roman" w:cs="Times New Roman"/>
+          <w:i/>
+          <w:color w:val="FF4400"/>
+          <w:sz w:val="24"/>
+          <w:szCs w:val="24"/>
+        </w:rPr>
+        <w:t>(Пс. 148,1).</w:t>
+      </w:r>
+    </w:p>
+    <w:p>
+      <w:pPr>
+        <w:spacing w:after="120" w:line="240" w:lineRule="auto"/>
+        <w:rPr>
+          <w:rFonts w:ascii="Times New Roman" w:eastAsia="Times New Roman" w:hAnsi="Times New Roman" w:cs="Times New Roman"/>
+          <w:i/>
+          <w:color w:val="FF4400"/>
+          <w:sz w:val="24"/>
+          <w:szCs w:val="24"/>
+        </w:rPr>
+      </w:pPr>
+      <w:r>
+        <w:rPr>
+          <w:rFonts w:ascii="Times New Roman" w:eastAsia="Times New Roman" w:hAnsi="Times New Roman" w:cs="Times New Roman"/>
+          <w:i/>
+          <w:color w:val="FF4400"/>
+          <w:sz w:val="24"/>
+          <w:szCs w:val="24"/>
+        </w:rPr>
+        <w:t>Другий:</w:t>
       </w:r>
       <w:r>
         <w:rPr>
@@ -26281,171 +26149,7 @@
           <w:sz w:val="24"/>
           <w:szCs w:val="24"/>
         </w:rPr>
-        <w:t xml:space="preserve">Пом’яни́, Го́споди, Дави́да і всю кро́тость його́. </w:t>
-      </w:r>
-      <w:r>
-        <w:rPr>
-          <w:rFonts w:ascii="Times New Roman" w:eastAsia="Times New Roman" w:hAnsi="Times New Roman" w:cs="Times New Roman"/>
-          <w:i/>
-          <w:color w:val="FF4400"/>
-          <w:sz w:val="24"/>
-          <w:szCs w:val="24"/>
-        </w:rPr>
-        <w:t>(Пс. 131,1).</w:t>
-      </w:r>
-    </w:p>
-    <w:p>
-      <w:pPr>
-        <w:spacing w:after="120" w:line="240" w:lineRule="auto"/>
-        <w:rPr>
-          <w:rFonts w:ascii="Times New Roman" w:eastAsia="Times New Roman" w:hAnsi="Times New Roman" w:cs="Times New Roman"/>
-          <w:sz w:val="24"/>
-          <w:szCs w:val="24"/>
-        </w:rPr>
-      </w:pPr>
-      <w:r>
-        <w:rPr>
-          <w:rFonts w:ascii="Times New Roman" w:eastAsia="Times New Roman" w:hAnsi="Times New Roman" w:cs="Times New Roman"/>
-          <w:i/>
-          <w:color w:val="FF4400"/>
-          <w:sz w:val="24"/>
-          <w:szCs w:val="24"/>
-        </w:rPr>
-        <w:t>Стих:</w:t>
-      </w:r>
-      <w:r>
-        <w:rPr>
-          <w:rFonts w:ascii="Times New Roman" w:eastAsia="Times New Roman" w:hAnsi="Times New Roman" w:cs="Times New Roman"/>
-          <w:sz w:val="24"/>
-          <w:szCs w:val="24"/>
-        </w:rPr>
-        <w:t xml:space="preserve"> </w:t>
-      </w:r>
-      <w:r>
-        <w:rPr>
-          <w:rFonts w:ascii="Times New Roman" w:eastAsia="Times New Roman" w:hAnsi="Times New Roman" w:cs="Times New Roman"/>
-          <w:sz w:val="24"/>
-          <w:szCs w:val="24"/>
-        </w:rPr>
-        <w:t>Бо кля́вся він Го́сподеві, обіця́вся Бо́гові Я́кова.</w:t>
-      </w:r>
-      <w:r>
-        <w:rPr>
-          <w:rFonts w:ascii="Times New Roman" w:eastAsia="Times New Roman" w:hAnsi="Times New Roman" w:cs="Times New Roman"/>
-          <w:sz w:val="24"/>
-          <w:szCs w:val="24"/>
-        </w:rPr>
-        <w:t xml:space="preserve"> </w:t>
-      </w:r>
-      <w:r>
-        <w:rPr>
-          <w:rFonts w:ascii="Times New Roman" w:eastAsia="Times New Roman" w:hAnsi="Times New Roman" w:cs="Times New Roman"/>
-          <w:i/>
-          <w:color w:val="FF4400"/>
-          <w:sz w:val="24"/>
-          <w:szCs w:val="24"/>
-        </w:rPr>
-        <w:t>(Пс. 131,2).</w:t>
-      </w:r>
-    </w:p>
-    <w:p>
-      <w:pPr>
-        <w:spacing w:after="120" w:line="240" w:lineRule="auto"/>
-        <w:rPr>
-          <w:rFonts w:ascii="Times New Roman" w:eastAsia="Times New Roman" w:hAnsi="Times New Roman" w:cs="Times New Roman"/>
-          <w:sz w:val="24"/>
-          <w:szCs w:val="24"/>
-        </w:rPr>
-      </w:pPr>
-      <w:r>
-        <w:rPr>
-          <w:rFonts w:ascii="Times New Roman" w:eastAsia="Times New Roman" w:hAnsi="Times New Roman" w:cs="Times New Roman"/>
-          <w:i/>
-          <w:color w:val="FF4400"/>
-          <w:sz w:val="24"/>
-          <w:szCs w:val="24"/>
-        </w:rPr>
-        <w:t>Причасний:</w:t>
-      </w:r>
-      <w:r>
-        <w:rPr>
-          <w:rFonts w:ascii="Times New Roman" w:eastAsia="Times New Roman" w:hAnsi="Times New Roman" w:cs="Times New Roman"/>
-          <w:sz w:val="24"/>
-          <w:szCs w:val="24"/>
-        </w:rPr>
-        <w:t xml:space="preserve"> </w:t>
-      </w:r>
-      <w:r>
-        <w:rPr>
-          <w:rFonts w:ascii="Times New Roman" w:eastAsia="Times New Roman" w:hAnsi="Times New Roman" w:cs="Times New Roman"/>
-          <w:sz w:val="24"/>
-          <w:szCs w:val="24"/>
-        </w:rPr>
-        <w:t>Хвалі́те Го́спода з небе́с,* хвалі́те Його́ во ви́шніх.</w:t>
-      </w:r>
-      <w:r>
-        <w:rPr>
-          <w:rFonts w:ascii="Times New Roman" w:eastAsia="Times New Roman" w:hAnsi="Times New Roman" w:cs="Times New Roman"/>
-          <w:sz w:val="24"/>
-          <w:szCs w:val="24"/>
-        </w:rPr>
-        <w:t xml:space="preserve"> </w:t>
-      </w:r>
-      <w:r>
-        <w:rPr>
-          <w:rFonts w:ascii="Times New Roman" w:eastAsia="Times New Roman" w:hAnsi="Times New Roman" w:cs="Times New Roman"/>
-          <w:i/>
-          <w:color w:val="FF4400"/>
-          <w:sz w:val="24"/>
-          <w:szCs w:val="24"/>
-        </w:rPr>
-        <w:t>(Пс. 148,1).</w:t>
-      </w:r>
-    </w:p>
-    <w:p>
-      <w:pPr>
-        <w:spacing w:after="120" w:line="240" w:lineRule="auto"/>
-        <w:rPr>
-          <w:rFonts w:ascii="Times New Roman" w:eastAsia="Times New Roman" w:hAnsi="Times New Roman" w:cs="Times New Roman"/>
-          <w:i/>
-          <w:color w:val="FF4400"/>
-          <w:sz w:val="24"/>
-          <w:szCs w:val="24"/>
-        </w:rPr>
-      </w:pPr>
-      <w:r>
-        <w:rPr>
-          <w:rFonts w:ascii="Times New Roman" w:eastAsia="Times New Roman" w:hAnsi="Times New Roman" w:cs="Times New Roman"/>
-          <w:i/>
-          <w:color w:val="FF4400"/>
-          <w:sz w:val="24"/>
-          <w:szCs w:val="24"/>
-        </w:rPr>
-        <w:t>Другий:</w:t>
-      </w:r>
-      <w:r>
-        <w:rPr>
-          <w:rFonts w:ascii="Times New Roman" w:eastAsia="Times New Roman" w:hAnsi="Times New Roman" w:cs="Times New Roman"/>
-          <w:sz w:val="24"/>
-          <w:szCs w:val="24"/>
-        </w:rPr>
-        <w:t xml:space="preserve"> </w:t>
-      </w:r>
-      <w:r>
-        <w:rPr>
-          <w:rFonts w:ascii="Times New Roman" w:eastAsia="Times New Roman" w:hAnsi="Times New Roman" w:cs="Times New Roman"/>
-          <w:sz w:val="24"/>
-          <w:szCs w:val="24"/>
-        </w:rPr>
-        <w:t>Ра́дуйтеся, пра́ведні, у Го́споді, * пра́вим нале́жить похвала́.</w:t>
-      </w:r>
-      <w:r>
-        <w:rPr>
-          <w:rFonts w:ascii="Times New Roman" w:eastAsia="Times New Roman" w:hAnsi="Times New Roman" w:cs="Times New Roman"/>
-          <w:sz w:val="24"/>
-          <w:szCs w:val="24"/>
-        </w:rPr>
-        <w:t xml:space="preserve"> </w:t>
+        <w:t xml:space="preserve">Ра́дуйтеся, пра́ведні, у Го́споді, * пра́вим нале́жить похвала́. </w:t>
       </w:r>
       <w:r>
         <w:rPr>
